--- a/docs/assets/01_Mock_Project_Charter_Energy_Data_Platform.docx
+++ b/docs/assets/01_Mock_Project_Charter_Energy_Data_Platform.docx
@@ -2,7 +2,7 @@
 <file path=word/document.xml><?xml version="1.0" encoding="utf-8"?>
 <w:document xmlns:wpc="http://schemas.microsoft.com/office/word/2010/wordprocessingCanvas" xmlns:mo="http://schemas.microsoft.com/office/mac/office/2008/main" xmlns:mc="http://schemas.openxmlformats.org/markup-compatibility/2006" xmlns:mv="urn:schemas-microsoft-com:mac:vml" xmlns:o="urn:schemas-microsoft-com:office:office" xmlns:r="http://schemas.openxmlformats.org/officeDocument/2006/relationships" xmlns:m="http://schemas.openxmlformats.org/officeDocument/2006/math" xmlns:v="urn:schemas-microsoft-com:vml" xmlns:wp14="http://schemas.microsoft.com/office/word/2010/wordprocessingDrawing" xmlns:wp="http://schemas.openxmlformats.org/drawingml/2006/wordprocessingDrawing" xmlns:w10="urn:schemas-microsoft-com:office:word" xmlns:w="http://schemas.openxmlformats.org/wordprocessingml/2006/main" xmlns:w14="http://schemas.microsoft.com/office/word/2010/wordml" xmlns:wpg="http://schemas.microsoft.com/office/word/2010/wordprocessingGroup" xmlns:wpi="http://schemas.microsoft.com/office/word/2010/wordprocessingInk" xmlns:wne="http://schemas.microsoft.com/office/word/2006/wordml" xmlns:wps="http://schemas.microsoft.com/office/word/2010/wordprocessingShape" mc:Ignorable="w14 wp14">
   <w:body>
-    <w:p>
+    <w:p xmlns:wp14="http://schemas.microsoft.com/office/word/2010/wordml" wp14:textId="77777777">
       <w:pPr>
         <w:jc w:val="center"/>
       </w:pPr>
@@ -15,7 +15,7 @@
         <w:t>Energy Data Platform Project Charter</w:t>
       </w:r>
     </w:p>
-    <w:p>
+    <w:p xmlns:wp14="http://schemas.microsoft.com/office/word/2010/wordml" wp14:textId="77777777">
       <w:pPr>
         <w:jc w:val="center"/>
       </w:pPr>
@@ -27,25 +27,27 @@
         <w:t>Source file for Word summarization, project charter drafting, risks, actions and PowerPoint generation exercises.</w:t>
       </w:r>
     </w:p>
-    <w:p/>
+    <w:p xmlns:wp14="http://schemas.microsoft.com/office/word/2010/wordml" wp14:textId="77777777"/>
     <w:tbl>
       <w:tblPr>
-        <w:tblW w:type="auto" w:w="0"/>
+        <w:tblW w:w="0" w:type="auto"/>
         <w:jc w:val="center"/>
-        <w:tblLook w:firstColumn="1" w:firstRow="1" w:lastColumn="0" w:lastRow="0" w:noHBand="0" w:noVBand="1" w:val="04A0"/>
+        <w:tblLook w:val="04A0" w:firstRow="1" w:lastRow="0" w:firstColumn="1" w:lastColumn="0" w:noHBand="0" w:noVBand="1"/>
       </w:tblPr>
       <w:tblGrid>
         <w:gridCol w:w="5184"/>
         <w:gridCol w:w="5184"/>
       </w:tblGrid>
-      <w:tr>
+      <w:tr xmlns:wp14="http://schemas.microsoft.com/office/word/2010/wordml" wp14:textId="77777777">
         <w:tc>
           <w:tcPr>
-            <w:tcW w:type="dxa" w:w="5184"/>
+            <w:tcW w:w="5184" w:type="dxa"/>
+            <w:shd w:val="clear" w:color="auto" w:fill="0B3D2E"/>
+            <w:tcMar/>
             <w:vAlign w:val="center"/>
             <w:shd w:fill="0B3D2E"/>
           </w:tcPr>
-          <w:p>
+          <w:p wp14:textId="77777777">
             <w:r/>
             <w:r>
               <w:rPr>
@@ -59,10 +61,11 @@
         </w:tc>
         <w:tc>
           <w:tcPr>
-            <w:tcW w:type="dxa" w:w="5184"/>
+            <w:tcW w:w="5184" w:type="dxa"/>
+            <w:tcMar/>
             <w:vAlign w:val="center"/>
           </w:tcPr>
-          <w:p>
+          <w:p wp14:textId="77777777">
             <w:r/>
             <w:r>
               <w:rPr>
@@ -75,14 +78,16 @@
           </w:p>
         </w:tc>
       </w:tr>
-      <w:tr>
+      <w:tr xmlns:wp14="http://schemas.microsoft.com/office/word/2010/wordml" wp14:textId="77777777">
         <w:tc>
           <w:tcPr>
-            <w:tcW w:type="dxa" w:w="5184"/>
+            <w:tcW w:w="5184" w:type="dxa"/>
+            <w:shd w:val="clear" w:color="auto" w:fill="0B3D2E"/>
+            <w:tcMar/>
             <w:vAlign w:val="center"/>
             <w:shd w:fill="0B3D2E"/>
           </w:tcPr>
-          <w:p>
+          <w:p wp14:textId="77777777">
             <w:r/>
             <w:r>
               <w:rPr>
@@ -96,10 +101,11 @@
         </w:tc>
         <w:tc>
           <w:tcPr>
-            <w:tcW w:type="dxa" w:w="5184"/>
+            <w:tcW w:w="5184" w:type="dxa"/>
+            <w:tcMar/>
             <w:vAlign w:val="center"/>
           </w:tcPr>
-          <w:p>
+          <w:p wp14:textId="77777777">
             <w:r/>
             <w:r>
               <w:rPr>
@@ -112,14 +118,16 @@
           </w:p>
         </w:tc>
       </w:tr>
-      <w:tr>
+      <w:tr xmlns:wp14="http://schemas.microsoft.com/office/word/2010/wordml" wp14:textId="77777777">
         <w:tc>
           <w:tcPr>
-            <w:tcW w:type="dxa" w:w="5184"/>
+            <w:tcW w:w="5184" w:type="dxa"/>
+            <w:shd w:val="clear" w:color="auto" w:fill="0B3D2E"/>
+            <w:tcMar/>
             <w:vAlign w:val="center"/>
             <w:shd w:fill="0B3D2E"/>
           </w:tcPr>
-          <w:p>
+          <w:p wp14:textId="77777777">
             <w:r/>
             <w:r>
               <w:rPr>
@@ -133,10 +141,11 @@
         </w:tc>
         <w:tc>
           <w:tcPr>
-            <w:tcW w:type="dxa" w:w="5184"/>
+            <w:tcW w:w="5184" w:type="dxa"/>
+            <w:tcMar/>
             <w:vAlign w:val="center"/>
           </w:tcPr>
-          <w:p>
+          <w:p wp14:textId="77777777">
             <w:r/>
             <w:r>
               <w:rPr>
@@ -149,14 +158,16 @@
           </w:p>
         </w:tc>
       </w:tr>
-      <w:tr>
+      <w:tr xmlns:wp14="http://schemas.microsoft.com/office/word/2010/wordml" wp14:textId="77777777">
         <w:tc>
           <w:tcPr>
-            <w:tcW w:type="dxa" w:w="5184"/>
+            <w:tcW w:w="5184" w:type="dxa"/>
+            <w:shd w:val="clear" w:color="auto" w:fill="0B3D2E"/>
+            <w:tcMar/>
             <w:vAlign w:val="center"/>
             <w:shd w:fill="0B3D2E"/>
           </w:tcPr>
-          <w:p>
+          <w:p wp14:textId="77777777">
             <w:r/>
             <w:r>
               <w:rPr>
@@ -170,10 +181,11 @@
         </w:tc>
         <w:tc>
           <w:tcPr>
-            <w:tcW w:type="dxa" w:w="5184"/>
+            <w:tcW w:w="5184" w:type="dxa"/>
+            <w:tcMar/>
             <w:vAlign w:val="center"/>
           </w:tcPr>
-          <w:p>
+          <w:p wp14:textId="77777777">
             <w:r/>
             <w:r>
               <w:rPr>
@@ -188,11 +200,15 @@
       </w:tr>
     </w:tbl>
     <w:p>
+      <w:pPr>
+        <w:pStyle w:val="Normal"/>
+      </w:pPr>
       <w:r>
-        <w:t>Synthetic training data only. No real BP confidential information, logos, contracts, financials, employee records, or production data are included.</w:t>
+        <w:rPr/>
+        <w:t>Synthetic training data only. No real Contoso Energy confidential information, logos, contracts, financials, employee records, or production data are included.</w:t>
       </w:r>
     </w:p>
-    <w:p>
+    <w:p xmlns:wp14="http://schemas.microsoft.com/office/word/2010/wordml" wp14:textId="77777777">
       <w:pPr>
         <w:pStyle w:val="Heading1"/>
       </w:pPr>
@@ -200,12 +216,12 @@
         <w:t>Executive Context</w:t>
       </w:r>
     </w:p>
-    <w:p>
+    <w:p xmlns:wp14="http://schemas.microsoft.com/office/word/2010/wordml" wp14:textId="77777777">
       <w:r>
         <w:t>The business wants a common reporting layer for refinery operations, logistics, procurement and finance stakeholders. The current process relies on manual spreadsheet consolidation and inconsistent definitions across teams.</w:t>
       </w:r>
     </w:p>
-    <w:p>
+    <w:p xmlns:wp14="http://schemas.microsoft.com/office/word/2010/wordml" wp14:textId="77777777">
       <w:pPr>
         <w:pStyle w:val="ListBullet"/>
       </w:pPr>
@@ -213,7 +229,7 @@
         <w:t>Improve decision visibility for daily operations.</w:t>
       </w:r>
     </w:p>
-    <w:p>
+    <w:p xmlns:wp14="http://schemas.microsoft.com/office/word/2010/wordml" wp14:textId="77777777">
       <w:pPr>
         <w:pStyle w:val="ListBullet"/>
       </w:pPr>
@@ -221,7 +237,7 @@
         <w:t>Reduce manual reporting steps and rework.</w:t>
       </w:r>
     </w:p>
-    <w:p>
+    <w:p xmlns:wp14="http://schemas.microsoft.com/office/word/2010/wordml" wp14:textId="77777777">
       <w:pPr>
         <w:pStyle w:val="ListBullet"/>
       </w:pPr>
@@ -229,7 +245,7 @@
         <w:t>Create a controlled source for KPI definitions and ownership.</w:t>
       </w:r>
     </w:p>
-    <w:p>
+    <w:p xmlns:wp14="http://schemas.microsoft.com/office/word/2010/wordml" wp14:textId="77777777">
       <w:pPr>
         <w:pStyle w:val="ListBullet"/>
       </w:pPr>
@@ -237,7 +253,7 @@
         <w:t>Support responsible Copilot use with permission-aware source documents.</w:t>
       </w:r>
     </w:p>
-    <w:p>
+    <w:p xmlns:wp14="http://schemas.microsoft.com/office/word/2010/wordml" wp14:textId="77777777">
       <w:pPr>
         <w:pStyle w:val="Heading1"/>
       </w:pPr>
@@ -248,9 +264,9 @@
     <w:tbl>
       <w:tblPr>
         <w:tblStyle w:val="TableGrid"/>
-        <w:tblW w:type="auto" w:w="0"/>
+        <w:tblW w:w="0" w:type="auto"/>
         <w:jc w:val="center"/>
-        <w:tblLook w:firstColumn="1" w:firstRow="1" w:lastColumn="0" w:lastRow="0" w:noHBand="0" w:noVBand="1" w:val="04A0"/>
+        <w:tblLook w:val="04A0" w:firstRow="1" w:lastRow="0" w:firstColumn="1" w:lastColumn="0" w:noHBand="0" w:noVBand="1"/>
       </w:tblPr>
       <w:tblGrid>
         <w:gridCol w:w="2592"/>
@@ -258,14 +274,14 @@
         <w:gridCol w:w="2592"/>
         <w:gridCol w:w="2592"/>
       </w:tblGrid>
-      <w:tr>
+      <w:tr xmlns:wp14="http://schemas.microsoft.com/office/word/2010/wordml" wp14:textId="77777777">
         <w:tc>
           <w:tcPr>
-            <w:tcW w:type="dxa" w:w="2592"/>
+            <w:tcW w:w="2592" w:type="dxa"/>
             <w:vAlign w:val="center"/>
             <w:shd w:fill="0B3D2E"/>
           </w:tcPr>
-          <w:p>
+          <w:p wp14:textId="77777777">
             <w:r/>
             <w:r>
               <w:rPr>
@@ -279,11 +295,11 @@
         </w:tc>
         <w:tc>
           <w:tcPr>
-            <w:tcW w:type="dxa" w:w="2592"/>
+            <w:tcW w:w="2592" w:type="dxa"/>
             <w:vAlign w:val="center"/>
             <w:shd w:fill="0B3D2E"/>
           </w:tcPr>
-          <w:p>
+          <w:p wp14:textId="77777777">
             <w:r/>
             <w:r>
               <w:rPr>
@@ -297,11 +313,11 @@
         </w:tc>
         <w:tc>
           <w:tcPr>
-            <w:tcW w:type="dxa" w:w="2592"/>
+            <w:tcW w:w="2592" w:type="dxa"/>
             <w:vAlign w:val="center"/>
             <w:shd w:fill="0B3D2E"/>
           </w:tcPr>
-          <w:p>
+          <w:p wp14:textId="77777777">
             <w:r/>
             <w:r>
               <w:rPr>
@@ -315,11 +331,11 @@
         </w:tc>
         <w:tc>
           <w:tcPr>
-            <w:tcW w:type="dxa" w:w="2592"/>
+            <w:tcW w:w="2592" w:type="dxa"/>
             <w:vAlign w:val="center"/>
             <w:shd w:fill="0B3D2E"/>
           </w:tcPr>
-          <w:p>
+          <w:p wp14:textId="77777777">
             <w:r/>
             <w:r>
               <w:rPr>
@@ -332,14 +348,14 @@
           </w:p>
         </w:tc>
       </w:tr>
-      <w:tr>
+      <w:tr xmlns:wp14="http://schemas.microsoft.com/office/word/2010/wordml" wp14:textId="77777777">
         <w:tc>
           <w:tcPr>
-            <w:tcW w:type="dxa" w:w="2592"/>
+            <w:tcW w:w="2592" w:type="dxa"/>
             <w:vAlign w:val="center"/>
             <w:shd w:fill="EAF7F1"/>
           </w:tcPr>
-          <w:p>
+          <w:p wp14:textId="77777777">
             <w:r/>
             <w:r>
               <w:rPr>
@@ -353,10 +369,10 @@
         </w:tc>
         <w:tc>
           <w:tcPr>
-            <w:tcW w:type="dxa" w:w="2592"/>
+            <w:tcW w:w="2592" w:type="dxa"/>
             <w:vAlign w:val="center"/>
           </w:tcPr>
-          <w:p>
+          <w:p wp14:textId="77777777">
             <w:r/>
             <w:r>
               <w:rPr>
@@ -370,10 +386,10 @@
         </w:tc>
         <w:tc>
           <w:tcPr>
-            <w:tcW w:type="dxa" w:w="2592"/>
+            <w:tcW w:w="2592" w:type="dxa"/>
             <w:vAlign w:val="center"/>
           </w:tcPr>
-          <w:p>
+          <w:p wp14:textId="77777777">
             <w:r/>
             <w:r>
               <w:rPr>
@@ -387,10 +403,10 @@
         </w:tc>
         <w:tc>
           <w:tcPr>
-            <w:tcW w:type="dxa" w:w="2592"/>
+            <w:tcW w:w="2592" w:type="dxa"/>
             <w:vAlign w:val="center"/>
           </w:tcPr>
-          <w:p>
+          <w:p wp14:textId="77777777">
             <w:r/>
             <w:r>
               <w:rPr>
@@ -403,14 +419,14 @@
           </w:p>
         </w:tc>
       </w:tr>
-      <w:tr>
+      <w:tr xmlns:wp14="http://schemas.microsoft.com/office/word/2010/wordml" wp14:textId="77777777">
         <w:tc>
           <w:tcPr>
-            <w:tcW w:type="dxa" w:w="2592"/>
+            <w:tcW w:w="2592" w:type="dxa"/>
             <w:vAlign w:val="center"/>
             <w:shd w:fill="EAF7F1"/>
           </w:tcPr>
-          <w:p>
+          <w:p wp14:textId="77777777">
             <w:r/>
             <w:r>
               <w:rPr>
@@ -424,10 +440,10 @@
         </w:tc>
         <w:tc>
           <w:tcPr>
-            <w:tcW w:type="dxa" w:w="2592"/>
+            <w:tcW w:w="2592" w:type="dxa"/>
             <w:vAlign w:val="center"/>
           </w:tcPr>
-          <w:p>
+          <w:p wp14:textId="77777777">
             <w:r/>
             <w:r>
               <w:rPr>
@@ -441,10 +457,10 @@
         </w:tc>
         <w:tc>
           <w:tcPr>
-            <w:tcW w:type="dxa" w:w="2592"/>
+            <w:tcW w:w="2592" w:type="dxa"/>
             <w:vAlign w:val="center"/>
           </w:tcPr>
-          <w:p>
+          <w:p wp14:textId="77777777">
             <w:r/>
             <w:r>
               <w:rPr>
@@ -458,10 +474,10 @@
         </w:tc>
         <w:tc>
           <w:tcPr>
-            <w:tcW w:type="dxa" w:w="2592"/>
+            <w:tcW w:w="2592" w:type="dxa"/>
             <w:vAlign w:val="center"/>
           </w:tcPr>
-          <w:p>
+          <w:p wp14:textId="77777777">
             <w:r/>
             <w:r>
               <w:rPr>
@@ -474,14 +490,14 @@
           </w:p>
         </w:tc>
       </w:tr>
-      <w:tr>
+      <w:tr xmlns:wp14="http://schemas.microsoft.com/office/word/2010/wordml" wp14:textId="77777777">
         <w:tc>
           <w:tcPr>
-            <w:tcW w:type="dxa" w:w="2592"/>
+            <w:tcW w:w="2592" w:type="dxa"/>
             <w:vAlign w:val="center"/>
             <w:shd w:fill="EAF7F1"/>
           </w:tcPr>
-          <w:p>
+          <w:p wp14:textId="77777777">
             <w:r/>
             <w:r>
               <w:rPr>
@@ -495,10 +511,10 @@
         </w:tc>
         <w:tc>
           <w:tcPr>
-            <w:tcW w:type="dxa" w:w="2592"/>
+            <w:tcW w:w="2592" w:type="dxa"/>
             <w:vAlign w:val="center"/>
           </w:tcPr>
-          <w:p>
+          <w:p wp14:textId="77777777">
             <w:r/>
             <w:r>
               <w:rPr>
@@ -512,10 +528,10 @@
         </w:tc>
         <w:tc>
           <w:tcPr>
-            <w:tcW w:type="dxa" w:w="2592"/>
+            <w:tcW w:w="2592" w:type="dxa"/>
             <w:vAlign w:val="center"/>
           </w:tcPr>
-          <w:p>
+          <w:p wp14:textId="77777777">
             <w:r/>
             <w:r>
               <w:rPr>
@@ -529,10 +545,10 @@
         </w:tc>
         <w:tc>
           <w:tcPr>
-            <w:tcW w:type="dxa" w:w="2592"/>
+            <w:tcW w:w="2592" w:type="dxa"/>
             <w:vAlign w:val="center"/>
           </w:tcPr>
-          <w:p>
+          <w:p wp14:textId="77777777">
             <w:r/>
             <w:r>
               <w:rPr>
@@ -545,14 +561,14 @@
           </w:p>
         </w:tc>
       </w:tr>
-      <w:tr>
+      <w:tr xmlns:wp14="http://schemas.microsoft.com/office/word/2010/wordml" wp14:textId="77777777">
         <w:tc>
           <w:tcPr>
-            <w:tcW w:type="dxa" w:w="2592"/>
+            <w:tcW w:w="2592" w:type="dxa"/>
             <w:vAlign w:val="center"/>
             <w:shd w:fill="EAF7F1"/>
           </w:tcPr>
-          <w:p>
+          <w:p wp14:textId="77777777">
             <w:r/>
             <w:r>
               <w:rPr>
@@ -566,10 +582,10 @@
         </w:tc>
         <w:tc>
           <w:tcPr>
-            <w:tcW w:type="dxa" w:w="2592"/>
+            <w:tcW w:w="2592" w:type="dxa"/>
             <w:vAlign w:val="center"/>
           </w:tcPr>
-          <w:p>
+          <w:p wp14:textId="77777777">
             <w:r/>
             <w:r>
               <w:rPr>
@@ -583,10 +599,10 @@
         </w:tc>
         <w:tc>
           <w:tcPr>
-            <w:tcW w:type="dxa" w:w="2592"/>
+            <w:tcW w:w="2592" w:type="dxa"/>
             <w:vAlign w:val="center"/>
           </w:tcPr>
-          <w:p>
+          <w:p wp14:textId="77777777">
             <w:r/>
             <w:r>
               <w:rPr>
@@ -600,10 +616,10 @@
         </w:tc>
         <w:tc>
           <w:tcPr>
-            <w:tcW w:type="dxa" w:w="2592"/>
+            <w:tcW w:w="2592" w:type="dxa"/>
             <w:vAlign w:val="center"/>
           </w:tcPr>
-          <w:p>
+          <w:p wp14:textId="77777777">
             <w:r/>
             <w:r>
               <w:rPr>
@@ -617,7 +633,7 @@
         </w:tc>
       </w:tr>
     </w:tbl>
-    <w:p>
+    <w:p xmlns:wp14="http://schemas.microsoft.com/office/word/2010/wordml" wp14:textId="77777777">
       <w:pPr>
         <w:pStyle w:val="Heading1"/>
       </w:pPr>
@@ -628,9 +644,9 @@
     <w:tbl>
       <w:tblPr>
         <w:tblStyle w:val="TableGrid"/>
-        <w:tblW w:type="auto" w:w="0"/>
+        <w:tblW w:w="0" w:type="auto"/>
         <w:jc w:val="center"/>
-        <w:tblLook w:firstColumn="1" w:firstRow="1" w:lastColumn="0" w:lastRow="0" w:noHBand="0" w:noVBand="1" w:val="04A0"/>
+        <w:tblLook w:val="04A0" w:firstRow="1" w:lastRow="0" w:firstColumn="1" w:lastColumn="0" w:noHBand="0" w:noVBand="1"/>
       </w:tblPr>
       <w:tblGrid>
         <w:gridCol w:w="2074"/>
@@ -639,14 +655,14 @@
         <w:gridCol w:w="2074"/>
         <w:gridCol w:w="2074"/>
       </w:tblGrid>
-      <w:tr>
+      <w:tr xmlns:wp14="http://schemas.microsoft.com/office/word/2010/wordml" wp14:textId="77777777">
         <w:tc>
           <w:tcPr>
-            <w:tcW w:type="dxa" w:w="2074"/>
+            <w:tcW w:w="2074" w:type="dxa"/>
             <w:vAlign w:val="center"/>
             <w:shd w:fill="0B3D2E"/>
           </w:tcPr>
-          <w:p>
+          <w:p wp14:textId="77777777">
             <w:r/>
             <w:r>
               <w:rPr>
@@ -660,11 +676,11 @@
         </w:tc>
         <w:tc>
           <w:tcPr>
-            <w:tcW w:type="dxa" w:w="2074"/>
+            <w:tcW w:w="2074" w:type="dxa"/>
             <w:vAlign w:val="center"/>
             <w:shd w:fill="0B3D2E"/>
           </w:tcPr>
-          <w:p>
+          <w:p wp14:textId="77777777">
             <w:r/>
             <w:r>
               <w:rPr>
@@ -678,11 +694,11 @@
         </w:tc>
         <w:tc>
           <w:tcPr>
-            <w:tcW w:type="dxa" w:w="2074"/>
+            <w:tcW w:w="2074" w:type="dxa"/>
             <w:vAlign w:val="center"/>
             <w:shd w:fill="0B3D2E"/>
           </w:tcPr>
-          <w:p>
+          <w:p wp14:textId="77777777">
             <w:r/>
             <w:r>
               <w:rPr>
@@ -696,11 +712,11 @@
         </w:tc>
         <w:tc>
           <w:tcPr>
-            <w:tcW w:type="dxa" w:w="2074"/>
+            <w:tcW w:w="2074" w:type="dxa"/>
             <w:vAlign w:val="center"/>
             <w:shd w:fill="0B3D2E"/>
           </w:tcPr>
-          <w:p>
+          <w:p wp14:textId="77777777">
             <w:r/>
             <w:r>
               <w:rPr>
@@ -714,11 +730,11 @@
         </w:tc>
         <w:tc>
           <w:tcPr>
-            <w:tcW w:type="dxa" w:w="2074"/>
+            <w:tcW w:w="2074" w:type="dxa"/>
             <w:vAlign w:val="center"/>
             <w:shd w:fill="0B3D2E"/>
           </w:tcPr>
-          <w:p>
+          <w:p wp14:textId="77777777">
             <w:r/>
             <w:r>
               <w:rPr>
@@ -731,14 +747,14 @@
           </w:p>
         </w:tc>
       </w:tr>
-      <w:tr>
+      <w:tr xmlns:wp14="http://schemas.microsoft.com/office/word/2010/wordml" wp14:textId="77777777">
         <w:tc>
           <w:tcPr>
-            <w:tcW w:type="dxa" w:w="2074"/>
+            <w:tcW w:w="2074" w:type="dxa"/>
             <w:vAlign w:val="center"/>
             <w:shd w:fill="EAF7F1"/>
           </w:tcPr>
-          <w:p>
+          <w:p wp14:textId="77777777">
             <w:r/>
             <w:r>
               <w:rPr>
@@ -752,10 +768,10 @@
         </w:tc>
         <w:tc>
           <w:tcPr>
-            <w:tcW w:type="dxa" w:w="2074"/>
+            <w:tcW w:w="2074" w:type="dxa"/>
             <w:vAlign w:val="center"/>
           </w:tcPr>
-          <w:p>
+          <w:p wp14:textId="77777777">
             <w:r/>
             <w:r>
               <w:rPr>
@@ -769,10 +785,10 @@
         </w:tc>
         <w:tc>
           <w:tcPr>
-            <w:tcW w:type="dxa" w:w="2074"/>
+            <w:tcW w:w="2074" w:type="dxa"/>
             <w:vAlign w:val="center"/>
           </w:tcPr>
-          <w:p>
+          <w:p wp14:textId="77777777">
             <w:r/>
             <w:r>
               <w:rPr>
@@ -786,10 +802,10 @@
         </w:tc>
         <w:tc>
           <w:tcPr>
-            <w:tcW w:type="dxa" w:w="2074"/>
+            <w:tcW w:w="2074" w:type="dxa"/>
             <w:vAlign w:val="center"/>
           </w:tcPr>
-          <w:p>
+          <w:p wp14:textId="77777777">
             <w:r/>
             <w:r>
               <w:rPr>
@@ -803,10 +819,10 @@
         </w:tc>
         <w:tc>
           <w:tcPr>
-            <w:tcW w:type="dxa" w:w="2074"/>
+            <w:tcW w:w="2074" w:type="dxa"/>
             <w:vAlign w:val="center"/>
           </w:tcPr>
-          <w:p>
+          <w:p wp14:textId="77777777">
             <w:r/>
             <w:r>
               <w:rPr>
@@ -819,14 +835,14 @@
           </w:p>
         </w:tc>
       </w:tr>
-      <w:tr>
+      <w:tr xmlns:wp14="http://schemas.microsoft.com/office/word/2010/wordml" wp14:textId="77777777">
         <w:tc>
           <w:tcPr>
-            <w:tcW w:type="dxa" w:w="2074"/>
+            <w:tcW w:w="2074" w:type="dxa"/>
             <w:vAlign w:val="center"/>
             <w:shd w:fill="EAF7F1"/>
           </w:tcPr>
-          <w:p>
+          <w:p wp14:textId="77777777">
             <w:r/>
             <w:r>
               <w:rPr>
@@ -840,10 +856,10 @@
         </w:tc>
         <w:tc>
           <w:tcPr>
-            <w:tcW w:type="dxa" w:w="2074"/>
+            <w:tcW w:w="2074" w:type="dxa"/>
             <w:vAlign w:val="center"/>
           </w:tcPr>
-          <w:p>
+          <w:p wp14:textId="77777777">
             <w:r/>
             <w:r>
               <w:rPr>
@@ -857,10 +873,10 @@
         </w:tc>
         <w:tc>
           <w:tcPr>
-            <w:tcW w:type="dxa" w:w="2074"/>
+            <w:tcW w:w="2074" w:type="dxa"/>
             <w:vAlign w:val="center"/>
           </w:tcPr>
-          <w:p>
+          <w:p wp14:textId="77777777">
             <w:r/>
             <w:r>
               <w:rPr>
@@ -874,10 +890,10 @@
         </w:tc>
         <w:tc>
           <w:tcPr>
-            <w:tcW w:type="dxa" w:w="2074"/>
+            <w:tcW w:w="2074" w:type="dxa"/>
             <w:vAlign w:val="center"/>
           </w:tcPr>
-          <w:p>
+          <w:p wp14:textId="77777777">
             <w:r/>
             <w:r>
               <w:rPr>
@@ -891,10 +907,10 @@
         </w:tc>
         <w:tc>
           <w:tcPr>
-            <w:tcW w:type="dxa" w:w="2074"/>
+            <w:tcW w:w="2074" w:type="dxa"/>
             <w:vAlign w:val="center"/>
           </w:tcPr>
-          <w:p>
+          <w:p wp14:textId="77777777">
             <w:r/>
             <w:r>
               <w:rPr>
@@ -907,14 +923,14 @@
           </w:p>
         </w:tc>
       </w:tr>
-      <w:tr>
+      <w:tr xmlns:wp14="http://schemas.microsoft.com/office/word/2010/wordml" wp14:textId="77777777">
         <w:tc>
           <w:tcPr>
-            <w:tcW w:type="dxa" w:w="2074"/>
+            <w:tcW w:w="2074" w:type="dxa"/>
             <w:vAlign w:val="center"/>
             <w:shd w:fill="EAF7F1"/>
           </w:tcPr>
-          <w:p>
+          <w:p wp14:textId="77777777">
             <w:r/>
             <w:r>
               <w:rPr>
@@ -928,10 +944,10 @@
         </w:tc>
         <w:tc>
           <w:tcPr>
-            <w:tcW w:type="dxa" w:w="2074"/>
+            <w:tcW w:w="2074" w:type="dxa"/>
             <w:vAlign w:val="center"/>
           </w:tcPr>
-          <w:p>
+          <w:p wp14:textId="77777777">
             <w:r/>
             <w:r>
               <w:rPr>
@@ -945,10 +961,10 @@
         </w:tc>
         <w:tc>
           <w:tcPr>
-            <w:tcW w:type="dxa" w:w="2074"/>
+            <w:tcW w:w="2074" w:type="dxa"/>
             <w:vAlign w:val="center"/>
           </w:tcPr>
-          <w:p>
+          <w:p wp14:textId="77777777">
             <w:r/>
             <w:r>
               <w:rPr>
@@ -962,10 +978,10 @@
         </w:tc>
         <w:tc>
           <w:tcPr>
-            <w:tcW w:type="dxa" w:w="2074"/>
+            <w:tcW w:w="2074" w:type="dxa"/>
             <w:vAlign w:val="center"/>
           </w:tcPr>
-          <w:p>
+          <w:p wp14:textId="77777777">
             <w:r/>
             <w:r>
               <w:rPr>
@@ -979,10 +995,10 @@
         </w:tc>
         <w:tc>
           <w:tcPr>
-            <w:tcW w:type="dxa" w:w="2074"/>
+            <w:tcW w:w="2074" w:type="dxa"/>
             <w:vAlign w:val="center"/>
           </w:tcPr>
-          <w:p>
+          <w:p wp14:textId="77777777">
             <w:r/>
             <w:r>
               <w:rPr>
@@ -999,7 +1015,7 @@
     <w:sectPr>
       <w:headerReference w:type="default" r:id="rId9"/>
       <w:footerReference w:type="default" r:id="rId10"/>
-      <w:pgSz w:w="12240" w:h="15840"/>
+      <w:pgSz w:w="12240" w:h="15840" w:orient="portrait"/>
       <w:pgMar w:top="936" w:right="936" w:bottom="936" w:left="936" w:header="720" w:footer="720" w:gutter="0"/>
       <w:cols w:space="720"/>
       <w:docGrid w:linePitch="360"/>
@@ -1018,8 +1034,9 @@
       <w:rPr>
         <w:color w:val="5A5A5A"/>
         <w:sz w:val="14"/>
-      </w:rPr>
-      <w:t>Synthetic training data only. No real BP confidential information, logos, contracts, financials, employee records, or production data are included.</w:t>
+        <w:szCs w:val="14"/>
+      </w:rPr>
+      <w:t>Synthetic training data only. No real Contoso Energy confidential information, logos, contracts, financials, employee records, or production data are included.</w:t>
     </w:r>
   </w:p>
 </w:ftr>
@@ -1035,8 +1052,9 @@
       <w:rPr>
         <w:color w:val="1F2933"/>
         <w:sz w:val="16"/>
-      </w:rPr>
-      <w:t>BP Malaysia Mock Training | WORD-01 | Mock dataset</w:t>
+        <w:szCs w:val="16"/>
+      </w:rPr>
+      <w:t>Contoso Energy Mock Training | WORD-01 | Mock dataset</w:t>
     </w:r>
   </w:p>
 </w:hdr>
@@ -1130,7 +1148,7 @@
         <w:ind w:left="1440" w:hanging="360"/>
       </w:pPr>
       <w:rPr>
-        <w:rFonts w:ascii="Symbol" w:hAnsi="Symbol" w:hint="default"/>
+        <w:rFonts w:hint="default" w:ascii="Symbol" w:hAnsi="Symbol"/>
       </w:rPr>
     </w:lvl>
   </w:abstractNum>
@@ -1151,7 +1169,7 @@
         <w:ind w:left="1080" w:hanging="360"/>
       </w:pPr>
       <w:rPr>
-        <w:rFonts w:ascii="Symbol" w:hAnsi="Symbol" w:hint="default"/>
+        <w:rFonts w:hint="default" w:ascii="Symbol" w:hAnsi="Symbol"/>
       </w:rPr>
     </w:lvl>
   </w:abstractNum>
@@ -1172,7 +1190,7 @@
         <w:ind w:left="720" w:hanging="360"/>
       </w:pPr>
       <w:rPr>
-        <w:rFonts w:ascii="Symbol" w:hAnsi="Symbol" w:hint="default"/>
+        <w:rFonts w:hint="default" w:ascii="Symbol" w:hAnsi="Symbol"/>
       </w:rPr>
     </w:lvl>
   </w:abstractNum>
@@ -1211,7 +1229,7 @@
         <w:ind w:left="360" w:hanging="360"/>
       </w:pPr>
       <w:rPr>
-        <w:rFonts w:ascii="Symbol" w:hAnsi="Symbol" w:hint="default"/>
+        <w:rFonts w:hint="default" w:ascii="Symbol" w:hAnsi="Symbol"/>
       </w:rPr>
     </w:lvl>
   </w:abstractNum>
@@ -1246,11 +1264,11 @@
 </file>
 
 <file path=word/styles.xml><?xml version="1.0" encoding="utf-8"?>
-<w:styles xmlns:mc="http://schemas.openxmlformats.org/markup-compatibility/2006" xmlns:r="http://schemas.openxmlformats.org/officeDocument/2006/relationships" xmlns:w="http://schemas.openxmlformats.org/wordprocessingml/2006/main" xmlns:w14="http://schemas.microsoft.com/office/word/2010/wordml" mc:Ignorable="w14">
+<w:styles xmlns:wp14="http://schemas.microsoft.com/office/word/2010/wordprocessingDrawing" xmlns:mc="http://schemas.openxmlformats.org/markup-compatibility/2006" xmlns:r="http://schemas.openxmlformats.org/officeDocument/2006/relationships" xmlns:w="http://schemas.openxmlformats.org/wordprocessingml/2006/main" xmlns:w14="http://schemas.microsoft.com/office/word/2010/wordml" mc:Ignorable="w14 wp14">
   <w:docDefaults>
     <w:rPrDefault>
       <w:rPr>
-        <w:rFonts w:asciiTheme="minorHAnsi" w:eastAsiaTheme="minorEastAsia" w:hAnsiTheme="minorHAnsi" w:cstheme="minorBidi"/>
+        <w:rFonts w:asciiTheme="minorHAnsi" w:hAnsiTheme="minorHAnsi" w:eastAsiaTheme="minorEastAsia" w:cstheme="minorBidi"/>
         <w:sz w:val="22"/>
         <w:szCs w:val="22"/>
         <w:lang w:val="en-US" w:eastAsia="en-US" w:bidi="ar-SA"/>
@@ -1263,8 +1281,8 @@
     </w:pPrDefault>
   </w:docDefaults>
   <w:latentStyles w:defLockedState="0" w:defUIPriority="99" w:defSemiHidden="1" w:defUnhideWhenUsed="1" w:defQFormat="0" w:count="276">
-    <w:lsdException w:name="Normal" w:semiHidden="0" w:uiPriority="0" w:unhideWhenUsed="0" w:qFormat="1"/>
-    <w:lsdException w:name="heading 1" w:semiHidden="0" w:uiPriority="9" w:unhideWhenUsed="0" w:qFormat="1"/>
+    <w:lsdException w:name="Normal" w:uiPriority="0" w:semiHidden="0" w:unhideWhenUsed="0" w:qFormat="1"/>
+    <w:lsdException w:name="heading 1" w:uiPriority="9" w:semiHidden="0" w:unhideWhenUsed="0" w:qFormat="1"/>
     <w:lsdException w:name="heading 2" w:uiPriority="9" w:qFormat="1"/>
     <w:lsdException w:name="heading 3" w:uiPriority="9" w:qFormat="1"/>
     <w:lsdException w:name="heading 4" w:uiPriority="9" w:qFormat="1"/>
@@ -1283,125 +1301,125 @@
     <w:lsdException w:name="toc 8" w:uiPriority="39"/>
     <w:lsdException w:name="toc 9" w:uiPriority="39"/>
     <w:lsdException w:name="caption" w:uiPriority="35" w:qFormat="1"/>
-    <w:lsdException w:name="Title" w:semiHidden="0" w:uiPriority="10" w:unhideWhenUsed="0" w:qFormat="1"/>
+    <w:lsdException w:name="Title" w:uiPriority="10" w:semiHidden="0" w:unhideWhenUsed="0" w:qFormat="1"/>
     <w:lsdException w:name="Default Paragraph Font" w:uiPriority="1"/>
-    <w:lsdException w:name="Subtitle" w:semiHidden="0" w:uiPriority="11" w:unhideWhenUsed="0" w:qFormat="1"/>
-    <w:lsdException w:name="Strong" w:semiHidden="0" w:uiPriority="22" w:unhideWhenUsed="0" w:qFormat="1"/>
-    <w:lsdException w:name="Emphasis" w:semiHidden="0" w:uiPriority="20" w:unhideWhenUsed="0" w:qFormat="1"/>
-    <w:lsdException w:name="Table Grid" w:semiHidden="0" w:uiPriority="59" w:unhideWhenUsed="0"/>
+    <w:lsdException w:name="Subtitle" w:uiPriority="11" w:semiHidden="0" w:unhideWhenUsed="0" w:qFormat="1"/>
+    <w:lsdException w:name="Strong" w:uiPriority="22" w:semiHidden="0" w:unhideWhenUsed="0" w:qFormat="1"/>
+    <w:lsdException w:name="Emphasis" w:uiPriority="20" w:semiHidden="0" w:unhideWhenUsed="0" w:qFormat="1"/>
+    <w:lsdException w:name="Table Grid" w:uiPriority="59" w:semiHidden="0" w:unhideWhenUsed="0"/>
     <w:lsdException w:name="Placeholder Text" w:unhideWhenUsed="0"/>
-    <w:lsdException w:name="No Spacing" w:semiHidden="0" w:uiPriority="1" w:unhideWhenUsed="0" w:qFormat="1"/>
-    <w:lsdException w:name="Light Shading" w:semiHidden="0" w:uiPriority="60" w:unhideWhenUsed="0"/>
-    <w:lsdException w:name="Light List" w:semiHidden="0" w:uiPriority="61" w:unhideWhenUsed="0"/>
-    <w:lsdException w:name="Light Grid" w:semiHidden="0" w:uiPriority="62" w:unhideWhenUsed="0"/>
-    <w:lsdException w:name="Medium Shading 1" w:semiHidden="0" w:uiPriority="63" w:unhideWhenUsed="0"/>
-    <w:lsdException w:name="Medium Shading 2" w:semiHidden="0" w:uiPriority="64" w:unhideWhenUsed="0"/>
-    <w:lsdException w:name="Medium List 1" w:semiHidden="0" w:uiPriority="65" w:unhideWhenUsed="0"/>
-    <w:lsdException w:name="Medium List 2" w:semiHidden="0" w:uiPriority="66" w:unhideWhenUsed="0"/>
-    <w:lsdException w:name="Medium Grid 1" w:semiHidden="0" w:uiPriority="67" w:unhideWhenUsed="0"/>
-    <w:lsdException w:name="Medium Grid 2" w:semiHidden="0" w:uiPriority="68" w:unhideWhenUsed="0"/>
-    <w:lsdException w:name="Medium Grid 3" w:semiHidden="0" w:uiPriority="69" w:unhideWhenUsed="0"/>
-    <w:lsdException w:name="Dark List" w:semiHidden="0" w:uiPriority="70" w:unhideWhenUsed="0"/>
-    <w:lsdException w:name="Colorful Shading" w:semiHidden="0" w:uiPriority="71" w:unhideWhenUsed="0"/>
-    <w:lsdException w:name="Colorful List" w:semiHidden="0" w:uiPriority="72" w:unhideWhenUsed="0"/>
-    <w:lsdException w:name="Colorful Grid" w:semiHidden="0" w:uiPriority="73" w:unhideWhenUsed="0"/>
-    <w:lsdException w:name="Light Shading Accent 1" w:semiHidden="0" w:uiPriority="60" w:unhideWhenUsed="0"/>
-    <w:lsdException w:name="Light List Accent 1" w:semiHidden="0" w:uiPriority="61" w:unhideWhenUsed="0"/>
-    <w:lsdException w:name="Light Grid Accent 1" w:semiHidden="0" w:uiPriority="62" w:unhideWhenUsed="0"/>
-    <w:lsdException w:name="Medium Shading 1 Accent 1" w:semiHidden="0" w:uiPriority="63" w:unhideWhenUsed="0"/>
-    <w:lsdException w:name="Medium Shading 2 Accent 1" w:semiHidden="0" w:uiPriority="64" w:unhideWhenUsed="0"/>
-    <w:lsdException w:name="Medium List 1 Accent 1" w:semiHidden="0" w:uiPriority="65" w:unhideWhenUsed="0"/>
+    <w:lsdException w:name="No Spacing" w:uiPriority="1" w:semiHidden="0" w:unhideWhenUsed="0" w:qFormat="1"/>
+    <w:lsdException w:name="Light Shading" w:uiPriority="60" w:semiHidden="0" w:unhideWhenUsed="0"/>
+    <w:lsdException w:name="Light List" w:uiPriority="61" w:semiHidden="0" w:unhideWhenUsed="0"/>
+    <w:lsdException w:name="Light Grid" w:uiPriority="62" w:semiHidden="0" w:unhideWhenUsed="0"/>
+    <w:lsdException w:name="Medium Shading 1" w:uiPriority="63" w:semiHidden="0" w:unhideWhenUsed="0"/>
+    <w:lsdException w:name="Medium Shading 2" w:uiPriority="64" w:semiHidden="0" w:unhideWhenUsed="0"/>
+    <w:lsdException w:name="Medium List 1" w:uiPriority="65" w:semiHidden="0" w:unhideWhenUsed="0"/>
+    <w:lsdException w:name="Medium List 2" w:uiPriority="66" w:semiHidden="0" w:unhideWhenUsed="0"/>
+    <w:lsdException w:name="Medium Grid 1" w:uiPriority="67" w:semiHidden="0" w:unhideWhenUsed="0"/>
+    <w:lsdException w:name="Medium Grid 2" w:uiPriority="68" w:semiHidden="0" w:unhideWhenUsed="0"/>
+    <w:lsdException w:name="Medium Grid 3" w:uiPriority="69" w:semiHidden="0" w:unhideWhenUsed="0"/>
+    <w:lsdException w:name="Dark List" w:uiPriority="70" w:semiHidden="0" w:unhideWhenUsed="0"/>
+    <w:lsdException w:name="Colorful Shading" w:uiPriority="71" w:semiHidden="0" w:unhideWhenUsed="0"/>
+    <w:lsdException w:name="Colorful List" w:uiPriority="72" w:semiHidden="0" w:unhideWhenUsed="0"/>
+    <w:lsdException w:name="Colorful Grid" w:uiPriority="73" w:semiHidden="0" w:unhideWhenUsed="0"/>
+    <w:lsdException w:name="Light Shading Accent 1" w:uiPriority="60" w:semiHidden="0" w:unhideWhenUsed="0"/>
+    <w:lsdException w:name="Light List Accent 1" w:uiPriority="61" w:semiHidden="0" w:unhideWhenUsed="0"/>
+    <w:lsdException w:name="Light Grid Accent 1" w:uiPriority="62" w:semiHidden="0" w:unhideWhenUsed="0"/>
+    <w:lsdException w:name="Medium Shading 1 Accent 1" w:uiPriority="63" w:semiHidden="0" w:unhideWhenUsed="0"/>
+    <w:lsdException w:name="Medium Shading 2 Accent 1" w:uiPriority="64" w:semiHidden="0" w:unhideWhenUsed="0"/>
+    <w:lsdException w:name="Medium List 1 Accent 1" w:uiPriority="65" w:semiHidden="0" w:unhideWhenUsed="0"/>
     <w:lsdException w:name="Revision" w:unhideWhenUsed="0"/>
-    <w:lsdException w:name="List Paragraph" w:semiHidden="0" w:uiPriority="34" w:unhideWhenUsed="0" w:qFormat="1"/>
-    <w:lsdException w:name="Quote" w:semiHidden="0" w:uiPriority="29" w:unhideWhenUsed="0" w:qFormat="1"/>
-    <w:lsdException w:name="Intense Quote" w:semiHidden="0" w:uiPriority="30" w:unhideWhenUsed="0" w:qFormat="1"/>
-    <w:lsdException w:name="Medium List 2 Accent 1" w:semiHidden="0" w:uiPriority="66" w:unhideWhenUsed="0"/>
-    <w:lsdException w:name="Medium Grid 1 Accent 1" w:semiHidden="0" w:uiPriority="67" w:unhideWhenUsed="0"/>
-    <w:lsdException w:name="Medium Grid 2 Accent 1" w:semiHidden="0" w:uiPriority="68" w:unhideWhenUsed="0"/>
-    <w:lsdException w:name="Medium Grid 3 Accent 1" w:semiHidden="0" w:uiPriority="69" w:unhideWhenUsed="0"/>
-    <w:lsdException w:name="Dark List Accent 1" w:semiHidden="0" w:uiPriority="70" w:unhideWhenUsed="0"/>
-    <w:lsdException w:name="Colorful Shading Accent 1" w:semiHidden="0" w:uiPriority="71" w:unhideWhenUsed="0"/>
-    <w:lsdException w:name="Colorful List Accent 1" w:semiHidden="0" w:uiPriority="72" w:unhideWhenUsed="0"/>
-    <w:lsdException w:name="Colorful Grid Accent 1" w:semiHidden="0" w:uiPriority="73" w:unhideWhenUsed="0"/>
-    <w:lsdException w:name="Light Shading Accent 2" w:semiHidden="0" w:uiPriority="60" w:unhideWhenUsed="0"/>
-    <w:lsdException w:name="Light List Accent 2" w:semiHidden="0" w:uiPriority="61" w:unhideWhenUsed="0"/>
-    <w:lsdException w:name="Light Grid Accent 2" w:semiHidden="0" w:uiPriority="62" w:unhideWhenUsed="0"/>
-    <w:lsdException w:name="Medium Shading 1 Accent 2" w:semiHidden="0" w:uiPriority="63" w:unhideWhenUsed="0"/>
-    <w:lsdException w:name="Medium Shading 2 Accent 2" w:semiHidden="0" w:uiPriority="64" w:unhideWhenUsed="0"/>
-    <w:lsdException w:name="Medium List 1 Accent 2" w:semiHidden="0" w:uiPriority="65" w:unhideWhenUsed="0"/>
-    <w:lsdException w:name="Medium List 2 Accent 2" w:semiHidden="0" w:uiPriority="66" w:unhideWhenUsed="0"/>
-    <w:lsdException w:name="Medium Grid 1 Accent 2" w:semiHidden="0" w:uiPriority="67" w:unhideWhenUsed="0"/>
-    <w:lsdException w:name="Medium Grid 2 Accent 2" w:semiHidden="0" w:uiPriority="68" w:unhideWhenUsed="0"/>
-    <w:lsdException w:name="Medium Grid 3 Accent 2" w:semiHidden="0" w:uiPriority="69" w:unhideWhenUsed="0"/>
-    <w:lsdException w:name="Dark List Accent 2" w:semiHidden="0" w:uiPriority="70" w:unhideWhenUsed="0"/>
-    <w:lsdException w:name="Colorful Shading Accent 2" w:semiHidden="0" w:uiPriority="71" w:unhideWhenUsed="0"/>
-    <w:lsdException w:name="Colorful List Accent 2" w:semiHidden="0" w:uiPriority="72" w:unhideWhenUsed="0"/>
-    <w:lsdException w:name="Colorful Grid Accent 2" w:semiHidden="0" w:uiPriority="73" w:unhideWhenUsed="0"/>
-    <w:lsdException w:name="Light Shading Accent 3" w:semiHidden="0" w:uiPriority="60" w:unhideWhenUsed="0"/>
-    <w:lsdException w:name="Light List Accent 3" w:semiHidden="0" w:uiPriority="61" w:unhideWhenUsed="0"/>
-    <w:lsdException w:name="Light Grid Accent 3" w:semiHidden="0" w:uiPriority="62" w:unhideWhenUsed="0"/>
-    <w:lsdException w:name="Medium Shading 1 Accent 3" w:semiHidden="0" w:uiPriority="63" w:unhideWhenUsed="0"/>
-    <w:lsdException w:name="Medium Shading 2 Accent 3" w:semiHidden="0" w:uiPriority="64" w:unhideWhenUsed="0"/>
-    <w:lsdException w:name="Medium List 1 Accent 3" w:semiHidden="0" w:uiPriority="65" w:unhideWhenUsed="0"/>
-    <w:lsdException w:name="Medium List 2 Accent 3" w:semiHidden="0" w:uiPriority="66" w:unhideWhenUsed="0"/>
-    <w:lsdException w:name="Medium Grid 1 Accent 3" w:semiHidden="0" w:uiPriority="67" w:unhideWhenUsed="0"/>
-    <w:lsdException w:name="Medium Grid 2 Accent 3" w:semiHidden="0" w:uiPriority="68" w:unhideWhenUsed="0"/>
-    <w:lsdException w:name="Medium Grid 3 Accent 3" w:semiHidden="0" w:uiPriority="69" w:unhideWhenUsed="0"/>
-    <w:lsdException w:name="Dark List Accent 3" w:semiHidden="0" w:uiPriority="70" w:unhideWhenUsed="0"/>
-    <w:lsdException w:name="Colorful Shading Accent 3" w:semiHidden="0" w:uiPriority="71" w:unhideWhenUsed="0"/>
-    <w:lsdException w:name="Colorful List Accent 3" w:semiHidden="0" w:uiPriority="72" w:unhideWhenUsed="0"/>
-    <w:lsdException w:name="Colorful Grid Accent 3" w:semiHidden="0" w:uiPriority="73" w:unhideWhenUsed="0"/>
-    <w:lsdException w:name="Light Shading Accent 4" w:semiHidden="0" w:uiPriority="60" w:unhideWhenUsed="0"/>
-    <w:lsdException w:name="Light List Accent 4" w:semiHidden="0" w:uiPriority="61" w:unhideWhenUsed="0"/>
-    <w:lsdException w:name="Light Grid Accent 4" w:semiHidden="0" w:uiPriority="62" w:unhideWhenUsed="0"/>
-    <w:lsdException w:name="Medium Shading 1 Accent 4" w:semiHidden="0" w:uiPriority="63" w:unhideWhenUsed="0"/>
-    <w:lsdException w:name="Medium Shading 2 Accent 4" w:semiHidden="0" w:uiPriority="64" w:unhideWhenUsed="0"/>
-    <w:lsdException w:name="Medium List 1 Accent 4" w:semiHidden="0" w:uiPriority="65" w:unhideWhenUsed="0"/>
-    <w:lsdException w:name="Medium List 2 Accent 4" w:semiHidden="0" w:uiPriority="66" w:unhideWhenUsed="0"/>
-    <w:lsdException w:name="Medium Grid 1 Accent 4" w:semiHidden="0" w:uiPriority="67" w:unhideWhenUsed="0"/>
-    <w:lsdException w:name="Medium Grid 2 Accent 4" w:semiHidden="0" w:uiPriority="68" w:unhideWhenUsed="0"/>
-    <w:lsdException w:name="Medium Grid 3 Accent 4" w:semiHidden="0" w:uiPriority="69" w:unhideWhenUsed="0"/>
-    <w:lsdException w:name="Dark List Accent 4" w:semiHidden="0" w:uiPriority="70" w:unhideWhenUsed="0"/>
-    <w:lsdException w:name="Colorful Shading Accent 4" w:semiHidden="0" w:uiPriority="71" w:unhideWhenUsed="0"/>
-    <w:lsdException w:name="Colorful List Accent 4" w:semiHidden="0" w:uiPriority="72" w:unhideWhenUsed="0"/>
-    <w:lsdException w:name="Colorful Grid Accent 4" w:semiHidden="0" w:uiPriority="73" w:unhideWhenUsed="0"/>
-    <w:lsdException w:name="Light Shading Accent 5" w:semiHidden="0" w:uiPriority="60" w:unhideWhenUsed="0"/>
-    <w:lsdException w:name="Light List Accent 5" w:semiHidden="0" w:uiPriority="61" w:unhideWhenUsed="0"/>
-    <w:lsdException w:name="Light Grid Accent 5" w:semiHidden="0" w:uiPriority="62" w:unhideWhenUsed="0"/>
-    <w:lsdException w:name="Medium Shading 1 Accent 5" w:semiHidden="0" w:uiPriority="63" w:unhideWhenUsed="0"/>
-    <w:lsdException w:name="Medium Shading 2 Accent 5" w:semiHidden="0" w:uiPriority="64" w:unhideWhenUsed="0"/>
-    <w:lsdException w:name="Medium List 1 Accent 5" w:semiHidden="0" w:uiPriority="65" w:unhideWhenUsed="0"/>
-    <w:lsdException w:name="Medium List 2 Accent 5" w:semiHidden="0" w:uiPriority="66" w:unhideWhenUsed="0"/>
-    <w:lsdException w:name="Medium Grid 1 Accent 5" w:semiHidden="0" w:uiPriority="67" w:unhideWhenUsed="0"/>
-    <w:lsdException w:name="Medium Grid 2 Accent 5" w:semiHidden="0" w:uiPriority="68" w:unhideWhenUsed="0"/>
-    <w:lsdException w:name="Medium Grid 3 Accent 5" w:semiHidden="0" w:uiPriority="69" w:unhideWhenUsed="0"/>
-    <w:lsdException w:name="Dark List Accent 5" w:semiHidden="0" w:uiPriority="70" w:unhideWhenUsed="0"/>
-    <w:lsdException w:name="Colorful Shading Accent 5" w:semiHidden="0" w:uiPriority="71" w:unhideWhenUsed="0"/>
-    <w:lsdException w:name="Colorful List Accent 5" w:semiHidden="0" w:uiPriority="72" w:unhideWhenUsed="0"/>
-    <w:lsdException w:name="Colorful Grid Accent 5" w:semiHidden="0" w:uiPriority="73" w:unhideWhenUsed="0"/>
-    <w:lsdException w:name="Light Shading Accent 6" w:semiHidden="0" w:uiPriority="60" w:unhideWhenUsed="0"/>
-    <w:lsdException w:name="Light List Accent 6" w:semiHidden="0" w:uiPriority="61" w:unhideWhenUsed="0"/>
-    <w:lsdException w:name="Light Grid Accent 6" w:semiHidden="0" w:uiPriority="62" w:unhideWhenUsed="0"/>
-    <w:lsdException w:name="Medium Shading 1 Accent 6" w:semiHidden="0" w:uiPriority="63" w:unhideWhenUsed="0"/>
-    <w:lsdException w:name="Medium Shading 2 Accent 6" w:semiHidden="0" w:uiPriority="64" w:unhideWhenUsed="0"/>
-    <w:lsdException w:name="Medium List 1 Accent 6" w:semiHidden="0" w:uiPriority="65" w:unhideWhenUsed="0"/>
-    <w:lsdException w:name="Medium List 2 Accent 6" w:semiHidden="0" w:uiPriority="66" w:unhideWhenUsed="0"/>
-    <w:lsdException w:name="Medium Grid 1 Accent 6" w:semiHidden="0" w:uiPriority="67" w:unhideWhenUsed="0"/>
-    <w:lsdException w:name="Medium Grid 2 Accent 6" w:semiHidden="0" w:uiPriority="68" w:unhideWhenUsed="0"/>
-    <w:lsdException w:name="Medium Grid 3 Accent 6" w:semiHidden="0" w:uiPriority="69" w:unhideWhenUsed="0"/>
-    <w:lsdException w:name="Dark List Accent 6" w:semiHidden="0" w:uiPriority="70" w:unhideWhenUsed="0"/>
-    <w:lsdException w:name="Colorful Shading Accent 6" w:semiHidden="0" w:uiPriority="71" w:unhideWhenUsed="0"/>
-    <w:lsdException w:name="Colorful List Accent 6" w:semiHidden="0" w:uiPriority="72" w:unhideWhenUsed="0"/>
-    <w:lsdException w:name="Colorful Grid Accent 6" w:semiHidden="0" w:uiPriority="73" w:unhideWhenUsed="0"/>
-    <w:lsdException w:name="Subtle Emphasis" w:semiHidden="0" w:uiPriority="19" w:unhideWhenUsed="0" w:qFormat="1"/>
-    <w:lsdException w:name="Intense Emphasis" w:semiHidden="0" w:uiPriority="21" w:unhideWhenUsed="0" w:qFormat="1"/>
-    <w:lsdException w:name="Subtle Reference" w:semiHidden="0" w:uiPriority="31" w:unhideWhenUsed="0" w:qFormat="1"/>
-    <w:lsdException w:name="Intense Reference" w:semiHidden="0" w:uiPriority="32" w:unhideWhenUsed="0" w:qFormat="1"/>
-    <w:lsdException w:name="Book Title" w:semiHidden="0" w:uiPriority="33" w:unhideWhenUsed="0" w:qFormat="1"/>
+    <w:lsdException w:name="List Paragraph" w:uiPriority="34" w:semiHidden="0" w:unhideWhenUsed="0" w:qFormat="1"/>
+    <w:lsdException w:name="Quote" w:uiPriority="29" w:semiHidden="0" w:unhideWhenUsed="0" w:qFormat="1"/>
+    <w:lsdException w:name="Intense Quote" w:uiPriority="30" w:semiHidden="0" w:unhideWhenUsed="0" w:qFormat="1"/>
+    <w:lsdException w:name="Medium List 2 Accent 1" w:uiPriority="66" w:semiHidden="0" w:unhideWhenUsed="0"/>
+    <w:lsdException w:name="Medium Grid 1 Accent 1" w:uiPriority="67" w:semiHidden="0" w:unhideWhenUsed="0"/>
+    <w:lsdException w:name="Medium Grid 2 Accent 1" w:uiPriority="68" w:semiHidden="0" w:unhideWhenUsed="0"/>
+    <w:lsdException w:name="Medium Grid 3 Accent 1" w:uiPriority="69" w:semiHidden="0" w:unhideWhenUsed="0"/>
+    <w:lsdException w:name="Dark List Accent 1" w:uiPriority="70" w:semiHidden="0" w:unhideWhenUsed="0"/>
+    <w:lsdException w:name="Colorful Shading Accent 1" w:uiPriority="71" w:semiHidden="0" w:unhideWhenUsed="0"/>
+    <w:lsdException w:name="Colorful List Accent 1" w:uiPriority="72" w:semiHidden="0" w:unhideWhenUsed="0"/>
+    <w:lsdException w:name="Colorful Grid Accent 1" w:uiPriority="73" w:semiHidden="0" w:unhideWhenUsed="0"/>
+    <w:lsdException w:name="Light Shading Accent 2" w:uiPriority="60" w:semiHidden="0" w:unhideWhenUsed="0"/>
+    <w:lsdException w:name="Light List Accent 2" w:uiPriority="61" w:semiHidden="0" w:unhideWhenUsed="0"/>
+    <w:lsdException w:name="Light Grid Accent 2" w:uiPriority="62" w:semiHidden="0" w:unhideWhenUsed="0"/>
+    <w:lsdException w:name="Medium Shading 1 Accent 2" w:uiPriority="63" w:semiHidden="0" w:unhideWhenUsed="0"/>
+    <w:lsdException w:name="Medium Shading 2 Accent 2" w:uiPriority="64" w:semiHidden="0" w:unhideWhenUsed="0"/>
+    <w:lsdException w:name="Medium List 1 Accent 2" w:uiPriority="65" w:semiHidden="0" w:unhideWhenUsed="0"/>
+    <w:lsdException w:name="Medium List 2 Accent 2" w:uiPriority="66" w:semiHidden="0" w:unhideWhenUsed="0"/>
+    <w:lsdException w:name="Medium Grid 1 Accent 2" w:uiPriority="67" w:semiHidden="0" w:unhideWhenUsed="0"/>
+    <w:lsdException w:name="Medium Grid 2 Accent 2" w:uiPriority="68" w:semiHidden="0" w:unhideWhenUsed="0"/>
+    <w:lsdException w:name="Medium Grid 3 Accent 2" w:uiPriority="69" w:semiHidden="0" w:unhideWhenUsed="0"/>
+    <w:lsdException w:name="Dark List Accent 2" w:uiPriority="70" w:semiHidden="0" w:unhideWhenUsed="0"/>
+    <w:lsdException w:name="Colorful Shading Accent 2" w:uiPriority="71" w:semiHidden="0" w:unhideWhenUsed="0"/>
+    <w:lsdException w:name="Colorful List Accent 2" w:uiPriority="72" w:semiHidden="0" w:unhideWhenUsed="0"/>
+    <w:lsdException w:name="Colorful Grid Accent 2" w:uiPriority="73" w:semiHidden="0" w:unhideWhenUsed="0"/>
+    <w:lsdException w:name="Light Shading Accent 3" w:uiPriority="60" w:semiHidden="0" w:unhideWhenUsed="0"/>
+    <w:lsdException w:name="Light List Accent 3" w:uiPriority="61" w:semiHidden="0" w:unhideWhenUsed="0"/>
+    <w:lsdException w:name="Light Grid Accent 3" w:uiPriority="62" w:semiHidden="0" w:unhideWhenUsed="0"/>
+    <w:lsdException w:name="Medium Shading 1 Accent 3" w:uiPriority="63" w:semiHidden="0" w:unhideWhenUsed="0"/>
+    <w:lsdException w:name="Medium Shading 2 Accent 3" w:uiPriority="64" w:semiHidden="0" w:unhideWhenUsed="0"/>
+    <w:lsdException w:name="Medium List 1 Accent 3" w:uiPriority="65" w:semiHidden="0" w:unhideWhenUsed="0"/>
+    <w:lsdException w:name="Medium List 2 Accent 3" w:uiPriority="66" w:semiHidden="0" w:unhideWhenUsed="0"/>
+    <w:lsdException w:name="Medium Grid 1 Accent 3" w:uiPriority="67" w:semiHidden="0" w:unhideWhenUsed="0"/>
+    <w:lsdException w:name="Medium Grid 2 Accent 3" w:uiPriority="68" w:semiHidden="0" w:unhideWhenUsed="0"/>
+    <w:lsdException w:name="Medium Grid 3 Accent 3" w:uiPriority="69" w:semiHidden="0" w:unhideWhenUsed="0"/>
+    <w:lsdException w:name="Dark List Accent 3" w:uiPriority="70" w:semiHidden="0" w:unhideWhenUsed="0"/>
+    <w:lsdException w:name="Colorful Shading Accent 3" w:uiPriority="71" w:semiHidden="0" w:unhideWhenUsed="0"/>
+    <w:lsdException w:name="Colorful List Accent 3" w:uiPriority="72" w:semiHidden="0" w:unhideWhenUsed="0"/>
+    <w:lsdException w:name="Colorful Grid Accent 3" w:uiPriority="73" w:semiHidden="0" w:unhideWhenUsed="0"/>
+    <w:lsdException w:name="Light Shading Accent 4" w:uiPriority="60" w:semiHidden="0" w:unhideWhenUsed="0"/>
+    <w:lsdException w:name="Light List Accent 4" w:uiPriority="61" w:semiHidden="0" w:unhideWhenUsed="0"/>
+    <w:lsdException w:name="Light Grid Accent 4" w:uiPriority="62" w:semiHidden="0" w:unhideWhenUsed="0"/>
+    <w:lsdException w:name="Medium Shading 1 Accent 4" w:uiPriority="63" w:semiHidden="0" w:unhideWhenUsed="0"/>
+    <w:lsdException w:name="Medium Shading 2 Accent 4" w:uiPriority="64" w:semiHidden="0" w:unhideWhenUsed="0"/>
+    <w:lsdException w:name="Medium List 1 Accent 4" w:uiPriority="65" w:semiHidden="0" w:unhideWhenUsed="0"/>
+    <w:lsdException w:name="Medium List 2 Accent 4" w:uiPriority="66" w:semiHidden="0" w:unhideWhenUsed="0"/>
+    <w:lsdException w:name="Medium Grid 1 Accent 4" w:uiPriority="67" w:semiHidden="0" w:unhideWhenUsed="0"/>
+    <w:lsdException w:name="Medium Grid 2 Accent 4" w:uiPriority="68" w:semiHidden="0" w:unhideWhenUsed="0"/>
+    <w:lsdException w:name="Medium Grid 3 Accent 4" w:uiPriority="69" w:semiHidden="0" w:unhideWhenUsed="0"/>
+    <w:lsdException w:name="Dark List Accent 4" w:uiPriority="70" w:semiHidden="0" w:unhideWhenUsed="0"/>
+    <w:lsdException w:name="Colorful Shading Accent 4" w:uiPriority="71" w:semiHidden="0" w:unhideWhenUsed="0"/>
+    <w:lsdException w:name="Colorful List Accent 4" w:uiPriority="72" w:semiHidden="0" w:unhideWhenUsed="0"/>
+    <w:lsdException w:name="Colorful Grid Accent 4" w:uiPriority="73" w:semiHidden="0" w:unhideWhenUsed="0"/>
+    <w:lsdException w:name="Light Shading Accent 5" w:uiPriority="60" w:semiHidden="0" w:unhideWhenUsed="0"/>
+    <w:lsdException w:name="Light List Accent 5" w:uiPriority="61" w:semiHidden="0" w:unhideWhenUsed="0"/>
+    <w:lsdException w:name="Light Grid Accent 5" w:uiPriority="62" w:semiHidden="0" w:unhideWhenUsed="0"/>
+    <w:lsdException w:name="Medium Shading 1 Accent 5" w:uiPriority="63" w:semiHidden="0" w:unhideWhenUsed="0"/>
+    <w:lsdException w:name="Medium Shading 2 Accent 5" w:uiPriority="64" w:semiHidden="0" w:unhideWhenUsed="0"/>
+    <w:lsdException w:name="Medium List 1 Accent 5" w:uiPriority="65" w:semiHidden="0" w:unhideWhenUsed="0"/>
+    <w:lsdException w:name="Medium List 2 Accent 5" w:uiPriority="66" w:semiHidden="0" w:unhideWhenUsed="0"/>
+    <w:lsdException w:name="Medium Grid 1 Accent 5" w:uiPriority="67" w:semiHidden="0" w:unhideWhenUsed="0"/>
+    <w:lsdException w:name="Medium Grid 2 Accent 5" w:uiPriority="68" w:semiHidden="0" w:unhideWhenUsed="0"/>
+    <w:lsdException w:name="Medium Grid 3 Accent 5" w:uiPriority="69" w:semiHidden="0" w:unhideWhenUsed="0"/>
+    <w:lsdException w:name="Dark List Accent 5" w:uiPriority="70" w:semiHidden="0" w:unhideWhenUsed="0"/>
+    <w:lsdException w:name="Colorful Shading Accent 5" w:uiPriority="71" w:semiHidden="0" w:unhideWhenUsed="0"/>
+    <w:lsdException w:name="Colorful List Accent 5" w:uiPriority="72" w:semiHidden="0" w:unhideWhenUsed="0"/>
+    <w:lsdException w:name="Colorful Grid Accent 5" w:uiPriority="73" w:semiHidden="0" w:unhideWhenUsed="0"/>
+    <w:lsdException w:name="Light Shading Accent 6" w:uiPriority="60" w:semiHidden="0" w:unhideWhenUsed="0"/>
+    <w:lsdException w:name="Light List Accent 6" w:uiPriority="61" w:semiHidden="0" w:unhideWhenUsed="0"/>
+    <w:lsdException w:name="Light Grid Accent 6" w:uiPriority="62" w:semiHidden="0" w:unhideWhenUsed="0"/>
+    <w:lsdException w:name="Medium Shading 1 Accent 6" w:uiPriority="63" w:semiHidden="0" w:unhideWhenUsed="0"/>
+    <w:lsdException w:name="Medium Shading 2 Accent 6" w:uiPriority="64" w:semiHidden="0" w:unhideWhenUsed="0"/>
+    <w:lsdException w:name="Medium List 1 Accent 6" w:uiPriority="65" w:semiHidden="0" w:unhideWhenUsed="0"/>
+    <w:lsdException w:name="Medium List 2 Accent 6" w:uiPriority="66" w:semiHidden="0" w:unhideWhenUsed="0"/>
+    <w:lsdException w:name="Medium Grid 1 Accent 6" w:uiPriority="67" w:semiHidden="0" w:unhideWhenUsed="0"/>
+    <w:lsdException w:name="Medium Grid 2 Accent 6" w:uiPriority="68" w:semiHidden="0" w:unhideWhenUsed="0"/>
+    <w:lsdException w:name="Medium Grid 3 Accent 6" w:uiPriority="69" w:semiHidden="0" w:unhideWhenUsed="0"/>
+    <w:lsdException w:name="Dark List Accent 6" w:uiPriority="70" w:semiHidden="0" w:unhideWhenUsed="0"/>
+    <w:lsdException w:name="Colorful Shading Accent 6" w:uiPriority="71" w:semiHidden="0" w:unhideWhenUsed="0"/>
+    <w:lsdException w:name="Colorful List Accent 6" w:uiPriority="72" w:semiHidden="0" w:unhideWhenUsed="0"/>
+    <w:lsdException w:name="Colorful Grid Accent 6" w:uiPriority="73" w:semiHidden="0" w:unhideWhenUsed="0"/>
+    <w:lsdException w:name="Subtle Emphasis" w:uiPriority="19" w:semiHidden="0" w:unhideWhenUsed="0" w:qFormat="1"/>
+    <w:lsdException w:name="Intense Emphasis" w:uiPriority="21" w:semiHidden="0" w:unhideWhenUsed="0" w:qFormat="1"/>
+    <w:lsdException w:name="Subtle Reference" w:uiPriority="31" w:semiHidden="0" w:unhideWhenUsed="0" w:qFormat="1"/>
+    <w:lsdException w:name="Intense Reference" w:uiPriority="32" w:semiHidden="0" w:unhideWhenUsed="0" w:qFormat="1"/>
+    <w:lsdException w:name="Book Title" w:uiPriority="33" w:semiHidden="0" w:unhideWhenUsed="0" w:qFormat="1"/>
     <w:lsdException w:name="Bibliography" w:uiPriority="37"/>
     <w:lsdException w:name="TOC Heading" w:uiPriority="39" w:qFormat="1"/>
   </w:latentStyles>
-  <w:style w:type="paragraph" w:default="1" w:styleId="Normal">
+  <w:style w:type="paragraph" w:styleId="Normal" w:default="1">
     <w:name w:val="Normal"/>
     <w:qFormat/>
     <w:rsid w:val="00FC693F"/>
@@ -1425,7 +1443,7 @@
       <w:spacing w:after="0" w:line="240" w:lineRule="auto"/>
     </w:pPr>
   </w:style>
-  <w:style w:type="character" w:customStyle="1" w:styleId="HeaderChar">
+  <w:style w:type="character" w:styleId="HeaderChar" w:customStyle="1">
     <w:name w:val="Header Char"/>
     <w:basedOn w:val="DefaultParagraphFont"/>
     <w:link w:val="Header"/>
@@ -1447,7 +1465,7 @@
       <w:spacing w:after="0" w:line="240" w:lineRule="auto"/>
     </w:pPr>
   </w:style>
-  <w:style w:type="character" w:customStyle="1" w:styleId="FooterChar">
+  <w:style w:type="character" w:styleId="FooterChar" w:customStyle="1">
     <w:name w:val="Footer Char"/>
     <w:basedOn w:val="DefaultParagraphFont"/>
     <w:link w:val="Footer"/>
@@ -1469,7 +1487,7 @@
       <w:outlineLvl w:val="0"/>
     </w:pPr>
     <w:rPr>
-      <w:rFonts w:asciiTheme="majorHAnsi" w:eastAsiaTheme="majorEastAsia" w:hAnsiTheme="majorHAnsi" w:cstheme="majorBidi" w:ascii="Aptos Display" w:hAnsi="Aptos Display"/>
+      <w:rFonts w:ascii="Aptos Display" w:hAnsi="Aptos Display" w:asciiTheme="majorHAnsi" w:hAnsiTheme="majorHAnsi" w:eastAsiaTheme="majorEastAsia" w:cstheme="majorBidi"/>
       <w:b/>
       <w:bCs/>
       <w:color w:val="0B3D2E"/>
@@ -1493,7 +1511,7 @@
       <w:outlineLvl w:val="1"/>
     </w:pPr>
     <w:rPr>
-      <w:rFonts w:asciiTheme="majorHAnsi" w:eastAsiaTheme="majorEastAsia" w:hAnsiTheme="majorHAnsi" w:cstheme="majorBidi" w:ascii="Aptos" w:hAnsi="Aptos"/>
+      <w:rFonts w:ascii="Aptos" w:hAnsi="Aptos" w:asciiTheme="majorHAnsi" w:hAnsiTheme="majorHAnsi" w:eastAsiaTheme="majorEastAsia" w:cstheme="majorBidi"/>
       <w:b/>
       <w:bCs/>
       <w:color w:val="007A53"/>
@@ -1517,7 +1535,7 @@
       <w:outlineLvl w:val="2"/>
     </w:pPr>
     <w:rPr>
-      <w:rFonts w:asciiTheme="majorHAnsi" w:eastAsiaTheme="majorEastAsia" w:hAnsiTheme="majorHAnsi" w:cstheme="majorBidi" w:ascii="Aptos" w:hAnsi="Aptos"/>
+      <w:rFonts w:ascii="Aptos" w:hAnsi="Aptos" w:asciiTheme="majorHAnsi" w:hAnsiTheme="majorHAnsi" w:eastAsiaTheme="majorEastAsia" w:cstheme="majorBidi"/>
       <w:b/>
       <w:bCs/>
       <w:color w:val="1F2933"/>
@@ -1541,7 +1559,7 @@
       <w:outlineLvl w:val="3"/>
     </w:pPr>
     <w:rPr>
-      <w:rFonts w:asciiTheme="majorHAnsi" w:eastAsiaTheme="majorEastAsia" w:hAnsiTheme="majorHAnsi" w:cstheme="majorBidi"/>
+      <w:rFonts w:asciiTheme="majorHAnsi" w:hAnsiTheme="majorHAnsi" w:eastAsiaTheme="majorEastAsia" w:cstheme="majorBidi"/>
       <w:b/>
       <w:bCs/>
       <w:i/>
@@ -1566,7 +1584,7 @@
       <w:outlineLvl w:val="4"/>
     </w:pPr>
     <w:rPr>
-      <w:rFonts w:asciiTheme="majorHAnsi" w:eastAsiaTheme="majorEastAsia" w:hAnsiTheme="majorHAnsi" w:cstheme="majorBidi"/>
+      <w:rFonts w:asciiTheme="majorHAnsi" w:hAnsiTheme="majorHAnsi" w:eastAsiaTheme="majorEastAsia" w:cstheme="majorBidi"/>
       <w:color w:val="243F60" w:themeColor="accent1" w:themeShade="7F"/>
     </w:rPr>
   </w:style>
@@ -1587,7 +1605,7 @@
       <w:outlineLvl w:val="5"/>
     </w:pPr>
     <w:rPr>
-      <w:rFonts w:asciiTheme="majorHAnsi" w:eastAsiaTheme="majorEastAsia" w:hAnsiTheme="majorHAnsi" w:cstheme="majorBidi"/>
+      <w:rFonts w:asciiTheme="majorHAnsi" w:hAnsiTheme="majorHAnsi" w:eastAsiaTheme="majorEastAsia" w:cstheme="majorBidi"/>
       <w:i/>
       <w:iCs/>
       <w:color w:val="243F60" w:themeColor="accent1" w:themeShade="7F"/>
@@ -1610,7 +1628,7 @@
       <w:outlineLvl w:val="6"/>
     </w:pPr>
     <w:rPr>
-      <w:rFonts w:asciiTheme="majorHAnsi" w:eastAsiaTheme="majorEastAsia" w:hAnsiTheme="majorHAnsi" w:cstheme="majorBidi"/>
+      <w:rFonts w:asciiTheme="majorHAnsi" w:hAnsiTheme="majorHAnsi" w:eastAsiaTheme="majorEastAsia" w:cstheme="majorBidi"/>
       <w:i/>
       <w:iCs/>
       <w:color w:val="404040" w:themeColor="text1" w:themeTint="BF"/>
@@ -1633,7 +1651,7 @@
       <w:outlineLvl w:val="7"/>
     </w:pPr>
     <w:rPr>
-      <w:rFonts w:asciiTheme="majorHAnsi" w:eastAsiaTheme="majorEastAsia" w:hAnsiTheme="majorHAnsi" w:cstheme="majorBidi"/>
+      <w:rFonts w:asciiTheme="majorHAnsi" w:hAnsiTheme="majorHAnsi" w:eastAsiaTheme="majorEastAsia" w:cstheme="majorBidi"/>
       <w:color w:val="4F81BD" w:themeColor="accent1"/>
       <w:sz w:val="20"/>
       <w:szCs w:val="20"/>
@@ -1656,7 +1674,7 @@
       <w:outlineLvl w:val="8"/>
     </w:pPr>
     <w:rPr>
-      <w:rFonts w:asciiTheme="majorHAnsi" w:eastAsiaTheme="majorEastAsia" w:hAnsiTheme="majorHAnsi" w:cstheme="majorBidi"/>
+      <w:rFonts w:asciiTheme="majorHAnsi" w:hAnsiTheme="majorHAnsi" w:eastAsiaTheme="majorEastAsia" w:cstheme="majorBidi"/>
       <w:i/>
       <w:iCs/>
       <w:color w:val="404040" w:themeColor="text1" w:themeTint="BF"/>
@@ -1664,13 +1682,13 @@
       <w:szCs w:val="20"/>
     </w:rPr>
   </w:style>
-  <w:style w:type="character" w:default="1" w:styleId="DefaultParagraphFont">
+  <w:style w:type="character" w:styleId="DefaultParagraphFont" w:default="1">
     <w:name w:val="Default Paragraph Font"/>
     <w:uiPriority w:val="1"/>
     <w:semiHidden/>
     <w:unhideWhenUsed/>
   </w:style>
-  <w:style w:type="table" w:default="1" w:styleId="TableNormal">
+  <w:style w:type="table" w:styleId="TableNormal" w:default="1">
     <w:name w:val="Normal Table"/>
     <w:uiPriority w:val="99"/>
     <w:semiHidden/>
@@ -1685,7 +1703,7 @@
       </w:tblCellMar>
     </w:tblPr>
   </w:style>
-  <w:style w:type="numbering" w:default="1" w:styleId="NoList">
+  <w:style w:type="numbering" w:styleId="NoList" w:default="1">
     <w:name w:val="No List"/>
     <w:uiPriority w:val="99"/>
     <w:semiHidden/>
@@ -1700,14 +1718,14 @@
       <w:spacing w:after="0" w:line="240" w:lineRule="auto"/>
     </w:pPr>
   </w:style>
-  <w:style w:type="character" w:customStyle="1" w:styleId="Heading1Char">
+  <w:style w:type="character" w:styleId="Heading1Char" w:customStyle="1">
     <w:name w:val="Heading 1 Char"/>
     <w:basedOn w:val="DefaultParagraphFont"/>
     <w:link w:val="Heading1"/>
     <w:uiPriority w:val="9"/>
     <w:rsid w:val="00FC693F"/>
     <w:rPr>
-      <w:rFonts w:asciiTheme="majorHAnsi" w:eastAsiaTheme="majorEastAsia" w:hAnsiTheme="majorHAnsi" w:cstheme="majorBidi"/>
+      <w:rFonts w:asciiTheme="majorHAnsi" w:hAnsiTheme="majorHAnsi" w:eastAsiaTheme="majorEastAsia" w:cstheme="majorBidi"/>
       <w:b/>
       <w:bCs/>
       <w:color w:val="365F91" w:themeColor="accent1" w:themeShade="BF"/>
@@ -1715,14 +1733,14 @@
       <w:szCs w:val="28"/>
     </w:rPr>
   </w:style>
-  <w:style w:type="character" w:customStyle="1" w:styleId="Heading2Char">
+  <w:style w:type="character" w:styleId="Heading2Char" w:customStyle="1">
     <w:name w:val="Heading 2 Char"/>
     <w:basedOn w:val="DefaultParagraphFont"/>
     <w:link w:val="Heading2"/>
     <w:uiPriority w:val="9"/>
     <w:rsid w:val="00FC693F"/>
     <w:rPr>
-      <w:rFonts w:asciiTheme="majorHAnsi" w:eastAsiaTheme="majorEastAsia" w:hAnsiTheme="majorHAnsi" w:cstheme="majorBidi"/>
+      <w:rFonts w:asciiTheme="majorHAnsi" w:hAnsiTheme="majorHAnsi" w:eastAsiaTheme="majorEastAsia" w:cstheme="majorBidi"/>
       <w:b/>
       <w:bCs/>
       <w:color w:val="4F81BD" w:themeColor="accent1"/>
@@ -1730,14 +1748,14 @@
       <w:szCs w:val="26"/>
     </w:rPr>
   </w:style>
-  <w:style w:type="character" w:customStyle="1" w:styleId="Heading3Char">
+  <w:style w:type="character" w:styleId="Heading3Char" w:customStyle="1">
     <w:name w:val="Heading 3 Char"/>
     <w:basedOn w:val="DefaultParagraphFont"/>
     <w:link w:val="Heading3"/>
     <w:uiPriority w:val="9"/>
     <w:rsid w:val="00FC693F"/>
     <w:rPr>
-      <w:rFonts w:asciiTheme="majorHAnsi" w:eastAsiaTheme="majorEastAsia" w:hAnsiTheme="majorHAnsi" w:cstheme="majorBidi"/>
+      <w:rFonts w:asciiTheme="majorHAnsi" w:hAnsiTheme="majorHAnsi" w:eastAsiaTheme="majorEastAsia" w:cstheme="majorBidi"/>
       <w:b/>
       <w:bCs/>
       <w:color w:val="4F81BD" w:themeColor="accent1"/>
@@ -1753,13 +1771,13 @@
     <w:rsid w:val="00FC693F"/>
     <w:pPr>
       <w:pBdr>
-        <w:bottom w:val="single" w:sz="8" w:space="4" w:color="4F81BD" w:themeColor="accent1"/>
+        <w:bottom w:val="single" w:color="4F81BD" w:themeColor="accent1" w:sz="8" w:space="4"/>
       </w:pBdr>
       <w:spacing w:after="300" w:line="240" w:lineRule="auto"/>
       <w:contextualSpacing/>
     </w:pPr>
     <w:rPr>
-      <w:rFonts w:asciiTheme="majorHAnsi" w:eastAsiaTheme="majorEastAsia" w:hAnsiTheme="majorHAnsi" w:cstheme="majorBidi" w:ascii="Aptos Display" w:hAnsi="Aptos Display"/>
+      <w:rFonts w:ascii="Aptos Display" w:hAnsi="Aptos Display" w:asciiTheme="majorHAnsi" w:hAnsiTheme="majorHAnsi" w:eastAsiaTheme="majorEastAsia" w:cstheme="majorBidi"/>
       <w:b/>
       <w:color w:val="0B3D2E"/>
       <w:spacing w:val="5"/>
@@ -1768,14 +1786,14 @@
       <w:szCs w:val="52"/>
     </w:rPr>
   </w:style>
-  <w:style w:type="character" w:customStyle="1" w:styleId="TitleChar">
+  <w:style w:type="character" w:styleId="TitleChar" w:customStyle="1">
     <w:name w:val="Title Char"/>
     <w:basedOn w:val="DefaultParagraphFont"/>
     <w:link w:val="Title"/>
     <w:uiPriority w:val="10"/>
     <w:rsid w:val="00FC693F"/>
     <w:rPr>
-      <w:rFonts w:asciiTheme="majorHAnsi" w:eastAsiaTheme="majorEastAsia" w:hAnsiTheme="majorHAnsi" w:cstheme="majorBidi"/>
+      <w:rFonts w:asciiTheme="majorHAnsi" w:hAnsiTheme="majorHAnsi" w:eastAsiaTheme="majorEastAsia" w:cstheme="majorBidi"/>
       <w:color w:val="17365D" w:themeColor="text2" w:themeShade="BF"/>
       <w:spacing w:val="5"/>
       <w:kern w:val="28"/>
@@ -1797,7 +1815,7 @@
       </w:numPr>
     </w:pPr>
     <w:rPr>
-      <w:rFonts w:asciiTheme="majorHAnsi" w:eastAsiaTheme="majorEastAsia" w:hAnsiTheme="majorHAnsi" w:cstheme="majorBidi"/>
+      <w:rFonts w:asciiTheme="majorHAnsi" w:hAnsiTheme="majorHAnsi" w:eastAsiaTheme="majorEastAsia" w:cstheme="majorBidi"/>
       <w:i/>
       <w:iCs/>
       <w:color w:val="4F81BD" w:themeColor="accent1"/>
@@ -1806,14 +1824,14 @@
       <w:szCs w:val="24"/>
     </w:rPr>
   </w:style>
-  <w:style w:type="character" w:customStyle="1" w:styleId="SubtitleChar">
+  <w:style w:type="character" w:styleId="SubtitleChar" w:customStyle="1">
     <w:name w:val="Subtitle Char"/>
     <w:basedOn w:val="DefaultParagraphFont"/>
     <w:link w:val="Subtitle"/>
     <w:uiPriority w:val="11"/>
     <w:rsid w:val="00FC693F"/>
     <w:rPr>
-      <w:rFonts w:asciiTheme="majorHAnsi" w:eastAsiaTheme="majorEastAsia" w:hAnsiTheme="majorHAnsi" w:cstheme="majorBidi"/>
+      <w:rFonts w:asciiTheme="majorHAnsi" w:hAnsiTheme="majorHAnsi" w:eastAsiaTheme="majorEastAsia" w:cstheme="majorBidi"/>
       <w:i/>
       <w:iCs/>
       <w:color w:val="4F81BD" w:themeColor="accent1"/>
@@ -1844,7 +1862,7 @@
       <w:spacing w:after="120"/>
     </w:pPr>
   </w:style>
-  <w:style w:type="character" w:customStyle="1" w:styleId="BodyTextChar">
+  <w:style w:type="character" w:styleId="BodyTextChar" w:customStyle="1">
     <w:name w:val="Body Text Char"/>
     <w:basedOn w:val="DefaultParagraphFont"/>
     <w:link w:val="BodyText"/>
@@ -1862,7 +1880,7 @@
       <w:spacing w:after="120" w:line="480" w:lineRule="auto"/>
     </w:pPr>
   </w:style>
-  <w:style w:type="character" w:customStyle="1" w:styleId="BodyText2Char">
+  <w:style w:type="character" w:styleId="BodyText2Char" w:customStyle="1">
     <w:name w:val="Body Text 2 Char"/>
     <w:basedOn w:val="DefaultParagraphFont"/>
     <w:link w:val="BodyText2"/>
@@ -1884,7 +1902,7 @@
       <w:szCs w:val="16"/>
     </w:rPr>
   </w:style>
-  <w:style w:type="character" w:customStyle="1" w:styleId="BodyText3Char">
+  <w:style w:type="character" w:styleId="BodyText3Char" w:customStyle="1">
     <w:name w:val="Body Text 3 Char"/>
     <w:basedOn w:val="DefaultParagraphFont"/>
     <w:link w:val="BodyText3"/>
@@ -2065,7 +2083,7 @@
       <w:szCs w:val="20"/>
     </w:rPr>
   </w:style>
-  <w:style w:type="character" w:customStyle="1" w:styleId="MacroTextChar">
+  <w:style w:type="character" w:styleId="MacroTextChar" w:customStyle="1">
     <w:name w:val="Macro Text Char"/>
     <w:basedOn w:val="DefaultParagraphFont"/>
     <w:link w:val="MacroText"/>
@@ -2091,7 +2109,7 @@
       <w:color w:val="000000" w:themeColor="text1"/>
     </w:rPr>
   </w:style>
-  <w:style w:type="character" w:customStyle="1" w:styleId="QuoteChar">
+  <w:style w:type="character" w:styleId="QuoteChar" w:customStyle="1">
     <w:name w:val="Quote Char"/>
     <w:basedOn w:val="DefaultParagraphFont"/>
     <w:link w:val="Quote"/>
@@ -2103,7 +2121,7 @@
       <w:color w:val="000000" w:themeColor="text1"/>
     </w:rPr>
   </w:style>
-  <w:style w:type="character" w:customStyle="1" w:styleId="Heading4Char">
+  <w:style w:type="character" w:styleId="Heading4Char" w:customStyle="1">
     <w:name w:val="Heading 4 Char"/>
     <w:basedOn w:val="DefaultParagraphFont"/>
     <w:link w:val="Heading4"/>
@@ -2111,7 +2129,7 @@
     <w:semiHidden/>
     <w:rsid w:val="00FC693F"/>
     <w:rPr>
-      <w:rFonts w:asciiTheme="majorHAnsi" w:eastAsiaTheme="majorEastAsia" w:hAnsiTheme="majorHAnsi" w:cstheme="majorBidi"/>
+      <w:rFonts w:asciiTheme="majorHAnsi" w:hAnsiTheme="majorHAnsi" w:eastAsiaTheme="majorEastAsia" w:cstheme="majorBidi"/>
       <w:b/>
       <w:bCs/>
       <w:i/>
@@ -2119,7 +2137,7 @@
       <w:color w:val="4F81BD" w:themeColor="accent1"/>
     </w:rPr>
   </w:style>
-  <w:style w:type="character" w:customStyle="1" w:styleId="Heading5Char">
+  <w:style w:type="character" w:styleId="Heading5Char" w:customStyle="1">
     <w:name w:val="Heading 5 Char"/>
     <w:basedOn w:val="DefaultParagraphFont"/>
     <w:link w:val="Heading5"/>
@@ -2127,11 +2145,11 @@
     <w:semiHidden/>
     <w:rsid w:val="00FC693F"/>
     <w:rPr>
-      <w:rFonts w:asciiTheme="majorHAnsi" w:eastAsiaTheme="majorEastAsia" w:hAnsiTheme="majorHAnsi" w:cstheme="majorBidi"/>
+      <w:rFonts w:asciiTheme="majorHAnsi" w:hAnsiTheme="majorHAnsi" w:eastAsiaTheme="majorEastAsia" w:cstheme="majorBidi"/>
       <w:color w:val="243F60" w:themeColor="accent1" w:themeShade="7F"/>
     </w:rPr>
   </w:style>
-  <w:style w:type="character" w:customStyle="1" w:styleId="Heading6Char">
+  <w:style w:type="character" w:styleId="Heading6Char" w:customStyle="1">
     <w:name w:val="Heading 6 Char"/>
     <w:basedOn w:val="DefaultParagraphFont"/>
     <w:link w:val="Heading6"/>
@@ -2139,13 +2157,13 @@
     <w:semiHidden/>
     <w:rsid w:val="00FC693F"/>
     <w:rPr>
-      <w:rFonts w:asciiTheme="majorHAnsi" w:eastAsiaTheme="majorEastAsia" w:hAnsiTheme="majorHAnsi" w:cstheme="majorBidi"/>
+      <w:rFonts w:asciiTheme="majorHAnsi" w:hAnsiTheme="majorHAnsi" w:eastAsiaTheme="majorEastAsia" w:cstheme="majorBidi"/>
       <w:i/>
       <w:iCs/>
       <w:color w:val="243F60" w:themeColor="accent1" w:themeShade="7F"/>
     </w:rPr>
   </w:style>
-  <w:style w:type="character" w:customStyle="1" w:styleId="Heading7Char">
+  <w:style w:type="character" w:styleId="Heading7Char" w:customStyle="1">
     <w:name w:val="Heading 7 Char"/>
     <w:basedOn w:val="DefaultParagraphFont"/>
     <w:link w:val="Heading7"/>
@@ -2153,13 +2171,13 @@
     <w:semiHidden/>
     <w:rsid w:val="00FC693F"/>
     <w:rPr>
-      <w:rFonts w:asciiTheme="majorHAnsi" w:eastAsiaTheme="majorEastAsia" w:hAnsiTheme="majorHAnsi" w:cstheme="majorBidi"/>
+      <w:rFonts w:asciiTheme="majorHAnsi" w:hAnsiTheme="majorHAnsi" w:eastAsiaTheme="majorEastAsia" w:cstheme="majorBidi"/>
       <w:i/>
       <w:iCs/>
       <w:color w:val="404040" w:themeColor="text1" w:themeTint="BF"/>
     </w:rPr>
   </w:style>
-  <w:style w:type="character" w:customStyle="1" w:styleId="Heading8Char">
+  <w:style w:type="character" w:styleId="Heading8Char" w:customStyle="1">
     <w:name w:val="Heading 8 Char"/>
     <w:basedOn w:val="DefaultParagraphFont"/>
     <w:link w:val="Heading8"/>
@@ -2167,13 +2185,13 @@
     <w:semiHidden/>
     <w:rsid w:val="00FC693F"/>
     <w:rPr>
-      <w:rFonts w:asciiTheme="majorHAnsi" w:eastAsiaTheme="majorEastAsia" w:hAnsiTheme="majorHAnsi" w:cstheme="majorBidi"/>
+      <w:rFonts w:asciiTheme="majorHAnsi" w:hAnsiTheme="majorHAnsi" w:eastAsiaTheme="majorEastAsia" w:cstheme="majorBidi"/>
       <w:color w:val="4F81BD" w:themeColor="accent1"/>
       <w:sz w:val="20"/>
       <w:szCs w:val="20"/>
     </w:rPr>
   </w:style>
-  <w:style w:type="character" w:customStyle="1" w:styleId="Heading9Char">
+  <w:style w:type="character" w:styleId="Heading9Char" w:customStyle="1">
     <w:name w:val="Heading 9 Char"/>
     <w:basedOn w:val="DefaultParagraphFont"/>
     <w:link w:val="Heading9"/>
@@ -2181,7 +2199,7 @@
     <w:semiHidden/>
     <w:rsid w:val="00FC693F"/>
     <w:rPr>
-      <w:rFonts w:asciiTheme="majorHAnsi" w:eastAsiaTheme="majorEastAsia" w:hAnsiTheme="majorHAnsi" w:cstheme="majorBidi"/>
+      <w:rFonts w:asciiTheme="majorHAnsi" w:hAnsiTheme="majorHAnsi" w:eastAsiaTheme="majorEastAsia" w:cstheme="majorBidi"/>
       <w:i/>
       <w:iCs/>
       <w:color w:val="404040" w:themeColor="text1" w:themeTint="BF"/>
@@ -2241,7 +2259,7 @@
     <w:rsid w:val="00FC693F"/>
     <w:pPr>
       <w:pBdr>
-        <w:bottom w:val="single" w:sz="4" w:space="4" w:color="4F81BD" w:themeColor="accent1"/>
+        <w:bottom w:val="single" w:color="4F81BD" w:themeColor="accent1" w:sz="4" w:space="4"/>
       </w:pBdr>
       <w:spacing w:before="200" w:after="280"/>
       <w:ind w:left="936" w:right="936"/>
@@ -2254,7 +2272,7 @@
       <w:color w:val="4F81BD" w:themeColor="accent1"/>
     </w:rPr>
   </w:style>
-  <w:style w:type="character" w:customStyle="1" w:styleId="IntenseQuoteChar">
+  <w:style w:type="character" w:styleId="IntenseQuoteChar" w:customStyle="1">
     <w:name w:val="Intense Quote Char"/>
     <w:basedOn w:val="DefaultParagraphFont"/>
     <w:link w:val="IntenseQuote"/>
@@ -2358,12 +2376,12 @@
     <w:tblPr>
       <w:tblInd w:w="0" w:type="dxa"/>
       <w:tblBorders>
-        <w:top w:val="single" w:sz="4" w:space="0" w:color="auto"/>
-        <w:left w:val="single" w:sz="4" w:space="0" w:color="auto"/>
-        <w:bottom w:val="single" w:sz="4" w:space="0" w:color="auto"/>
-        <w:right w:val="single" w:sz="4" w:space="0" w:color="auto"/>
-        <w:insideH w:val="single" w:sz="4" w:space="0" w:color="auto"/>
-        <w:insideV w:val="single" w:sz="4" w:space="0" w:color="auto"/>
+        <w:top w:val="single" w:color="auto" w:sz="4" w:space="0"/>
+        <w:left w:val="single" w:color="auto" w:sz="4" w:space="0"/>
+        <w:bottom w:val="single" w:color="auto" w:sz="4" w:space="0"/>
+        <w:right w:val="single" w:color="auto" w:sz="4" w:space="0"/>
+        <w:insideH w:val="single" w:color="auto" w:sz="4" w:space="0"/>
+        <w:insideV w:val="single" w:color="auto" w:sz="4" w:space="0"/>
       </w:tblBorders>
       <w:tblCellMar>
         <w:top w:w="0" w:type="dxa"/>
@@ -2389,8 +2407,8 @@
       <w:tblStyleColBandSize w:val="1"/>
       <w:tblInd w:w="0" w:type="dxa"/>
       <w:tblBorders>
-        <w:top w:val="single" w:sz="8" w:space="0" w:color="000000" w:themeColor="text1"/>
-        <w:bottom w:val="single" w:sz="8" w:space="0" w:color="000000" w:themeColor="text1"/>
+        <w:top w:val="single" w:color="000000" w:themeColor="text1" w:sz="8" w:space="0"/>
+        <w:bottom w:val="single" w:color="000000" w:themeColor="text1" w:sz="8" w:space="0"/>
       </w:tblBorders>
       <w:tblCellMar>
         <w:top w:w="0" w:type="dxa"/>
@@ -2410,9 +2428,9 @@
       <w:tblPr/>
       <w:tcPr>
         <w:tcBorders>
-          <w:top w:val="single" w:sz="8" w:space="0" w:color="000000" w:themeColor="text1"/>
-          <w:left w:val="nil"/>
-          <w:bottom w:val="single" w:sz="8" w:space="0" w:color="000000" w:themeColor="text1"/>
+          <w:top w:val="single" w:color="000000" w:themeColor="text1" w:sz="8" w:space="0"/>
+          <w:left w:val="nil"/>
+          <w:bottom w:val="single" w:color="000000" w:themeColor="text1" w:sz="8" w:space="0"/>
           <w:right w:val="nil"/>
           <w:insideH w:val="nil"/>
           <w:insideV w:val="nil"/>
@@ -2430,9 +2448,9 @@
       <w:tblPr/>
       <w:tcPr>
         <w:tcBorders>
-          <w:top w:val="single" w:sz="8" w:space="0" w:color="000000" w:themeColor="text1"/>
-          <w:left w:val="nil"/>
-          <w:bottom w:val="single" w:sz="8" w:space="0" w:color="000000" w:themeColor="text1"/>
+          <w:top w:val="single" w:color="000000" w:themeColor="text1" w:sz="8" w:space="0"/>
+          <w:left w:val="nil"/>
+          <w:bottom w:val="single" w:color="000000" w:themeColor="text1" w:sz="8" w:space="0"/>
           <w:right w:val="nil"/>
           <w:insideH w:val="nil"/>
           <w:insideV w:val="nil"/>
@@ -2492,8 +2510,8 @@
       <w:tblStyleColBandSize w:val="1"/>
       <w:tblInd w:w="0" w:type="dxa"/>
       <w:tblBorders>
-        <w:top w:val="single" w:sz="8" w:space="0" w:color="4F81BD" w:themeColor="accent1"/>
-        <w:bottom w:val="single" w:sz="8" w:space="0" w:color="4F81BD" w:themeColor="accent1"/>
+        <w:top w:val="single" w:color="4F81BD" w:themeColor="accent1" w:sz="8" w:space="0"/>
+        <w:bottom w:val="single" w:color="4F81BD" w:themeColor="accent1" w:sz="8" w:space="0"/>
       </w:tblBorders>
       <w:tblCellMar>
         <w:top w:w="0" w:type="dxa"/>
@@ -2513,9 +2531,9 @@
       <w:tblPr/>
       <w:tcPr>
         <w:tcBorders>
-          <w:top w:val="single" w:sz="8" w:space="0" w:color="4F81BD" w:themeColor="accent1"/>
-          <w:left w:val="nil"/>
-          <w:bottom w:val="single" w:sz="8" w:space="0" w:color="4F81BD" w:themeColor="accent1"/>
+          <w:top w:val="single" w:color="4F81BD" w:themeColor="accent1" w:sz="8" w:space="0"/>
+          <w:left w:val="nil"/>
+          <w:bottom w:val="single" w:color="4F81BD" w:themeColor="accent1" w:sz="8" w:space="0"/>
           <w:right w:val="nil"/>
           <w:insideH w:val="nil"/>
           <w:insideV w:val="nil"/>
@@ -2533,9 +2551,9 @@
       <w:tblPr/>
       <w:tcPr>
         <w:tcBorders>
-          <w:top w:val="single" w:sz="8" w:space="0" w:color="4F81BD" w:themeColor="accent1"/>
-          <w:left w:val="nil"/>
-          <w:bottom w:val="single" w:sz="8" w:space="0" w:color="4F81BD" w:themeColor="accent1"/>
+          <w:top w:val="single" w:color="4F81BD" w:themeColor="accent1" w:sz="8" w:space="0"/>
+          <w:left w:val="nil"/>
+          <w:bottom w:val="single" w:color="4F81BD" w:themeColor="accent1" w:sz="8" w:space="0"/>
           <w:right w:val="nil"/>
           <w:insideH w:val="nil"/>
           <w:insideV w:val="nil"/>
@@ -2595,8 +2613,8 @@
       <w:tblStyleColBandSize w:val="1"/>
       <w:tblInd w:w="0" w:type="dxa"/>
       <w:tblBorders>
-        <w:top w:val="single" w:sz="8" w:space="0" w:color="C0504D" w:themeColor="accent2"/>
-        <w:bottom w:val="single" w:sz="8" w:space="0" w:color="C0504D" w:themeColor="accent2"/>
+        <w:top w:val="single" w:color="C0504D" w:themeColor="accent2" w:sz="8" w:space="0"/>
+        <w:bottom w:val="single" w:color="C0504D" w:themeColor="accent2" w:sz="8" w:space="0"/>
       </w:tblBorders>
       <w:tblCellMar>
         <w:top w:w="0" w:type="dxa"/>
@@ -2616,9 +2634,9 @@
       <w:tblPr/>
       <w:tcPr>
         <w:tcBorders>
-          <w:top w:val="single" w:sz="8" w:space="0" w:color="C0504D" w:themeColor="accent2"/>
-          <w:left w:val="nil"/>
-          <w:bottom w:val="single" w:sz="8" w:space="0" w:color="C0504D" w:themeColor="accent2"/>
+          <w:top w:val="single" w:color="C0504D" w:themeColor="accent2" w:sz="8" w:space="0"/>
+          <w:left w:val="nil"/>
+          <w:bottom w:val="single" w:color="C0504D" w:themeColor="accent2" w:sz="8" w:space="0"/>
           <w:right w:val="nil"/>
           <w:insideH w:val="nil"/>
           <w:insideV w:val="nil"/>
@@ -2636,9 +2654,9 @@
       <w:tblPr/>
       <w:tcPr>
         <w:tcBorders>
-          <w:top w:val="single" w:sz="8" w:space="0" w:color="C0504D" w:themeColor="accent2"/>
-          <w:left w:val="nil"/>
-          <w:bottom w:val="single" w:sz="8" w:space="0" w:color="C0504D" w:themeColor="accent2"/>
+          <w:top w:val="single" w:color="C0504D" w:themeColor="accent2" w:sz="8" w:space="0"/>
+          <w:left w:val="nil"/>
+          <w:bottom w:val="single" w:color="C0504D" w:themeColor="accent2" w:sz="8" w:space="0"/>
           <w:right w:val="nil"/>
           <w:insideH w:val="nil"/>
           <w:insideV w:val="nil"/>
@@ -2698,8 +2716,8 @@
       <w:tblStyleColBandSize w:val="1"/>
       <w:tblInd w:w="0" w:type="dxa"/>
       <w:tblBorders>
-        <w:top w:val="single" w:sz="8" w:space="0" w:color="9BBB59" w:themeColor="accent3"/>
-        <w:bottom w:val="single" w:sz="8" w:space="0" w:color="9BBB59" w:themeColor="accent3"/>
+        <w:top w:val="single" w:color="9BBB59" w:themeColor="accent3" w:sz="8" w:space="0"/>
+        <w:bottom w:val="single" w:color="9BBB59" w:themeColor="accent3" w:sz="8" w:space="0"/>
       </w:tblBorders>
       <w:tblCellMar>
         <w:top w:w="0" w:type="dxa"/>
@@ -2719,9 +2737,9 @@
       <w:tblPr/>
       <w:tcPr>
         <w:tcBorders>
-          <w:top w:val="single" w:sz="8" w:space="0" w:color="9BBB59" w:themeColor="accent3"/>
-          <w:left w:val="nil"/>
-          <w:bottom w:val="single" w:sz="8" w:space="0" w:color="9BBB59" w:themeColor="accent3"/>
+          <w:top w:val="single" w:color="9BBB59" w:themeColor="accent3" w:sz="8" w:space="0"/>
+          <w:left w:val="nil"/>
+          <w:bottom w:val="single" w:color="9BBB59" w:themeColor="accent3" w:sz="8" w:space="0"/>
           <w:right w:val="nil"/>
           <w:insideH w:val="nil"/>
           <w:insideV w:val="nil"/>
@@ -2739,9 +2757,9 @@
       <w:tblPr/>
       <w:tcPr>
         <w:tcBorders>
-          <w:top w:val="single" w:sz="8" w:space="0" w:color="9BBB59" w:themeColor="accent3"/>
-          <w:left w:val="nil"/>
-          <w:bottom w:val="single" w:sz="8" w:space="0" w:color="9BBB59" w:themeColor="accent3"/>
+          <w:top w:val="single" w:color="9BBB59" w:themeColor="accent3" w:sz="8" w:space="0"/>
+          <w:left w:val="nil"/>
+          <w:bottom w:val="single" w:color="9BBB59" w:themeColor="accent3" w:sz="8" w:space="0"/>
           <w:right w:val="nil"/>
           <w:insideH w:val="nil"/>
           <w:insideV w:val="nil"/>
@@ -2801,8 +2819,8 @@
       <w:tblStyleColBandSize w:val="1"/>
       <w:tblInd w:w="0" w:type="dxa"/>
       <w:tblBorders>
-        <w:top w:val="single" w:sz="8" w:space="0" w:color="8064A2" w:themeColor="accent4"/>
-        <w:bottom w:val="single" w:sz="8" w:space="0" w:color="8064A2" w:themeColor="accent4"/>
+        <w:top w:val="single" w:color="8064A2" w:themeColor="accent4" w:sz="8" w:space="0"/>
+        <w:bottom w:val="single" w:color="8064A2" w:themeColor="accent4" w:sz="8" w:space="0"/>
       </w:tblBorders>
       <w:tblCellMar>
         <w:top w:w="0" w:type="dxa"/>
@@ -2822,9 +2840,9 @@
       <w:tblPr/>
       <w:tcPr>
         <w:tcBorders>
-          <w:top w:val="single" w:sz="8" w:space="0" w:color="8064A2" w:themeColor="accent4"/>
-          <w:left w:val="nil"/>
-          <w:bottom w:val="single" w:sz="8" w:space="0" w:color="8064A2" w:themeColor="accent4"/>
+          <w:top w:val="single" w:color="8064A2" w:themeColor="accent4" w:sz="8" w:space="0"/>
+          <w:left w:val="nil"/>
+          <w:bottom w:val="single" w:color="8064A2" w:themeColor="accent4" w:sz="8" w:space="0"/>
           <w:right w:val="nil"/>
           <w:insideH w:val="nil"/>
           <w:insideV w:val="nil"/>
@@ -2842,9 +2860,9 @@
       <w:tblPr/>
       <w:tcPr>
         <w:tcBorders>
-          <w:top w:val="single" w:sz="8" w:space="0" w:color="8064A2" w:themeColor="accent4"/>
-          <w:left w:val="nil"/>
-          <w:bottom w:val="single" w:sz="8" w:space="0" w:color="8064A2" w:themeColor="accent4"/>
+          <w:top w:val="single" w:color="8064A2" w:themeColor="accent4" w:sz="8" w:space="0"/>
+          <w:left w:val="nil"/>
+          <w:bottom w:val="single" w:color="8064A2" w:themeColor="accent4" w:sz="8" w:space="0"/>
           <w:right w:val="nil"/>
           <w:insideH w:val="nil"/>
           <w:insideV w:val="nil"/>
@@ -2904,8 +2922,8 @@
       <w:tblStyleColBandSize w:val="1"/>
       <w:tblInd w:w="0" w:type="dxa"/>
       <w:tblBorders>
-        <w:top w:val="single" w:sz="8" w:space="0" w:color="4BACC6" w:themeColor="accent5"/>
-        <w:bottom w:val="single" w:sz="8" w:space="0" w:color="4BACC6" w:themeColor="accent5"/>
+        <w:top w:val="single" w:color="4BACC6" w:themeColor="accent5" w:sz="8" w:space="0"/>
+        <w:bottom w:val="single" w:color="4BACC6" w:themeColor="accent5" w:sz="8" w:space="0"/>
       </w:tblBorders>
       <w:tblCellMar>
         <w:top w:w="0" w:type="dxa"/>
@@ -2925,9 +2943,9 @@
       <w:tblPr/>
       <w:tcPr>
         <w:tcBorders>
-          <w:top w:val="single" w:sz="8" w:space="0" w:color="4BACC6" w:themeColor="accent5"/>
-          <w:left w:val="nil"/>
-          <w:bottom w:val="single" w:sz="8" w:space="0" w:color="4BACC6" w:themeColor="accent5"/>
+          <w:top w:val="single" w:color="4BACC6" w:themeColor="accent5" w:sz="8" w:space="0"/>
+          <w:left w:val="nil"/>
+          <w:bottom w:val="single" w:color="4BACC6" w:themeColor="accent5" w:sz="8" w:space="0"/>
           <w:right w:val="nil"/>
           <w:insideH w:val="nil"/>
           <w:insideV w:val="nil"/>
@@ -2945,9 +2963,9 @@
       <w:tblPr/>
       <w:tcPr>
         <w:tcBorders>
-          <w:top w:val="single" w:sz="8" w:space="0" w:color="4BACC6" w:themeColor="accent5"/>
-          <w:left w:val="nil"/>
-          <w:bottom w:val="single" w:sz="8" w:space="0" w:color="4BACC6" w:themeColor="accent5"/>
+          <w:top w:val="single" w:color="4BACC6" w:themeColor="accent5" w:sz="8" w:space="0"/>
+          <w:left w:val="nil"/>
+          <w:bottom w:val="single" w:color="4BACC6" w:themeColor="accent5" w:sz="8" w:space="0"/>
           <w:right w:val="nil"/>
           <w:insideH w:val="nil"/>
           <w:insideV w:val="nil"/>
@@ -3007,8 +3025,8 @@
       <w:tblStyleColBandSize w:val="1"/>
       <w:tblInd w:w="0" w:type="dxa"/>
       <w:tblBorders>
-        <w:top w:val="single" w:sz="8" w:space="0" w:color="F79646" w:themeColor="accent6"/>
-        <w:bottom w:val="single" w:sz="8" w:space="0" w:color="F79646" w:themeColor="accent6"/>
+        <w:top w:val="single" w:color="F79646" w:themeColor="accent6" w:sz="8" w:space="0"/>
+        <w:bottom w:val="single" w:color="F79646" w:themeColor="accent6" w:sz="8" w:space="0"/>
       </w:tblBorders>
       <w:tblCellMar>
         <w:top w:w="0" w:type="dxa"/>
@@ -3028,9 +3046,9 @@
       <w:tblPr/>
       <w:tcPr>
         <w:tcBorders>
-          <w:top w:val="single" w:sz="8" w:space="0" w:color="F79646" w:themeColor="accent6"/>
-          <w:left w:val="nil"/>
-          <w:bottom w:val="single" w:sz="8" w:space="0" w:color="F79646" w:themeColor="accent6"/>
+          <w:top w:val="single" w:color="F79646" w:themeColor="accent6" w:sz="8" w:space="0"/>
+          <w:left w:val="nil"/>
+          <w:bottom w:val="single" w:color="F79646" w:themeColor="accent6" w:sz="8" w:space="0"/>
           <w:right w:val="nil"/>
           <w:insideH w:val="nil"/>
           <w:insideV w:val="nil"/>
@@ -3048,9 +3066,9 @@
       <w:tblPr/>
       <w:tcPr>
         <w:tcBorders>
-          <w:top w:val="single" w:sz="8" w:space="0" w:color="F79646" w:themeColor="accent6"/>
-          <w:left w:val="nil"/>
-          <w:bottom w:val="single" w:sz="8" w:space="0" w:color="F79646" w:themeColor="accent6"/>
+          <w:top w:val="single" w:color="F79646" w:themeColor="accent6" w:sz="8" w:space="0"/>
+          <w:left w:val="nil"/>
+          <w:bottom w:val="single" w:color="F79646" w:themeColor="accent6" w:sz="8" w:space="0"/>
           <w:right w:val="nil"/>
           <w:insideH w:val="nil"/>
           <w:insideV w:val="nil"/>
@@ -3107,10 +3125,10 @@
       <w:tblStyleColBandSize w:val="1"/>
       <w:tblInd w:w="0" w:type="dxa"/>
       <w:tblBorders>
-        <w:top w:val="single" w:sz="8" w:space="0" w:color="000000" w:themeColor="text1"/>
-        <w:left w:val="single" w:sz="8" w:space="0" w:color="000000" w:themeColor="text1"/>
-        <w:bottom w:val="single" w:sz="8" w:space="0" w:color="000000" w:themeColor="text1"/>
-        <w:right w:val="single" w:sz="8" w:space="0" w:color="000000" w:themeColor="text1"/>
+        <w:top w:val="single" w:color="000000" w:themeColor="text1" w:sz="8" w:space="0"/>
+        <w:left w:val="single" w:color="000000" w:themeColor="text1" w:sz="8" w:space="0"/>
+        <w:bottom w:val="single" w:color="000000" w:themeColor="text1" w:sz="8" w:space="0"/>
+        <w:right w:val="single" w:color="000000" w:themeColor="text1" w:sz="8" w:space="0"/>
       </w:tblBorders>
       <w:tblCellMar>
         <w:top w:w="0" w:type="dxa"/>
@@ -3144,10 +3162,10 @@
       <w:tblPr/>
       <w:tcPr>
         <w:tcBorders>
-          <w:top w:val="double" w:sz="6" w:space="0" w:color="000000" w:themeColor="text1"/>
-          <w:left w:val="single" w:sz="8" w:space="0" w:color="000000" w:themeColor="text1"/>
-          <w:bottom w:val="single" w:sz="8" w:space="0" w:color="000000" w:themeColor="text1"/>
-          <w:right w:val="single" w:sz="8" w:space="0" w:color="000000" w:themeColor="text1"/>
+          <w:top w:val="double" w:color="000000" w:themeColor="text1" w:sz="6" w:space="0"/>
+          <w:left w:val="single" w:color="000000" w:themeColor="text1" w:sz="8" w:space="0"/>
+          <w:bottom w:val="single" w:color="000000" w:themeColor="text1" w:sz="8" w:space="0"/>
+          <w:right w:val="single" w:color="000000" w:themeColor="text1" w:sz="8" w:space="0"/>
         </w:tcBorders>
       </w:tcPr>
     </w:tblStylePr>
@@ -3167,10 +3185,10 @@
       <w:tblPr/>
       <w:tcPr>
         <w:tcBorders>
-          <w:top w:val="single" w:sz="8" w:space="0" w:color="000000" w:themeColor="text1"/>
-          <w:left w:val="single" w:sz="8" w:space="0" w:color="000000" w:themeColor="text1"/>
-          <w:bottom w:val="single" w:sz="8" w:space="0" w:color="000000" w:themeColor="text1"/>
-          <w:right w:val="single" w:sz="8" w:space="0" w:color="000000" w:themeColor="text1"/>
+          <w:top w:val="single" w:color="000000" w:themeColor="text1" w:sz="8" w:space="0"/>
+          <w:left w:val="single" w:color="000000" w:themeColor="text1" w:sz="8" w:space="0"/>
+          <w:bottom w:val="single" w:color="000000" w:themeColor="text1" w:sz="8" w:space="0"/>
+          <w:right w:val="single" w:color="000000" w:themeColor="text1" w:sz="8" w:space="0"/>
         </w:tcBorders>
       </w:tcPr>
     </w:tblStylePr>
@@ -3178,10 +3196,10 @@
       <w:tblPr/>
       <w:tcPr>
         <w:tcBorders>
-          <w:top w:val="single" w:sz="8" w:space="0" w:color="000000" w:themeColor="text1"/>
-          <w:left w:val="single" w:sz="8" w:space="0" w:color="000000" w:themeColor="text1"/>
-          <w:bottom w:val="single" w:sz="8" w:space="0" w:color="000000" w:themeColor="text1"/>
-          <w:right w:val="single" w:sz="8" w:space="0" w:color="000000" w:themeColor="text1"/>
+          <w:top w:val="single" w:color="000000" w:themeColor="text1" w:sz="8" w:space="0"/>
+          <w:left w:val="single" w:color="000000" w:themeColor="text1" w:sz="8" w:space="0"/>
+          <w:bottom w:val="single" w:color="000000" w:themeColor="text1" w:sz="8" w:space="0"/>
+          <w:right w:val="single" w:color="000000" w:themeColor="text1" w:sz="8" w:space="0"/>
         </w:tcBorders>
       </w:tcPr>
     </w:tblStylePr>
@@ -3199,10 +3217,10 @@
       <w:tblStyleColBandSize w:val="1"/>
       <w:tblInd w:w="0" w:type="dxa"/>
       <w:tblBorders>
-        <w:top w:val="single" w:sz="8" w:space="0" w:color="4F81BD" w:themeColor="accent1"/>
-        <w:left w:val="single" w:sz="8" w:space="0" w:color="4F81BD" w:themeColor="accent1"/>
-        <w:bottom w:val="single" w:sz="8" w:space="0" w:color="4F81BD" w:themeColor="accent1"/>
-        <w:right w:val="single" w:sz="8" w:space="0" w:color="4F81BD" w:themeColor="accent1"/>
+        <w:top w:val="single" w:color="4F81BD" w:themeColor="accent1" w:sz="8" w:space="0"/>
+        <w:left w:val="single" w:color="4F81BD" w:themeColor="accent1" w:sz="8" w:space="0"/>
+        <w:bottom w:val="single" w:color="4F81BD" w:themeColor="accent1" w:sz="8" w:space="0"/>
+        <w:right w:val="single" w:color="4F81BD" w:themeColor="accent1" w:sz="8" w:space="0"/>
       </w:tblBorders>
       <w:tblCellMar>
         <w:top w:w="0" w:type="dxa"/>
@@ -3236,10 +3254,10 @@
       <w:tblPr/>
       <w:tcPr>
         <w:tcBorders>
-          <w:top w:val="double" w:sz="6" w:space="0" w:color="4F81BD" w:themeColor="accent1"/>
-          <w:left w:val="single" w:sz="8" w:space="0" w:color="4F81BD" w:themeColor="accent1"/>
-          <w:bottom w:val="single" w:sz="8" w:space="0" w:color="4F81BD" w:themeColor="accent1"/>
-          <w:right w:val="single" w:sz="8" w:space="0" w:color="4F81BD" w:themeColor="accent1"/>
+          <w:top w:val="double" w:color="4F81BD" w:themeColor="accent1" w:sz="6" w:space="0"/>
+          <w:left w:val="single" w:color="4F81BD" w:themeColor="accent1" w:sz="8" w:space="0"/>
+          <w:bottom w:val="single" w:color="4F81BD" w:themeColor="accent1" w:sz="8" w:space="0"/>
+          <w:right w:val="single" w:color="4F81BD" w:themeColor="accent1" w:sz="8" w:space="0"/>
         </w:tcBorders>
       </w:tcPr>
     </w:tblStylePr>
@@ -3259,10 +3277,10 @@
       <w:tblPr/>
       <w:tcPr>
         <w:tcBorders>
-          <w:top w:val="single" w:sz="8" w:space="0" w:color="4F81BD" w:themeColor="accent1"/>
-          <w:left w:val="single" w:sz="8" w:space="0" w:color="4F81BD" w:themeColor="accent1"/>
-          <w:bottom w:val="single" w:sz="8" w:space="0" w:color="4F81BD" w:themeColor="accent1"/>
-          <w:right w:val="single" w:sz="8" w:space="0" w:color="4F81BD" w:themeColor="accent1"/>
+          <w:top w:val="single" w:color="4F81BD" w:themeColor="accent1" w:sz="8" w:space="0"/>
+          <w:left w:val="single" w:color="4F81BD" w:themeColor="accent1" w:sz="8" w:space="0"/>
+          <w:bottom w:val="single" w:color="4F81BD" w:themeColor="accent1" w:sz="8" w:space="0"/>
+          <w:right w:val="single" w:color="4F81BD" w:themeColor="accent1" w:sz="8" w:space="0"/>
         </w:tcBorders>
       </w:tcPr>
     </w:tblStylePr>
@@ -3270,10 +3288,10 @@
       <w:tblPr/>
       <w:tcPr>
         <w:tcBorders>
-          <w:top w:val="single" w:sz="8" w:space="0" w:color="4F81BD" w:themeColor="accent1"/>
-          <w:left w:val="single" w:sz="8" w:space="0" w:color="4F81BD" w:themeColor="accent1"/>
-          <w:bottom w:val="single" w:sz="8" w:space="0" w:color="4F81BD" w:themeColor="accent1"/>
-          <w:right w:val="single" w:sz="8" w:space="0" w:color="4F81BD" w:themeColor="accent1"/>
+          <w:top w:val="single" w:color="4F81BD" w:themeColor="accent1" w:sz="8" w:space="0"/>
+          <w:left w:val="single" w:color="4F81BD" w:themeColor="accent1" w:sz="8" w:space="0"/>
+          <w:bottom w:val="single" w:color="4F81BD" w:themeColor="accent1" w:sz="8" w:space="0"/>
+          <w:right w:val="single" w:color="4F81BD" w:themeColor="accent1" w:sz="8" w:space="0"/>
         </w:tcBorders>
       </w:tcPr>
     </w:tblStylePr>
@@ -3291,10 +3309,10 @@
       <w:tblStyleColBandSize w:val="1"/>
       <w:tblInd w:w="0" w:type="dxa"/>
       <w:tblBorders>
-        <w:top w:val="single" w:sz="8" w:space="0" w:color="C0504D" w:themeColor="accent2"/>
-        <w:left w:val="single" w:sz="8" w:space="0" w:color="C0504D" w:themeColor="accent2"/>
-        <w:bottom w:val="single" w:sz="8" w:space="0" w:color="C0504D" w:themeColor="accent2"/>
-        <w:right w:val="single" w:sz="8" w:space="0" w:color="C0504D" w:themeColor="accent2"/>
+        <w:top w:val="single" w:color="C0504D" w:themeColor="accent2" w:sz="8" w:space="0"/>
+        <w:left w:val="single" w:color="C0504D" w:themeColor="accent2" w:sz="8" w:space="0"/>
+        <w:bottom w:val="single" w:color="C0504D" w:themeColor="accent2" w:sz="8" w:space="0"/>
+        <w:right w:val="single" w:color="C0504D" w:themeColor="accent2" w:sz="8" w:space="0"/>
       </w:tblBorders>
       <w:tblCellMar>
         <w:top w:w="0" w:type="dxa"/>
@@ -3328,10 +3346,10 @@
       <w:tblPr/>
       <w:tcPr>
         <w:tcBorders>
-          <w:top w:val="double" w:sz="6" w:space="0" w:color="C0504D" w:themeColor="accent2"/>
-          <w:left w:val="single" w:sz="8" w:space="0" w:color="C0504D" w:themeColor="accent2"/>
-          <w:bottom w:val="single" w:sz="8" w:space="0" w:color="C0504D" w:themeColor="accent2"/>
-          <w:right w:val="single" w:sz="8" w:space="0" w:color="C0504D" w:themeColor="accent2"/>
+          <w:top w:val="double" w:color="C0504D" w:themeColor="accent2" w:sz="6" w:space="0"/>
+          <w:left w:val="single" w:color="C0504D" w:themeColor="accent2" w:sz="8" w:space="0"/>
+          <w:bottom w:val="single" w:color="C0504D" w:themeColor="accent2" w:sz="8" w:space="0"/>
+          <w:right w:val="single" w:color="C0504D" w:themeColor="accent2" w:sz="8" w:space="0"/>
         </w:tcBorders>
       </w:tcPr>
     </w:tblStylePr>
@@ -3351,10 +3369,10 @@
       <w:tblPr/>
       <w:tcPr>
         <w:tcBorders>
-          <w:top w:val="single" w:sz="8" w:space="0" w:color="C0504D" w:themeColor="accent2"/>
-          <w:left w:val="single" w:sz="8" w:space="0" w:color="C0504D" w:themeColor="accent2"/>
-          <w:bottom w:val="single" w:sz="8" w:space="0" w:color="C0504D" w:themeColor="accent2"/>
-          <w:right w:val="single" w:sz="8" w:space="0" w:color="C0504D" w:themeColor="accent2"/>
+          <w:top w:val="single" w:color="C0504D" w:themeColor="accent2" w:sz="8" w:space="0"/>
+          <w:left w:val="single" w:color="C0504D" w:themeColor="accent2" w:sz="8" w:space="0"/>
+          <w:bottom w:val="single" w:color="C0504D" w:themeColor="accent2" w:sz="8" w:space="0"/>
+          <w:right w:val="single" w:color="C0504D" w:themeColor="accent2" w:sz="8" w:space="0"/>
         </w:tcBorders>
       </w:tcPr>
     </w:tblStylePr>
@@ -3362,10 +3380,10 @@
       <w:tblPr/>
       <w:tcPr>
         <w:tcBorders>
-          <w:top w:val="single" w:sz="8" w:space="0" w:color="C0504D" w:themeColor="accent2"/>
-          <w:left w:val="single" w:sz="8" w:space="0" w:color="C0504D" w:themeColor="accent2"/>
-          <w:bottom w:val="single" w:sz="8" w:space="0" w:color="C0504D" w:themeColor="accent2"/>
-          <w:right w:val="single" w:sz="8" w:space="0" w:color="C0504D" w:themeColor="accent2"/>
+          <w:top w:val="single" w:color="C0504D" w:themeColor="accent2" w:sz="8" w:space="0"/>
+          <w:left w:val="single" w:color="C0504D" w:themeColor="accent2" w:sz="8" w:space="0"/>
+          <w:bottom w:val="single" w:color="C0504D" w:themeColor="accent2" w:sz="8" w:space="0"/>
+          <w:right w:val="single" w:color="C0504D" w:themeColor="accent2" w:sz="8" w:space="0"/>
         </w:tcBorders>
       </w:tcPr>
     </w:tblStylePr>
@@ -3383,10 +3401,10 @@
       <w:tblStyleColBandSize w:val="1"/>
       <w:tblInd w:w="0" w:type="dxa"/>
       <w:tblBorders>
-        <w:top w:val="single" w:sz="8" w:space="0" w:color="9BBB59" w:themeColor="accent3"/>
-        <w:left w:val="single" w:sz="8" w:space="0" w:color="9BBB59" w:themeColor="accent3"/>
-        <w:bottom w:val="single" w:sz="8" w:space="0" w:color="9BBB59" w:themeColor="accent3"/>
-        <w:right w:val="single" w:sz="8" w:space="0" w:color="9BBB59" w:themeColor="accent3"/>
+        <w:top w:val="single" w:color="9BBB59" w:themeColor="accent3" w:sz="8" w:space="0"/>
+        <w:left w:val="single" w:color="9BBB59" w:themeColor="accent3" w:sz="8" w:space="0"/>
+        <w:bottom w:val="single" w:color="9BBB59" w:themeColor="accent3" w:sz="8" w:space="0"/>
+        <w:right w:val="single" w:color="9BBB59" w:themeColor="accent3" w:sz="8" w:space="0"/>
       </w:tblBorders>
       <w:tblCellMar>
         <w:top w:w="0" w:type="dxa"/>
@@ -3420,10 +3438,10 @@
       <w:tblPr/>
       <w:tcPr>
         <w:tcBorders>
-          <w:top w:val="double" w:sz="6" w:space="0" w:color="9BBB59" w:themeColor="accent3"/>
-          <w:left w:val="single" w:sz="8" w:space="0" w:color="9BBB59" w:themeColor="accent3"/>
-          <w:bottom w:val="single" w:sz="8" w:space="0" w:color="9BBB59" w:themeColor="accent3"/>
-          <w:right w:val="single" w:sz="8" w:space="0" w:color="9BBB59" w:themeColor="accent3"/>
+          <w:top w:val="double" w:color="9BBB59" w:themeColor="accent3" w:sz="6" w:space="0"/>
+          <w:left w:val="single" w:color="9BBB59" w:themeColor="accent3" w:sz="8" w:space="0"/>
+          <w:bottom w:val="single" w:color="9BBB59" w:themeColor="accent3" w:sz="8" w:space="0"/>
+          <w:right w:val="single" w:color="9BBB59" w:themeColor="accent3" w:sz="8" w:space="0"/>
         </w:tcBorders>
       </w:tcPr>
     </w:tblStylePr>
@@ -3443,10 +3461,10 @@
       <w:tblPr/>
       <w:tcPr>
         <w:tcBorders>
-          <w:top w:val="single" w:sz="8" w:space="0" w:color="9BBB59" w:themeColor="accent3"/>
-          <w:left w:val="single" w:sz="8" w:space="0" w:color="9BBB59" w:themeColor="accent3"/>
-          <w:bottom w:val="single" w:sz="8" w:space="0" w:color="9BBB59" w:themeColor="accent3"/>
-          <w:right w:val="single" w:sz="8" w:space="0" w:color="9BBB59" w:themeColor="accent3"/>
+          <w:top w:val="single" w:color="9BBB59" w:themeColor="accent3" w:sz="8" w:space="0"/>
+          <w:left w:val="single" w:color="9BBB59" w:themeColor="accent3" w:sz="8" w:space="0"/>
+          <w:bottom w:val="single" w:color="9BBB59" w:themeColor="accent3" w:sz="8" w:space="0"/>
+          <w:right w:val="single" w:color="9BBB59" w:themeColor="accent3" w:sz="8" w:space="0"/>
         </w:tcBorders>
       </w:tcPr>
     </w:tblStylePr>
@@ -3454,10 +3472,10 @@
       <w:tblPr/>
       <w:tcPr>
         <w:tcBorders>
-          <w:top w:val="single" w:sz="8" w:space="0" w:color="9BBB59" w:themeColor="accent3"/>
-          <w:left w:val="single" w:sz="8" w:space="0" w:color="9BBB59" w:themeColor="accent3"/>
-          <w:bottom w:val="single" w:sz="8" w:space="0" w:color="9BBB59" w:themeColor="accent3"/>
-          <w:right w:val="single" w:sz="8" w:space="0" w:color="9BBB59" w:themeColor="accent3"/>
+          <w:top w:val="single" w:color="9BBB59" w:themeColor="accent3" w:sz="8" w:space="0"/>
+          <w:left w:val="single" w:color="9BBB59" w:themeColor="accent3" w:sz="8" w:space="0"/>
+          <w:bottom w:val="single" w:color="9BBB59" w:themeColor="accent3" w:sz="8" w:space="0"/>
+          <w:right w:val="single" w:color="9BBB59" w:themeColor="accent3" w:sz="8" w:space="0"/>
         </w:tcBorders>
       </w:tcPr>
     </w:tblStylePr>
@@ -3475,10 +3493,10 @@
       <w:tblStyleColBandSize w:val="1"/>
       <w:tblInd w:w="0" w:type="dxa"/>
       <w:tblBorders>
-        <w:top w:val="single" w:sz="8" w:space="0" w:color="8064A2" w:themeColor="accent4"/>
-        <w:left w:val="single" w:sz="8" w:space="0" w:color="8064A2" w:themeColor="accent4"/>
-        <w:bottom w:val="single" w:sz="8" w:space="0" w:color="8064A2" w:themeColor="accent4"/>
-        <w:right w:val="single" w:sz="8" w:space="0" w:color="8064A2" w:themeColor="accent4"/>
+        <w:top w:val="single" w:color="8064A2" w:themeColor="accent4" w:sz="8" w:space="0"/>
+        <w:left w:val="single" w:color="8064A2" w:themeColor="accent4" w:sz="8" w:space="0"/>
+        <w:bottom w:val="single" w:color="8064A2" w:themeColor="accent4" w:sz="8" w:space="0"/>
+        <w:right w:val="single" w:color="8064A2" w:themeColor="accent4" w:sz="8" w:space="0"/>
       </w:tblBorders>
       <w:tblCellMar>
         <w:top w:w="0" w:type="dxa"/>
@@ -3512,10 +3530,10 @@
       <w:tblPr/>
       <w:tcPr>
         <w:tcBorders>
-          <w:top w:val="double" w:sz="6" w:space="0" w:color="8064A2" w:themeColor="accent4"/>
-          <w:left w:val="single" w:sz="8" w:space="0" w:color="8064A2" w:themeColor="accent4"/>
-          <w:bottom w:val="single" w:sz="8" w:space="0" w:color="8064A2" w:themeColor="accent4"/>
-          <w:right w:val="single" w:sz="8" w:space="0" w:color="8064A2" w:themeColor="accent4"/>
+          <w:top w:val="double" w:color="8064A2" w:themeColor="accent4" w:sz="6" w:space="0"/>
+          <w:left w:val="single" w:color="8064A2" w:themeColor="accent4" w:sz="8" w:space="0"/>
+          <w:bottom w:val="single" w:color="8064A2" w:themeColor="accent4" w:sz="8" w:space="0"/>
+          <w:right w:val="single" w:color="8064A2" w:themeColor="accent4" w:sz="8" w:space="0"/>
         </w:tcBorders>
       </w:tcPr>
     </w:tblStylePr>
@@ -3535,10 +3553,10 @@
       <w:tblPr/>
       <w:tcPr>
         <w:tcBorders>
-          <w:top w:val="single" w:sz="8" w:space="0" w:color="8064A2" w:themeColor="accent4"/>
-          <w:left w:val="single" w:sz="8" w:space="0" w:color="8064A2" w:themeColor="accent4"/>
-          <w:bottom w:val="single" w:sz="8" w:space="0" w:color="8064A2" w:themeColor="accent4"/>
-          <w:right w:val="single" w:sz="8" w:space="0" w:color="8064A2" w:themeColor="accent4"/>
+          <w:top w:val="single" w:color="8064A2" w:themeColor="accent4" w:sz="8" w:space="0"/>
+          <w:left w:val="single" w:color="8064A2" w:themeColor="accent4" w:sz="8" w:space="0"/>
+          <w:bottom w:val="single" w:color="8064A2" w:themeColor="accent4" w:sz="8" w:space="0"/>
+          <w:right w:val="single" w:color="8064A2" w:themeColor="accent4" w:sz="8" w:space="0"/>
         </w:tcBorders>
       </w:tcPr>
     </w:tblStylePr>
@@ -3546,10 +3564,10 @@
       <w:tblPr/>
       <w:tcPr>
         <w:tcBorders>
-          <w:top w:val="single" w:sz="8" w:space="0" w:color="8064A2" w:themeColor="accent4"/>
-          <w:left w:val="single" w:sz="8" w:space="0" w:color="8064A2" w:themeColor="accent4"/>
-          <w:bottom w:val="single" w:sz="8" w:space="0" w:color="8064A2" w:themeColor="accent4"/>
-          <w:right w:val="single" w:sz="8" w:space="0" w:color="8064A2" w:themeColor="accent4"/>
+          <w:top w:val="single" w:color="8064A2" w:themeColor="accent4" w:sz="8" w:space="0"/>
+          <w:left w:val="single" w:color="8064A2" w:themeColor="accent4" w:sz="8" w:space="0"/>
+          <w:bottom w:val="single" w:color="8064A2" w:themeColor="accent4" w:sz="8" w:space="0"/>
+          <w:right w:val="single" w:color="8064A2" w:themeColor="accent4" w:sz="8" w:space="0"/>
         </w:tcBorders>
       </w:tcPr>
     </w:tblStylePr>
@@ -3567,10 +3585,10 @@
       <w:tblStyleColBandSize w:val="1"/>
       <w:tblInd w:w="0" w:type="dxa"/>
       <w:tblBorders>
-        <w:top w:val="single" w:sz="8" w:space="0" w:color="4BACC6" w:themeColor="accent5"/>
-        <w:left w:val="single" w:sz="8" w:space="0" w:color="4BACC6" w:themeColor="accent5"/>
-        <w:bottom w:val="single" w:sz="8" w:space="0" w:color="4BACC6" w:themeColor="accent5"/>
-        <w:right w:val="single" w:sz="8" w:space="0" w:color="4BACC6" w:themeColor="accent5"/>
+        <w:top w:val="single" w:color="4BACC6" w:themeColor="accent5" w:sz="8" w:space="0"/>
+        <w:left w:val="single" w:color="4BACC6" w:themeColor="accent5" w:sz="8" w:space="0"/>
+        <w:bottom w:val="single" w:color="4BACC6" w:themeColor="accent5" w:sz="8" w:space="0"/>
+        <w:right w:val="single" w:color="4BACC6" w:themeColor="accent5" w:sz="8" w:space="0"/>
       </w:tblBorders>
       <w:tblCellMar>
         <w:top w:w="0" w:type="dxa"/>
@@ -3604,10 +3622,10 @@
       <w:tblPr/>
       <w:tcPr>
         <w:tcBorders>
-          <w:top w:val="double" w:sz="6" w:space="0" w:color="4BACC6" w:themeColor="accent5"/>
-          <w:left w:val="single" w:sz="8" w:space="0" w:color="4BACC6" w:themeColor="accent5"/>
-          <w:bottom w:val="single" w:sz="8" w:space="0" w:color="4BACC6" w:themeColor="accent5"/>
-          <w:right w:val="single" w:sz="8" w:space="0" w:color="4BACC6" w:themeColor="accent5"/>
+          <w:top w:val="double" w:color="4BACC6" w:themeColor="accent5" w:sz="6" w:space="0"/>
+          <w:left w:val="single" w:color="4BACC6" w:themeColor="accent5" w:sz="8" w:space="0"/>
+          <w:bottom w:val="single" w:color="4BACC6" w:themeColor="accent5" w:sz="8" w:space="0"/>
+          <w:right w:val="single" w:color="4BACC6" w:themeColor="accent5" w:sz="8" w:space="0"/>
         </w:tcBorders>
       </w:tcPr>
     </w:tblStylePr>
@@ -3627,10 +3645,10 @@
       <w:tblPr/>
       <w:tcPr>
         <w:tcBorders>
-          <w:top w:val="single" w:sz="8" w:space="0" w:color="4BACC6" w:themeColor="accent5"/>
-          <w:left w:val="single" w:sz="8" w:space="0" w:color="4BACC6" w:themeColor="accent5"/>
-          <w:bottom w:val="single" w:sz="8" w:space="0" w:color="4BACC6" w:themeColor="accent5"/>
-          <w:right w:val="single" w:sz="8" w:space="0" w:color="4BACC6" w:themeColor="accent5"/>
+          <w:top w:val="single" w:color="4BACC6" w:themeColor="accent5" w:sz="8" w:space="0"/>
+          <w:left w:val="single" w:color="4BACC6" w:themeColor="accent5" w:sz="8" w:space="0"/>
+          <w:bottom w:val="single" w:color="4BACC6" w:themeColor="accent5" w:sz="8" w:space="0"/>
+          <w:right w:val="single" w:color="4BACC6" w:themeColor="accent5" w:sz="8" w:space="0"/>
         </w:tcBorders>
       </w:tcPr>
     </w:tblStylePr>
@@ -3638,10 +3656,10 @@
       <w:tblPr/>
       <w:tcPr>
         <w:tcBorders>
-          <w:top w:val="single" w:sz="8" w:space="0" w:color="4BACC6" w:themeColor="accent5"/>
-          <w:left w:val="single" w:sz="8" w:space="0" w:color="4BACC6" w:themeColor="accent5"/>
-          <w:bottom w:val="single" w:sz="8" w:space="0" w:color="4BACC6" w:themeColor="accent5"/>
-          <w:right w:val="single" w:sz="8" w:space="0" w:color="4BACC6" w:themeColor="accent5"/>
+          <w:top w:val="single" w:color="4BACC6" w:themeColor="accent5" w:sz="8" w:space="0"/>
+          <w:left w:val="single" w:color="4BACC6" w:themeColor="accent5" w:sz="8" w:space="0"/>
+          <w:bottom w:val="single" w:color="4BACC6" w:themeColor="accent5" w:sz="8" w:space="0"/>
+          <w:right w:val="single" w:color="4BACC6" w:themeColor="accent5" w:sz="8" w:space="0"/>
         </w:tcBorders>
       </w:tcPr>
     </w:tblStylePr>
@@ -3659,10 +3677,10 @@
       <w:tblStyleColBandSize w:val="1"/>
       <w:tblInd w:w="0" w:type="dxa"/>
       <w:tblBorders>
-        <w:top w:val="single" w:sz="8" w:space="0" w:color="F79646" w:themeColor="accent6"/>
-        <w:left w:val="single" w:sz="8" w:space="0" w:color="F79646" w:themeColor="accent6"/>
-        <w:bottom w:val="single" w:sz="8" w:space="0" w:color="F79646" w:themeColor="accent6"/>
-        <w:right w:val="single" w:sz="8" w:space="0" w:color="F79646" w:themeColor="accent6"/>
+        <w:top w:val="single" w:color="F79646" w:themeColor="accent6" w:sz="8" w:space="0"/>
+        <w:left w:val="single" w:color="F79646" w:themeColor="accent6" w:sz="8" w:space="0"/>
+        <w:bottom w:val="single" w:color="F79646" w:themeColor="accent6" w:sz="8" w:space="0"/>
+        <w:right w:val="single" w:color="F79646" w:themeColor="accent6" w:sz="8" w:space="0"/>
       </w:tblBorders>
       <w:tblCellMar>
         <w:top w:w="0" w:type="dxa"/>
@@ -3696,10 +3714,10 @@
       <w:tblPr/>
       <w:tcPr>
         <w:tcBorders>
-          <w:top w:val="double" w:sz="6" w:space="0" w:color="F79646" w:themeColor="accent6"/>
-          <w:left w:val="single" w:sz="8" w:space="0" w:color="F79646" w:themeColor="accent6"/>
-          <w:bottom w:val="single" w:sz="8" w:space="0" w:color="F79646" w:themeColor="accent6"/>
-          <w:right w:val="single" w:sz="8" w:space="0" w:color="F79646" w:themeColor="accent6"/>
+          <w:top w:val="double" w:color="F79646" w:themeColor="accent6" w:sz="6" w:space="0"/>
+          <w:left w:val="single" w:color="F79646" w:themeColor="accent6" w:sz="8" w:space="0"/>
+          <w:bottom w:val="single" w:color="F79646" w:themeColor="accent6" w:sz="8" w:space="0"/>
+          <w:right w:val="single" w:color="F79646" w:themeColor="accent6" w:sz="8" w:space="0"/>
         </w:tcBorders>
       </w:tcPr>
     </w:tblStylePr>
@@ -3719,10 +3737,10 @@
       <w:tblPr/>
       <w:tcPr>
         <w:tcBorders>
-          <w:top w:val="single" w:sz="8" w:space="0" w:color="F79646" w:themeColor="accent6"/>
-          <w:left w:val="single" w:sz="8" w:space="0" w:color="F79646" w:themeColor="accent6"/>
-          <w:bottom w:val="single" w:sz="8" w:space="0" w:color="F79646" w:themeColor="accent6"/>
-          <w:right w:val="single" w:sz="8" w:space="0" w:color="F79646" w:themeColor="accent6"/>
+          <w:top w:val="single" w:color="F79646" w:themeColor="accent6" w:sz="8" w:space="0"/>
+          <w:left w:val="single" w:color="F79646" w:themeColor="accent6" w:sz="8" w:space="0"/>
+          <w:bottom w:val="single" w:color="F79646" w:themeColor="accent6" w:sz="8" w:space="0"/>
+          <w:right w:val="single" w:color="F79646" w:themeColor="accent6" w:sz="8" w:space="0"/>
         </w:tcBorders>
       </w:tcPr>
     </w:tblStylePr>
@@ -3730,10 +3748,10 @@
       <w:tblPr/>
       <w:tcPr>
         <w:tcBorders>
-          <w:top w:val="single" w:sz="8" w:space="0" w:color="F79646" w:themeColor="accent6"/>
-          <w:left w:val="single" w:sz="8" w:space="0" w:color="F79646" w:themeColor="accent6"/>
-          <w:bottom w:val="single" w:sz="8" w:space="0" w:color="F79646" w:themeColor="accent6"/>
-          <w:right w:val="single" w:sz="8" w:space="0" w:color="F79646" w:themeColor="accent6"/>
+          <w:top w:val="single" w:color="F79646" w:themeColor="accent6" w:sz="8" w:space="0"/>
+          <w:left w:val="single" w:color="F79646" w:themeColor="accent6" w:sz="8" w:space="0"/>
+          <w:bottom w:val="single" w:color="F79646" w:themeColor="accent6" w:sz="8" w:space="0"/>
+          <w:right w:val="single" w:color="F79646" w:themeColor="accent6" w:sz="8" w:space="0"/>
         </w:tcBorders>
       </w:tcPr>
     </w:tblStylePr>
@@ -3751,12 +3769,12 @@
       <w:tblStyleColBandSize w:val="1"/>
       <w:tblInd w:w="0" w:type="dxa"/>
       <w:tblBorders>
-        <w:top w:val="single" w:sz="8" w:space="0" w:color="000000" w:themeColor="text1"/>
-        <w:left w:val="single" w:sz="8" w:space="0" w:color="000000" w:themeColor="text1"/>
-        <w:bottom w:val="single" w:sz="8" w:space="0" w:color="000000" w:themeColor="text1"/>
-        <w:right w:val="single" w:sz="8" w:space="0" w:color="000000" w:themeColor="text1"/>
-        <w:insideH w:val="single" w:sz="8" w:space="0" w:color="000000" w:themeColor="text1"/>
-        <w:insideV w:val="single" w:sz="8" w:space="0" w:color="000000" w:themeColor="text1"/>
+        <w:top w:val="single" w:color="000000" w:themeColor="text1" w:sz="8" w:space="0"/>
+        <w:left w:val="single" w:color="000000" w:themeColor="text1" w:sz="8" w:space="0"/>
+        <w:bottom w:val="single" w:color="000000" w:themeColor="text1" w:sz="8" w:space="0"/>
+        <w:right w:val="single" w:color="000000" w:themeColor="text1" w:sz="8" w:space="0"/>
+        <w:insideH w:val="single" w:color="000000" w:themeColor="text1" w:sz="8" w:space="0"/>
+        <w:insideV w:val="single" w:color="000000" w:themeColor="text1" w:sz="8" w:space="0"/>
       </w:tblBorders>
       <w:tblCellMar>
         <w:top w:w="0" w:type="dxa"/>
@@ -3770,19 +3788,19 @@
         <w:spacing w:before="0" w:after="0" w:line="240" w:lineRule="auto"/>
       </w:pPr>
       <w:rPr>
-        <w:rFonts w:asciiTheme="majorHAnsi" w:eastAsiaTheme="majorEastAsia" w:hAnsiTheme="majorHAnsi" w:cstheme="majorBidi"/>
-        <w:b/>
-        <w:bCs/>
-      </w:rPr>
-      <w:tblPr/>
-      <w:tcPr>
-        <w:tcBorders>
-          <w:top w:val="single" w:sz="8" w:space="0" w:color="000000" w:themeColor="text1"/>
-          <w:left w:val="single" w:sz="8" w:space="0" w:color="000000" w:themeColor="text1"/>
-          <w:bottom w:val="single" w:sz="18" w:space="0" w:color="000000" w:themeColor="text1"/>
-          <w:right w:val="single" w:sz="8" w:space="0" w:color="000000" w:themeColor="text1"/>
-          <w:insideH w:val="nil"/>
-          <w:insideV w:val="single" w:sz="8" w:space="0" w:color="000000" w:themeColor="text1"/>
+        <w:rFonts w:asciiTheme="majorHAnsi" w:hAnsiTheme="majorHAnsi" w:eastAsiaTheme="majorEastAsia" w:cstheme="majorBidi"/>
+        <w:b/>
+        <w:bCs/>
+      </w:rPr>
+      <w:tblPr/>
+      <w:tcPr>
+        <w:tcBorders>
+          <w:top w:val="single" w:color="000000" w:themeColor="text1" w:sz="8" w:space="0"/>
+          <w:left w:val="single" w:color="000000" w:themeColor="text1" w:sz="8" w:space="0"/>
+          <w:bottom w:val="single" w:color="000000" w:themeColor="text1" w:sz="18" w:space="0"/>
+          <w:right w:val="single" w:color="000000" w:themeColor="text1" w:sz="8" w:space="0"/>
+          <w:insideH w:val="nil"/>
+          <w:insideV w:val="single" w:color="000000" w:themeColor="text1" w:sz="8" w:space="0"/>
         </w:tcBorders>
       </w:tcPr>
     </w:tblStylePr>
@@ -3791,42 +3809,42 @@
         <w:spacing w:before="0" w:after="0" w:line="240" w:lineRule="auto"/>
       </w:pPr>
       <w:rPr>
-        <w:rFonts w:asciiTheme="majorHAnsi" w:eastAsiaTheme="majorEastAsia" w:hAnsiTheme="majorHAnsi" w:cstheme="majorBidi"/>
-        <w:b/>
-        <w:bCs/>
-      </w:rPr>
-      <w:tblPr/>
-      <w:tcPr>
-        <w:tcBorders>
-          <w:top w:val="double" w:sz="6" w:space="0" w:color="000000" w:themeColor="text1"/>
-          <w:left w:val="single" w:sz="8" w:space="0" w:color="000000" w:themeColor="text1"/>
-          <w:bottom w:val="single" w:sz="8" w:space="0" w:color="000000" w:themeColor="text1"/>
-          <w:right w:val="single" w:sz="8" w:space="0" w:color="000000" w:themeColor="text1"/>
-          <w:insideH w:val="nil"/>
-          <w:insideV w:val="single" w:sz="8" w:space="0" w:color="000000" w:themeColor="text1"/>
+        <w:rFonts w:asciiTheme="majorHAnsi" w:hAnsiTheme="majorHAnsi" w:eastAsiaTheme="majorEastAsia" w:cstheme="majorBidi"/>
+        <w:b/>
+        <w:bCs/>
+      </w:rPr>
+      <w:tblPr/>
+      <w:tcPr>
+        <w:tcBorders>
+          <w:top w:val="double" w:color="000000" w:themeColor="text1" w:sz="6" w:space="0"/>
+          <w:left w:val="single" w:color="000000" w:themeColor="text1" w:sz="8" w:space="0"/>
+          <w:bottom w:val="single" w:color="000000" w:themeColor="text1" w:sz="8" w:space="0"/>
+          <w:right w:val="single" w:color="000000" w:themeColor="text1" w:sz="8" w:space="0"/>
+          <w:insideH w:val="nil"/>
+          <w:insideV w:val="single" w:color="000000" w:themeColor="text1" w:sz="8" w:space="0"/>
         </w:tcBorders>
       </w:tcPr>
     </w:tblStylePr>
     <w:tblStylePr w:type="firstCol">
       <w:rPr>
-        <w:rFonts w:asciiTheme="majorHAnsi" w:eastAsiaTheme="majorEastAsia" w:hAnsiTheme="majorHAnsi" w:cstheme="majorBidi"/>
+        <w:rFonts w:asciiTheme="majorHAnsi" w:hAnsiTheme="majorHAnsi" w:eastAsiaTheme="majorEastAsia" w:cstheme="majorBidi"/>
         <w:b/>
         <w:bCs/>
       </w:rPr>
     </w:tblStylePr>
     <w:tblStylePr w:type="lastCol">
       <w:rPr>
-        <w:rFonts w:asciiTheme="majorHAnsi" w:eastAsiaTheme="majorEastAsia" w:hAnsiTheme="majorHAnsi" w:cstheme="majorBidi"/>
-        <w:b/>
-        <w:bCs/>
-      </w:rPr>
-      <w:tblPr/>
-      <w:tcPr>
-        <w:tcBorders>
-          <w:top w:val="single" w:sz="8" w:space="0" w:color="000000" w:themeColor="text1"/>
-          <w:left w:val="single" w:sz="8" w:space="0" w:color="000000" w:themeColor="text1"/>
-          <w:bottom w:val="single" w:sz="8" w:space="0" w:color="000000" w:themeColor="text1"/>
-          <w:right w:val="single" w:sz="8" w:space="0" w:color="000000" w:themeColor="text1"/>
+        <w:rFonts w:asciiTheme="majorHAnsi" w:hAnsiTheme="majorHAnsi" w:eastAsiaTheme="majorEastAsia" w:cstheme="majorBidi"/>
+        <w:b/>
+        <w:bCs/>
+      </w:rPr>
+      <w:tblPr/>
+      <w:tcPr>
+        <w:tcBorders>
+          <w:top w:val="single" w:color="000000" w:themeColor="text1" w:sz="8" w:space="0"/>
+          <w:left w:val="single" w:color="000000" w:themeColor="text1" w:sz="8" w:space="0"/>
+          <w:bottom w:val="single" w:color="000000" w:themeColor="text1" w:sz="8" w:space="0"/>
+          <w:right w:val="single" w:color="000000" w:themeColor="text1" w:sz="8" w:space="0"/>
         </w:tcBorders>
       </w:tcPr>
     </w:tblStylePr>
@@ -3834,10 +3852,10 @@
       <w:tblPr/>
       <w:tcPr>
         <w:tcBorders>
-          <w:top w:val="single" w:sz="8" w:space="0" w:color="000000" w:themeColor="text1"/>
-          <w:left w:val="single" w:sz="8" w:space="0" w:color="000000" w:themeColor="text1"/>
-          <w:bottom w:val="single" w:sz="8" w:space="0" w:color="000000" w:themeColor="text1"/>
-          <w:right w:val="single" w:sz="8" w:space="0" w:color="000000" w:themeColor="text1"/>
+          <w:top w:val="single" w:color="000000" w:themeColor="text1" w:sz="8" w:space="0"/>
+          <w:left w:val="single" w:color="000000" w:themeColor="text1" w:sz="8" w:space="0"/>
+          <w:bottom w:val="single" w:color="000000" w:themeColor="text1" w:sz="8" w:space="0"/>
+          <w:right w:val="single" w:color="000000" w:themeColor="text1" w:sz="8" w:space="0"/>
         </w:tcBorders>
         <w:shd w:val="clear" w:color="auto" w:fill="C0C0C0" w:themeFill="text1" w:themeFillTint="3F"/>
       </w:tcPr>
@@ -3846,11 +3864,11 @@
       <w:tblPr/>
       <w:tcPr>
         <w:tcBorders>
-          <w:top w:val="single" w:sz="8" w:space="0" w:color="000000" w:themeColor="text1"/>
-          <w:left w:val="single" w:sz="8" w:space="0" w:color="000000" w:themeColor="text1"/>
-          <w:bottom w:val="single" w:sz="8" w:space="0" w:color="000000" w:themeColor="text1"/>
-          <w:right w:val="single" w:sz="8" w:space="0" w:color="000000" w:themeColor="text1"/>
-          <w:insideV w:val="single" w:sz="8" w:space="0" w:color="000000" w:themeColor="text1"/>
+          <w:top w:val="single" w:color="000000" w:themeColor="text1" w:sz="8" w:space="0"/>
+          <w:left w:val="single" w:color="000000" w:themeColor="text1" w:sz="8" w:space="0"/>
+          <w:bottom w:val="single" w:color="000000" w:themeColor="text1" w:sz="8" w:space="0"/>
+          <w:right w:val="single" w:color="000000" w:themeColor="text1" w:sz="8" w:space="0"/>
+          <w:insideV w:val="single" w:color="000000" w:themeColor="text1" w:sz="8" w:space="0"/>
         </w:tcBorders>
         <w:shd w:val="clear" w:color="auto" w:fill="C0C0C0" w:themeFill="text1" w:themeFillTint="3F"/>
       </w:tcPr>
@@ -3859,11 +3877,11 @@
       <w:tblPr/>
       <w:tcPr>
         <w:tcBorders>
-          <w:top w:val="single" w:sz="8" w:space="0" w:color="000000" w:themeColor="text1"/>
-          <w:left w:val="single" w:sz="8" w:space="0" w:color="000000" w:themeColor="text1"/>
-          <w:bottom w:val="single" w:sz="8" w:space="0" w:color="000000" w:themeColor="text1"/>
-          <w:right w:val="single" w:sz="8" w:space="0" w:color="000000" w:themeColor="text1"/>
-          <w:insideV w:val="single" w:sz="8" w:space="0" w:color="000000" w:themeColor="text1"/>
+          <w:top w:val="single" w:color="000000" w:themeColor="text1" w:sz="8" w:space="0"/>
+          <w:left w:val="single" w:color="000000" w:themeColor="text1" w:sz="8" w:space="0"/>
+          <w:bottom w:val="single" w:color="000000" w:themeColor="text1" w:sz="8" w:space="0"/>
+          <w:right w:val="single" w:color="000000" w:themeColor="text1" w:sz="8" w:space="0"/>
+          <w:insideV w:val="single" w:color="000000" w:themeColor="text1" w:sz="8" w:space="0"/>
         </w:tcBorders>
       </w:tcPr>
     </w:tblStylePr>
@@ -3881,12 +3899,12 @@
       <w:tblStyleColBandSize w:val="1"/>
       <w:tblInd w:w="0" w:type="dxa"/>
       <w:tblBorders>
-        <w:top w:val="single" w:sz="8" w:space="0" w:color="4F81BD" w:themeColor="accent1"/>
-        <w:left w:val="single" w:sz="8" w:space="0" w:color="4F81BD" w:themeColor="accent1"/>
-        <w:bottom w:val="single" w:sz="8" w:space="0" w:color="4F81BD" w:themeColor="accent1"/>
-        <w:right w:val="single" w:sz="8" w:space="0" w:color="4F81BD" w:themeColor="accent1"/>
-        <w:insideH w:val="single" w:sz="8" w:space="0" w:color="4F81BD" w:themeColor="accent1"/>
-        <w:insideV w:val="single" w:sz="8" w:space="0" w:color="4F81BD" w:themeColor="accent1"/>
+        <w:top w:val="single" w:color="4F81BD" w:themeColor="accent1" w:sz="8" w:space="0"/>
+        <w:left w:val="single" w:color="4F81BD" w:themeColor="accent1" w:sz="8" w:space="0"/>
+        <w:bottom w:val="single" w:color="4F81BD" w:themeColor="accent1" w:sz="8" w:space="0"/>
+        <w:right w:val="single" w:color="4F81BD" w:themeColor="accent1" w:sz="8" w:space="0"/>
+        <w:insideH w:val="single" w:color="4F81BD" w:themeColor="accent1" w:sz="8" w:space="0"/>
+        <w:insideV w:val="single" w:color="4F81BD" w:themeColor="accent1" w:sz="8" w:space="0"/>
       </w:tblBorders>
       <w:tblCellMar>
         <w:top w:w="0" w:type="dxa"/>
@@ -3900,19 +3918,19 @@
         <w:spacing w:before="0" w:after="0" w:line="240" w:lineRule="auto"/>
       </w:pPr>
       <w:rPr>
-        <w:rFonts w:asciiTheme="majorHAnsi" w:eastAsiaTheme="majorEastAsia" w:hAnsiTheme="majorHAnsi" w:cstheme="majorBidi"/>
-        <w:b/>
-        <w:bCs/>
-      </w:rPr>
-      <w:tblPr/>
-      <w:tcPr>
-        <w:tcBorders>
-          <w:top w:val="single" w:sz="8" w:space="0" w:color="4F81BD" w:themeColor="accent1"/>
-          <w:left w:val="single" w:sz="8" w:space="0" w:color="4F81BD" w:themeColor="accent1"/>
-          <w:bottom w:val="single" w:sz="18" w:space="0" w:color="4F81BD" w:themeColor="accent1"/>
-          <w:right w:val="single" w:sz="8" w:space="0" w:color="4F81BD" w:themeColor="accent1"/>
-          <w:insideH w:val="nil"/>
-          <w:insideV w:val="single" w:sz="8" w:space="0" w:color="4F81BD" w:themeColor="accent1"/>
+        <w:rFonts w:asciiTheme="majorHAnsi" w:hAnsiTheme="majorHAnsi" w:eastAsiaTheme="majorEastAsia" w:cstheme="majorBidi"/>
+        <w:b/>
+        <w:bCs/>
+      </w:rPr>
+      <w:tblPr/>
+      <w:tcPr>
+        <w:tcBorders>
+          <w:top w:val="single" w:color="4F81BD" w:themeColor="accent1" w:sz="8" w:space="0"/>
+          <w:left w:val="single" w:color="4F81BD" w:themeColor="accent1" w:sz="8" w:space="0"/>
+          <w:bottom w:val="single" w:color="4F81BD" w:themeColor="accent1" w:sz="18" w:space="0"/>
+          <w:right w:val="single" w:color="4F81BD" w:themeColor="accent1" w:sz="8" w:space="0"/>
+          <w:insideH w:val="nil"/>
+          <w:insideV w:val="single" w:color="4F81BD" w:themeColor="accent1" w:sz="8" w:space="0"/>
         </w:tcBorders>
       </w:tcPr>
     </w:tblStylePr>
@@ -3921,42 +3939,42 @@
         <w:spacing w:before="0" w:after="0" w:line="240" w:lineRule="auto"/>
       </w:pPr>
       <w:rPr>
-        <w:rFonts w:asciiTheme="majorHAnsi" w:eastAsiaTheme="majorEastAsia" w:hAnsiTheme="majorHAnsi" w:cstheme="majorBidi"/>
-        <w:b/>
-        <w:bCs/>
-      </w:rPr>
-      <w:tblPr/>
-      <w:tcPr>
-        <w:tcBorders>
-          <w:top w:val="double" w:sz="6" w:space="0" w:color="4F81BD" w:themeColor="accent1"/>
-          <w:left w:val="single" w:sz="8" w:space="0" w:color="4F81BD" w:themeColor="accent1"/>
-          <w:bottom w:val="single" w:sz="8" w:space="0" w:color="4F81BD" w:themeColor="accent1"/>
-          <w:right w:val="single" w:sz="8" w:space="0" w:color="4F81BD" w:themeColor="accent1"/>
-          <w:insideH w:val="nil"/>
-          <w:insideV w:val="single" w:sz="8" w:space="0" w:color="4F81BD" w:themeColor="accent1"/>
+        <w:rFonts w:asciiTheme="majorHAnsi" w:hAnsiTheme="majorHAnsi" w:eastAsiaTheme="majorEastAsia" w:cstheme="majorBidi"/>
+        <w:b/>
+        <w:bCs/>
+      </w:rPr>
+      <w:tblPr/>
+      <w:tcPr>
+        <w:tcBorders>
+          <w:top w:val="double" w:color="4F81BD" w:themeColor="accent1" w:sz="6" w:space="0"/>
+          <w:left w:val="single" w:color="4F81BD" w:themeColor="accent1" w:sz="8" w:space="0"/>
+          <w:bottom w:val="single" w:color="4F81BD" w:themeColor="accent1" w:sz="8" w:space="0"/>
+          <w:right w:val="single" w:color="4F81BD" w:themeColor="accent1" w:sz="8" w:space="0"/>
+          <w:insideH w:val="nil"/>
+          <w:insideV w:val="single" w:color="4F81BD" w:themeColor="accent1" w:sz="8" w:space="0"/>
         </w:tcBorders>
       </w:tcPr>
     </w:tblStylePr>
     <w:tblStylePr w:type="firstCol">
       <w:rPr>
-        <w:rFonts w:asciiTheme="majorHAnsi" w:eastAsiaTheme="majorEastAsia" w:hAnsiTheme="majorHAnsi" w:cstheme="majorBidi"/>
+        <w:rFonts w:asciiTheme="majorHAnsi" w:hAnsiTheme="majorHAnsi" w:eastAsiaTheme="majorEastAsia" w:cstheme="majorBidi"/>
         <w:b/>
         <w:bCs/>
       </w:rPr>
     </w:tblStylePr>
     <w:tblStylePr w:type="lastCol">
       <w:rPr>
-        <w:rFonts w:asciiTheme="majorHAnsi" w:eastAsiaTheme="majorEastAsia" w:hAnsiTheme="majorHAnsi" w:cstheme="majorBidi"/>
-        <w:b/>
-        <w:bCs/>
-      </w:rPr>
-      <w:tblPr/>
-      <w:tcPr>
-        <w:tcBorders>
-          <w:top w:val="single" w:sz="8" w:space="0" w:color="4F81BD" w:themeColor="accent1"/>
-          <w:left w:val="single" w:sz="8" w:space="0" w:color="4F81BD" w:themeColor="accent1"/>
-          <w:bottom w:val="single" w:sz="8" w:space="0" w:color="4F81BD" w:themeColor="accent1"/>
-          <w:right w:val="single" w:sz="8" w:space="0" w:color="4F81BD" w:themeColor="accent1"/>
+        <w:rFonts w:asciiTheme="majorHAnsi" w:hAnsiTheme="majorHAnsi" w:eastAsiaTheme="majorEastAsia" w:cstheme="majorBidi"/>
+        <w:b/>
+        <w:bCs/>
+      </w:rPr>
+      <w:tblPr/>
+      <w:tcPr>
+        <w:tcBorders>
+          <w:top w:val="single" w:color="4F81BD" w:themeColor="accent1" w:sz="8" w:space="0"/>
+          <w:left w:val="single" w:color="4F81BD" w:themeColor="accent1" w:sz="8" w:space="0"/>
+          <w:bottom w:val="single" w:color="4F81BD" w:themeColor="accent1" w:sz="8" w:space="0"/>
+          <w:right w:val="single" w:color="4F81BD" w:themeColor="accent1" w:sz="8" w:space="0"/>
         </w:tcBorders>
       </w:tcPr>
     </w:tblStylePr>
@@ -3964,10 +3982,10 @@
       <w:tblPr/>
       <w:tcPr>
         <w:tcBorders>
-          <w:top w:val="single" w:sz="8" w:space="0" w:color="4F81BD" w:themeColor="accent1"/>
-          <w:left w:val="single" w:sz="8" w:space="0" w:color="4F81BD" w:themeColor="accent1"/>
-          <w:bottom w:val="single" w:sz="8" w:space="0" w:color="4F81BD" w:themeColor="accent1"/>
-          <w:right w:val="single" w:sz="8" w:space="0" w:color="4F81BD" w:themeColor="accent1"/>
+          <w:top w:val="single" w:color="4F81BD" w:themeColor="accent1" w:sz="8" w:space="0"/>
+          <w:left w:val="single" w:color="4F81BD" w:themeColor="accent1" w:sz="8" w:space="0"/>
+          <w:bottom w:val="single" w:color="4F81BD" w:themeColor="accent1" w:sz="8" w:space="0"/>
+          <w:right w:val="single" w:color="4F81BD" w:themeColor="accent1" w:sz="8" w:space="0"/>
         </w:tcBorders>
         <w:shd w:val="clear" w:color="auto" w:fill="D3DFEE" w:themeFill="accent1" w:themeFillTint="3F"/>
       </w:tcPr>
@@ -3976,11 +3994,11 @@
       <w:tblPr/>
       <w:tcPr>
         <w:tcBorders>
-          <w:top w:val="single" w:sz="8" w:space="0" w:color="4F81BD" w:themeColor="accent1"/>
-          <w:left w:val="single" w:sz="8" w:space="0" w:color="4F81BD" w:themeColor="accent1"/>
-          <w:bottom w:val="single" w:sz="8" w:space="0" w:color="4F81BD" w:themeColor="accent1"/>
-          <w:right w:val="single" w:sz="8" w:space="0" w:color="4F81BD" w:themeColor="accent1"/>
-          <w:insideV w:val="single" w:sz="8" w:space="0" w:color="4F81BD" w:themeColor="accent1"/>
+          <w:top w:val="single" w:color="4F81BD" w:themeColor="accent1" w:sz="8" w:space="0"/>
+          <w:left w:val="single" w:color="4F81BD" w:themeColor="accent1" w:sz="8" w:space="0"/>
+          <w:bottom w:val="single" w:color="4F81BD" w:themeColor="accent1" w:sz="8" w:space="0"/>
+          <w:right w:val="single" w:color="4F81BD" w:themeColor="accent1" w:sz="8" w:space="0"/>
+          <w:insideV w:val="single" w:color="4F81BD" w:themeColor="accent1" w:sz="8" w:space="0"/>
         </w:tcBorders>
         <w:shd w:val="clear" w:color="auto" w:fill="D3DFEE" w:themeFill="accent1" w:themeFillTint="3F"/>
       </w:tcPr>
@@ -3989,11 +4007,11 @@
       <w:tblPr/>
       <w:tcPr>
         <w:tcBorders>
-          <w:top w:val="single" w:sz="8" w:space="0" w:color="4F81BD" w:themeColor="accent1"/>
-          <w:left w:val="single" w:sz="8" w:space="0" w:color="4F81BD" w:themeColor="accent1"/>
-          <w:bottom w:val="single" w:sz="8" w:space="0" w:color="4F81BD" w:themeColor="accent1"/>
-          <w:right w:val="single" w:sz="8" w:space="0" w:color="4F81BD" w:themeColor="accent1"/>
-          <w:insideV w:val="single" w:sz="8" w:space="0" w:color="4F81BD" w:themeColor="accent1"/>
+          <w:top w:val="single" w:color="4F81BD" w:themeColor="accent1" w:sz="8" w:space="0"/>
+          <w:left w:val="single" w:color="4F81BD" w:themeColor="accent1" w:sz="8" w:space="0"/>
+          <w:bottom w:val="single" w:color="4F81BD" w:themeColor="accent1" w:sz="8" w:space="0"/>
+          <w:right w:val="single" w:color="4F81BD" w:themeColor="accent1" w:sz="8" w:space="0"/>
+          <w:insideV w:val="single" w:color="4F81BD" w:themeColor="accent1" w:sz="8" w:space="0"/>
         </w:tcBorders>
       </w:tcPr>
     </w:tblStylePr>
@@ -4011,12 +4029,12 @@
       <w:tblStyleColBandSize w:val="1"/>
       <w:tblInd w:w="0" w:type="dxa"/>
       <w:tblBorders>
-        <w:top w:val="single" w:sz="8" w:space="0" w:color="C0504D" w:themeColor="accent2"/>
-        <w:left w:val="single" w:sz="8" w:space="0" w:color="C0504D" w:themeColor="accent2"/>
-        <w:bottom w:val="single" w:sz="8" w:space="0" w:color="C0504D" w:themeColor="accent2"/>
-        <w:right w:val="single" w:sz="8" w:space="0" w:color="C0504D" w:themeColor="accent2"/>
-        <w:insideH w:val="single" w:sz="8" w:space="0" w:color="C0504D" w:themeColor="accent2"/>
-        <w:insideV w:val="single" w:sz="8" w:space="0" w:color="C0504D" w:themeColor="accent2"/>
+        <w:top w:val="single" w:color="C0504D" w:themeColor="accent2" w:sz="8" w:space="0"/>
+        <w:left w:val="single" w:color="C0504D" w:themeColor="accent2" w:sz="8" w:space="0"/>
+        <w:bottom w:val="single" w:color="C0504D" w:themeColor="accent2" w:sz="8" w:space="0"/>
+        <w:right w:val="single" w:color="C0504D" w:themeColor="accent2" w:sz="8" w:space="0"/>
+        <w:insideH w:val="single" w:color="C0504D" w:themeColor="accent2" w:sz="8" w:space="0"/>
+        <w:insideV w:val="single" w:color="C0504D" w:themeColor="accent2" w:sz="8" w:space="0"/>
       </w:tblBorders>
       <w:tblCellMar>
         <w:top w:w="0" w:type="dxa"/>
@@ -4030,19 +4048,19 @@
         <w:spacing w:before="0" w:after="0" w:line="240" w:lineRule="auto"/>
       </w:pPr>
       <w:rPr>
-        <w:rFonts w:asciiTheme="majorHAnsi" w:eastAsiaTheme="majorEastAsia" w:hAnsiTheme="majorHAnsi" w:cstheme="majorBidi"/>
-        <w:b/>
-        <w:bCs/>
-      </w:rPr>
-      <w:tblPr/>
-      <w:tcPr>
-        <w:tcBorders>
-          <w:top w:val="single" w:sz="8" w:space="0" w:color="C0504D" w:themeColor="accent2"/>
-          <w:left w:val="single" w:sz="8" w:space="0" w:color="C0504D" w:themeColor="accent2"/>
-          <w:bottom w:val="single" w:sz="18" w:space="0" w:color="C0504D" w:themeColor="accent2"/>
-          <w:right w:val="single" w:sz="8" w:space="0" w:color="C0504D" w:themeColor="accent2"/>
-          <w:insideH w:val="nil"/>
-          <w:insideV w:val="single" w:sz="8" w:space="0" w:color="C0504D" w:themeColor="accent2"/>
+        <w:rFonts w:asciiTheme="majorHAnsi" w:hAnsiTheme="majorHAnsi" w:eastAsiaTheme="majorEastAsia" w:cstheme="majorBidi"/>
+        <w:b/>
+        <w:bCs/>
+      </w:rPr>
+      <w:tblPr/>
+      <w:tcPr>
+        <w:tcBorders>
+          <w:top w:val="single" w:color="C0504D" w:themeColor="accent2" w:sz="8" w:space="0"/>
+          <w:left w:val="single" w:color="C0504D" w:themeColor="accent2" w:sz="8" w:space="0"/>
+          <w:bottom w:val="single" w:color="C0504D" w:themeColor="accent2" w:sz="18" w:space="0"/>
+          <w:right w:val="single" w:color="C0504D" w:themeColor="accent2" w:sz="8" w:space="0"/>
+          <w:insideH w:val="nil"/>
+          <w:insideV w:val="single" w:color="C0504D" w:themeColor="accent2" w:sz="8" w:space="0"/>
         </w:tcBorders>
       </w:tcPr>
     </w:tblStylePr>
@@ -4051,42 +4069,42 @@
         <w:spacing w:before="0" w:after="0" w:line="240" w:lineRule="auto"/>
       </w:pPr>
       <w:rPr>
-        <w:rFonts w:asciiTheme="majorHAnsi" w:eastAsiaTheme="majorEastAsia" w:hAnsiTheme="majorHAnsi" w:cstheme="majorBidi"/>
-        <w:b/>
-        <w:bCs/>
-      </w:rPr>
-      <w:tblPr/>
-      <w:tcPr>
-        <w:tcBorders>
-          <w:top w:val="double" w:sz="6" w:space="0" w:color="C0504D" w:themeColor="accent2"/>
-          <w:left w:val="single" w:sz="8" w:space="0" w:color="C0504D" w:themeColor="accent2"/>
-          <w:bottom w:val="single" w:sz="8" w:space="0" w:color="C0504D" w:themeColor="accent2"/>
-          <w:right w:val="single" w:sz="8" w:space="0" w:color="C0504D" w:themeColor="accent2"/>
-          <w:insideH w:val="nil"/>
-          <w:insideV w:val="single" w:sz="8" w:space="0" w:color="C0504D" w:themeColor="accent2"/>
+        <w:rFonts w:asciiTheme="majorHAnsi" w:hAnsiTheme="majorHAnsi" w:eastAsiaTheme="majorEastAsia" w:cstheme="majorBidi"/>
+        <w:b/>
+        <w:bCs/>
+      </w:rPr>
+      <w:tblPr/>
+      <w:tcPr>
+        <w:tcBorders>
+          <w:top w:val="double" w:color="C0504D" w:themeColor="accent2" w:sz="6" w:space="0"/>
+          <w:left w:val="single" w:color="C0504D" w:themeColor="accent2" w:sz="8" w:space="0"/>
+          <w:bottom w:val="single" w:color="C0504D" w:themeColor="accent2" w:sz="8" w:space="0"/>
+          <w:right w:val="single" w:color="C0504D" w:themeColor="accent2" w:sz="8" w:space="0"/>
+          <w:insideH w:val="nil"/>
+          <w:insideV w:val="single" w:color="C0504D" w:themeColor="accent2" w:sz="8" w:space="0"/>
         </w:tcBorders>
       </w:tcPr>
     </w:tblStylePr>
     <w:tblStylePr w:type="firstCol">
       <w:rPr>
-        <w:rFonts w:asciiTheme="majorHAnsi" w:eastAsiaTheme="majorEastAsia" w:hAnsiTheme="majorHAnsi" w:cstheme="majorBidi"/>
+        <w:rFonts w:asciiTheme="majorHAnsi" w:hAnsiTheme="majorHAnsi" w:eastAsiaTheme="majorEastAsia" w:cstheme="majorBidi"/>
         <w:b/>
         <w:bCs/>
       </w:rPr>
     </w:tblStylePr>
     <w:tblStylePr w:type="lastCol">
       <w:rPr>
-        <w:rFonts w:asciiTheme="majorHAnsi" w:eastAsiaTheme="majorEastAsia" w:hAnsiTheme="majorHAnsi" w:cstheme="majorBidi"/>
-        <w:b/>
-        <w:bCs/>
-      </w:rPr>
-      <w:tblPr/>
-      <w:tcPr>
-        <w:tcBorders>
-          <w:top w:val="single" w:sz="8" w:space="0" w:color="C0504D" w:themeColor="accent2"/>
-          <w:left w:val="single" w:sz="8" w:space="0" w:color="C0504D" w:themeColor="accent2"/>
-          <w:bottom w:val="single" w:sz="8" w:space="0" w:color="C0504D" w:themeColor="accent2"/>
-          <w:right w:val="single" w:sz="8" w:space="0" w:color="C0504D" w:themeColor="accent2"/>
+        <w:rFonts w:asciiTheme="majorHAnsi" w:hAnsiTheme="majorHAnsi" w:eastAsiaTheme="majorEastAsia" w:cstheme="majorBidi"/>
+        <w:b/>
+        <w:bCs/>
+      </w:rPr>
+      <w:tblPr/>
+      <w:tcPr>
+        <w:tcBorders>
+          <w:top w:val="single" w:color="C0504D" w:themeColor="accent2" w:sz="8" w:space="0"/>
+          <w:left w:val="single" w:color="C0504D" w:themeColor="accent2" w:sz="8" w:space="0"/>
+          <w:bottom w:val="single" w:color="C0504D" w:themeColor="accent2" w:sz="8" w:space="0"/>
+          <w:right w:val="single" w:color="C0504D" w:themeColor="accent2" w:sz="8" w:space="0"/>
         </w:tcBorders>
       </w:tcPr>
     </w:tblStylePr>
@@ -4094,10 +4112,10 @@
       <w:tblPr/>
       <w:tcPr>
         <w:tcBorders>
-          <w:top w:val="single" w:sz="8" w:space="0" w:color="C0504D" w:themeColor="accent2"/>
-          <w:left w:val="single" w:sz="8" w:space="0" w:color="C0504D" w:themeColor="accent2"/>
-          <w:bottom w:val="single" w:sz="8" w:space="0" w:color="C0504D" w:themeColor="accent2"/>
-          <w:right w:val="single" w:sz="8" w:space="0" w:color="C0504D" w:themeColor="accent2"/>
+          <w:top w:val="single" w:color="C0504D" w:themeColor="accent2" w:sz="8" w:space="0"/>
+          <w:left w:val="single" w:color="C0504D" w:themeColor="accent2" w:sz="8" w:space="0"/>
+          <w:bottom w:val="single" w:color="C0504D" w:themeColor="accent2" w:sz="8" w:space="0"/>
+          <w:right w:val="single" w:color="C0504D" w:themeColor="accent2" w:sz="8" w:space="0"/>
         </w:tcBorders>
         <w:shd w:val="clear" w:color="auto" w:fill="EFD3D2" w:themeFill="accent2" w:themeFillTint="3F"/>
       </w:tcPr>
@@ -4106,11 +4124,11 @@
       <w:tblPr/>
       <w:tcPr>
         <w:tcBorders>
-          <w:top w:val="single" w:sz="8" w:space="0" w:color="C0504D" w:themeColor="accent2"/>
-          <w:left w:val="single" w:sz="8" w:space="0" w:color="C0504D" w:themeColor="accent2"/>
-          <w:bottom w:val="single" w:sz="8" w:space="0" w:color="C0504D" w:themeColor="accent2"/>
-          <w:right w:val="single" w:sz="8" w:space="0" w:color="C0504D" w:themeColor="accent2"/>
-          <w:insideV w:val="single" w:sz="8" w:space="0" w:color="C0504D" w:themeColor="accent2"/>
+          <w:top w:val="single" w:color="C0504D" w:themeColor="accent2" w:sz="8" w:space="0"/>
+          <w:left w:val="single" w:color="C0504D" w:themeColor="accent2" w:sz="8" w:space="0"/>
+          <w:bottom w:val="single" w:color="C0504D" w:themeColor="accent2" w:sz="8" w:space="0"/>
+          <w:right w:val="single" w:color="C0504D" w:themeColor="accent2" w:sz="8" w:space="0"/>
+          <w:insideV w:val="single" w:color="C0504D" w:themeColor="accent2" w:sz="8" w:space="0"/>
         </w:tcBorders>
         <w:shd w:val="clear" w:color="auto" w:fill="EFD3D2" w:themeFill="accent2" w:themeFillTint="3F"/>
       </w:tcPr>
@@ -4119,11 +4137,11 @@
       <w:tblPr/>
       <w:tcPr>
         <w:tcBorders>
-          <w:top w:val="single" w:sz="8" w:space="0" w:color="C0504D" w:themeColor="accent2"/>
-          <w:left w:val="single" w:sz="8" w:space="0" w:color="C0504D" w:themeColor="accent2"/>
-          <w:bottom w:val="single" w:sz="8" w:space="0" w:color="C0504D" w:themeColor="accent2"/>
-          <w:right w:val="single" w:sz="8" w:space="0" w:color="C0504D" w:themeColor="accent2"/>
-          <w:insideV w:val="single" w:sz="8" w:space="0" w:color="C0504D" w:themeColor="accent2"/>
+          <w:top w:val="single" w:color="C0504D" w:themeColor="accent2" w:sz="8" w:space="0"/>
+          <w:left w:val="single" w:color="C0504D" w:themeColor="accent2" w:sz="8" w:space="0"/>
+          <w:bottom w:val="single" w:color="C0504D" w:themeColor="accent2" w:sz="8" w:space="0"/>
+          <w:right w:val="single" w:color="C0504D" w:themeColor="accent2" w:sz="8" w:space="0"/>
+          <w:insideV w:val="single" w:color="C0504D" w:themeColor="accent2" w:sz="8" w:space="0"/>
         </w:tcBorders>
       </w:tcPr>
     </w:tblStylePr>
@@ -4141,12 +4159,12 @@
       <w:tblStyleColBandSize w:val="1"/>
       <w:tblInd w:w="0" w:type="dxa"/>
       <w:tblBorders>
-        <w:top w:val="single" w:sz="8" w:space="0" w:color="9BBB59" w:themeColor="accent3"/>
-        <w:left w:val="single" w:sz="8" w:space="0" w:color="9BBB59" w:themeColor="accent3"/>
-        <w:bottom w:val="single" w:sz="8" w:space="0" w:color="9BBB59" w:themeColor="accent3"/>
-        <w:right w:val="single" w:sz="8" w:space="0" w:color="9BBB59" w:themeColor="accent3"/>
-        <w:insideH w:val="single" w:sz="8" w:space="0" w:color="9BBB59" w:themeColor="accent3"/>
-        <w:insideV w:val="single" w:sz="8" w:space="0" w:color="9BBB59" w:themeColor="accent3"/>
+        <w:top w:val="single" w:color="9BBB59" w:themeColor="accent3" w:sz="8" w:space="0"/>
+        <w:left w:val="single" w:color="9BBB59" w:themeColor="accent3" w:sz="8" w:space="0"/>
+        <w:bottom w:val="single" w:color="9BBB59" w:themeColor="accent3" w:sz="8" w:space="0"/>
+        <w:right w:val="single" w:color="9BBB59" w:themeColor="accent3" w:sz="8" w:space="0"/>
+        <w:insideH w:val="single" w:color="9BBB59" w:themeColor="accent3" w:sz="8" w:space="0"/>
+        <w:insideV w:val="single" w:color="9BBB59" w:themeColor="accent3" w:sz="8" w:space="0"/>
       </w:tblBorders>
       <w:tblCellMar>
         <w:top w:w="0" w:type="dxa"/>
@@ -4160,19 +4178,19 @@
         <w:spacing w:before="0" w:after="0" w:line="240" w:lineRule="auto"/>
       </w:pPr>
       <w:rPr>
-        <w:rFonts w:asciiTheme="majorHAnsi" w:eastAsiaTheme="majorEastAsia" w:hAnsiTheme="majorHAnsi" w:cstheme="majorBidi"/>
-        <w:b/>
-        <w:bCs/>
-      </w:rPr>
-      <w:tblPr/>
-      <w:tcPr>
-        <w:tcBorders>
-          <w:top w:val="single" w:sz="8" w:space="0" w:color="9BBB59" w:themeColor="accent3"/>
-          <w:left w:val="single" w:sz="8" w:space="0" w:color="9BBB59" w:themeColor="accent3"/>
-          <w:bottom w:val="single" w:sz="18" w:space="0" w:color="9BBB59" w:themeColor="accent3"/>
-          <w:right w:val="single" w:sz="8" w:space="0" w:color="9BBB59" w:themeColor="accent3"/>
-          <w:insideH w:val="nil"/>
-          <w:insideV w:val="single" w:sz="8" w:space="0" w:color="9BBB59" w:themeColor="accent3"/>
+        <w:rFonts w:asciiTheme="majorHAnsi" w:hAnsiTheme="majorHAnsi" w:eastAsiaTheme="majorEastAsia" w:cstheme="majorBidi"/>
+        <w:b/>
+        <w:bCs/>
+      </w:rPr>
+      <w:tblPr/>
+      <w:tcPr>
+        <w:tcBorders>
+          <w:top w:val="single" w:color="9BBB59" w:themeColor="accent3" w:sz="8" w:space="0"/>
+          <w:left w:val="single" w:color="9BBB59" w:themeColor="accent3" w:sz="8" w:space="0"/>
+          <w:bottom w:val="single" w:color="9BBB59" w:themeColor="accent3" w:sz="18" w:space="0"/>
+          <w:right w:val="single" w:color="9BBB59" w:themeColor="accent3" w:sz="8" w:space="0"/>
+          <w:insideH w:val="nil"/>
+          <w:insideV w:val="single" w:color="9BBB59" w:themeColor="accent3" w:sz="8" w:space="0"/>
         </w:tcBorders>
       </w:tcPr>
     </w:tblStylePr>
@@ -4181,42 +4199,42 @@
         <w:spacing w:before="0" w:after="0" w:line="240" w:lineRule="auto"/>
       </w:pPr>
       <w:rPr>
-        <w:rFonts w:asciiTheme="majorHAnsi" w:eastAsiaTheme="majorEastAsia" w:hAnsiTheme="majorHAnsi" w:cstheme="majorBidi"/>
-        <w:b/>
-        <w:bCs/>
-      </w:rPr>
-      <w:tblPr/>
-      <w:tcPr>
-        <w:tcBorders>
-          <w:top w:val="double" w:sz="6" w:space="0" w:color="9BBB59" w:themeColor="accent3"/>
-          <w:left w:val="single" w:sz="8" w:space="0" w:color="9BBB59" w:themeColor="accent3"/>
-          <w:bottom w:val="single" w:sz="8" w:space="0" w:color="9BBB59" w:themeColor="accent3"/>
-          <w:right w:val="single" w:sz="8" w:space="0" w:color="9BBB59" w:themeColor="accent3"/>
-          <w:insideH w:val="nil"/>
-          <w:insideV w:val="single" w:sz="8" w:space="0" w:color="9BBB59" w:themeColor="accent3"/>
+        <w:rFonts w:asciiTheme="majorHAnsi" w:hAnsiTheme="majorHAnsi" w:eastAsiaTheme="majorEastAsia" w:cstheme="majorBidi"/>
+        <w:b/>
+        <w:bCs/>
+      </w:rPr>
+      <w:tblPr/>
+      <w:tcPr>
+        <w:tcBorders>
+          <w:top w:val="double" w:color="9BBB59" w:themeColor="accent3" w:sz="6" w:space="0"/>
+          <w:left w:val="single" w:color="9BBB59" w:themeColor="accent3" w:sz="8" w:space="0"/>
+          <w:bottom w:val="single" w:color="9BBB59" w:themeColor="accent3" w:sz="8" w:space="0"/>
+          <w:right w:val="single" w:color="9BBB59" w:themeColor="accent3" w:sz="8" w:space="0"/>
+          <w:insideH w:val="nil"/>
+          <w:insideV w:val="single" w:color="9BBB59" w:themeColor="accent3" w:sz="8" w:space="0"/>
         </w:tcBorders>
       </w:tcPr>
     </w:tblStylePr>
     <w:tblStylePr w:type="firstCol">
       <w:rPr>
-        <w:rFonts w:asciiTheme="majorHAnsi" w:eastAsiaTheme="majorEastAsia" w:hAnsiTheme="majorHAnsi" w:cstheme="majorBidi"/>
+        <w:rFonts w:asciiTheme="majorHAnsi" w:hAnsiTheme="majorHAnsi" w:eastAsiaTheme="majorEastAsia" w:cstheme="majorBidi"/>
         <w:b/>
         <w:bCs/>
       </w:rPr>
     </w:tblStylePr>
     <w:tblStylePr w:type="lastCol">
       <w:rPr>
-        <w:rFonts w:asciiTheme="majorHAnsi" w:eastAsiaTheme="majorEastAsia" w:hAnsiTheme="majorHAnsi" w:cstheme="majorBidi"/>
-        <w:b/>
-        <w:bCs/>
-      </w:rPr>
-      <w:tblPr/>
-      <w:tcPr>
-        <w:tcBorders>
-          <w:top w:val="single" w:sz="8" w:space="0" w:color="9BBB59" w:themeColor="accent3"/>
-          <w:left w:val="single" w:sz="8" w:space="0" w:color="9BBB59" w:themeColor="accent3"/>
-          <w:bottom w:val="single" w:sz="8" w:space="0" w:color="9BBB59" w:themeColor="accent3"/>
-          <w:right w:val="single" w:sz="8" w:space="0" w:color="9BBB59" w:themeColor="accent3"/>
+        <w:rFonts w:asciiTheme="majorHAnsi" w:hAnsiTheme="majorHAnsi" w:eastAsiaTheme="majorEastAsia" w:cstheme="majorBidi"/>
+        <w:b/>
+        <w:bCs/>
+      </w:rPr>
+      <w:tblPr/>
+      <w:tcPr>
+        <w:tcBorders>
+          <w:top w:val="single" w:color="9BBB59" w:themeColor="accent3" w:sz="8" w:space="0"/>
+          <w:left w:val="single" w:color="9BBB59" w:themeColor="accent3" w:sz="8" w:space="0"/>
+          <w:bottom w:val="single" w:color="9BBB59" w:themeColor="accent3" w:sz="8" w:space="0"/>
+          <w:right w:val="single" w:color="9BBB59" w:themeColor="accent3" w:sz="8" w:space="0"/>
         </w:tcBorders>
       </w:tcPr>
     </w:tblStylePr>
@@ -4224,10 +4242,10 @@
       <w:tblPr/>
       <w:tcPr>
         <w:tcBorders>
-          <w:top w:val="single" w:sz="8" w:space="0" w:color="9BBB59" w:themeColor="accent3"/>
-          <w:left w:val="single" w:sz="8" w:space="0" w:color="9BBB59" w:themeColor="accent3"/>
-          <w:bottom w:val="single" w:sz="8" w:space="0" w:color="9BBB59" w:themeColor="accent3"/>
-          <w:right w:val="single" w:sz="8" w:space="0" w:color="9BBB59" w:themeColor="accent3"/>
+          <w:top w:val="single" w:color="9BBB59" w:themeColor="accent3" w:sz="8" w:space="0"/>
+          <w:left w:val="single" w:color="9BBB59" w:themeColor="accent3" w:sz="8" w:space="0"/>
+          <w:bottom w:val="single" w:color="9BBB59" w:themeColor="accent3" w:sz="8" w:space="0"/>
+          <w:right w:val="single" w:color="9BBB59" w:themeColor="accent3" w:sz="8" w:space="0"/>
         </w:tcBorders>
         <w:shd w:val="clear" w:color="auto" w:fill="E6EED5" w:themeFill="accent3" w:themeFillTint="3F"/>
       </w:tcPr>
@@ -4236,11 +4254,11 @@
       <w:tblPr/>
       <w:tcPr>
         <w:tcBorders>
-          <w:top w:val="single" w:sz="8" w:space="0" w:color="9BBB59" w:themeColor="accent3"/>
-          <w:left w:val="single" w:sz="8" w:space="0" w:color="9BBB59" w:themeColor="accent3"/>
-          <w:bottom w:val="single" w:sz="8" w:space="0" w:color="9BBB59" w:themeColor="accent3"/>
-          <w:right w:val="single" w:sz="8" w:space="0" w:color="9BBB59" w:themeColor="accent3"/>
-          <w:insideV w:val="single" w:sz="8" w:space="0" w:color="9BBB59" w:themeColor="accent3"/>
+          <w:top w:val="single" w:color="9BBB59" w:themeColor="accent3" w:sz="8" w:space="0"/>
+          <w:left w:val="single" w:color="9BBB59" w:themeColor="accent3" w:sz="8" w:space="0"/>
+          <w:bottom w:val="single" w:color="9BBB59" w:themeColor="accent3" w:sz="8" w:space="0"/>
+          <w:right w:val="single" w:color="9BBB59" w:themeColor="accent3" w:sz="8" w:space="0"/>
+          <w:insideV w:val="single" w:color="9BBB59" w:themeColor="accent3" w:sz="8" w:space="0"/>
         </w:tcBorders>
         <w:shd w:val="clear" w:color="auto" w:fill="E6EED5" w:themeFill="accent3" w:themeFillTint="3F"/>
       </w:tcPr>
@@ -4249,11 +4267,11 @@
       <w:tblPr/>
       <w:tcPr>
         <w:tcBorders>
-          <w:top w:val="single" w:sz="8" w:space="0" w:color="9BBB59" w:themeColor="accent3"/>
-          <w:left w:val="single" w:sz="8" w:space="0" w:color="9BBB59" w:themeColor="accent3"/>
-          <w:bottom w:val="single" w:sz="8" w:space="0" w:color="9BBB59" w:themeColor="accent3"/>
-          <w:right w:val="single" w:sz="8" w:space="0" w:color="9BBB59" w:themeColor="accent3"/>
-          <w:insideV w:val="single" w:sz="8" w:space="0" w:color="9BBB59" w:themeColor="accent3"/>
+          <w:top w:val="single" w:color="9BBB59" w:themeColor="accent3" w:sz="8" w:space="0"/>
+          <w:left w:val="single" w:color="9BBB59" w:themeColor="accent3" w:sz="8" w:space="0"/>
+          <w:bottom w:val="single" w:color="9BBB59" w:themeColor="accent3" w:sz="8" w:space="0"/>
+          <w:right w:val="single" w:color="9BBB59" w:themeColor="accent3" w:sz="8" w:space="0"/>
+          <w:insideV w:val="single" w:color="9BBB59" w:themeColor="accent3" w:sz="8" w:space="0"/>
         </w:tcBorders>
       </w:tcPr>
     </w:tblStylePr>
@@ -4271,12 +4289,12 @@
       <w:tblStyleColBandSize w:val="1"/>
       <w:tblInd w:w="0" w:type="dxa"/>
       <w:tblBorders>
-        <w:top w:val="single" w:sz="8" w:space="0" w:color="8064A2" w:themeColor="accent4"/>
-        <w:left w:val="single" w:sz="8" w:space="0" w:color="8064A2" w:themeColor="accent4"/>
-        <w:bottom w:val="single" w:sz="8" w:space="0" w:color="8064A2" w:themeColor="accent4"/>
-        <w:right w:val="single" w:sz="8" w:space="0" w:color="8064A2" w:themeColor="accent4"/>
-        <w:insideH w:val="single" w:sz="8" w:space="0" w:color="8064A2" w:themeColor="accent4"/>
-        <w:insideV w:val="single" w:sz="8" w:space="0" w:color="8064A2" w:themeColor="accent4"/>
+        <w:top w:val="single" w:color="8064A2" w:themeColor="accent4" w:sz="8" w:space="0"/>
+        <w:left w:val="single" w:color="8064A2" w:themeColor="accent4" w:sz="8" w:space="0"/>
+        <w:bottom w:val="single" w:color="8064A2" w:themeColor="accent4" w:sz="8" w:space="0"/>
+        <w:right w:val="single" w:color="8064A2" w:themeColor="accent4" w:sz="8" w:space="0"/>
+        <w:insideH w:val="single" w:color="8064A2" w:themeColor="accent4" w:sz="8" w:space="0"/>
+        <w:insideV w:val="single" w:color="8064A2" w:themeColor="accent4" w:sz="8" w:space="0"/>
       </w:tblBorders>
       <w:tblCellMar>
         <w:top w:w="0" w:type="dxa"/>
@@ -4290,19 +4308,19 @@
         <w:spacing w:before="0" w:after="0" w:line="240" w:lineRule="auto"/>
       </w:pPr>
       <w:rPr>
-        <w:rFonts w:asciiTheme="majorHAnsi" w:eastAsiaTheme="majorEastAsia" w:hAnsiTheme="majorHAnsi" w:cstheme="majorBidi"/>
-        <w:b/>
-        <w:bCs/>
-      </w:rPr>
-      <w:tblPr/>
-      <w:tcPr>
-        <w:tcBorders>
-          <w:top w:val="single" w:sz="8" w:space="0" w:color="8064A2" w:themeColor="accent4"/>
-          <w:left w:val="single" w:sz="8" w:space="0" w:color="8064A2" w:themeColor="accent4"/>
-          <w:bottom w:val="single" w:sz="18" w:space="0" w:color="8064A2" w:themeColor="accent4"/>
-          <w:right w:val="single" w:sz="8" w:space="0" w:color="8064A2" w:themeColor="accent4"/>
-          <w:insideH w:val="nil"/>
-          <w:insideV w:val="single" w:sz="8" w:space="0" w:color="8064A2" w:themeColor="accent4"/>
+        <w:rFonts w:asciiTheme="majorHAnsi" w:hAnsiTheme="majorHAnsi" w:eastAsiaTheme="majorEastAsia" w:cstheme="majorBidi"/>
+        <w:b/>
+        <w:bCs/>
+      </w:rPr>
+      <w:tblPr/>
+      <w:tcPr>
+        <w:tcBorders>
+          <w:top w:val="single" w:color="8064A2" w:themeColor="accent4" w:sz="8" w:space="0"/>
+          <w:left w:val="single" w:color="8064A2" w:themeColor="accent4" w:sz="8" w:space="0"/>
+          <w:bottom w:val="single" w:color="8064A2" w:themeColor="accent4" w:sz="18" w:space="0"/>
+          <w:right w:val="single" w:color="8064A2" w:themeColor="accent4" w:sz="8" w:space="0"/>
+          <w:insideH w:val="nil"/>
+          <w:insideV w:val="single" w:color="8064A2" w:themeColor="accent4" w:sz="8" w:space="0"/>
         </w:tcBorders>
       </w:tcPr>
     </w:tblStylePr>
@@ -4311,42 +4329,42 @@
         <w:spacing w:before="0" w:after="0" w:line="240" w:lineRule="auto"/>
       </w:pPr>
       <w:rPr>
-        <w:rFonts w:asciiTheme="majorHAnsi" w:eastAsiaTheme="majorEastAsia" w:hAnsiTheme="majorHAnsi" w:cstheme="majorBidi"/>
-        <w:b/>
-        <w:bCs/>
-      </w:rPr>
-      <w:tblPr/>
-      <w:tcPr>
-        <w:tcBorders>
-          <w:top w:val="double" w:sz="6" w:space="0" w:color="8064A2" w:themeColor="accent4"/>
-          <w:left w:val="single" w:sz="8" w:space="0" w:color="8064A2" w:themeColor="accent4"/>
-          <w:bottom w:val="single" w:sz="8" w:space="0" w:color="8064A2" w:themeColor="accent4"/>
-          <w:right w:val="single" w:sz="8" w:space="0" w:color="8064A2" w:themeColor="accent4"/>
-          <w:insideH w:val="nil"/>
-          <w:insideV w:val="single" w:sz="8" w:space="0" w:color="8064A2" w:themeColor="accent4"/>
+        <w:rFonts w:asciiTheme="majorHAnsi" w:hAnsiTheme="majorHAnsi" w:eastAsiaTheme="majorEastAsia" w:cstheme="majorBidi"/>
+        <w:b/>
+        <w:bCs/>
+      </w:rPr>
+      <w:tblPr/>
+      <w:tcPr>
+        <w:tcBorders>
+          <w:top w:val="double" w:color="8064A2" w:themeColor="accent4" w:sz="6" w:space="0"/>
+          <w:left w:val="single" w:color="8064A2" w:themeColor="accent4" w:sz="8" w:space="0"/>
+          <w:bottom w:val="single" w:color="8064A2" w:themeColor="accent4" w:sz="8" w:space="0"/>
+          <w:right w:val="single" w:color="8064A2" w:themeColor="accent4" w:sz="8" w:space="0"/>
+          <w:insideH w:val="nil"/>
+          <w:insideV w:val="single" w:color="8064A2" w:themeColor="accent4" w:sz="8" w:space="0"/>
         </w:tcBorders>
       </w:tcPr>
     </w:tblStylePr>
     <w:tblStylePr w:type="firstCol">
       <w:rPr>
-        <w:rFonts w:asciiTheme="majorHAnsi" w:eastAsiaTheme="majorEastAsia" w:hAnsiTheme="majorHAnsi" w:cstheme="majorBidi"/>
+        <w:rFonts w:asciiTheme="majorHAnsi" w:hAnsiTheme="majorHAnsi" w:eastAsiaTheme="majorEastAsia" w:cstheme="majorBidi"/>
         <w:b/>
         <w:bCs/>
       </w:rPr>
     </w:tblStylePr>
     <w:tblStylePr w:type="lastCol">
       <w:rPr>
-        <w:rFonts w:asciiTheme="majorHAnsi" w:eastAsiaTheme="majorEastAsia" w:hAnsiTheme="majorHAnsi" w:cstheme="majorBidi"/>
-        <w:b/>
-        <w:bCs/>
-      </w:rPr>
-      <w:tblPr/>
-      <w:tcPr>
-        <w:tcBorders>
-          <w:top w:val="single" w:sz="8" w:space="0" w:color="8064A2" w:themeColor="accent4"/>
-          <w:left w:val="single" w:sz="8" w:space="0" w:color="8064A2" w:themeColor="accent4"/>
-          <w:bottom w:val="single" w:sz="8" w:space="0" w:color="8064A2" w:themeColor="accent4"/>
-          <w:right w:val="single" w:sz="8" w:space="0" w:color="8064A2" w:themeColor="accent4"/>
+        <w:rFonts w:asciiTheme="majorHAnsi" w:hAnsiTheme="majorHAnsi" w:eastAsiaTheme="majorEastAsia" w:cstheme="majorBidi"/>
+        <w:b/>
+        <w:bCs/>
+      </w:rPr>
+      <w:tblPr/>
+      <w:tcPr>
+        <w:tcBorders>
+          <w:top w:val="single" w:color="8064A2" w:themeColor="accent4" w:sz="8" w:space="0"/>
+          <w:left w:val="single" w:color="8064A2" w:themeColor="accent4" w:sz="8" w:space="0"/>
+          <w:bottom w:val="single" w:color="8064A2" w:themeColor="accent4" w:sz="8" w:space="0"/>
+          <w:right w:val="single" w:color="8064A2" w:themeColor="accent4" w:sz="8" w:space="0"/>
         </w:tcBorders>
       </w:tcPr>
     </w:tblStylePr>
@@ -4354,10 +4372,10 @@
       <w:tblPr/>
       <w:tcPr>
         <w:tcBorders>
-          <w:top w:val="single" w:sz="8" w:space="0" w:color="8064A2" w:themeColor="accent4"/>
-          <w:left w:val="single" w:sz="8" w:space="0" w:color="8064A2" w:themeColor="accent4"/>
-          <w:bottom w:val="single" w:sz="8" w:space="0" w:color="8064A2" w:themeColor="accent4"/>
-          <w:right w:val="single" w:sz="8" w:space="0" w:color="8064A2" w:themeColor="accent4"/>
+          <w:top w:val="single" w:color="8064A2" w:themeColor="accent4" w:sz="8" w:space="0"/>
+          <w:left w:val="single" w:color="8064A2" w:themeColor="accent4" w:sz="8" w:space="0"/>
+          <w:bottom w:val="single" w:color="8064A2" w:themeColor="accent4" w:sz="8" w:space="0"/>
+          <w:right w:val="single" w:color="8064A2" w:themeColor="accent4" w:sz="8" w:space="0"/>
         </w:tcBorders>
         <w:shd w:val="clear" w:color="auto" w:fill="DFD8E8" w:themeFill="accent4" w:themeFillTint="3F"/>
       </w:tcPr>
@@ -4366,11 +4384,11 @@
       <w:tblPr/>
       <w:tcPr>
         <w:tcBorders>
-          <w:top w:val="single" w:sz="8" w:space="0" w:color="8064A2" w:themeColor="accent4"/>
-          <w:left w:val="single" w:sz="8" w:space="0" w:color="8064A2" w:themeColor="accent4"/>
-          <w:bottom w:val="single" w:sz="8" w:space="0" w:color="8064A2" w:themeColor="accent4"/>
-          <w:right w:val="single" w:sz="8" w:space="0" w:color="8064A2" w:themeColor="accent4"/>
-          <w:insideV w:val="single" w:sz="8" w:space="0" w:color="8064A2" w:themeColor="accent4"/>
+          <w:top w:val="single" w:color="8064A2" w:themeColor="accent4" w:sz="8" w:space="0"/>
+          <w:left w:val="single" w:color="8064A2" w:themeColor="accent4" w:sz="8" w:space="0"/>
+          <w:bottom w:val="single" w:color="8064A2" w:themeColor="accent4" w:sz="8" w:space="0"/>
+          <w:right w:val="single" w:color="8064A2" w:themeColor="accent4" w:sz="8" w:space="0"/>
+          <w:insideV w:val="single" w:color="8064A2" w:themeColor="accent4" w:sz="8" w:space="0"/>
         </w:tcBorders>
         <w:shd w:val="clear" w:color="auto" w:fill="DFD8E8" w:themeFill="accent4" w:themeFillTint="3F"/>
       </w:tcPr>
@@ -4379,11 +4397,11 @@
       <w:tblPr/>
       <w:tcPr>
         <w:tcBorders>
-          <w:top w:val="single" w:sz="8" w:space="0" w:color="8064A2" w:themeColor="accent4"/>
-          <w:left w:val="single" w:sz="8" w:space="0" w:color="8064A2" w:themeColor="accent4"/>
-          <w:bottom w:val="single" w:sz="8" w:space="0" w:color="8064A2" w:themeColor="accent4"/>
-          <w:right w:val="single" w:sz="8" w:space="0" w:color="8064A2" w:themeColor="accent4"/>
-          <w:insideV w:val="single" w:sz="8" w:space="0" w:color="8064A2" w:themeColor="accent4"/>
+          <w:top w:val="single" w:color="8064A2" w:themeColor="accent4" w:sz="8" w:space="0"/>
+          <w:left w:val="single" w:color="8064A2" w:themeColor="accent4" w:sz="8" w:space="0"/>
+          <w:bottom w:val="single" w:color="8064A2" w:themeColor="accent4" w:sz="8" w:space="0"/>
+          <w:right w:val="single" w:color="8064A2" w:themeColor="accent4" w:sz="8" w:space="0"/>
+          <w:insideV w:val="single" w:color="8064A2" w:themeColor="accent4" w:sz="8" w:space="0"/>
         </w:tcBorders>
       </w:tcPr>
     </w:tblStylePr>
@@ -4401,12 +4419,12 @@
       <w:tblStyleColBandSize w:val="1"/>
       <w:tblInd w:w="0" w:type="dxa"/>
       <w:tblBorders>
-        <w:top w:val="single" w:sz="8" w:space="0" w:color="4BACC6" w:themeColor="accent5"/>
-        <w:left w:val="single" w:sz="8" w:space="0" w:color="4BACC6" w:themeColor="accent5"/>
-        <w:bottom w:val="single" w:sz="8" w:space="0" w:color="4BACC6" w:themeColor="accent5"/>
-        <w:right w:val="single" w:sz="8" w:space="0" w:color="4BACC6" w:themeColor="accent5"/>
-        <w:insideH w:val="single" w:sz="8" w:space="0" w:color="4BACC6" w:themeColor="accent5"/>
-        <w:insideV w:val="single" w:sz="8" w:space="0" w:color="4BACC6" w:themeColor="accent5"/>
+        <w:top w:val="single" w:color="4BACC6" w:themeColor="accent5" w:sz="8" w:space="0"/>
+        <w:left w:val="single" w:color="4BACC6" w:themeColor="accent5" w:sz="8" w:space="0"/>
+        <w:bottom w:val="single" w:color="4BACC6" w:themeColor="accent5" w:sz="8" w:space="0"/>
+        <w:right w:val="single" w:color="4BACC6" w:themeColor="accent5" w:sz="8" w:space="0"/>
+        <w:insideH w:val="single" w:color="4BACC6" w:themeColor="accent5" w:sz="8" w:space="0"/>
+        <w:insideV w:val="single" w:color="4BACC6" w:themeColor="accent5" w:sz="8" w:space="0"/>
       </w:tblBorders>
       <w:tblCellMar>
         <w:top w:w="0" w:type="dxa"/>
@@ -4420,19 +4438,19 @@
         <w:spacing w:before="0" w:after="0" w:line="240" w:lineRule="auto"/>
       </w:pPr>
       <w:rPr>
-        <w:rFonts w:asciiTheme="majorHAnsi" w:eastAsiaTheme="majorEastAsia" w:hAnsiTheme="majorHAnsi" w:cstheme="majorBidi"/>
-        <w:b/>
-        <w:bCs/>
-      </w:rPr>
-      <w:tblPr/>
-      <w:tcPr>
-        <w:tcBorders>
-          <w:top w:val="single" w:sz="8" w:space="0" w:color="4BACC6" w:themeColor="accent5"/>
-          <w:left w:val="single" w:sz="8" w:space="0" w:color="4BACC6" w:themeColor="accent5"/>
-          <w:bottom w:val="single" w:sz="18" w:space="0" w:color="4BACC6" w:themeColor="accent5"/>
-          <w:right w:val="single" w:sz="8" w:space="0" w:color="4BACC6" w:themeColor="accent5"/>
-          <w:insideH w:val="nil"/>
-          <w:insideV w:val="single" w:sz="8" w:space="0" w:color="4BACC6" w:themeColor="accent5"/>
+        <w:rFonts w:asciiTheme="majorHAnsi" w:hAnsiTheme="majorHAnsi" w:eastAsiaTheme="majorEastAsia" w:cstheme="majorBidi"/>
+        <w:b/>
+        <w:bCs/>
+      </w:rPr>
+      <w:tblPr/>
+      <w:tcPr>
+        <w:tcBorders>
+          <w:top w:val="single" w:color="4BACC6" w:themeColor="accent5" w:sz="8" w:space="0"/>
+          <w:left w:val="single" w:color="4BACC6" w:themeColor="accent5" w:sz="8" w:space="0"/>
+          <w:bottom w:val="single" w:color="4BACC6" w:themeColor="accent5" w:sz="18" w:space="0"/>
+          <w:right w:val="single" w:color="4BACC6" w:themeColor="accent5" w:sz="8" w:space="0"/>
+          <w:insideH w:val="nil"/>
+          <w:insideV w:val="single" w:color="4BACC6" w:themeColor="accent5" w:sz="8" w:space="0"/>
         </w:tcBorders>
       </w:tcPr>
     </w:tblStylePr>
@@ -4441,42 +4459,42 @@
         <w:spacing w:before="0" w:after="0" w:line="240" w:lineRule="auto"/>
       </w:pPr>
       <w:rPr>
-        <w:rFonts w:asciiTheme="majorHAnsi" w:eastAsiaTheme="majorEastAsia" w:hAnsiTheme="majorHAnsi" w:cstheme="majorBidi"/>
-        <w:b/>
-        <w:bCs/>
-      </w:rPr>
-      <w:tblPr/>
-      <w:tcPr>
-        <w:tcBorders>
-          <w:top w:val="double" w:sz="6" w:space="0" w:color="4BACC6" w:themeColor="accent5"/>
-          <w:left w:val="single" w:sz="8" w:space="0" w:color="4BACC6" w:themeColor="accent5"/>
-          <w:bottom w:val="single" w:sz="8" w:space="0" w:color="4BACC6" w:themeColor="accent5"/>
-          <w:right w:val="single" w:sz="8" w:space="0" w:color="4BACC6" w:themeColor="accent5"/>
-          <w:insideH w:val="nil"/>
-          <w:insideV w:val="single" w:sz="8" w:space="0" w:color="4BACC6" w:themeColor="accent5"/>
+        <w:rFonts w:asciiTheme="majorHAnsi" w:hAnsiTheme="majorHAnsi" w:eastAsiaTheme="majorEastAsia" w:cstheme="majorBidi"/>
+        <w:b/>
+        <w:bCs/>
+      </w:rPr>
+      <w:tblPr/>
+      <w:tcPr>
+        <w:tcBorders>
+          <w:top w:val="double" w:color="4BACC6" w:themeColor="accent5" w:sz="6" w:space="0"/>
+          <w:left w:val="single" w:color="4BACC6" w:themeColor="accent5" w:sz="8" w:space="0"/>
+          <w:bottom w:val="single" w:color="4BACC6" w:themeColor="accent5" w:sz="8" w:space="0"/>
+          <w:right w:val="single" w:color="4BACC6" w:themeColor="accent5" w:sz="8" w:space="0"/>
+          <w:insideH w:val="nil"/>
+          <w:insideV w:val="single" w:color="4BACC6" w:themeColor="accent5" w:sz="8" w:space="0"/>
         </w:tcBorders>
       </w:tcPr>
     </w:tblStylePr>
     <w:tblStylePr w:type="firstCol">
       <w:rPr>
-        <w:rFonts w:asciiTheme="majorHAnsi" w:eastAsiaTheme="majorEastAsia" w:hAnsiTheme="majorHAnsi" w:cstheme="majorBidi"/>
+        <w:rFonts w:asciiTheme="majorHAnsi" w:hAnsiTheme="majorHAnsi" w:eastAsiaTheme="majorEastAsia" w:cstheme="majorBidi"/>
         <w:b/>
         <w:bCs/>
       </w:rPr>
     </w:tblStylePr>
     <w:tblStylePr w:type="lastCol">
       <w:rPr>
-        <w:rFonts w:asciiTheme="majorHAnsi" w:eastAsiaTheme="majorEastAsia" w:hAnsiTheme="majorHAnsi" w:cstheme="majorBidi"/>
-        <w:b/>
-        <w:bCs/>
-      </w:rPr>
-      <w:tblPr/>
-      <w:tcPr>
-        <w:tcBorders>
-          <w:top w:val="single" w:sz="8" w:space="0" w:color="4BACC6" w:themeColor="accent5"/>
-          <w:left w:val="single" w:sz="8" w:space="0" w:color="4BACC6" w:themeColor="accent5"/>
-          <w:bottom w:val="single" w:sz="8" w:space="0" w:color="4BACC6" w:themeColor="accent5"/>
-          <w:right w:val="single" w:sz="8" w:space="0" w:color="4BACC6" w:themeColor="accent5"/>
+        <w:rFonts w:asciiTheme="majorHAnsi" w:hAnsiTheme="majorHAnsi" w:eastAsiaTheme="majorEastAsia" w:cstheme="majorBidi"/>
+        <w:b/>
+        <w:bCs/>
+      </w:rPr>
+      <w:tblPr/>
+      <w:tcPr>
+        <w:tcBorders>
+          <w:top w:val="single" w:color="4BACC6" w:themeColor="accent5" w:sz="8" w:space="0"/>
+          <w:left w:val="single" w:color="4BACC6" w:themeColor="accent5" w:sz="8" w:space="0"/>
+          <w:bottom w:val="single" w:color="4BACC6" w:themeColor="accent5" w:sz="8" w:space="0"/>
+          <w:right w:val="single" w:color="4BACC6" w:themeColor="accent5" w:sz="8" w:space="0"/>
         </w:tcBorders>
       </w:tcPr>
     </w:tblStylePr>
@@ -4484,10 +4502,10 @@
       <w:tblPr/>
       <w:tcPr>
         <w:tcBorders>
-          <w:top w:val="single" w:sz="8" w:space="0" w:color="4BACC6" w:themeColor="accent5"/>
-          <w:left w:val="single" w:sz="8" w:space="0" w:color="4BACC6" w:themeColor="accent5"/>
-          <w:bottom w:val="single" w:sz="8" w:space="0" w:color="4BACC6" w:themeColor="accent5"/>
-          <w:right w:val="single" w:sz="8" w:space="0" w:color="4BACC6" w:themeColor="accent5"/>
+          <w:top w:val="single" w:color="4BACC6" w:themeColor="accent5" w:sz="8" w:space="0"/>
+          <w:left w:val="single" w:color="4BACC6" w:themeColor="accent5" w:sz="8" w:space="0"/>
+          <w:bottom w:val="single" w:color="4BACC6" w:themeColor="accent5" w:sz="8" w:space="0"/>
+          <w:right w:val="single" w:color="4BACC6" w:themeColor="accent5" w:sz="8" w:space="0"/>
         </w:tcBorders>
         <w:shd w:val="clear" w:color="auto" w:fill="D2EAF1" w:themeFill="accent5" w:themeFillTint="3F"/>
       </w:tcPr>
@@ -4496,11 +4514,11 @@
       <w:tblPr/>
       <w:tcPr>
         <w:tcBorders>
-          <w:top w:val="single" w:sz="8" w:space="0" w:color="4BACC6" w:themeColor="accent5"/>
-          <w:left w:val="single" w:sz="8" w:space="0" w:color="4BACC6" w:themeColor="accent5"/>
-          <w:bottom w:val="single" w:sz="8" w:space="0" w:color="4BACC6" w:themeColor="accent5"/>
-          <w:right w:val="single" w:sz="8" w:space="0" w:color="4BACC6" w:themeColor="accent5"/>
-          <w:insideV w:val="single" w:sz="8" w:space="0" w:color="4BACC6" w:themeColor="accent5"/>
+          <w:top w:val="single" w:color="4BACC6" w:themeColor="accent5" w:sz="8" w:space="0"/>
+          <w:left w:val="single" w:color="4BACC6" w:themeColor="accent5" w:sz="8" w:space="0"/>
+          <w:bottom w:val="single" w:color="4BACC6" w:themeColor="accent5" w:sz="8" w:space="0"/>
+          <w:right w:val="single" w:color="4BACC6" w:themeColor="accent5" w:sz="8" w:space="0"/>
+          <w:insideV w:val="single" w:color="4BACC6" w:themeColor="accent5" w:sz="8" w:space="0"/>
         </w:tcBorders>
         <w:shd w:val="clear" w:color="auto" w:fill="D2EAF1" w:themeFill="accent5" w:themeFillTint="3F"/>
       </w:tcPr>
@@ -4509,11 +4527,11 @@
       <w:tblPr/>
       <w:tcPr>
         <w:tcBorders>
-          <w:top w:val="single" w:sz="8" w:space="0" w:color="4BACC6" w:themeColor="accent5"/>
-          <w:left w:val="single" w:sz="8" w:space="0" w:color="4BACC6" w:themeColor="accent5"/>
-          <w:bottom w:val="single" w:sz="8" w:space="0" w:color="4BACC6" w:themeColor="accent5"/>
-          <w:right w:val="single" w:sz="8" w:space="0" w:color="4BACC6" w:themeColor="accent5"/>
-          <w:insideV w:val="single" w:sz="8" w:space="0" w:color="4BACC6" w:themeColor="accent5"/>
+          <w:top w:val="single" w:color="4BACC6" w:themeColor="accent5" w:sz="8" w:space="0"/>
+          <w:left w:val="single" w:color="4BACC6" w:themeColor="accent5" w:sz="8" w:space="0"/>
+          <w:bottom w:val="single" w:color="4BACC6" w:themeColor="accent5" w:sz="8" w:space="0"/>
+          <w:right w:val="single" w:color="4BACC6" w:themeColor="accent5" w:sz="8" w:space="0"/>
+          <w:insideV w:val="single" w:color="4BACC6" w:themeColor="accent5" w:sz="8" w:space="0"/>
         </w:tcBorders>
       </w:tcPr>
     </w:tblStylePr>
@@ -4531,12 +4549,12 @@
       <w:tblStyleColBandSize w:val="1"/>
       <w:tblInd w:w="0" w:type="dxa"/>
       <w:tblBorders>
-        <w:top w:val="single" w:sz="8" w:space="0" w:color="F79646" w:themeColor="accent6"/>
-        <w:left w:val="single" w:sz="8" w:space="0" w:color="F79646" w:themeColor="accent6"/>
-        <w:bottom w:val="single" w:sz="8" w:space="0" w:color="F79646" w:themeColor="accent6"/>
-        <w:right w:val="single" w:sz="8" w:space="0" w:color="F79646" w:themeColor="accent6"/>
-        <w:insideH w:val="single" w:sz="8" w:space="0" w:color="F79646" w:themeColor="accent6"/>
-        <w:insideV w:val="single" w:sz="8" w:space="0" w:color="F79646" w:themeColor="accent6"/>
+        <w:top w:val="single" w:color="F79646" w:themeColor="accent6" w:sz="8" w:space="0"/>
+        <w:left w:val="single" w:color="F79646" w:themeColor="accent6" w:sz="8" w:space="0"/>
+        <w:bottom w:val="single" w:color="F79646" w:themeColor="accent6" w:sz="8" w:space="0"/>
+        <w:right w:val="single" w:color="F79646" w:themeColor="accent6" w:sz="8" w:space="0"/>
+        <w:insideH w:val="single" w:color="F79646" w:themeColor="accent6" w:sz="8" w:space="0"/>
+        <w:insideV w:val="single" w:color="F79646" w:themeColor="accent6" w:sz="8" w:space="0"/>
       </w:tblBorders>
       <w:tblCellMar>
         <w:top w:w="0" w:type="dxa"/>
@@ -4550,19 +4568,19 @@
         <w:spacing w:before="0" w:after="0" w:line="240" w:lineRule="auto"/>
       </w:pPr>
       <w:rPr>
-        <w:rFonts w:asciiTheme="majorHAnsi" w:eastAsiaTheme="majorEastAsia" w:hAnsiTheme="majorHAnsi" w:cstheme="majorBidi"/>
-        <w:b/>
-        <w:bCs/>
-      </w:rPr>
-      <w:tblPr/>
-      <w:tcPr>
-        <w:tcBorders>
-          <w:top w:val="single" w:sz="8" w:space="0" w:color="F79646" w:themeColor="accent6"/>
-          <w:left w:val="single" w:sz="8" w:space="0" w:color="F79646" w:themeColor="accent6"/>
-          <w:bottom w:val="single" w:sz="18" w:space="0" w:color="F79646" w:themeColor="accent6"/>
-          <w:right w:val="single" w:sz="8" w:space="0" w:color="F79646" w:themeColor="accent6"/>
-          <w:insideH w:val="nil"/>
-          <w:insideV w:val="single" w:sz="8" w:space="0" w:color="F79646" w:themeColor="accent6"/>
+        <w:rFonts w:asciiTheme="majorHAnsi" w:hAnsiTheme="majorHAnsi" w:eastAsiaTheme="majorEastAsia" w:cstheme="majorBidi"/>
+        <w:b/>
+        <w:bCs/>
+      </w:rPr>
+      <w:tblPr/>
+      <w:tcPr>
+        <w:tcBorders>
+          <w:top w:val="single" w:color="F79646" w:themeColor="accent6" w:sz="8" w:space="0"/>
+          <w:left w:val="single" w:color="F79646" w:themeColor="accent6" w:sz="8" w:space="0"/>
+          <w:bottom w:val="single" w:color="F79646" w:themeColor="accent6" w:sz="18" w:space="0"/>
+          <w:right w:val="single" w:color="F79646" w:themeColor="accent6" w:sz="8" w:space="0"/>
+          <w:insideH w:val="nil"/>
+          <w:insideV w:val="single" w:color="F79646" w:themeColor="accent6" w:sz="8" w:space="0"/>
         </w:tcBorders>
       </w:tcPr>
     </w:tblStylePr>
@@ -4571,42 +4589,42 @@
         <w:spacing w:before="0" w:after="0" w:line="240" w:lineRule="auto"/>
       </w:pPr>
       <w:rPr>
-        <w:rFonts w:asciiTheme="majorHAnsi" w:eastAsiaTheme="majorEastAsia" w:hAnsiTheme="majorHAnsi" w:cstheme="majorBidi"/>
-        <w:b/>
-        <w:bCs/>
-      </w:rPr>
-      <w:tblPr/>
-      <w:tcPr>
-        <w:tcBorders>
-          <w:top w:val="double" w:sz="6" w:space="0" w:color="F79646" w:themeColor="accent6"/>
-          <w:left w:val="single" w:sz="8" w:space="0" w:color="F79646" w:themeColor="accent6"/>
-          <w:bottom w:val="single" w:sz="8" w:space="0" w:color="F79646" w:themeColor="accent6"/>
-          <w:right w:val="single" w:sz="8" w:space="0" w:color="F79646" w:themeColor="accent6"/>
-          <w:insideH w:val="nil"/>
-          <w:insideV w:val="single" w:sz="8" w:space="0" w:color="F79646" w:themeColor="accent6"/>
+        <w:rFonts w:asciiTheme="majorHAnsi" w:hAnsiTheme="majorHAnsi" w:eastAsiaTheme="majorEastAsia" w:cstheme="majorBidi"/>
+        <w:b/>
+        <w:bCs/>
+      </w:rPr>
+      <w:tblPr/>
+      <w:tcPr>
+        <w:tcBorders>
+          <w:top w:val="double" w:color="F79646" w:themeColor="accent6" w:sz="6" w:space="0"/>
+          <w:left w:val="single" w:color="F79646" w:themeColor="accent6" w:sz="8" w:space="0"/>
+          <w:bottom w:val="single" w:color="F79646" w:themeColor="accent6" w:sz="8" w:space="0"/>
+          <w:right w:val="single" w:color="F79646" w:themeColor="accent6" w:sz="8" w:space="0"/>
+          <w:insideH w:val="nil"/>
+          <w:insideV w:val="single" w:color="F79646" w:themeColor="accent6" w:sz="8" w:space="0"/>
         </w:tcBorders>
       </w:tcPr>
     </w:tblStylePr>
     <w:tblStylePr w:type="firstCol">
       <w:rPr>
-        <w:rFonts w:asciiTheme="majorHAnsi" w:eastAsiaTheme="majorEastAsia" w:hAnsiTheme="majorHAnsi" w:cstheme="majorBidi"/>
+        <w:rFonts w:asciiTheme="majorHAnsi" w:hAnsiTheme="majorHAnsi" w:eastAsiaTheme="majorEastAsia" w:cstheme="majorBidi"/>
         <w:b/>
         <w:bCs/>
       </w:rPr>
     </w:tblStylePr>
     <w:tblStylePr w:type="lastCol">
       <w:rPr>
-        <w:rFonts w:asciiTheme="majorHAnsi" w:eastAsiaTheme="majorEastAsia" w:hAnsiTheme="majorHAnsi" w:cstheme="majorBidi"/>
-        <w:b/>
-        <w:bCs/>
-      </w:rPr>
-      <w:tblPr/>
-      <w:tcPr>
-        <w:tcBorders>
-          <w:top w:val="single" w:sz="8" w:space="0" w:color="F79646" w:themeColor="accent6"/>
-          <w:left w:val="single" w:sz="8" w:space="0" w:color="F79646" w:themeColor="accent6"/>
-          <w:bottom w:val="single" w:sz="8" w:space="0" w:color="F79646" w:themeColor="accent6"/>
-          <w:right w:val="single" w:sz="8" w:space="0" w:color="F79646" w:themeColor="accent6"/>
+        <w:rFonts w:asciiTheme="majorHAnsi" w:hAnsiTheme="majorHAnsi" w:eastAsiaTheme="majorEastAsia" w:cstheme="majorBidi"/>
+        <w:b/>
+        <w:bCs/>
+      </w:rPr>
+      <w:tblPr/>
+      <w:tcPr>
+        <w:tcBorders>
+          <w:top w:val="single" w:color="F79646" w:themeColor="accent6" w:sz="8" w:space="0"/>
+          <w:left w:val="single" w:color="F79646" w:themeColor="accent6" w:sz="8" w:space="0"/>
+          <w:bottom w:val="single" w:color="F79646" w:themeColor="accent6" w:sz="8" w:space="0"/>
+          <w:right w:val="single" w:color="F79646" w:themeColor="accent6" w:sz="8" w:space="0"/>
         </w:tcBorders>
       </w:tcPr>
     </w:tblStylePr>
@@ -4614,10 +4632,10 @@
       <w:tblPr/>
       <w:tcPr>
         <w:tcBorders>
-          <w:top w:val="single" w:sz="8" w:space="0" w:color="F79646" w:themeColor="accent6"/>
-          <w:left w:val="single" w:sz="8" w:space="0" w:color="F79646" w:themeColor="accent6"/>
-          <w:bottom w:val="single" w:sz="8" w:space="0" w:color="F79646" w:themeColor="accent6"/>
-          <w:right w:val="single" w:sz="8" w:space="0" w:color="F79646" w:themeColor="accent6"/>
+          <w:top w:val="single" w:color="F79646" w:themeColor="accent6" w:sz="8" w:space="0"/>
+          <w:left w:val="single" w:color="F79646" w:themeColor="accent6" w:sz="8" w:space="0"/>
+          <w:bottom w:val="single" w:color="F79646" w:themeColor="accent6" w:sz="8" w:space="0"/>
+          <w:right w:val="single" w:color="F79646" w:themeColor="accent6" w:sz="8" w:space="0"/>
         </w:tcBorders>
         <w:shd w:val="clear" w:color="auto" w:fill="FDE4D0" w:themeFill="accent6" w:themeFillTint="3F"/>
       </w:tcPr>
@@ -4626,11 +4644,11 @@
       <w:tblPr/>
       <w:tcPr>
         <w:tcBorders>
-          <w:top w:val="single" w:sz="8" w:space="0" w:color="F79646" w:themeColor="accent6"/>
-          <w:left w:val="single" w:sz="8" w:space="0" w:color="F79646" w:themeColor="accent6"/>
-          <w:bottom w:val="single" w:sz="8" w:space="0" w:color="F79646" w:themeColor="accent6"/>
-          <w:right w:val="single" w:sz="8" w:space="0" w:color="F79646" w:themeColor="accent6"/>
-          <w:insideV w:val="single" w:sz="8" w:space="0" w:color="F79646" w:themeColor="accent6"/>
+          <w:top w:val="single" w:color="F79646" w:themeColor="accent6" w:sz="8" w:space="0"/>
+          <w:left w:val="single" w:color="F79646" w:themeColor="accent6" w:sz="8" w:space="0"/>
+          <w:bottom w:val="single" w:color="F79646" w:themeColor="accent6" w:sz="8" w:space="0"/>
+          <w:right w:val="single" w:color="F79646" w:themeColor="accent6" w:sz="8" w:space="0"/>
+          <w:insideV w:val="single" w:color="F79646" w:themeColor="accent6" w:sz="8" w:space="0"/>
         </w:tcBorders>
         <w:shd w:val="clear" w:color="auto" w:fill="FDE4D0" w:themeFill="accent6" w:themeFillTint="3F"/>
       </w:tcPr>
@@ -4639,11 +4657,11 @@
       <w:tblPr/>
       <w:tcPr>
         <w:tcBorders>
-          <w:top w:val="single" w:sz="8" w:space="0" w:color="F79646" w:themeColor="accent6"/>
-          <w:left w:val="single" w:sz="8" w:space="0" w:color="F79646" w:themeColor="accent6"/>
-          <w:bottom w:val="single" w:sz="8" w:space="0" w:color="F79646" w:themeColor="accent6"/>
-          <w:right w:val="single" w:sz="8" w:space="0" w:color="F79646" w:themeColor="accent6"/>
-          <w:insideV w:val="single" w:sz="8" w:space="0" w:color="F79646" w:themeColor="accent6"/>
+          <w:top w:val="single" w:color="F79646" w:themeColor="accent6" w:sz="8" w:space="0"/>
+          <w:left w:val="single" w:color="F79646" w:themeColor="accent6" w:sz="8" w:space="0"/>
+          <w:bottom w:val="single" w:color="F79646" w:themeColor="accent6" w:sz="8" w:space="0"/>
+          <w:right w:val="single" w:color="F79646" w:themeColor="accent6" w:sz="8" w:space="0"/>
+          <w:insideV w:val="single" w:color="F79646" w:themeColor="accent6" w:sz="8" w:space="0"/>
         </w:tcBorders>
       </w:tcPr>
     </w:tblStylePr>
@@ -4661,11 +4679,11 @@
       <w:tblStyleColBandSize w:val="1"/>
       <w:tblInd w:w="0" w:type="dxa"/>
       <w:tblBorders>
-        <w:top w:val="single" w:sz="8" w:space="0" w:color="404040" w:themeColor="text1" w:themeTint="BF"/>
-        <w:left w:val="single" w:sz="8" w:space="0" w:color="404040" w:themeColor="text1" w:themeTint="BF"/>
-        <w:bottom w:val="single" w:sz="8" w:space="0" w:color="404040" w:themeColor="text1" w:themeTint="BF"/>
-        <w:right w:val="single" w:sz="8" w:space="0" w:color="404040" w:themeColor="text1" w:themeTint="BF"/>
-        <w:insideH w:val="single" w:sz="8" w:space="0" w:color="404040" w:themeColor="text1" w:themeTint="BF"/>
+        <w:top w:val="single" w:color="404040" w:themeColor="text1" w:themeTint="BF" w:sz="8" w:space="0"/>
+        <w:left w:val="single" w:color="404040" w:themeColor="text1" w:themeTint="BF" w:sz="8" w:space="0"/>
+        <w:bottom w:val="single" w:color="404040" w:themeColor="text1" w:themeTint="BF" w:sz="8" w:space="0"/>
+        <w:right w:val="single" w:color="404040" w:themeColor="text1" w:themeTint="BF" w:sz="8" w:space="0"/>
+        <w:insideH w:val="single" w:color="404040" w:themeColor="text1" w:themeTint="BF" w:sz="8" w:space="0"/>
       </w:tblBorders>
       <w:tblCellMar>
         <w:top w:w="0" w:type="dxa"/>
@@ -4686,10 +4704,10 @@
       <w:tblPr/>
       <w:tcPr>
         <w:tcBorders>
-          <w:top w:val="single" w:sz="8" w:space="0" w:color="404040" w:themeColor="text1" w:themeTint="BF"/>
-          <w:left w:val="single" w:sz="8" w:space="0" w:color="404040" w:themeColor="text1" w:themeTint="BF"/>
-          <w:bottom w:val="single" w:sz="8" w:space="0" w:color="404040" w:themeColor="text1" w:themeTint="BF"/>
-          <w:right w:val="single" w:sz="8" w:space="0" w:color="404040" w:themeColor="text1" w:themeTint="BF"/>
+          <w:top w:val="single" w:color="404040" w:themeColor="text1" w:themeTint="BF" w:sz="8" w:space="0"/>
+          <w:left w:val="single" w:color="404040" w:themeColor="text1" w:themeTint="BF" w:sz="8" w:space="0"/>
+          <w:bottom w:val="single" w:color="404040" w:themeColor="text1" w:themeTint="BF" w:sz="8" w:space="0"/>
+          <w:right w:val="single" w:color="404040" w:themeColor="text1" w:themeTint="BF" w:sz="8" w:space="0"/>
           <w:insideH w:val="nil"/>
           <w:insideV w:val="nil"/>
         </w:tcBorders>
@@ -4707,10 +4725,10 @@
       <w:tblPr/>
       <w:tcPr>
         <w:tcBorders>
-          <w:top w:val="double" w:sz="6" w:space="0" w:color="404040" w:themeColor="text1" w:themeTint="BF"/>
-          <w:left w:val="single" w:sz="8" w:space="0" w:color="404040" w:themeColor="text1" w:themeTint="BF"/>
-          <w:bottom w:val="single" w:sz="8" w:space="0" w:color="404040" w:themeColor="text1" w:themeTint="BF"/>
-          <w:right w:val="single" w:sz="8" w:space="0" w:color="404040" w:themeColor="text1" w:themeTint="BF"/>
+          <w:top w:val="double" w:color="404040" w:themeColor="text1" w:themeTint="BF" w:sz="6" w:space="0"/>
+          <w:left w:val="single" w:color="404040" w:themeColor="text1" w:themeTint="BF" w:sz="8" w:space="0"/>
+          <w:bottom w:val="single" w:color="404040" w:themeColor="text1" w:themeTint="BF" w:sz="8" w:space="0"/>
+          <w:right w:val="single" w:color="404040" w:themeColor="text1" w:themeTint="BF" w:sz="8" w:space="0"/>
           <w:insideH w:val="nil"/>
           <w:insideV w:val="nil"/>
         </w:tcBorders>
@@ -4767,11 +4785,11 @@
       <w:tblStyleColBandSize w:val="1"/>
       <w:tblInd w:w="0" w:type="dxa"/>
       <w:tblBorders>
-        <w:top w:val="single" w:sz="8" w:space="0" w:color="7BA0CD" w:themeColor="accent1" w:themeTint="BF"/>
-        <w:left w:val="single" w:sz="8" w:space="0" w:color="7BA0CD" w:themeColor="accent1" w:themeTint="BF"/>
-        <w:bottom w:val="single" w:sz="8" w:space="0" w:color="7BA0CD" w:themeColor="accent1" w:themeTint="BF"/>
-        <w:right w:val="single" w:sz="8" w:space="0" w:color="7BA0CD" w:themeColor="accent1" w:themeTint="BF"/>
-        <w:insideH w:val="single" w:sz="8" w:space="0" w:color="7BA0CD" w:themeColor="accent1" w:themeTint="BF"/>
+        <w:top w:val="single" w:color="7BA0CD" w:themeColor="accent1" w:themeTint="BF" w:sz="8" w:space="0"/>
+        <w:left w:val="single" w:color="7BA0CD" w:themeColor="accent1" w:themeTint="BF" w:sz="8" w:space="0"/>
+        <w:bottom w:val="single" w:color="7BA0CD" w:themeColor="accent1" w:themeTint="BF" w:sz="8" w:space="0"/>
+        <w:right w:val="single" w:color="7BA0CD" w:themeColor="accent1" w:themeTint="BF" w:sz="8" w:space="0"/>
+        <w:insideH w:val="single" w:color="7BA0CD" w:themeColor="accent1" w:themeTint="BF" w:sz="8" w:space="0"/>
       </w:tblBorders>
       <w:tblCellMar>
         <w:top w:w="0" w:type="dxa"/>
@@ -4792,10 +4810,10 @@
       <w:tblPr/>
       <w:tcPr>
         <w:tcBorders>
-          <w:top w:val="single" w:sz="8" w:space="0" w:color="7BA0CD" w:themeColor="accent1" w:themeTint="BF"/>
-          <w:left w:val="single" w:sz="8" w:space="0" w:color="7BA0CD" w:themeColor="accent1" w:themeTint="BF"/>
-          <w:bottom w:val="single" w:sz="8" w:space="0" w:color="7BA0CD" w:themeColor="accent1" w:themeTint="BF"/>
-          <w:right w:val="single" w:sz="8" w:space="0" w:color="7BA0CD" w:themeColor="accent1" w:themeTint="BF"/>
+          <w:top w:val="single" w:color="7BA0CD" w:themeColor="accent1" w:themeTint="BF" w:sz="8" w:space="0"/>
+          <w:left w:val="single" w:color="7BA0CD" w:themeColor="accent1" w:themeTint="BF" w:sz="8" w:space="0"/>
+          <w:bottom w:val="single" w:color="7BA0CD" w:themeColor="accent1" w:themeTint="BF" w:sz="8" w:space="0"/>
+          <w:right w:val="single" w:color="7BA0CD" w:themeColor="accent1" w:themeTint="BF" w:sz="8" w:space="0"/>
           <w:insideH w:val="nil"/>
           <w:insideV w:val="nil"/>
         </w:tcBorders>
@@ -4813,10 +4831,10 @@
       <w:tblPr/>
       <w:tcPr>
         <w:tcBorders>
-          <w:top w:val="double" w:sz="6" w:space="0" w:color="7BA0CD" w:themeColor="accent1" w:themeTint="BF"/>
-          <w:left w:val="single" w:sz="8" w:space="0" w:color="7BA0CD" w:themeColor="accent1" w:themeTint="BF"/>
-          <w:bottom w:val="single" w:sz="8" w:space="0" w:color="7BA0CD" w:themeColor="accent1" w:themeTint="BF"/>
-          <w:right w:val="single" w:sz="8" w:space="0" w:color="7BA0CD" w:themeColor="accent1" w:themeTint="BF"/>
+          <w:top w:val="double" w:color="7BA0CD" w:themeColor="accent1" w:themeTint="BF" w:sz="6" w:space="0"/>
+          <w:left w:val="single" w:color="7BA0CD" w:themeColor="accent1" w:themeTint="BF" w:sz="8" w:space="0"/>
+          <w:bottom w:val="single" w:color="7BA0CD" w:themeColor="accent1" w:themeTint="BF" w:sz="8" w:space="0"/>
+          <w:right w:val="single" w:color="7BA0CD" w:themeColor="accent1" w:themeTint="BF" w:sz="8" w:space="0"/>
           <w:insideH w:val="nil"/>
           <w:insideV w:val="nil"/>
         </w:tcBorders>
@@ -4873,11 +4891,11 @@
       <w:tblStyleColBandSize w:val="1"/>
       <w:tblInd w:w="0" w:type="dxa"/>
       <w:tblBorders>
-        <w:top w:val="single" w:sz="8" w:space="0" w:color="CF7B79" w:themeColor="accent2" w:themeTint="BF"/>
-        <w:left w:val="single" w:sz="8" w:space="0" w:color="CF7B79" w:themeColor="accent2" w:themeTint="BF"/>
-        <w:bottom w:val="single" w:sz="8" w:space="0" w:color="CF7B79" w:themeColor="accent2" w:themeTint="BF"/>
-        <w:right w:val="single" w:sz="8" w:space="0" w:color="CF7B79" w:themeColor="accent2" w:themeTint="BF"/>
-        <w:insideH w:val="single" w:sz="8" w:space="0" w:color="CF7B79" w:themeColor="accent2" w:themeTint="BF"/>
+        <w:top w:val="single" w:color="CF7B79" w:themeColor="accent2" w:themeTint="BF" w:sz="8" w:space="0"/>
+        <w:left w:val="single" w:color="CF7B79" w:themeColor="accent2" w:themeTint="BF" w:sz="8" w:space="0"/>
+        <w:bottom w:val="single" w:color="CF7B79" w:themeColor="accent2" w:themeTint="BF" w:sz="8" w:space="0"/>
+        <w:right w:val="single" w:color="CF7B79" w:themeColor="accent2" w:themeTint="BF" w:sz="8" w:space="0"/>
+        <w:insideH w:val="single" w:color="CF7B79" w:themeColor="accent2" w:themeTint="BF" w:sz="8" w:space="0"/>
       </w:tblBorders>
       <w:tblCellMar>
         <w:top w:w="0" w:type="dxa"/>
@@ -4898,10 +4916,10 @@
       <w:tblPr/>
       <w:tcPr>
         <w:tcBorders>
-          <w:top w:val="single" w:sz="8" w:space="0" w:color="CF7B79" w:themeColor="accent2" w:themeTint="BF"/>
-          <w:left w:val="single" w:sz="8" w:space="0" w:color="CF7B79" w:themeColor="accent2" w:themeTint="BF"/>
-          <w:bottom w:val="single" w:sz="8" w:space="0" w:color="CF7B79" w:themeColor="accent2" w:themeTint="BF"/>
-          <w:right w:val="single" w:sz="8" w:space="0" w:color="CF7B79" w:themeColor="accent2" w:themeTint="BF"/>
+          <w:top w:val="single" w:color="CF7B79" w:themeColor="accent2" w:themeTint="BF" w:sz="8" w:space="0"/>
+          <w:left w:val="single" w:color="CF7B79" w:themeColor="accent2" w:themeTint="BF" w:sz="8" w:space="0"/>
+          <w:bottom w:val="single" w:color="CF7B79" w:themeColor="accent2" w:themeTint="BF" w:sz="8" w:space="0"/>
+          <w:right w:val="single" w:color="CF7B79" w:themeColor="accent2" w:themeTint="BF" w:sz="8" w:space="0"/>
           <w:insideH w:val="nil"/>
           <w:insideV w:val="nil"/>
         </w:tcBorders>
@@ -4919,10 +4937,10 @@
       <w:tblPr/>
       <w:tcPr>
         <w:tcBorders>
-          <w:top w:val="double" w:sz="6" w:space="0" w:color="CF7B79" w:themeColor="accent2" w:themeTint="BF"/>
-          <w:left w:val="single" w:sz="8" w:space="0" w:color="CF7B79" w:themeColor="accent2" w:themeTint="BF"/>
-          <w:bottom w:val="single" w:sz="8" w:space="0" w:color="CF7B79" w:themeColor="accent2" w:themeTint="BF"/>
-          <w:right w:val="single" w:sz="8" w:space="0" w:color="CF7B79" w:themeColor="accent2" w:themeTint="BF"/>
+          <w:top w:val="double" w:color="CF7B79" w:themeColor="accent2" w:themeTint="BF" w:sz="6" w:space="0"/>
+          <w:left w:val="single" w:color="CF7B79" w:themeColor="accent2" w:themeTint="BF" w:sz="8" w:space="0"/>
+          <w:bottom w:val="single" w:color="CF7B79" w:themeColor="accent2" w:themeTint="BF" w:sz="8" w:space="0"/>
+          <w:right w:val="single" w:color="CF7B79" w:themeColor="accent2" w:themeTint="BF" w:sz="8" w:space="0"/>
           <w:insideH w:val="nil"/>
           <w:insideV w:val="nil"/>
         </w:tcBorders>
@@ -4979,11 +4997,11 @@
       <w:tblStyleColBandSize w:val="1"/>
       <w:tblInd w:w="0" w:type="dxa"/>
       <w:tblBorders>
-        <w:top w:val="single" w:sz="8" w:space="0" w:color="B3CC82" w:themeColor="accent3" w:themeTint="BF"/>
-        <w:left w:val="single" w:sz="8" w:space="0" w:color="B3CC82" w:themeColor="accent3" w:themeTint="BF"/>
-        <w:bottom w:val="single" w:sz="8" w:space="0" w:color="B3CC82" w:themeColor="accent3" w:themeTint="BF"/>
-        <w:right w:val="single" w:sz="8" w:space="0" w:color="B3CC82" w:themeColor="accent3" w:themeTint="BF"/>
-        <w:insideH w:val="single" w:sz="8" w:space="0" w:color="B3CC82" w:themeColor="accent3" w:themeTint="BF"/>
+        <w:top w:val="single" w:color="B3CC82" w:themeColor="accent3" w:themeTint="BF" w:sz="8" w:space="0"/>
+        <w:left w:val="single" w:color="B3CC82" w:themeColor="accent3" w:themeTint="BF" w:sz="8" w:space="0"/>
+        <w:bottom w:val="single" w:color="B3CC82" w:themeColor="accent3" w:themeTint="BF" w:sz="8" w:space="0"/>
+        <w:right w:val="single" w:color="B3CC82" w:themeColor="accent3" w:themeTint="BF" w:sz="8" w:space="0"/>
+        <w:insideH w:val="single" w:color="B3CC82" w:themeColor="accent3" w:themeTint="BF" w:sz="8" w:space="0"/>
       </w:tblBorders>
       <w:tblCellMar>
         <w:top w:w="0" w:type="dxa"/>
@@ -5004,10 +5022,10 @@
       <w:tblPr/>
       <w:tcPr>
         <w:tcBorders>
-          <w:top w:val="single" w:sz="8" w:space="0" w:color="B3CC82" w:themeColor="accent3" w:themeTint="BF"/>
-          <w:left w:val="single" w:sz="8" w:space="0" w:color="B3CC82" w:themeColor="accent3" w:themeTint="BF"/>
-          <w:bottom w:val="single" w:sz="8" w:space="0" w:color="B3CC82" w:themeColor="accent3" w:themeTint="BF"/>
-          <w:right w:val="single" w:sz="8" w:space="0" w:color="B3CC82" w:themeColor="accent3" w:themeTint="BF"/>
+          <w:top w:val="single" w:color="B3CC82" w:themeColor="accent3" w:themeTint="BF" w:sz="8" w:space="0"/>
+          <w:left w:val="single" w:color="B3CC82" w:themeColor="accent3" w:themeTint="BF" w:sz="8" w:space="0"/>
+          <w:bottom w:val="single" w:color="B3CC82" w:themeColor="accent3" w:themeTint="BF" w:sz="8" w:space="0"/>
+          <w:right w:val="single" w:color="B3CC82" w:themeColor="accent3" w:themeTint="BF" w:sz="8" w:space="0"/>
           <w:insideH w:val="nil"/>
           <w:insideV w:val="nil"/>
         </w:tcBorders>
@@ -5025,10 +5043,10 @@
       <w:tblPr/>
       <w:tcPr>
         <w:tcBorders>
-          <w:top w:val="double" w:sz="6" w:space="0" w:color="B3CC82" w:themeColor="accent3" w:themeTint="BF"/>
-          <w:left w:val="single" w:sz="8" w:space="0" w:color="B3CC82" w:themeColor="accent3" w:themeTint="BF"/>
-          <w:bottom w:val="single" w:sz="8" w:space="0" w:color="B3CC82" w:themeColor="accent3" w:themeTint="BF"/>
-          <w:right w:val="single" w:sz="8" w:space="0" w:color="B3CC82" w:themeColor="accent3" w:themeTint="BF"/>
+          <w:top w:val="double" w:color="B3CC82" w:themeColor="accent3" w:themeTint="BF" w:sz="6" w:space="0"/>
+          <w:left w:val="single" w:color="B3CC82" w:themeColor="accent3" w:themeTint="BF" w:sz="8" w:space="0"/>
+          <w:bottom w:val="single" w:color="B3CC82" w:themeColor="accent3" w:themeTint="BF" w:sz="8" w:space="0"/>
+          <w:right w:val="single" w:color="B3CC82" w:themeColor="accent3" w:themeTint="BF" w:sz="8" w:space="0"/>
           <w:insideH w:val="nil"/>
           <w:insideV w:val="nil"/>
         </w:tcBorders>
@@ -5085,11 +5103,11 @@
       <w:tblStyleColBandSize w:val="1"/>
       <w:tblInd w:w="0" w:type="dxa"/>
       <w:tblBorders>
-        <w:top w:val="single" w:sz="8" w:space="0" w:color="9F8AB9" w:themeColor="accent4" w:themeTint="BF"/>
-        <w:left w:val="single" w:sz="8" w:space="0" w:color="9F8AB9" w:themeColor="accent4" w:themeTint="BF"/>
-        <w:bottom w:val="single" w:sz="8" w:space="0" w:color="9F8AB9" w:themeColor="accent4" w:themeTint="BF"/>
-        <w:right w:val="single" w:sz="8" w:space="0" w:color="9F8AB9" w:themeColor="accent4" w:themeTint="BF"/>
-        <w:insideH w:val="single" w:sz="8" w:space="0" w:color="9F8AB9" w:themeColor="accent4" w:themeTint="BF"/>
+        <w:top w:val="single" w:color="9F8AB9" w:themeColor="accent4" w:themeTint="BF" w:sz="8" w:space="0"/>
+        <w:left w:val="single" w:color="9F8AB9" w:themeColor="accent4" w:themeTint="BF" w:sz="8" w:space="0"/>
+        <w:bottom w:val="single" w:color="9F8AB9" w:themeColor="accent4" w:themeTint="BF" w:sz="8" w:space="0"/>
+        <w:right w:val="single" w:color="9F8AB9" w:themeColor="accent4" w:themeTint="BF" w:sz="8" w:space="0"/>
+        <w:insideH w:val="single" w:color="9F8AB9" w:themeColor="accent4" w:themeTint="BF" w:sz="8" w:space="0"/>
       </w:tblBorders>
       <w:tblCellMar>
         <w:top w:w="0" w:type="dxa"/>
@@ -5110,10 +5128,10 @@
       <w:tblPr/>
       <w:tcPr>
         <w:tcBorders>
-          <w:top w:val="single" w:sz="8" w:space="0" w:color="9F8AB9" w:themeColor="accent4" w:themeTint="BF"/>
-          <w:left w:val="single" w:sz="8" w:space="0" w:color="9F8AB9" w:themeColor="accent4" w:themeTint="BF"/>
-          <w:bottom w:val="single" w:sz="8" w:space="0" w:color="9F8AB9" w:themeColor="accent4" w:themeTint="BF"/>
-          <w:right w:val="single" w:sz="8" w:space="0" w:color="9F8AB9" w:themeColor="accent4" w:themeTint="BF"/>
+          <w:top w:val="single" w:color="9F8AB9" w:themeColor="accent4" w:themeTint="BF" w:sz="8" w:space="0"/>
+          <w:left w:val="single" w:color="9F8AB9" w:themeColor="accent4" w:themeTint="BF" w:sz="8" w:space="0"/>
+          <w:bottom w:val="single" w:color="9F8AB9" w:themeColor="accent4" w:themeTint="BF" w:sz="8" w:space="0"/>
+          <w:right w:val="single" w:color="9F8AB9" w:themeColor="accent4" w:themeTint="BF" w:sz="8" w:space="0"/>
           <w:insideH w:val="nil"/>
           <w:insideV w:val="nil"/>
         </w:tcBorders>
@@ -5131,10 +5149,10 @@
       <w:tblPr/>
       <w:tcPr>
         <w:tcBorders>
-          <w:top w:val="double" w:sz="6" w:space="0" w:color="9F8AB9" w:themeColor="accent4" w:themeTint="BF"/>
-          <w:left w:val="single" w:sz="8" w:space="0" w:color="9F8AB9" w:themeColor="accent4" w:themeTint="BF"/>
-          <w:bottom w:val="single" w:sz="8" w:space="0" w:color="9F8AB9" w:themeColor="accent4" w:themeTint="BF"/>
-          <w:right w:val="single" w:sz="8" w:space="0" w:color="9F8AB9" w:themeColor="accent4" w:themeTint="BF"/>
+          <w:top w:val="double" w:color="9F8AB9" w:themeColor="accent4" w:themeTint="BF" w:sz="6" w:space="0"/>
+          <w:left w:val="single" w:color="9F8AB9" w:themeColor="accent4" w:themeTint="BF" w:sz="8" w:space="0"/>
+          <w:bottom w:val="single" w:color="9F8AB9" w:themeColor="accent4" w:themeTint="BF" w:sz="8" w:space="0"/>
+          <w:right w:val="single" w:color="9F8AB9" w:themeColor="accent4" w:themeTint="BF" w:sz="8" w:space="0"/>
           <w:insideH w:val="nil"/>
           <w:insideV w:val="nil"/>
         </w:tcBorders>
@@ -5191,11 +5209,11 @@
       <w:tblStyleColBandSize w:val="1"/>
       <w:tblInd w:w="0" w:type="dxa"/>
       <w:tblBorders>
-        <w:top w:val="single" w:sz="8" w:space="0" w:color="78C0D4" w:themeColor="accent5" w:themeTint="BF"/>
-        <w:left w:val="single" w:sz="8" w:space="0" w:color="78C0D4" w:themeColor="accent5" w:themeTint="BF"/>
-        <w:bottom w:val="single" w:sz="8" w:space="0" w:color="78C0D4" w:themeColor="accent5" w:themeTint="BF"/>
-        <w:right w:val="single" w:sz="8" w:space="0" w:color="78C0D4" w:themeColor="accent5" w:themeTint="BF"/>
-        <w:insideH w:val="single" w:sz="8" w:space="0" w:color="78C0D4" w:themeColor="accent5" w:themeTint="BF"/>
+        <w:top w:val="single" w:color="78C0D4" w:themeColor="accent5" w:themeTint="BF" w:sz="8" w:space="0"/>
+        <w:left w:val="single" w:color="78C0D4" w:themeColor="accent5" w:themeTint="BF" w:sz="8" w:space="0"/>
+        <w:bottom w:val="single" w:color="78C0D4" w:themeColor="accent5" w:themeTint="BF" w:sz="8" w:space="0"/>
+        <w:right w:val="single" w:color="78C0D4" w:themeColor="accent5" w:themeTint="BF" w:sz="8" w:space="0"/>
+        <w:insideH w:val="single" w:color="78C0D4" w:themeColor="accent5" w:themeTint="BF" w:sz="8" w:space="0"/>
       </w:tblBorders>
       <w:tblCellMar>
         <w:top w:w="0" w:type="dxa"/>
@@ -5216,10 +5234,10 @@
       <w:tblPr/>
       <w:tcPr>
         <w:tcBorders>
-          <w:top w:val="single" w:sz="8" w:space="0" w:color="78C0D4" w:themeColor="accent5" w:themeTint="BF"/>
-          <w:left w:val="single" w:sz="8" w:space="0" w:color="78C0D4" w:themeColor="accent5" w:themeTint="BF"/>
-          <w:bottom w:val="single" w:sz="8" w:space="0" w:color="78C0D4" w:themeColor="accent5" w:themeTint="BF"/>
-          <w:right w:val="single" w:sz="8" w:space="0" w:color="78C0D4" w:themeColor="accent5" w:themeTint="BF"/>
+          <w:top w:val="single" w:color="78C0D4" w:themeColor="accent5" w:themeTint="BF" w:sz="8" w:space="0"/>
+          <w:left w:val="single" w:color="78C0D4" w:themeColor="accent5" w:themeTint="BF" w:sz="8" w:space="0"/>
+          <w:bottom w:val="single" w:color="78C0D4" w:themeColor="accent5" w:themeTint="BF" w:sz="8" w:space="0"/>
+          <w:right w:val="single" w:color="78C0D4" w:themeColor="accent5" w:themeTint="BF" w:sz="8" w:space="0"/>
           <w:insideH w:val="nil"/>
           <w:insideV w:val="nil"/>
         </w:tcBorders>
@@ -5237,10 +5255,10 @@
       <w:tblPr/>
       <w:tcPr>
         <w:tcBorders>
-          <w:top w:val="double" w:sz="6" w:space="0" w:color="78C0D4" w:themeColor="accent5" w:themeTint="BF"/>
-          <w:left w:val="single" w:sz="8" w:space="0" w:color="78C0D4" w:themeColor="accent5" w:themeTint="BF"/>
-          <w:bottom w:val="single" w:sz="8" w:space="0" w:color="78C0D4" w:themeColor="accent5" w:themeTint="BF"/>
-          <w:right w:val="single" w:sz="8" w:space="0" w:color="78C0D4" w:themeColor="accent5" w:themeTint="BF"/>
+          <w:top w:val="double" w:color="78C0D4" w:themeColor="accent5" w:themeTint="BF" w:sz="6" w:space="0"/>
+          <w:left w:val="single" w:color="78C0D4" w:themeColor="accent5" w:themeTint="BF" w:sz="8" w:space="0"/>
+          <w:bottom w:val="single" w:color="78C0D4" w:themeColor="accent5" w:themeTint="BF" w:sz="8" w:space="0"/>
+          <w:right w:val="single" w:color="78C0D4" w:themeColor="accent5" w:themeTint="BF" w:sz="8" w:space="0"/>
           <w:insideH w:val="nil"/>
           <w:insideV w:val="nil"/>
         </w:tcBorders>
@@ -5297,11 +5315,11 @@
       <w:tblStyleColBandSize w:val="1"/>
       <w:tblInd w:w="0" w:type="dxa"/>
       <w:tblBorders>
-        <w:top w:val="single" w:sz="8" w:space="0" w:color="F9B074" w:themeColor="accent6" w:themeTint="BF"/>
-        <w:left w:val="single" w:sz="8" w:space="0" w:color="F9B074" w:themeColor="accent6" w:themeTint="BF"/>
-        <w:bottom w:val="single" w:sz="8" w:space="0" w:color="F9B074" w:themeColor="accent6" w:themeTint="BF"/>
-        <w:right w:val="single" w:sz="8" w:space="0" w:color="F9B074" w:themeColor="accent6" w:themeTint="BF"/>
-        <w:insideH w:val="single" w:sz="8" w:space="0" w:color="F9B074" w:themeColor="accent6" w:themeTint="BF"/>
+        <w:top w:val="single" w:color="F9B074" w:themeColor="accent6" w:themeTint="BF" w:sz="8" w:space="0"/>
+        <w:left w:val="single" w:color="F9B074" w:themeColor="accent6" w:themeTint="BF" w:sz="8" w:space="0"/>
+        <w:bottom w:val="single" w:color="F9B074" w:themeColor="accent6" w:themeTint="BF" w:sz="8" w:space="0"/>
+        <w:right w:val="single" w:color="F9B074" w:themeColor="accent6" w:themeTint="BF" w:sz="8" w:space="0"/>
+        <w:insideH w:val="single" w:color="F9B074" w:themeColor="accent6" w:themeTint="BF" w:sz="8" w:space="0"/>
       </w:tblBorders>
       <w:tblCellMar>
         <w:top w:w="0" w:type="dxa"/>
@@ -5322,10 +5340,10 @@
       <w:tblPr/>
       <w:tcPr>
         <w:tcBorders>
-          <w:top w:val="single" w:sz="8" w:space="0" w:color="F9B074" w:themeColor="accent6" w:themeTint="BF"/>
-          <w:left w:val="single" w:sz="8" w:space="0" w:color="F9B074" w:themeColor="accent6" w:themeTint="BF"/>
-          <w:bottom w:val="single" w:sz="8" w:space="0" w:color="F9B074" w:themeColor="accent6" w:themeTint="BF"/>
-          <w:right w:val="single" w:sz="8" w:space="0" w:color="F9B074" w:themeColor="accent6" w:themeTint="BF"/>
+          <w:top w:val="single" w:color="F9B074" w:themeColor="accent6" w:themeTint="BF" w:sz="8" w:space="0"/>
+          <w:left w:val="single" w:color="F9B074" w:themeColor="accent6" w:themeTint="BF" w:sz="8" w:space="0"/>
+          <w:bottom w:val="single" w:color="F9B074" w:themeColor="accent6" w:themeTint="BF" w:sz="8" w:space="0"/>
+          <w:right w:val="single" w:color="F9B074" w:themeColor="accent6" w:themeTint="BF" w:sz="8" w:space="0"/>
           <w:insideH w:val="nil"/>
           <w:insideV w:val="nil"/>
         </w:tcBorders>
@@ -5343,10 +5361,10 @@
       <w:tblPr/>
       <w:tcPr>
         <w:tcBorders>
-          <w:top w:val="double" w:sz="6" w:space="0" w:color="F9B074" w:themeColor="accent6" w:themeTint="BF"/>
-          <w:left w:val="single" w:sz="8" w:space="0" w:color="F9B074" w:themeColor="accent6" w:themeTint="BF"/>
-          <w:bottom w:val="single" w:sz="8" w:space="0" w:color="F9B074" w:themeColor="accent6" w:themeTint="BF"/>
-          <w:right w:val="single" w:sz="8" w:space="0" w:color="F9B074" w:themeColor="accent6" w:themeTint="BF"/>
+          <w:top w:val="double" w:color="F9B074" w:themeColor="accent6" w:themeTint="BF" w:sz="6" w:space="0"/>
+          <w:left w:val="single" w:color="F9B074" w:themeColor="accent6" w:themeTint="BF" w:sz="8" w:space="0"/>
+          <w:bottom w:val="single" w:color="F9B074" w:themeColor="accent6" w:themeTint="BF" w:sz="8" w:space="0"/>
+          <w:right w:val="single" w:color="F9B074" w:themeColor="accent6" w:themeTint="BF" w:sz="8" w:space="0"/>
           <w:insideH w:val="nil"/>
           <w:insideV w:val="nil"/>
         </w:tcBorders>
@@ -5403,8 +5421,8 @@
       <w:tblStyleColBandSize w:val="1"/>
       <w:tblInd w:w="0" w:type="dxa"/>
       <w:tblBorders>
-        <w:top w:val="single" w:sz="18" w:space="0" w:color="auto"/>
-        <w:bottom w:val="single" w:sz="18" w:space="0" w:color="auto"/>
+        <w:top w:val="single" w:color="auto" w:sz="18" w:space="0"/>
+        <w:bottom w:val="single" w:color="auto" w:sz="18" w:space="0"/>
       </w:tblBorders>
       <w:tblCellMar>
         <w:top w:w="0" w:type="dxa"/>
@@ -5425,9 +5443,9 @@
       <w:tblPr/>
       <w:tcPr>
         <w:tcBorders>
-          <w:top w:val="single" w:sz="18" w:space="0" w:color="auto"/>
-          <w:left w:val="nil"/>
-          <w:bottom w:val="single" w:sz="18" w:space="0" w:color="auto"/>
+          <w:top w:val="single" w:color="auto" w:sz="18" w:space="0"/>
+          <w:left w:val="nil"/>
+          <w:bottom w:val="single" w:color="auto" w:sz="18" w:space="0"/>
           <w:right w:val="nil"/>
           <w:insideH w:val="nil"/>
           <w:insideV w:val="nil"/>
@@ -5445,9 +5463,9 @@
       <w:tblPr/>
       <w:tcPr>
         <w:tcBorders>
-          <w:top w:val="double" w:sz="6" w:space="0" w:color="auto"/>
-          <w:left w:val="nil"/>
-          <w:bottom w:val="single" w:sz="18" w:space="0" w:color="auto"/>
+          <w:top w:val="double" w:color="auto" w:sz="6" w:space="0"/>
+          <w:left w:val="nil"/>
+          <w:bottom w:val="single" w:color="auto" w:sz="18" w:space="0"/>
           <w:right w:val="nil"/>
           <w:insideH w:val="nil"/>
           <w:insideV w:val="nil"/>
@@ -5466,7 +5484,7 @@
         <w:tcBorders>
           <w:top w:val="nil"/>
           <w:left w:val="nil"/>
-          <w:bottom w:val="single" w:sz="18" w:space="0" w:color="auto"/>
+          <w:bottom w:val="single" w:color="auto" w:sz="18" w:space="0"/>
           <w:right w:val="nil"/>
           <w:insideH w:val="nil"/>
           <w:insideV w:val="nil"/>
@@ -5513,9 +5531,9 @@
       <w:tblPr/>
       <w:tcPr>
         <w:tcBorders>
-          <w:top w:val="single" w:sz="18" w:space="0" w:color="auto"/>
-          <w:left w:val="nil"/>
-          <w:bottom w:val="single" w:sz="18" w:space="0" w:color="auto"/>
+          <w:top w:val="single" w:color="auto" w:sz="18" w:space="0"/>
+          <w:left w:val="nil"/>
+          <w:bottom w:val="single" w:color="auto" w:sz="18" w:space="0"/>
           <w:right w:val="nil"/>
           <w:insideH w:val="nil"/>
           <w:insideV w:val="nil"/>
@@ -5529,9 +5547,9 @@
       <w:tblPr/>
       <w:tcPr>
         <w:tcBorders>
-          <w:top w:val="single" w:sz="18" w:space="0" w:color="auto"/>
-          <w:left w:val="nil"/>
-          <w:bottom w:val="single" w:sz="18" w:space="0" w:color="auto"/>
+          <w:top w:val="single" w:color="auto" w:sz="18" w:space="0"/>
+          <w:left w:val="nil"/>
+          <w:bottom w:val="single" w:color="auto" w:sz="18" w:space="0"/>
           <w:right w:val="nil"/>
           <w:insideH w:val="nil"/>
           <w:insideV w:val="nil"/>
@@ -5552,8 +5570,8 @@
       <w:tblStyleColBandSize w:val="1"/>
       <w:tblInd w:w="0" w:type="dxa"/>
       <w:tblBorders>
-        <w:top w:val="single" w:sz="18" w:space="0" w:color="auto"/>
-        <w:bottom w:val="single" w:sz="18" w:space="0" w:color="auto"/>
+        <w:top w:val="single" w:color="auto" w:sz="18" w:space="0"/>
+        <w:bottom w:val="single" w:color="auto" w:sz="18" w:space="0"/>
       </w:tblBorders>
       <w:tblCellMar>
         <w:top w:w="0" w:type="dxa"/>
@@ -5574,9 +5592,9 @@
       <w:tblPr/>
       <w:tcPr>
         <w:tcBorders>
-          <w:top w:val="single" w:sz="18" w:space="0" w:color="auto"/>
-          <w:left w:val="nil"/>
-          <w:bottom w:val="single" w:sz="18" w:space="0" w:color="auto"/>
+          <w:top w:val="single" w:color="auto" w:sz="18" w:space="0"/>
+          <w:left w:val="nil"/>
+          <w:bottom w:val="single" w:color="auto" w:sz="18" w:space="0"/>
           <w:right w:val="nil"/>
           <w:insideH w:val="nil"/>
           <w:insideV w:val="nil"/>
@@ -5594,9 +5612,9 @@
       <w:tblPr/>
       <w:tcPr>
         <w:tcBorders>
-          <w:top w:val="double" w:sz="6" w:space="0" w:color="auto"/>
-          <w:left w:val="nil"/>
-          <w:bottom w:val="single" w:sz="18" w:space="0" w:color="auto"/>
+          <w:top w:val="double" w:color="auto" w:sz="6" w:space="0"/>
+          <w:left w:val="nil"/>
+          <w:bottom w:val="single" w:color="auto" w:sz="18" w:space="0"/>
           <w:right w:val="nil"/>
           <w:insideH w:val="nil"/>
           <w:insideV w:val="nil"/>
@@ -5615,7 +5633,7 @@
         <w:tcBorders>
           <w:top w:val="nil"/>
           <w:left w:val="nil"/>
-          <w:bottom w:val="single" w:sz="18" w:space="0" w:color="auto"/>
+          <w:bottom w:val="single" w:color="auto" w:sz="18" w:space="0"/>
           <w:right w:val="nil"/>
           <w:insideH w:val="nil"/>
           <w:insideV w:val="nil"/>
@@ -5662,9 +5680,9 @@
       <w:tblPr/>
       <w:tcPr>
         <w:tcBorders>
-          <w:top w:val="single" w:sz="18" w:space="0" w:color="auto"/>
-          <w:left w:val="nil"/>
-          <w:bottom w:val="single" w:sz="18" w:space="0" w:color="auto"/>
+          <w:top w:val="single" w:color="auto" w:sz="18" w:space="0"/>
+          <w:left w:val="nil"/>
+          <w:bottom w:val="single" w:color="auto" w:sz="18" w:space="0"/>
           <w:right w:val="nil"/>
           <w:insideH w:val="nil"/>
           <w:insideV w:val="nil"/>
@@ -5678,9 +5696,9 @@
       <w:tblPr/>
       <w:tcPr>
         <w:tcBorders>
-          <w:top w:val="single" w:sz="18" w:space="0" w:color="auto"/>
-          <w:left w:val="nil"/>
-          <w:bottom w:val="single" w:sz="18" w:space="0" w:color="auto"/>
+          <w:top w:val="single" w:color="auto" w:sz="18" w:space="0"/>
+          <w:left w:val="nil"/>
+          <w:bottom w:val="single" w:color="auto" w:sz="18" w:space="0"/>
           <w:right w:val="nil"/>
           <w:insideH w:val="nil"/>
           <w:insideV w:val="nil"/>
@@ -5701,8 +5719,8 @@
       <w:tblStyleColBandSize w:val="1"/>
       <w:tblInd w:w="0" w:type="dxa"/>
       <w:tblBorders>
-        <w:top w:val="single" w:sz="18" w:space="0" w:color="auto"/>
-        <w:bottom w:val="single" w:sz="18" w:space="0" w:color="auto"/>
+        <w:top w:val="single" w:color="auto" w:sz="18" w:space="0"/>
+        <w:bottom w:val="single" w:color="auto" w:sz="18" w:space="0"/>
       </w:tblBorders>
       <w:tblCellMar>
         <w:top w:w="0" w:type="dxa"/>
@@ -5723,9 +5741,9 @@
       <w:tblPr/>
       <w:tcPr>
         <w:tcBorders>
-          <w:top w:val="single" w:sz="18" w:space="0" w:color="auto"/>
-          <w:left w:val="nil"/>
-          <w:bottom w:val="single" w:sz="18" w:space="0" w:color="auto"/>
+          <w:top w:val="single" w:color="auto" w:sz="18" w:space="0"/>
+          <w:left w:val="nil"/>
+          <w:bottom w:val="single" w:color="auto" w:sz="18" w:space="0"/>
           <w:right w:val="nil"/>
           <w:insideH w:val="nil"/>
           <w:insideV w:val="nil"/>
@@ -5743,9 +5761,9 @@
       <w:tblPr/>
       <w:tcPr>
         <w:tcBorders>
-          <w:top w:val="double" w:sz="6" w:space="0" w:color="auto"/>
-          <w:left w:val="nil"/>
-          <w:bottom w:val="single" w:sz="18" w:space="0" w:color="auto"/>
+          <w:top w:val="double" w:color="auto" w:sz="6" w:space="0"/>
+          <w:left w:val="nil"/>
+          <w:bottom w:val="single" w:color="auto" w:sz="18" w:space="0"/>
           <w:right w:val="nil"/>
           <w:insideH w:val="nil"/>
           <w:insideV w:val="nil"/>
@@ -5764,7 +5782,7 @@
         <w:tcBorders>
           <w:top w:val="nil"/>
           <w:left w:val="nil"/>
-          <w:bottom w:val="single" w:sz="18" w:space="0" w:color="auto"/>
+          <w:bottom w:val="single" w:color="auto" w:sz="18" w:space="0"/>
           <w:right w:val="nil"/>
           <w:insideH w:val="nil"/>
           <w:insideV w:val="nil"/>
@@ -5811,9 +5829,9 @@
       <w:tblPr/>
       <w:tcPr>
         <w:tcBorders>
-          <w:top w:val="single" w:sz="18" w:space="0" w:color="auto"/>
-          <w:left w:val="nil"/>
-          <w:bottom w:val="single" w:sz="18" w:space="0" w:color="auto"/>
+          <w:top w:val="single" w:color="auto" w:sz="18" w:space="0"/>
+          <w:left w:val="nil"/>
+          <w:bottom w:val="single" w:color="auto" w:sz="18" w:space="0"/>
           <w:right w:val="nil"/>
           <w:insideH w:val="nil"/>
           <w:insideV w:val="nil"/>
@@ -5827,9 +5845,9 @@
       <w:tblPr/>
       <w:tcPr>
         <w:tcBorders>
-          <w:top w:val="single" w:sz="18" w:space="0" w:color="auto"/>
-          <w:left w:val="nil"/>
-          <w:bottom w:val="single" w:sz="18" w:space="0" w:color="auto"/>
+          <w:top w:val="single" w:color="auto" w:sz="18" w:space="0"/>
+          <w:left w:val="nil"/>
+          <w:bottom w:val="single" w:color="auto" w:sz="18" w:space="0"/>
           <w:right w:val="nil"/>
           <w:insideH w:val="nil"/>
           <w:insideV w:val="nil"/>
@@ -5850,8 +5868,8 @@
       <w:tblStyleColBandSize w:val="1"/>
       <w:tblInd w:w="0" w:type="dxa"/>
       <w:tblBorders>
-        <w:top w:val="single" w:sz="18" w:space="0" w:color="auto"/>
-        <w:bottom w:val="single" w:sz="18" w:space="0" w:color="auto"/>
+        <w:top w:val="single" w:color="auto" w:sz="18" w:space="0"/>
+        <w:bottom w:val="single" w:color="auto" w:sz="18" w:space="0"/>
       </w:tblBorders>
       <w:tblCellMar>
         <w:top w:w="0" w:type="dxa"/>
@@ -5872,9 +5890,9 @@
       <w:tblPr/>
       <w:tcPr>
         <w:tcBorders>
-          <w:top w:val="single" w:sz="18" w:space="0" w:color="auto"/>
-          <w:left w:val="nil"/>
-          <w:bottom w:val="single" w:sz="18" w:space="0" w:color="auto"/>
+          <w:top w:val="single" w:color="auto" w:sz="18" w:space="0"/>
+          <w:left w:val="nil"/>
+          <w:bottom w:val="single" w:color="auto" w:sz="18" w:space="0"/>
           <w:right w:val="nil"/>
           <w:insideH w:val="nil"/>
           <w:insideV w:val="nil"/>
@@ -5892,9 +5910,9 @@
       <w:tblPr/>
       <w:tcPr>
         <w:tcBorders>
-          <w:top w:val="double" w:sz="6" w:space="0" w:color="auto"/>
-          <w:left w:val="nil"/>
-          <w:bottom w:val="single" w:sz="18" w:space="0" w:color="auto"/>
+          <w:top w:val="double" w:color="auto" w:sz="6" w:space="0"/>
+          <w:left w:val="nil"/>
+          <w:bottom w:val="single" w:color="auto" w:sz="18" w:space="0"/>
           <w:right w:val="nil"/>
           <w:insideH w:val="nil"/>
           <w:insideV w:val="nil"/>
@@ -5913,7 +5931,7 @@
         <w:tcBorders>
           <w:top w:val="nil"/>
           <w:left w:val="nil"/>
-          <w:bottom w:val="single" w:sz="18" w:space="0" w:color="auto"/>
+          <w:bottom w:val="single" w:color="auto" w:sz="18" w:space="0"/>
           <w:right w:val="nil"/>
           <w:insideH w:val="nil"/>
           <w:insideV w:val="nil"/>
@@ -5960,9 +5978,9 @@
       <w:tblPr/>
       <w:tcPr>
         <w:tcBorders>
-          <w:top w:val="single" w:sz="18" w:space="0" w:color="auto"/>
-          <w:left w:val="nil"/>
-          <w:bottom w:val="single" w:sz="18" w:space="0" w:color="auto"/>
+          <w:top w:val="single" w:color="auto" w:sz="18" w:space="0"/>
+          <w:left w:val="nil"/>
+          <w:bottom w:val="single" w:color="auto" w:sz="18" w:space="0"/>
           <w:right w:val="nil"/>
           <w:insideH w:val="nil"/>
           <w:insideV w:val="nil"/>
@@ -5976,9 +5994,9 @@
       <w:tblPr/>
       <w:tcPr>
         <w:tcBorders>
-          <w:top w:val="single" w:sz="18" w:space="0" w:color="auto"/>
-          <w:left w:val="nil"/>
-          <w:bottom w:val="single" w:sz="18" w:space="0" w:color="auto"/>
+          <w:top w:val="single" w:color="auto" w:sz="18" w:space="0"/>
+          <w:left w:val="nil"/>
+          <w:bottom w:val="single" w:color="auto" w:sz="18" w:space="0"/>
           <w:right w:val="nil"/>
           <w:insideH w:val="nil"/>
           <w:insideV w:val="nil"/>
@@ -5999,8 +6017,8 @@
       <w:tblStyleColBandSize w:val="1"/>
       <w:tblInd w:w="0" w:type="dxa"/>
       <w:tblBorders>
-        <w:top w:val="single" w:sz="18" w:space="0" w:color="auto"/>
-        <w:bottom w:val="single" w:sz="18" w:space="0" w:color="auto"/>
+        <w:top w:val="single" w:color="auto" w:sz="18" w:space="0"/>
+        <w:bottom w:val="single" w:color="auto" w:sz="18" w:space="0"/>
       </w:tblBorders>
       <w:tblCellMar>
         <w:top w:w="0" w:type="dxa"/>
@@ -6021,9 +6039,9 @@
       <w:tblPr/>
       <w:tcPr>
         <w:tcBorders>
-          <w:top w:val="single" w:sz="18" w:space="0" w:color="auto"/>
-          <w:left w:val="nil"/>
-          <w:bottom w:val="single" w:sz="18" w:space="0" w:color="auto"/>
+          <w:top w:val="single" w:color="auto" w:sz="18" w:space="0"/>
+          <w:left w:val="nil"/>
+          <w:bottom w:val="single" w:color="auto" w:sz="18" w:space="0"/>
           <w:right w:val="nil"/>
           <w:insideH w:val="nil"/>
           <w:insideV w:val="nil"/>
@@ -6041,9 +6059,9 @@
       <w:tblPr/>
       <w:tcPr>
         <w:tcBorders>
-          <w:top w:val="double" w:sz="6" w:space="0" w:color="auto"/>
-          <w:left w:val="nil"/>
-          <w:bottom w:val="single" w:sz="18" w:space="0" w:color="auto"/>
+          <w:top w:val="double" w:color="auto" w:sz="6" w:space="0"/>
+          <w:left w:val="nil"/>
+          <w:bottom w:val="single" w:color="auto" w:sz="18" w:space="0"/>
           <w:right w:val="nil"/>
           <w:insideH w:val="nil"/>
           <w:insideV w:val="nil"/>
@@ -6062,7 +6080,7 @@
         <w:tcBorders>
           <w:top w:val="nil"/>
           <w:left w:val="nil"/>
-          <w:bottom w:val="single" w:sz="18" w:space="0" w:color="auto"/>
+          <w:bottom w:val="single" w:color="auto" w:sz="18" w:space="0"/>
           <w:right w:val="nil"/>
           <w:insideH w:val="nil"/>
           <w:insideV w:val="nil"/>
@@ -6109,9 +6127,9 @@
       <w:tblPr/>
       <w:tcPr>
         <w:tcBorders>
-          <w:top w:val="single" w:sz="18" w:space="0" w:color="auto"/>
-          <w:left w:val="nil"/>
-          <w:bottom w:val="single" w:sz="18" w:space="0" w:color="auto"/>
+          <w:top w:val="single" w:color="auto" w:sz="18" w:space="0"/>
+          <w:left w:val="nil"/>
+          <w:bottom w:val="single" w:color="auto" w:sz="18" w:space="0"/>
           <w:right w:val="nil"/>
           <w:insideH w:val="nil"/>
           <w:insideV w:val="nil"/>
@@ -6125,9 +6143,9 @@
       <w:tblPr/>
       <w:tcPr>
         <w:tcBorders>
-          <w:top w:val="single" w:sz="18" w:space="0" w:color="auto"/>
-          <w:left w:val="nil"/>
-          <w:bottom w:val="single" w:sz="18" w:space="0" w:color="auto"/>
+          <w:top w:val="single" w:color="auto" w:sz="18" w:space="0"/>
+          <w:left w:val="nil"/>
+          <w:bottom w:val="single" w:color="auto" w:sz="18" w:space="0"/>
           <w:right w:val="nil"/>
           <w:insideH w:val="nil"/>
           <w:insideV w:val="nil"/>
@@ -6148,8 +6166,8 @@
       <w:tblStyleColBandSize w:val="1"/>
       <w:tblInd w:w="0" w:type="dxa"/>
       <w:tblBorders>
-        <w:top w:val="single" w:sz="18" w:space="0" w:color="auto"/>
-        <w:bottom w:val="single" w:sz="18" w:space="0" w:color="auto"/>
+        <w:top w:val="single" w:color="auto" w:sz="18" w:space="0"/>
+        <w:bottom w:val="single" w:color="auto" w:sz="18" w:space="0"/>
       </w:tblBorders>
       <w:tblCellMar>
         <w:top w:w="0" w:type="dxa"/>
@@ -6170,9 +6188,9 @@
       <w:tblPr/>
       <w:tcPr>
         <w:tcBorders>
-          <w:top w:val="single" w:sz="18" w:space="0" w:color="auto"/>
-          <w:left w:val="nil"/>
-          <w:bottom w:val="single" w:sz="18" w:space="0" w:color="auto"/>
+          <w:top w:val="single" w:color="auto" w:sz="18" w:space="0"/>
+          <w:left w:val="nil"/>
+          <w:bottom w:val="single" w:color="auto" w:sz="18" w:space="0"/>
           <w:right w:val="nil"/>
           <w:insideH w:val="nil"/>
           <w:insideV w:val="nil"/>
@@ -6190,9 +6208,9 @@
       <w:tblPr/>
       <w:tcPr>
         <w:tcBorders>
-          <w:top w:val="double" w:sz="6" w:space="0" w:color="auto"/>
-          <w:left w:val="nil"/>
-          <w:bottom w:val="single" w:sz="18" w:space="0" w:color="auto"/>
+          <w:top w:val="double" w:color="auto" w:sz="6" w:space="0"/>
+          <w:left w:val="nil"/>
+          <w:bottom w:val="single" w:color="auto" w:sz="18" w:space="0"/>
           <w:right w:val="nil"/>
           <w:insideH w:val="nil"/>
           <w:insideV w:val="nil"/>
@@ -6211,7 +6229,7 @@
         <w:tcBorders>
           <w:top w:val="nil"/>
           <w:left w:val="nil"/>
-          <w:bottom w:val="single" w:sz="18" w:space="0" w:color="auto"/>
+          <w:bottom w:val="single" w:color="auto" w:sz="18" w:space="0"/>
           <w:right w:val="nil"/>
           <w:insideH w:val="nil"/>
           <w:insideV w:val="nil"/>
@@ -6258,9 +6276,9 @@
       <w:tblPr/>
       <w:tcPr>
         <w:tcBorders>
-          <w:top w:val="single" w:sz="18" w:space="0" w:color="auto"/>
-          <w:left w:val="nil"/>
-          <w:bottom w:val="single" w:sz="18" w:space="0" w:color="auto"/>
+          <w:top w:val="single" w:color="auto" w:sz="18" w:space="0"/>
+          <w:left w:val="nil"/>
+          <w:bottom w:val="single" w:color="auto" w:sz="18" w:space="0"/>
           <w:right w:val="nil"/>
           <w:insideH w:val="nil"/>
           <w:insideV w:val="nil"/>
@@ -6274,9 +6292,9 @@
       <w:tblPr/>
       <w:tcPr>
         <w:tcBorders>
-          <w:top w:val="single" w:sz="18" w:space="0" w:color="auto"/>
-          <w:left w:val="nil"/>
-          <w:bottom w:val="single" w:sz="18" w:space="0" w:color="auto"/>
+          <w:top w:val="single" w:color="auto" w:sz="18" w:space="0"/>
+          <w:left w:val="nil"/>
+          <w:bottom w:val="single" w:color="auto" w:sz="18" w:space="0"/>
           <w:right w:val="nil"/>
           <w:insideH w:val="nil"/>
           <w:insideV w:val="nil"/>
@@ -6297,8 +6315,8 @@
       <w:tblStyleColBandSize w:val="1"/>
       <w:tblInd w:w="0" w:type="dxa"/>
       <w:tblBorders>
-        <w:top w:val="single" w:sz="18" w:space="0" w:color="auto"/>
-        <w:bottom w:val="single" w:sz="18" w:space="0" w:color="auto"/>
+        <w:top w:val="single" w:color="auto" w:sz="18" w:space="0"/>
+        <w:bottom w:val="single" w:color="auto" w:sz="18" w:space="0"/>
       </w:tblBorders>
       <w:tblCellMar>
         <w:top w:w="0" w:type="dxa"/>
@@ -6319,9 +6337,9 @@
       <w:tblPr/>
       <w:tcPr>
         <w:tcBorders>
-          <w:top w:val="single" w:sz="18" w:space="0" w:color="auto"/>
-          <w:left w:val="nil"/>
-          <w:bottom w:val="single" w:sz="18" w:space="0" w:color="auto"/>
+          <w:top w:val="single" w:color="auto" w:sz="18" w:space="0"/>
+          <w:left w:val="nil"/>
+          <w:bottom w:val="single" w:color="auto" w:sz="18" w:space="0"/>
           <w:right w:val="nil"/>
           <w:insideH w:val="nil"/>
           <w:insideV w:val="nil"/>
@@ -6339,9 +6357,9 @@
       <w:tblPr/>
       <w:tcPr>
         <w:tcBorders>
-          <w:top w:val="double" w:sz="6" w:space="0" w:color="auto"/>
-          <w:left w:val="nil"/>
-          <w:bottom w:val="single" w:sz="18" w:space="0" w:color="auto"/>
+          <w:top w:val="double" w:color="auto" w:sz="6" w:space="0"/>
+          <w:left w:val="nil"/>
+          <w:bottom w:val="single" w:color="auto" w:sz="18" w:space="0"/>
           <w:right w:val="nil"/>
           <w:insideH w:val="nil"/>
           <w:insideV w:val="nil"/>
@@ -6360,7 +6378,7 @@
         <w:tcBorders>
           <w:top w:val="nil"/>
           <w:left w:val="nil"/>
-          <w:bottom w:val="single" w:sz="18" w:space="0" w:color="auto"/>
+          <w:bottom w:val="single" w:color="auto" w:sz="18" w:space="0"/>
           <w:right w:val="nil"/>
           <w:insideH w:val="nil"/>
           <w:insideV w:val="nil"/>
@@ -6407,9 +6425,9 @@
       <w:tblPr/>
       <w:tcPr>
         <w:tcBorders>
-          <w:top w:val="single" w:sz="18" w:space="0" w:color="auto"/>
-          <w:left w:val="nil"/>
-          <w:bottom w:val="single" w:sz="18" w:space="0" w:color="auto"/>
+          <w:top w:val="single" w:color="auto" w:sz="18" w:space="0"/>
+          <w:left w:val="nil"/>
+          <w:bottom w:val="single" w:color="auto" w:sz="18" w:space="0"/>
           <w:right w:val="nil"/>
           <w:insideH w:val="nil"/>
           <w:insideV w:val="nil"/>
@@ -6423,9 +6441,9 @@
       <w:tblPr/>
       <w:tcPr>
         <w:tcBorders>
-          <w:top w:val="single" w:sz="18" w:space="0" w:color="auto"/>
-          <w:left w:val="nil"/>
-          <w:bottom w:val="single" w:sz="18" w:space="0" w:color="auto"/>
+          <w:top w:val="single" w:color="auto" w:sz="18" w:space="0"/>
+          <w:left w:val="nil"/>
+          <w:bottom w:val="single" w:color="auto" w:sz="18" w:space="0"/>
           <w:right w:val="nil"/>
           <w:insideH w:val="nil"/>
           <w:insideV w:val="nil"/>
@@ -6449,8 +6467,8 @@
       <w:tblStyleColBandSize w:val="1"/>
       <w:tblInd w:w="0" w:type="dxa"/>
       <w:tblBorders>
-        <w:top w:val="single" w:sz="8" w:space="0" w:color="000000" w:themeColor="text1"/>
-        <w:bottom w:val="single" w:sz="8" w:space="0" w:color="000000" w:themeColor="text1"/>
+        <w:top w:val="single" w:color="000000" w:themeColor="text1" w:sz="8" w:space="0"/>
+        <w:bottom w:val="single" w:color="000000" w:themeColor="text1" w:sz="8" w:space="0"/>
       </w:tblBorders>
       <w:tblCellMar>
         <w:top w:w="0" w:type="dxa"/>
@@ -6461,13 +6479,13 @@
     </w:tblPr>
     <w:tblStylePr w:type="firstRow">
       <w:rPr>
-        <w:rFonts w:asciiTheme="majorHAnsi" w:eastAsiaTheme="majorEastAsia" w:hAnsiTheme="majorHAnsi" w:cstheme="majorBidi"/>
-      </w:rPr>
-      <w:tblPr/>
-      <w:tcPr>
-        <w:tcBorders>
-          <w:top w:val="nil"/>
-          <w:bottom w:val="single" w:sz="8" w:space="0" w:color="000000" w:themeColor="text1"/>
+        <w:rFonts w:asciiTheme="majorHAnsi" w:hAnsiTheme="majorHAnsi" w:eastAsiaTheme="majorEastAsia" w:cstheme="majorBidi"/>
+      </w:rPr>
+      <w:tblPr/>
+      <w:tcPr>
+        <w:tcBorders>
+          <w:top w:val="nil"/>
+          <w:bottom w:val="single" w:color="000000" w:themeColor="text1" w:sz="8" w:space="0"/>
         </w:tcBorders>
       </w:tcPr>
     </w:tblStylePr>
@@ -6480,8 +6498,8 @@
       <w:tblPr/>
       <w:tcPr>
         <w:tcBorders>
-          <w:top w:val="single" w:sz="8" w:space="0" w:color="000000" w:themeColor="text1"/>
-          <w:bottom w:val="single" w:sz="8" w:space="0" w:color="000000" w:themeColor="text1"/>
+          <w:top w:val="single" w:color="000000" w:themeColor="text1" w:sz="8" w:space="0"/>
+          <w:bottom w:val="single" w:color="000000" w:themeColor="text1" w:sz="8" w:space="0"/>
         </w:tcBorders>
       </w:tcPr>
     </w:tblStylePr>
@@ -6499,8 +6517,8 @@
       <w:tblPr/>
       <w:tcPr>
         <w:tcBorders>
-          <w:top w:val="single" w:sz="8" w:space="0" w:color="000000" w:themeColor="text1"/>
-          <w:bottom w:val="single" w:sz="8" w:space="0" w:color="000000" w:themeColor="text1"/>
+          <w:top w:val="single" w:color="000000" w:themeColor="text1" w:sz="8" w:space="0"/>
+          <w:bottom w:val="single" w:color="000000" w:themeColor="text1" w:sz="8" w:space="0"/>
         </w:tcBorders>
       </w:tcPr>
     </w:tblStylePr>
@@ -6533,8 +6551,8 @@
       <w:tblStyleColBandSize w:val="1"/>
       <w:tblInd w:w="0" w:type="dxa"/>
       <w:tblBorders>
-        <w:top w:val="single" w:sz="8" w:space="0" w:color="4F81BD" w:themeColor="accent1"/>
-        <w:bottom w:val="single" w:sz="8" w:space="0" w:color="4F81BD" w:themeColor="accent1"/>
+        <w:top w:val="single" w:color="4F81BD" w:themeColor="accent1" w:sz="8" w:space="0"/>
+        <w:bottom w:val="single" w:color="4F81BD" w:themeColor="accent1" w:sz="8" w:space="0"/>
       </w:tblBorders>
       <w:tblCellMar>
         <w:top w:w="0" w:type="dxa"/>
@@ -6545,13 +6563,13 @@
     </w:tblPr>
     <w:tblStylePr w:type="firstRow">
       <w:rPr>
-        <w:rFonts w:asciiTheme="majorHAnsi" w:eastAsiaTheme="majorEastAsia" w:hAnsiTheme="majorHAnsi" w:cstheme="majorBidi"/>
-      </w:rPr>
-      <w:tblPr/>
-      <w:tcPr>
-        <w:tcBorders>
-          <w:top w:val="nil"/>
-          <w:bottom w:val="single" w:sz="8" w:space="0" w:color="4F81BD" w:themeColor="accent1"/>
+        <w:rFonts w:asciiTheme="majorHAnsi" w:hAnsiTheme="majorHAnsi" w:eastAsiaTheme="majorEastAsia" w:cstheme="majorBidi"/>
+      </w:rPr>
+      <w:tblPr/>
+      <w:tcPr>
+        <w:tcBorders>
+          <w:top w:val="nil"/>
+          <w:bottom w:val="single" w:color="4F81BD" w:themeColor="accent1" w:sz="8" w:space="0"/>
         </w:tcBorders>
       </w:tcPr>
     </w:tblStylePr>
@@ -6564,8 +6582,8 @@
       <w:tblPr/>
       <w:tcPr>
         <w:tcBorders>
-          <w:top w:val="single" w:sz="8" w:space="0" w:color="4F81BD" w:themeColor="accent1"/>
-          <w:bottom w:val="single" w:sz="8" w:space="0" w:color="4F81BD" w:themeColor="accent1"/>
+          <w:top w:val="single" w:color="4F81BD" w:themeColor="accent1" w:sz="8" w:space="0"/>
+          <w:bottom w:val="single" w:color="4F81BD" w:themeColor="accent1" w:sz="8" w:space="0"/>
         </w:tcBorders>
       </w:tcPr>
     </w:tblStylePr>
@@ -6583,8 +6601,8 @@
       <w:tblPr/>
       <w:tcPr>
         <w:tcBorders>
-          <w:top w:val="single" w:sz="8" w:space="0" w:color="4F81BD" w:themeColor="accent1"/>
-          <w:bottom w:val="single" w:sz="8" w:space="0" w:color="4F81BD" w:themeColor="accent1"/>
+          <w:top w:val="single" w:color="4F81BD" w:themeColor="accent1" w:sz="8" w:space="0"/>
+          <w:bottom w:val="single" w:color="4F81BD" w:themeColor="accent1" w:sz="8" w:space="0"/>
         </w:tcBorders>
       </w:tcPr>
     </w:tblStylePr>
@@ -6617,8 +6635,8 @@
       <w:tblStyleColBandSize w:val="1"/>
       <w:tblInd w:w="0" w:type="dxa"/>
       <w:tblBorders>
-        <w:top w:val="single" w:sz="8" w:space="0" w:color="C0504D" w:themeColor="accent2"/>
-        <w:bottom w:val="single" w:sz="8" w:space="0" w:color="C0504D" w:themeColor="accent2"/>
+        <w:top w:val="single" w:color="C0504D" w:themeColor="accent2" w:sz="8" w:space="0"/>
+        <w:bottom w:val="single" w:color="C0504D" w:themeColor="accent2" w:sz="8" w:space="0"/>
       </w:tblBorders>
       <w:tblCellMar>
         <w:top w:w="0" w:type="dxa"/>
@@ -6629,13 +6647,13 @@
     </w:tblPr>
     <w:tblStylePr w:type="firstRow">
       <w:rPr>
-        <w:rFonts w:asciiTheme="majorHAnsi" w:eastAsiaTheme="majorEastAsia" w:hAnsiTheme="majorHAnsi" w:cstheme="majorBidi"/>
-      </w:rPr>
-      <w:tblPr/>
-      <w:tcPr>
-        <w:tcBorders>
-          <w:top w:val="nil"/>
-          <w:bottom w:val="single" w:sz="8" w:space="0" w:color="C0504D" w:themeColor="accent2"/>
+        <w:rFonts w:asciiTheme="majorHAnsi" w:hAnsiTheme="majorHAnsi" w:eastAsiaTheme="majorEastAsia" w:cstheme="majorBidi"/>
+      </w:rPr>
+      <w:tblPr/>
+      <w:tcPr>
+        <w:tcBorders>
+          <w:top w:val="nil"/>
+          <w:bottom w:val="single" w:color="C0504D" w:themeColor="accent2" w:sz="8" w:space="0"/>
         </w:tcBorders>
       </w:tcPr>
     </w:tblStylePr>
@@ -6648,8 +6666,8 @@
       <w:tblPr/>
       <w:tcPr>
         <w:tcBorders>
-          <w:top w:val="single" w:sz="8" w:space="0" w:color="C0504D" w:themeColor="accent2"/>
-          <w:bottom w:val="single" w:sz="8" w:space="0" w:color="C0504D" w:themeColor="accent2"/>
+          <w:top w:val="single" w:color="C0504D" w:themeColor="accent2" w:sz="8" w:space="0"/>
+          <w:bottom w:val="single" w:color="C0504D" w:themeColor="accent2" w:sz="8" w:space="0"/>
         </w:tcBorders>
       </w:tcPr>
     </w:tblStylePr>
@@ -6667,8 +6685,8 @@
       <w:tblPr/>
       <w:tcPr>
         <w:tcBorders>
-          <w:top w:val="single" w:sz="8" w:space="0" w:color="C0504D" w:themeColor="accent2"/>
-          <w:bottom w:val="single" w:sz="8" w:space="0" w:color="C0504D" w:themeColor="accent2"/>
+          <w:top w:val="single" w:color="C0504D" w:themeColor="accent2" w:sz="8" w:space="0"/>
+          <w:bottom w:val="single" w:color="C0504D" w:themeColor="accent2" w:sz="8" w:space="0"/>
         </w:tcBorders>
       </w:tcPr>
     </w:tblStylePr>
@@ -6701,8 +6719,8 @@
       <w:tblStyleColBandSize w:val="1"/>
       <w:tblInd w:w="0" w:type="dxa"/>
       <w:tblBorders>
-        <w:top w:val="single" w:sz="8" w:space="0" w:color="9BBB59" w:themeColor="accent3"/>
-        <w:bottom w:val="single" w:sz="8" w:space="0" w:color="9BBB59" w:themeColor="accent3"/>
+        <w:top w:val="single" w:color="9BBB59" w:themeColor="accent3" w:sz="8" w:space="0"/>
+        <w:bottom w:val="single" w:color="9BBB59" w:themeColor="accent3" w:sz="8" w:space="0"/>
       </w:tblBorders>
       <w:tblCellMar>
         <w:top w:w="0" w:type="dxa"/>
@@ -6713,13 +6731,13 @@
     </w:tblPr>
     <w:tblStylePr w:type="firstRow">
       <w:rPr>
-        <w:rFonts w:asciiTheme="majorHAnsi" w:eastAsiaTheme="majorEastAsia" w:hAnsiTheme="majorHAnsi" w:cstheme="majorBidi"/>
-      </w:rPr>
-      <w:tblPr/>
-      <w:tcPr>
-        <w:tcBorders>
-          <w:top w:val="nil"/>
-          <w:bottom w:val="single" w:sz="8" w:space="0" w:color="9BBB59" w:themeColor="accent3"/>
+        <w:rFonts w:asciiTheme="majorHAnsi" w:hAnsiTheme="majorHAnsi" w:eastAsiaTheme="majorEastAsia" w:cstheme="majorBidi"/>
+      </w:rPr>
+      <w:tblPr/>
+      <w:tcPr>
+        <w:tcBorders>
+          <w:top w:val="nil"/>
+          <w:bottom w:val="single" w:color="9BBB59" w:themeColor="accent3" w:sz="8" w:space="0"/>
         </w:tcBorders>
       </w:tcPr>
     </w:tblStylePr>
@@ -6732,8 +6750,8 @@
       <w:tblPr/>
       <w:tcPr>
         <w:tcBorders>
-          <w:top w:val="single" w:sz="8" w:space="0" w:color="9BBB59" w:themeColor="accent3"/>
-          <w:bottom w:val="single" w:sz="8" w:space="0" w:color="9BBB59" w:themeColor="accent3"/>
+          <w:top w:val="single" w:color="9BBB59" w:themeColor="accent3" w:sz="8" w:space="0"/>
+          <w:bottom w:val="single" w:color="9BBB59" w:themeColor="accent3" w:sz="8" w:space="0"/>
         </w:tcBorders>
       </w:tcPr>
     </w:tblStylePr>
@@ -6751,8 +6769,8 @@
       <w:tblPr/>
       <w:tcPr>
         <w:tcBorders>
-          <w:top w:val="single" w:sz="8" w:space="0" w:color="9BBB59" w:themeColor="accent3"/>
-          <w:bottom w:val="single" w:sz="8" w:space="0" w:color="9BBB59" w:themeColor="accent3"/>
+          <w:top w:val="single" w:color="9BBB59" w:themeColor="accent3" w:sz="8" w:space="0"/>
+          <w:bottom w:val="single" w:color="9BBB59" w:themeColor="accent3" w:sz="8" w:space="0"/>
         </w:tcBorders>
       </w:tcPr>
     </w:tblStylePr>
@@ -6785,8 +6803,8 @@
       <w:tblStyleColBandSize w:val="1"/>
       <w:tblInd w:w="0" w:type="dxa"/>
       <w:tblBorders>
-        <w:top w:val="single" w:sz="8" w:space="0" w:color="8064A2" w:themeColor="accent4"/>
-        <w:bottom w:val="single" w:sz="8" w:space="0" w:color="8064A2" w:themeColor="accent4"/>
+        <w:top w:val="single" w:color="8064A2" w:themeColor="accent4" w:sz="8" w:space="0"/>
+        <w:bottom w:val="single" w:color="8064A2" w:themeColor="accent4" w:sz="8" w:space="0"/>
       </w:tblBorders>
       <w:tblCellMar>
         <w:top w:w="0" w:type="dxa"/>
@@ -6797,13 +6815,13 @@
     </w:tblPr>
     <w:tblStylePr w:type="firstRow">
       <w:rPr>
-        <w:rFonts w:asciiTheme="majorHAnsi" w:eastAsiaTheme="majorEastAsia" w:hAnsiTheme="majorHAnsi" w:cstheme="majorBidi"/>
-      </w:rPr>
-      <w:tblPr/>
-      <w:tcPr>
-        <w:tcBorders>
-          <w:top w:val="nil"/>
-          <w:bottom w:val="single" w:sz="8" w:space="0" w:color="8064A2" w:themeColor="accent4"/>
+        <w:rFonts w:asciiTheme="majorHAnsi" w:hAnsiTheme="majorHAnsi" w:eastAsiaTheme="majorEastAsia" w:cstheme="majorBidi"/>
+      </w:rPr>
+      <w:tblPr/>
+      <w:tcPr>
+        <w:tcBorders>
+          <w:top w:val="nil"/>
+          <w:bottom w:val="single" w:color="8064A2" w:themeColor="accent4" w:sz="8" w:space="0"/>
         </w:tcBorders>
       </w:tcPr>
     </w:tblStylePr>
@@ -6816,8 +6834,8 @@
       <w:tblPr/>
       <w:tcPr>
         <w:tcBorders>
-          <w:top w:val="single" w:sz="8" w:space="0" w:color="8064A2" w:themeColor="accent4"/>
-          <w:bottom w:val="single" w:sz="8" w:space="0" w:color="8064A2" w:themeColor="accent4"/>
+          <w:top w:val="single" w:color="8064A2" w:themeColor="accent4" w:sz="8" w:space="0"/>
+          <w:bottom w:val="single" w:color="8064A2" w:themeColor="accent4" w:sz="8" w:space="0"/>
         </w:tcBorders>
       </w:tcPr>
     </w:tblStylePr>
@@ -6835,8 +6853,8 @@
       <w:tblPr/>
       <w:tcPr>
         <w:tcBorders>
-          <w:top w:val="single" w:sz="8" w:space="0" w:color="8064A2" w:themeColor="accent4"/>
-          <w:bottom w:val="single" w:sz="8" w:space="0" w:color="8064A2" w:themeColor="accent4"/>
+          <w:top w:val="single" w:color="8064A2" w:themeColor="accent4" w:sz="8" w:space="0"/>
+          <w:bottom w:val="single" w:color="8064A2" w:themeColor="accent4" w:sz="8" w:space="0"/>
         </w:tcBorders>
       </w:tcPr>
     </w:tblStylePr>
@@ -6869,8 +6887,8 @@
       <w:tblStyleColBandSize w:val="1"/>
       <w:tblInd w:w="0" w:type="dxa"/>
       <w:tblBorders>
-        <w:top w:val="single" w:sz="8" w:space="0" w:color="4BACC6" w:themeColor="accent5"/>
-        <w:bottom w:val="single" w:sz="8" w:space="0" w:color="4BACC6" w:themeColor="accent5"/>
+        <w:top w:val="single" w:color="4BACC6" w:themeColor="accent5" w:sz="8" w:space="0"/>
+        <w:bottom w:val="single" w:color="4BACC6" w:themeColor="accent5" w:sz="8" w:space="0"/>
       </w:tblBorders>
       <w:tblCellMar>
         <w:top w:w="0" w:type="dxa"/>
@@ -6881,13 +6899,13 @@
     </w:tblPr>
     <w:tblStylePr w:type="firstRow">
       <w:rPr>
-        <w:rFonts w:asciiTheme="majorHAnsi" w:eastAsiaTheme="majorEastAsia" w:hAnsiTheme="majorHAnsi" w:cstheme="majorBidi"/>
-      </w:rPr>
-      <w:tblPr/>
-      <w:tcPr>
-        <w:tcBorders>
-          <w:top w:val="nil"/>
-          <w:bottom w:val="single" w:sz="8" w:space="0" w:color="4BACC6" w:themeColor="accent5"/>
+        <w:rFonts w:asciiTheme="majorHAnsi" w:hAnsiTheme="majorHAnsi" w:eastAsiaTheme="majorEastAsia" w:cstheme="majorBidi"/>
+      </w:rPr>
+      <w:tblPr/>
+      <w:tcPr>
+        <w:tcBorders>
+          <w:top w:val="nil"/>
+          <w:bottom w:val="single" w:color="4BACC6" w:themeColor="accent5" w:sz="8" w:space="0"/>
         </w:tcBorders>
       </w:tcPr>
     </w:tblStylePr>
@@ -6900,8 +6918,8 @@
       <w:tblPr/>
       <w:tcPr>
         <w:tcBorders>
-          <w:top w:val="single" w:sz="8" w:space="0" w:color="4BACC6" w:themeColor="accent5"/>
-          <w:bottom w:val="single" w:sz="8" w:space="0" w:color="4BACC6" w:themeColor="accent5"/>
+          <w:top w:val="single" w:color="4BACC6" w:themeColor="accent5" w:sz="8" w:space="0"/>
+          <w:bottom w:val="single" w:color="4BACC6" w:themeColor="accent5" w:sz="8" w:space="0"/>
         </w:tcBorders>
       </w:tcPr>
     </w:tblStylePr>
@@ -6919,8 +6937,8 @@
       <w:tblPr/>
       <w:tcPr>
         <w:tcBorders>
-          <w:top w:val="single" w:sz="8" w:space="0" w:color="4BACC6" w:themeColor="accent5"/>
-          <w:bottom w:val="single" w:sz="8" w:space="0" w:color="4BACC6" w:themeColor="accent5"/>
+          <w:top w:val="single" w:color="4BACC6" w:themeColor="accent5" w:sz="8" w:space="0"/>
+          <w:bottom w:val="single" w:color="4BACC6" w:themeColor="accent5" w:sz="8" w:space="0"/>
         </w:tcBorders>
       </w:tcPr>
     </w:tblStylePr>
@@ -6953,8 +6971,8 @@
       <w:tblStyleColBandSize w:val="1"/>
       <w:tblInd w:w="0" w:type="dxa"/>
       <w:tblBorders>
-        <w:top w:val="single" w:sz="8" w:space="0" w:color="F79646" w:themeColor="accent6"/>
-        <w:bottom w:val="single" w:sz="8" w:space="0" w:color="F79646" w:themeColor="accent6"/>
+        <w:top w:val="single" w:color="F79646" w:themeColor="accent6" w:sz="8" w:space="0"/>
+        <w:bottom w:val="single" w:color="F79646" w:themeColor="accent6" w:sz="8" w:space="0"/>
       </w:tblBorders>
       <w:tblCellMar>
         <w:top w:w="0" w:type="dxa"/>
@@ -6965,13 +6983,13 @@
     </w:tblPr>
     <w:tblStylePr w:type="firstRow">
       <w:rPr>
-        <w:rFonts w:asciiTheme="majorHAnsi" w:eastAsiaTheme="majorEastAsia" w:hAnsiTheme="majorHAnsi" w:cstheme="majorBidi"/>
-      </w:rPr>
-      <w:tblPr/>
-      <w:tcPr>
-        <w:tcBorders>
-          <w:top w:val="nil"/>
-          <w:bottom w:val="single" w:sz="8" w:space="0" w:color="F79646" w:themeColor="accent6"/>
+        <w:rFonts w:asciiTheme="majorHAnsi" w:hAnsiTheme="majorHAnsi" w:eastAsiaTheme="majorEastAsia" w:cstheme="majorBidi"/>
+      </w:rPr>
+      <w:tblPr/>
+      <w:tcPr>
+        <w:tcBorders>
+          <w:top w:val="nil"/>
+          <w:bottom w:val="single" w:color="F79646" w:themeColor="accent6" w:sz="8" w:space="0"/>
         </w:tcBorders>
       </w:tcPr>
     </w:tblStylePr>
@@ -6984,8 +7002,8 @@
       <w:tblPr/>
       <w:tcPr>
         <w:tcBorders>
-          <w:top w:val="single" w:sz="8" w:space="0" w:color="F79646" w:themeColor="accent6"/>
-          <w:bottom w:val="single" w:sz="8" w:space="0" w:color="F79646" w:themeColor="accent6"/>
+          <w:top w:val="single" w:color="F79646" w:themeColor="accent6" w:sz="8" w:space="0"/>
+          <w:bottom w:val="single" w:color="F79646" w:themeColor="accent6" w:sz="8" w:space="0"/>
         </w:tcBorders>
       </w:tcPr>
     </w:tblStylePr>
@@ -7003,8 +7021,8 @@
       <w:tblPr/>
       <w:tcPr>
         <w:tcBorders>
-          <w:top w:val="single" w:sz="8" w:space="0" w:color="F79646" w:themeColor="accent6"/>
-          <w:bottom w:val="single" w:sz="8" w:space="0" w:color="F79646" w:themeColor="accent6"/>
+          <w:top w:val="single" w:color="F79646" w:themeColor="accent6" w:sz="8" w:space="0"/>
+          <w:bottom w:val="single" w:color="F79646" w:themeColor="accent6" w:sz="8" w:space="0"/>
         </w:tcBorders>
       </w:tcPr>
     </w:tblStylePr>
@@ -7030,7 +7048,7 @@
       <w:spacing w:after="0" w:line="240" w:lineRule="auto"/>
     </w:pPr>
     <w:rPr>
-      <w:rFonts w:asciiTheme="majorHAnsi" w:eastAsiaTheme="majorEastAsia" w:hAnsiTheme="majorHAnsi" w:cstheme="majorBidi"/>
+      <w:rFonts w:asciiTheme="majorHAnsi" w:hAnsiTheme="majorHAnsi" w:eastAsiaTheme="majorEastAsia" w:cstheme="majorBidi"/>
       <w:color w:val="000000" w:themeColor="text1"/>
     </w:rPr>
     <w:tblPr>
@@ -7038,10 +7056,10 @@
       <w:tblStyleColBandSize w:val="1"/>
       <w:tblInd w:w="0" w:type="dxa"/>
       <w:tblBorders>
-        <w:top w:val="single" w:sz="8" w:space="0" w:color="000000" w:themeColor="text1"/>
-        <w:left w:val="single" w:sz="8" w:space="0" w:color="000000" w:themeColor="text1"/>
-        <w:bottom w:val="single" w:sz="8" w:space="0" w:color="000000" w:themeColor="text1"/>
-        <w:right w:val="single" w:sz="8" w:space="0" w:color="000000" w:themeColor="text1"/>
+        <w:top w:val="single" w:color="000000" w:themeColor="text1" w:sz="8" w:space="0"/>
+        <w:left w:val="single" w:color="000000" w:themeColor="text1" w:sz="8" w:space="0"/>
+        <w:bottom w:val="single" w:color="000000" w:themeColor="text1" w:sz="8" w:space="0"/>
+        <w:right w:val="single" w:color="000000" w:themeColor="text1" w:sz="8" w:space="0"/>
       </w:tblBorders>
       <w:tblCellMar>
         <w:top w:w="0" w:type="dxa"/>
@@ -7060,7 +7078,7 @@
         <w:tcBorders>
           <w:top w:val="nil"/>
           <w:left w:val="nil"/>
-          <w:bottom w:val="single" w:sz="24" w:space="0" w:color="000000" w:themeColor="text1"/>
+          <w:bottom w:val="single" w:color="000000" w:themeColor="text1" w:sz="24" w:space="0"/>
           <w:right w:val="nil"/>
           <w:insideH w:val="nil"/>
           <w:insideV w:val="nil"/>
@@ -7072,7 +7090,7 @@
       <w:tblPr/>
       <w:tcPr>
         <w:tcBorders>
-          <w:top w:val="single" w:sz="8" w:space="0" w:color="000000" w:themeColor="text1"/>
+          <w:top w:val="single" w:color="000000" w:themeColor="text1" w:sz="8" w:space="0"/>
           <w:left w:val="nil"/>
           <w:bottom w:val="nil"/>
           <w:right w:val="nil"/>
@@ -7089,7 +7107,7 @@
           <w:top w:val="nil"/>
           <w:left w:val="nil"/>
           <w:bottom w:val="nil"/>
-          <w:right w:val="single" w:sz="8" w:space="0" w:color="000000" w:themeColor="text1"/>
+          <w:right w:val="single" w:color="000000" w:themeColor="text1" w:sz="8" w:space="0"/>
           <w:insideH w:val="nil"/>
           <w:insideV w:val="nil"/>
         </w:tcBorders>
@@ -7101,7 +7119,7 @@
       <w:tcPr>
         <w:tcBorders>
           <w:top w:val="nil"/>
-          <w:left w:val="single" w:sz="8" w:space="0" w:color="000000" w:themeColor="text1"/>
+          <w:left w:val="single" w:color="000000" w:themeColor="text1" w:sz="8" w:space="0"/>
           <w:bottom w:val="nil"/>
           <w:right w:val="nil"/>
           <w:insideH w:val="nil"/>
@@ -7158,7 +7176,7 @@
       <w:spacing w:after="0" w:line="240" w:lineRule="auto"/>
     </w:pPr>
     <w:rPr>
-      <w:rFonts w:asciiTheme="majorHAnsi" w:eastAsiaTheme="majorEastAsia" w:hAnsiTheme="majorHAnsi" w:cstheme="majorBidi"/>
+      <w:rFonts w:asciiTheme="majorHAnsi" w:hAnsiTheme="majorHAnsi" w:eastAsiaTheme="majorEastAsia" w:cstheme="majorBidi"/>
       <w:color w:val="000000" w:themeColor="text1"/>
     </w:rPr>
     <w:tblPr>
@@ -7166,10 +7184,10 @@
       <w:tblStyleColBandSize w:val="1"/>
       <w:tblInd w:w="0" w:type="dxa"/>
       <w:tblBorders>
-        <w:top w:val="single" w:sz="8" w:space="0" w:color="4F81BD" w:themeColor="accent1"/>
-        <w:left w:val="single" w:sz="8" w:space="0" w:color="4F81BD" w:themeColor="accent1"/>
-        <w:bottom w:val="single" w:sz="8" w:space="0" w:color="4F81BD" w:themeColor="accent1"/>
-        <w:right w:val="single" w:sz="8" w:space="0" w:color="4F81BD" w:themeColor="accent1"/>
+        <w:top w:val="single" w:color="4F81BD" w:themeColor="accent1" w:sz="8" w:space="0"/>
+        <w:left w:val="single" w:color="4F81BD" w:themeColor="accent1" w:sz="8" w:space="0"/>
+        <w:bottom w:val="single" w:color="4F81BD" w:themeColor="accent1" w:sz="8" w:space="0"/>
+        <w:right w:val="single" w:color="4F81BD" w:themeColor="accent1" w:sz="8" w:space="0"/>
       </w:tblBorders>
       <w:tblCellMar>
         <w:top w:w="0" w:type="dxa"/>
@@ -7188,7 +7206,7 @@
         <w:tcBorders>
           <w:top w:val="nil"/>
           <w:left w:val="nil"/>
-          <w:bottom w:val="single" w:sz="24" w:space="0" w:color="4F81BD" w:themeColor="accent1"/>
+          <w:bottom w:val="single" w:color="4F81BD" w:themeColor="accent1" w:sz="24" w:space="0"/>
           <w:right w:val="nil"/>
           <w:insideH w:val="nil"/>
           <w:insideV w:val="nil"/>
@@ -7200,7 +7218,7 @@
       <w:tblPr/>
       <w:tcPr>
         <w:tcBorders>
-          <w:top w:val="single" w:sz="8" w:space="0" w:color="4F81BD" w:themeColor="accent1"/>
+          <w:top w:val="single" w:color="4F81BD" w:themeColor="accent1" w:sz="8" w:space="0"/>
           <w:left w:val="nil"/>
           <w:bottom w:val="nil"/>
           <w:right w:val="nil"/>
@@ -7217,7 +7235,7 @@
           <w:top w:val="nil"/>
           <w:left w:val="nil"/>
           <w:bottom w:val="nil"/>
-          <w:right w:val="single" w:sz="8" w:space="0" w:color="4F81BD" w:themeColor="accent1"/>
+          <w:right w:val="single" w:color="4F81BD" w:themeColor="accent1" w:sz="8" w:space="0"/>
           <w:insideH w:val="nil"/>
           <w:insideV w:val="nil"/>
         </w:tcBorders>
@@ -7229,7 +7247,7 @@
       <w:tcPr>
         <w:tcBorders>
           <w:top w:val="nil"/>
-          <w:left w:val="single" w:sz="8" w:space="0" w:color="4F81BD" w:themeColor="accent1"/>
+          <w:left w:val="single" w:color="4F81BD" w:themeColor="accent1" w:sz="8" w:space="0"/>
           <w:bottom w:val="nil"/>
           <w:right w:val="nil"/>
           <w:insideH w:val="nil"/>
@@ -7286,7 +7304,7 @@
       <w:spacing w:after="0" w:line="240" w:lineRule="auto"/>
     </w:pPr>
     <w:rPr>
-      <w:rFonts w:asciiTheme="majorHAnsi" w:eastAsiaTheme="majorEastAsia" w:hAnsiTheme="majorHAnsi" w:cstheme="majorBidi"/>
+      <w:rFonts w:asciiTheme="majorHAnsi" w:hAnsiTheme="majorHAnsi" w:eastAsiaTheme="majorEastAsia" w:cstheme="majorBidi"/>
       <w:color w:val="000000" w:themeColor="text1"/>
     </w:rPr>
     <w:tblPr>
@@ -7294,10 +7312,10 @@
       <w:tblStyleColBandSize w:val="1"/>
       <w:tblInd w:w="0" w:type="dxa"/>
       <w:tblBorders>
-        <w:top w:val="single" w:sz="8" w:space="0" w:color="C0504D" w:themeColor="accent2"/>
-        <w:left w:val="single" w:sz="8" w:space="0" w:color="C0504D" w:themeColor="accent2"/>
-        <w:bottom w:val="single" w:sz="8" w:space="0" w:color="C0504D" w:themeColor="accent2"/>
-        <w:right w:val="single" w:sz="8" w:space="0" w:color="C0504D" w:themeColor="accent2"/>
+        <w:top w:val="single" w:color="C0504D" w:themeColor="accent2" w:sz="8" w:space="0"/>
+        <w:left w:val="single" w:color="C0504D" w:themeColor="accent2" w:sz="8" w:space="0"/>
+        <w:bottom w:val="single" w:color="C0504D" w:themeColor="accent2" w:sz="8" w:space="0"/>
+        <w:right w:val="single" w:color="C0504D" w:themeColor="accent2" w:sz="8" w:space="0"/>
       </w:tblBorders>
       <w:tblCellMar>
         <w:top w:w="0" w:type="dxa"/>
@@ -7316,7 +7334,7 @@
         <w:tcBorders>
           <w:top w:val="nil"/>
           <w:left w:val="nil"/>
-          <w:bottom w:val="single" w:sz="24" w:space="0" w:color="C0504D" w:themeColor="accent2"/>
+          <w:bottom w:val="single" w:color="C0504D" w:themeColor="accent2" w:sz="24" w:space="0"/>
           <w:right w:val="nil"/>
           <w:insideH w:val="nil"/>
           <w:insideV w:val="nil"/>
@@ -7328,7 +7346,7 @@
       <w:tblPr/>
       <w:tcPr>
         <w:tcBorders>
-          <w:top w:val="single" w:sz="8" w:space="0" w:color="C0504D" w:themeColor="accent2"/>
+          <w:top w:val="single" w:color="C0504D" w:themeColor="accent2" w:sz="8" w:space="0"/>
           <w:left w:val="nil"/>
           <w:bottom w:val="nil"/>
           <w:right w:val="nil"/>
@@ -7345,7 +7363,7 @@
           <w:top w:val="nil"/>
           <w:left w:val="nil"/>
           <w:bottom w:val="nil"/>
-          <w:right w:val="single" w:sz="8" w:space="0" w:color="C0504D" w:themeColor="accent2"/>
+          <w:right w:val="single" w:color="C0504D" w:themeColor="accent2" w:sz="8" w:space="0"/>
           <w:insideH w:val="nil"/>
           <w:insideV w:val="nil"/>
         </w:tcBorders>
@@ -7357,7 +7375,7 @@
       <w:tcPr>
         <w:tcBorders>
           <w:top w:val="nil"/>
-          <w:left w:val="single" w:sz="8" w:space="0" w:color="C0504D" w:themeColor="accent2"/>
+          <w:left w:val="single" w:color="C0504D" w:themeColor="accent2" w:sz="8" w:space="0"/>
           <w:bottom w:val="nil"/>
           <w:right w:val="nil"/>
           <w:insideH w:val="nil"/>
@@ -7414,7 +7432,7 @@
       <w:spacing w:after="0" w:line="240" w:lineRule="auto"/>
     </w:pPr>
     <w:rPr>
-      <w:rFonts w:asciiTheme="majorHAnsi" w:eastAsiaTheme="majorEastAsia" w:hAnsiTheme="majorHAnsi" w:cstheme="majorBidi"/>
+      <w:rFonts w:asciiTheme="majorHAnsi" w:hAnsiTheme="majorHAnsi" w:eastAsiaTheme="majorEastAsia" w:cstheme="majorBidi"/>
       <w:color w:val="000000" w:themeColor="text1"/>
     </w:rPr>
     <w:tblPr>
@@ -7422,10 +7440,10 @@
       <w:tblStyleColBandSize w:val="1"/>
       <w:tblInd w:w="0" w:type="dxa"/>
       <w:tblBorders>
-        <w:top w:val="single" w:sz="8" w:space="0" w:color="9BBB59" w:themeColor="accent3"/>
-        <w:left w:val="single" w:sz="8" w:space="0" w:color="9BBB59" w:themeColor="accent3"/>
-        <w:bottom w:val="single" w:sz="8" w:space="0" w:color="9BBB59" w:themeColor="accent3"/>
-        <w:right w:val="single" w:sz="8" w:space="0" w:color="9BBB59" w:themeColor="accent3"/>
+        <w:top w:val="single" w:color="9BBB59" w:themeColor="accent3" w:sz="8" w:space="0"/>
+        <w:left w:val="single" w:color="9BBB59" w:themeColor="accent3" w:sz="8" w:space="0"/>
+        <w:bottom w:val="single" w:color="9BBB59" w:themeColor="accent3" w:sz="8" w:space="0"/>
+        <w:right w:val="single" w:color="9BBB59" w:themeColor="accent3" w:sz="8" w:space="0"/>
       </w:tblBorders>
       <w:tblCellMar>
         <w:top w:w="0" w:type="dxa"/>
@@ -7444,7 +7462,7 @@
         <w:tcBorders>
           <w:top w:val="nil"/>
           <w:left w:val="nil"/>
-          <w:bottom w:val="single" w:sz="24" w:space="0" w:color="9BBB59" w:themeColor="accent3"/>
+          <w:bottom w:val="single" w:color="9BBB59" w:themeColor="accent3" w:sz="24" w:space="0"/>
           <w:right w:val="nil"/>
           <w:insideH w:val="nil"/>
           <w:insideV w:val="nil"/>
@@ -7456,7 +7474,7 @@
       <w:tblPr/>
       <w:tcPr>
         <w:tcBorders>
-          <w:top w:val="single" w:sz="8" w:space="0" w:color="9BBB59" w:themeColor="accent3"/>
+          <w:top w:val="single" w:color="9BBB59" w:themeColor="accent3" w:sz="8" w:space="0"/>
           <w:left w:val="nil"/>
           <w:bottom w:val="nil"/>
           <w:right w:val="nil"/>
@@ -7473,7 +7491,7 @@
           <w:top w:val="nil"/>
           <w:left w:val="nil"/>
           <w:bottom w:val="nil"/>
-          <w:right w:val="single" w:sz="8" w:space="0" w:color="9BBB59" w:themeColor="accent3"/>
+          <w:right w:val="single" w:color="9BBB59" w:themeColor="accent3" w:sz="8" w:space="0"/>
           <w:insideH w:val="nil"/>
           <w:insideV w:val="nil"/>
         </w:tcBorders>
@@ -7485,7 +7503,7 @@
       <w:tcPr>
         <w:tcBorders>
           <w:top w:val="nil"/>
-          <w:left w:val="single" w:sz="8" w:space="0" w:color="9BBB59" w:themeColor="accent3"/>
+          <w:left w:val="single" w:color="9BBB59" w:themeColor="accent3" w:sz="8" w:space="0"/>
           <w:bottom w:val="nil"/>
           <w:right w:val="nil"/>
           <w:insideH w:val="nil"/>
@@ -7542,7 +7560,7 @@
       <w:spacing w:after="0" w:line="240" w:lineRule="auto"/>
     </w:pPr>
     <w:rPr>
-      <w:rFonts w:asciiTheme="majorHAnsi" w:eastAsiaTheme="majorEastAsia" w:hAnsiTheme="majorHAnsi" w:cstheme="majorBidi"/>
+      <w:rFonts w:asciiTheme="majorHAnsi" w:hAnsiTheme="majorHAnsi" w:eastAsiaTheme="majorEastAsia" w:cstheme="majorBidi"/>
       <w:color w:val="000000" w:themeColor="text1"/>
     </w:rPr>
     <w:tblPr>
@@ -7550,10 +7568,10 @@
       <w:tblStyleColBandSize w:val="1"/>
       <w:tblInd w:w="0" w:type="dxa"/>
       <w:tblBorders>
-        <w:top w:val="single" w:sz="8" w:space="0" w:color="8064A2" w:themeColor="accent4"/>
-        <w:left w:val="single" w:sz="8" w:space="0" w:color="8064A2" w:themeColor="accent4"/>
-        <w:bottom w:val="single" w:sz="8" w:space="0" w:color="8064A2" w:themeColor="accent4"/>
-        <w:right w:val="single" w:sz="8" w:space="0" w:color="8064A2" w:themeColor="accent4"/>
+        <w:top w:val="single" w:color="8064A2" w:themeColor="accent4" w:sz="8" w:space="0"/>
+        <w:left w:val="single" w:color="8064A2" w:themeColor="accent4" w:sz="8" w:space="0"/>
+        <w:bottom w:val="single" w:color="8064A2" w:themeColor="accent4" w:sz="8" w:space="0"/>
+        <w:right w:val="single" w:color="8064A2" w:themeColor="accent4" w:sz="8" w:space="0"/>
       </w:tblBorders>
       <w:tblCellMar>
         <w:top w:w="0" w:type="dxa"/>
@@ -7572,7 +7590,7 @@
         <w:tcBorders>
           <w:top w:val="nil"/>
           <w:left w:val="nil"/>
-          <w:bottom w:val="single" w:sz="24" w:space="0" w:color="8064A2" w:themeColor="accent4"/>
+          <w:bottom w:val="single" w:color="8064A2" w:themeColor="accent4" w:sz="24" w:space="0"/>
           <w:right w:val="nil"/>
           <w:insideH w:val="nil"/>
           <w:insideV w:val="nil"/>
@@ -7584,7 +7602,7 @@
       <w:tblPr/>
       <w:tcPr>
         <w:tcBorders>
-          <w:top w:val="single" w:sz="8" w:space="0" w:color="8064A2" w:themeColor="accent4"/>
+          <w:top w:val="single" w:color="8064A2" w:themeColor="accent4" w:sz="8" w:space="0"/>
           <w:left w:val="nil"/>
           <w:bottom w:val="nil"/>
           <w:right w:val="nil"/>
@@ -7601,7 +7619,7 @@
           <w:top w:val="nil"/>
           <w:left w:val="nil"/>
           <w:bottom w:val="nil"/>
-          <w:right w:val="single" w:sz="8" w:space="0" w:color="8064A2" w:themeColor="accent4"/>
+          <w:right w:val="single" w:color="8064A2" w:themeColor="accent4" w:sz="8" w:space="0"/>
           <w:insideH w:val="nil"/>
           <w:insideV w:val="nil"/>
         </w:tcBorders>
@@ -7613,7 +7631,7 @@
       <w:tcPr>
         <w:tcBorders>
           <w:top w:val="nil"/>
-          <w:left w:val="single" w:sz="8" w:space="0" w:color="8064A2" w:themeColor="accent4"/>
+          <w:left w:val="single" w:color="8064A2" w:themeColor="accent4" w:sz="8" w:space="0"/>
           <w:bottom w:val="nil"/>
           <w:right w:val="nil"/>
           <w:insideH w:val="nil"/>
@@ -7670,7 +7688,7 @@
       <w:spacing w:after="0" w:line="240" w:lineRule="auto"/>
     </w:pPr>
     <w:rPr>
-      <w:rFonts w:asciiTheme="majorHAnsi" w:eastAsiaTheme="majorEastAsia" w:hAnsiTheme="majorHAnsi" w:cstheme="majorBidi"/>
+      <w:rFonts w:asciiTheme="majorHAnsi" w:hAnsiTheme="majorHAnsi" w:eastAsiaTheme="majorEastAsia" w:cstheme="majorBidi"/>
       <w:color w:val="000000" w:themeColor="text1"/>
     </w:rPr>
     <w:tblPr>
@@ -7678,10 +7696,10 @@
       <w:tblStyleColBandSize w:val="1"/>
       <w:tblInd w:w="0" w:type="dxa"/>
       <w:tblBorders>
-        <w:top w:val="single" w:sz="8" w:space="0" w:color="4BACC6" w:themeColor="accent5"/>
-        <w:left w:val="single" w:sz="8" w:space="0" w:color="4BACC6" w:themeColor="accent5"/>
-        <w:bottom w:val="single" w:sz="8" w:space="0" w:color="4BACC6" w:themeColor="accent5"/>
-        <w:right w:val="single" w:sz="8" w:space="0" w:color="4BACC6" w:themeColor="accent5"/>
+        <w:top w:val="single" w:color="4BACC6" w:themeColor="accent5" w:sz="8" w:space="0"/>
+        <w:left w:val="single" w:color="4BACC6" w:themeColor="accent5" w:sz="8" w:space="0"/>
+        <w:bottom w:val="single" w:color="4BACC6" w:themeColor="accent5" w:sz="8" w:space="0"/>
+        <w:right w:val="single" w:color="4BACC6" w:themeColor="accent5" w:sz="8" w:space="0"/>
       </w:tblBorders>
       <w:tblCellMar>
         <w:top w:w="0" w:type="dxa"/>
@@ -7700,7 +7718,7 @@
         <w:tcBorders>
           <w:top w:val="nil"/>
           <w:left w:val="nil"/>
-          <w:bottom w:val="single" w:sz="24" w:space="0" w:color="4BACC6" w:themeColor="accent5"/>
+          <w:bottom w:val="single" w:color="4BACC6" w:themeColor="accent5" w:sz="24" w:space="0"/>
           <w:right w:val="nil"/>
           <w:insideH w:val="nil"/>
           <w:insideV w:val="nil"/>
@@ -7712,7 +7730,7 @@
       <w:tblPr/>
       <w:tcPr>
         <w:tcBorders>
-          <w:top w:val="single" w:sz="8" w:space="0" w:color="4BACC6" w:themeColor="accent5"/>
+          <w:top w:val="single" w:color="4BACC6" w:themeColor="accent5" w:sz="8" w:space="0"/>
           <w:left w:val="nil"/>
           <w:bottom w:val="nil"/>
           <w:right w:val="nil"/>
@@ -7729,7 +7747,7 @@
           <w:top w:val="nil"/>
           <w:left w:val="nil"/>
           <w:bottom w:val="nil"/>
-          <w:right w:val="single" w:sz="8" w:space="0" w:color="4BACC6" w:themeColor="accent5"/>
+          <w:right w:val="single" w:color="4BACC6" w:themeColor="accent5" w:sz="8" w:space="0"/>
           <w:insideH w:val="nil"/>
           <w:insideV w:val="nil"/>
         </w:tcBorders>
@@ -7741,7 +7759,7 @@
       <w:tcPr>
         <w:tcBorders>
           <w:top w:val="nil"/>
-          <w:left w:val="single" w:sz="8" w:space="0" w:color="4BACC6" w:themeColor="accent5"/>
+          <w:left w:val="single" w:color="4BACC6" w:themeColor="accent5" w:sz="8" w:space="0"/>
           <w:bottom w:val="nil"/>
           <w:right w:val="nil"/>
           <w:insideH w:val="nil"/>
@@ -7798,7 +7816,7 @@
       <w:spacing w:after="0" w:line="240" w:lineRule="auto"/>
     </w:pPr>
     <w:rPr>
-      <w:rFonts w:asciiTheme="majorHAnsi" w:eastAsiaTheme="majorEastAsia" w:hAnsiTheme="majorHAnsi" w:cstheme="majorBidi"/>
+      <w:rFonts w:asciiTheme="majorHAnsi" w:hAnsiTheme="majorHAnsi" w:eastAsiaTheme="majorEastAsia" w:cstheme="majorBidi"/>
       <w:color w:val="000000" w:themeColor="text1"/>
     </w:rPr>
     <w:tblPr>
@@ -7806,10 +7824,10 @@
       <w:tblStyleColBandSize w:val="1"/>
       <w:tblInd w:w="0" w:type="dxa"/>
       <w:tblBorders>
-        <w:top w:val="single" w:sz="8" w:space="0" w:color="F79646" w:themeColor="accent6"/>
-        <w:left w:val="single" w:sz="8" w:space="0" w:color="F79646" w:themeColor="accent6"/>
-        <w:bottom w:val="single" w:sz="8" w:space="0" w:color="F79646" w:themeColor="accent6"/>
-        <w:right w:val="single" w:sz="8" w:space="0" w:color="F79646" w:themeColor="accent6"/>
+        <w:top w:val="single" w:color="F79646" w:themeColor="accent6" w:sz="8" w:space="0"/>
+        <w:left w:val="single" w:color="F79646" w:themeColor="accent6" w:sz="8" w:space="0"/>
+        <w:bottom w:val="single" w:color="F79646" w:themeColor="accent6" w:sz="8" w:space="0"/>
+        <w:right w:val="single" w:color="F79646" w:themeColor="accent6" w:sz="8" w:space="0"/>
       </w:tblBorders>
       <w:tblCellMar>
         <w:top w:w="0" w:type="dxa"/>
@@ -7828,7 +7846,7 @@
         <w:tcBorders>
           <w:top w:val="nil"/>
           <w:left w:val="nil"/>
-          <w:bottom w:val="single" w:sz="24" w:space="0" w:color="F79646" w:themeColor="accent6"/>
+          <w:bottom w:val="single" w:color="F79646" w:themeColor="accent6" w:sz="24" w:space="0"/>
           <w:right w:val="nil"/>
           <w:insideH w:val="nil"/>
           <w:insideV w:val="nil"/>
@@ -7840,7 +7858,7 @@
       <w:tblPr/>
       <w:tcPr>
         <w:tcBorders>
-          <w:top w:val="single" w:sz="8" w:space="0" w:color="F79646" w:themeColor="accent6"/>
+          <w:top w:val="single" w:color="F79646" w:themeColor="accent6" w:sz="8" w:space="0"/>
           <w:left w:val="nil"/>
           <w:bottom w:val="nil"/>
           <w:right w:val="nil"/>
@@ -7857,7 +7875,7 @@
           <w:top w:val="nil"/>
           <w:left w:val="nil"/>
           <w:bottom w:val="nil"/>
-          <w:right w:val="single" w:sz="8" w:space="0" w:color="F79646" w:themeColor="accent6"/>
+          <w:right w:val="single" w:color="F79646" w:themeColor="accent6" w:sz="8" w:space="0"/>
           <w:insideH w:val="nil"/>
           <w:insideV w:val="nil"/>
         </w:tcBorders>
@@ -7869,7 +7887,7 @@
       <w:tcPr>
         <w:tcBorders>
           <w:top w:val="nil"/>
-          <w:left w:val="single" w:sz="8" w:space="0" w:color="F79646" w:themeColor="accent6"/>
+          <w:left w:val="single" w:color="F79646" w:themeColor="accent6" w:sz="8" w:space="0"/>
           <w:bottom w:val="nil"/>
           <w:right w:val="nil"/>
           <w:insideH w:val="nil"/>
@@ -7930,12 +7948,12 @@
       <w:tblStyleColBandSize w:val="1"/>
       <w:tblInd w:w="0" w:type="dxa"/>
       <w:tblBorders>
-        <w:top w:val="single" w:sz="8" w:space="0" w:color="404040" w:themeColor="text1" w:themeTint="BF"/>
-        <w:left w:val="single" w:sz="8" w:space="0" w:color="404040" w:themeColor="text1" w:themeTint="BF"/>
-        <w:bottom w:val="single" w:sz="8" w:space="0" w:color="404040" w:themeColor="text1" w:themeTint="BF"/>
-        <w:right w:val="single" w:sz="8" w:space="0" w:color="404040" w:themeColor="text1" w:themeTint="BF"/>
-        <w:insideH w:val="single" w:sz="8" w:space="0" w:color="404040" w:themeColor="text1" w:themeTint="BF"/>
-        <w:insideV w:val="single" w:sz="8" w:space="0" w:color="404040" w:themeColor="text1" w:themeTint="BF"/>
+        <w:top w:val="single" w:color="404040" w:themeColor="text1" w:themeTint="BF" w:sz="8" w:space="0"/>
+        <w:left w:val="single" w:color="404040" w:themeColor="text1" w:themeTint="BF" w:sz="8" w:space="0"/>
+        <w:bottom w:val="single" w:color="404040" w:themeColor="text1" w:themeTint="BF" w:sz="8" w:space="0"/>
+        <w:right w:val="single" w:color="404040" w:themeColor="text1" w:themeTint="BF" w:sz="8" w:space="0"/>
+        <w:insideH w:val="single" w:color="404040" w:themeColor="text1" w:themeTint="BF" w:sz="8" w:space="0"/>
+        <w:insideV w:val="single" w:color="404040" w:themeColor="text1" w:themeTint="BF" w:sz="8" w:space="0"/>
       </w:tblBorders>
       <w:tblCellMar>
         <w:top w:w="0" w:type="dxa"/>
@@ -7961,7 +7979,7 @@
       <w:tblPr/>
       <w:tcPr>
         <w:tcBorders>
-          <w:top w:val="single" w:sz="18" w:space="0" w:color="404040" w:themeColor="text1" w:themeTint="BF"/>
+          <w:top w:val="single" w:color="404040" w:themeColor="text1" w:themeTint="BF" w:sz="18" w:space="0"/>
         </w:tcBorders>
       </w:tcPr>
     </w:tblStylePr>
@@ -8003,12 +8021,12 @@
       <w:tblStyleColBandSize w:val="1"/>
       <w:tblInd w:w="0" w:type="dxa"/>
       <w:tblBorders>
-        <w:top w:val="single" w:sz="8" w:space="0" w:color="7BA0CD" w:themeColor="accent1" w:themeTint="BF"/>
-        <w:left w:val="single" w:sz="8" w:space="0" w:color="7BA0CD" w:themeColor="accent1" w:themeTint="BF"/>
-        <w:bottom w:val="single" w:sz="8" w:space="0" w:color="7BA0CD" w:themeColor="accent1" w:themeTint="BF"/>
-        <w:right w:val="single" w:sz="8" w:space="0" w:color="7BA0CD" w:themeColor="accent1" w:themeTint="BF"/>
-        <w:insideH w:val="single" w:sz="8" w:space="0" w:color="7BA0CD" w:themeColor="accent1" w:themeTint="BF"/>
-        <w:insideV w:val="single" w:sz="8" w:space="0" w:color="7BA0CD" w:themeColor="accent1" w:themeTint="BF"/>
+        <w:top w:val="single" w:color="7BA0CD" w:themeColor="accent1" w:themeTint="BF" w:sz="8" w:space="0"/>
+        <w:left w:val="single" w:color="7BA0CD" w:themeColor="accent1" w:themeTint="BF" w:sz="8" w:space="0"/>
+        <w:bottom w:val="single" w:color="7BA0CD" w:themeColor="accent1" w:themeTint="BF" w:sz="8" w:space="0"/>
+        <w:right w:val="single" w:color="7BA0CD" w:themeColor="accent1" w:themeTint="BF" w:sz="8" w:space="0"/>
+        <w:insideH w:val="single" w:color="7BA0CD" w:themeColor="accent1" w:themeTint="BF" w:sz="8" w:space="0"/>
+        <w:insideV w:val="single" w:color="7BA0CD" w:themeColor="accent1" w:themeTint="BF" w:sz="8" w:space="0"/>
       </w:tblBorders>
       <w:tblCellMar>
         <w:top w:w="0" w:type="dxa"/>
@@ -8034,7 +8052,7 @@
       <w:tblPr/>
       <w:tcPr>
         <w:tcBorders>
-          <w:top w:val="single" w:sz="18" w:space="0" w:color="7BA0CD" w:themeColor="accent1" w:themeTint="BF"/>
+          <w:top w:val="single" w:color="7BA0CD" w:themeColor="accent1" w:themeTint="BF" w:sz="18" w:space="0"/>
         </w:tcBorders>
       </w:tcPr>
     </w:tblStylePr>
@@ -8076,12 +8094,12 @@
       <w:tblStyleColBandSize w:val="1"/>
       <w:tblInd w:w="0" w:type="dxa"/>
       <w:tblBorders>
-        <w:top w:val="single" w:sz="8" w:space="0" w:color="CF7B79" w:themeColor="accent2" w:themeTint="BF"/>
-        <w:left w:val="single" w:sz="8" w:space="0" w:color="CF7B79" w:themeColor="accent2" w:themeTint="BF"/>
-        <w:bottom w:val="single" w:sz="8" w:space="0" w:color="CF7B79" w:themeColor="accent2" w:themeTint="BF"/>
-        <w:right w:val="single" w:sz="8" w:space="0" w:color="CF7B79" w:themeColor="accent2" w:themeTint="BF"/>
-        <w:insideH w:val="single" w:sz="8" w:space="0" w:color="CF7B79" w:themeColor="accent2" w:themeTint="BF"/>
-        <w:insideV w:val="single" w:sz="8" w:space="0" w:color="CF7B79" w:themeColor="accent2" w:themeTint="BF"/>
+        <w:top w:val="single" w:color="CF7B79" w:themeColor="accent2" w:themeTint="BF" w:sz="8" w:space="0"/>
+        <w:left w:val="single" w:color="CF7B79" w:themeColor="accent2" w:themeTint="BF" w:sz="8" w:space="0"/>
+        <w:bottom w:val="single" w:color="CF7B79" w:themeColor="accent2" w:themeTint="BF" w:sz="8" w:space="0"/>
+        <w:right w:val="single" w:color="CF7B79" w:themeColor="accent2" w:themeTint="BF" w:sz="8" w:space="0"/>
+        <w:insideH w:val="single" w:color="CF7B79" w:themeColor="accent2" w:themeTint="BF" w:sz="8" w:space="0"/>
+        <w:insideV w:val="single" w:color="CF7B79" w:themeColor="accent2" w:themeTint="BF" w:sz="8" w:space="0"/>
       </w:tblBorders>
       <w:tblCellMar>
         <w:top w:w="0" w:type="dxa"/>
@@ -8107,7 +8125,7 @@
       <w:tblPr/>
       <w:tcPr>
         <w:tcBorders>
-          <w:top w:val="single" w:sz="18" w:space="0" w:color="CF7B79" w:themeColor="accent2" w:themeTint="BF"/>
+          <w:top w:val="single" w:color="CF7B79" w:themeColor="accent2" w:themeTint="BF" w:sz="18" w:space="0"/>
         </w:tcBorders>
       </w:tcPr>
     </w:tblStylePr>
@@ -8149,12 +8167,12 @@
       <w:tblStyleColBandSize w:val="1"/>
       <w:tblInd w:w="0" w:type="dxa"/>
       <w:tblBorders>
-        <w:top w:val="single" w:sz="8" w:space="0" w:color="B3CC82" w:themeColor="accent3" w:themeTint="BF"/>
-        <w:left w:val="single" w:sz="8" w:space="0" w:color="B3CC82" w:themeColor="accent3" w:themeTint="BF"/>
-        <w:bottom w:val="single" w:sz="8" w:space="0" w:color="B3CC82" w:themeColor="accent3" w:themeTint="BF"/>
-        <w:right w:val="single" w:sz="8" w:space="0" w:color="B3CC82" w:themeColor="accent3" w:themeTint="BF"/>
-        <w:insideH w:val="single" w:sz="8" w:space="0" w:color="B3CC82" w:themeColor="accent3" w:themeTint="BF"/>
-        <w:insideV w:val="single" w:sz="8" w:space="0" w:color="B3CC82" w:themeColor="accent3" w:themeTint="BF"/>
+        <w:top w:val="single" w:color="B3CC82" w:themeColor="accent3" w:themeTint="BF" w:sz="8" w:space="0"/>
+        <w:left w:val="single" w:color="B3CC82" w:themeColor="accent3" w:themeTint="BF" w:sz="8" w:space="0"/>
+        <w:bottom w:val="single" w:color="B3CC82" w:themeColor="accent3" w:themeTint="BF" w:sz="8" w:space="0"/>
+        <w:right w:val="single" w:color="B3CC82" w:themeColor="accent3" w:themeTint="BF" w:sz="8" w:space="0"/>
+        <w:insideH w:val="single" w:color="B3CC82" w:themeColor="accent3" w:themeTint="BF" w:sz="8" w:space="0"/>
+        <w:insideV w:val="single" w:color="B3CC82" w:themeColor="accent3" w:themeTint="BF" w:sz="8" w:space="0"/>
       </w:tblBorders>
       <w:tblCellMar>
         <w:top w:w="0" w:type="dxa"/>
@@ -8180,7 +8198,7 @@
       <w:tblPr/>
       <w:tcPr>
         <w:tcBorders>
-          <w:top w:val="single" w:sz="18" w:space="0" w:color="B3CC82" w:themeColor="accent3" w:themeTint="BF"/>
+          <w:top w:val="single" w:color="B3CC82" w:themeColor="accent3" w:themeTint="BF" w:sz="18" w:space="0"/>
         </w:tcBorders>
       </w:tcPr>
     </w:tblStylePr>
@@ -8222,12 +8240,12 @@
       <w:tblStyleColBandSize w:val="1"/>
       <w:tblInd w:w="0" w:type="dxa"/>
       <w:tblBorders>
-        <w:top w:val="single" w:sz="8" w:space="0" w:color="9F8AB9" w:themeColor="accent4" w:themeTint="BF"/>
-        <w:left w:val="single" w:sz="8" w:space="0" w:color="9F8AB9" w:themeColor="accent4" w:themeTint="BF"/>
-        <w:bottom w:val="single" w:sz="8" w:space="0" w:color="9F8AB9" w:themeColor="accent4" w:themeTint="BF"/>
-        <w:right w:val="single" w:sz="8" w:space="0" w:color="9F8AB9" w:themeColor="accent4" w:themeTint="BF"/>
-        <w:insideH w:val="single" w:sz="8" w:space="0" w:color="9F8AB9" w:themeColor="accent4" w:themeTint="BF"/>
-        <w:insideV w:val="single" w:sz="8" w:space="0" w:color="9F8AB9" w:themeColor="accent4" w:themeTint="BF"/>
+        <w:top w:val="single" w:color="9F8AB9" w:themeColor="accent4" w:themeTint="BF" w:sz="8" w:space="0"/>
+        <w:left w:val="single" w:color="9F8AB9" w:themeColor="accent4" w:themeTint="BF" w:sz="8" w:space="0"/>
+        <w:bottom w:val="single" w:color="9F8AB9" w:themeColor="accent4" w:themeTint="BF" w:sz="8" w:space="0"/>
+        <w:right w:val="single" w:color="9F8AB9" w:themeColor="accent4" w:themeTint="BF" w:sz="8" w:space="0"/>
+        <w:insideH w:val="single" w:color="9F8AB9" w:themeColor="accent4" w:themeTint="BF" w:sz="8" w:space="0"/>
+        <w:insideV w:val="single" w:color="9F8AB9" w:themeColor="accent4" w:themeTint="BF" w:sz="8" w:space="0"/>
       </w:tblBorders>
       <w:tblCellMar>
         <w:top w:w="0" w:type="dxa"/>
@@ -8253,7 +8271,7 @@
       <w:tblPr/>
       <w:tcPr>
         <w:tcBorders>
-          <w:top w:val="single" w:sz="18" w:space="0" w:color="9F8AB9" w:themeColor="accent4" w:themeTint="BF"/>
+          <w:top w:val="single" w:color="9F8AB9" w:themeColor="accent4" w:themeTint="BF" w:sz="18" w:space="0"/>
         </w:tcBorders>
       </w:tcPr>
     </w:tblStylePr>
@@ -8295,12 +8313,12 @@
       <w:tblStyleColBandSize w:val="1"/>
       <w:tblInd w:w="0" w:type="dxa"/>
       <w:tblBorders>
-        <w:top w:val="single" w:sz="8" w:space="0" w:color="78C0D4" w:themeColor="accent5" w:themeTint="BF"/>
-        <w:left w:val="single" w:sz="8" w:space="0" w:color="78C0D4" w:themeColor="accent5" w:themeTint="BF"/>
-        <w:bottom w:val="single" w:sz="8" w:space="0" w:color="78C0D4" w:themeColor="accent5" w:themeTint="BF"/>
-        <w:right w:val="single" w:sz="8" w:space="0" w:color="78C0D4" w:themeColor="accent5" w:themeTint="BF"/>
-        <w:insideH w:val="single" w:sz="8" w:space="0" w:color="78C0D4" w:themeColor="accent5" w:themeTint="BF"/>
-        <w:insideV w:val="single" w:sz="8" w:space="0" w:color="78C0D4" w:themeColor="accent5" w:themeTint="BF"/>
+        <w:top w:val="single" w:color="78C0D4" w:themeColor="accent5" w:themeTint="BF" w:sz="8" w:space="0"/>
+        <w:left w:val="single" w:color="78C0D4" w:themeColor="accent5" w:themeTint="BF" w:sz="8" w:space="0"/>
+        <w:bottom w:val="single" w:color="78C0D4" w:themeColor="accent5" w:themeTint="BF" w:sz="8" w:space="0"/>
+        <w:right w:val="single" w:color="78C0D4" w:themeColor="accent5" w:themeTint="BF" w:sz="8" w:space="0"/>
+        <w:insideH w:val="single" w:color="78C0D4" w:themeColor="accent5" w:themeTint="BF" w:sz="8" w:space="0"/>
+        <w:insideV w:val="single" w:color="78C0D4" w:themeColor="accent5" w:themeTint="BF" w:sz="8" w:space="0"/>
       </w:tblBorders>
       <w:tblCellMar>
         <w:top w:w="0" w:type="dxa"/>
@@ -8326,7 +8344,7 @@
       <w:tblPr/>
       <w:tcPr>
         <w:tcBorders>
-          <w:top w:val="single" w:sz="18" w:space="0" w:color="78C0D4" w:themeColor="accent5" w:themeTint="BF"/>
+          <w:top w:val="single" w:color="78C0D4" w:themeColor="accent5" w:themeTint="BF" w:sz="18" w:space="0"/>
         </w:tcBorders>
       </w:tcPr>
     </w:tblStylePr>
@@ -8368,12 +8386,12 @@
       <w:tblStyleColBandSize w:val="1"/>
       <w:tblInd w:w="0" w:type="dxa"/>
       <w:tblBorders>
-        <w:top w:val="single" w:sz="8" w:space="0" w:color="F9B074" w:themeColor="accent6" w:themeTint="BF"/>
-        <w:left w:val="single" w:sz="8" w:space="0" w:color="F9B074" w:themeColor="accent6" w:themeTint="BF"/>
-        <w:bottom w:val="single" w:sz="8" w:space="0" w:color="F9B074" w:themeColor="accent6" w:themeTint="BF"/>
-        <w:right w:val="single" w:sz="8" w:space="0" w:color="F9B074" w:themeColor="accent6" w:themeTint="BF"/>
-        <w:insideH w:val="single" w:sz="8" w:space="0" w:color="F9B074" w:themeColor="accent6" w:themeTint="BF"/>
-        <w:insideV w:val="single" w:sz="8" w:space="0" w:color="F9B074" w:themeColor="accent6" w:themeTint="BF"/>
+        <w:top w:val="single" w:color="F9B074" w:themeColor="accent6" w:themeTint="BF" w:sz="8" w:space="0"/>
+        <w:left w:val="single" w:color="F9B074" w:themeColor="accent6" w:themeTint="BF" w:sz="8" w:space="0"/>
+        <w:bottom w:val="single" w:color="F9B074" w:themeColor="accent6" w:themeTint="BF" w:sz="8" w:space="0"/>
+        <w:right w:val="single" w:color="F9B074" w:themeColor="accent6" w:themeTint="BF" w:sz="8" w:space="0"/>
+        <w:insideH w:val="single" w:color="F9B074" w:themeColor="accent6" w:themeTint="BF" w:sz="8" w:space="0"/>
+        <w:insideV w:val="single" w:color="F9B074" w:themeColor="accent6" w:themeTint="BF" w:sz="8" w:space="0"/>
       </w:tblBorders>
       <w:tblCellMar>
         <w:top w:w="0" w:type="dxa"/>
@@ -8399,7 +8417,7 @@
       <w:tblPr/>
       <w:tcPr>
         <w:tcBorders>
-          <w:top w:val="single" w:sz="18" w:space="0" w:color="F9B074" w:themeColor="accent6" w:themeTint="BF"/>
+          <w:top w:val="single" w:color="F9B074" w:themeColor="accent6" w:themeTint="BF" w:sz="18" w:space="0"/>
         </w:tcBorders>
       </w:tcPr>
     </w:tblStylePr>
@@ -8437,7 +8455,7 @@
       <w:spacing w:after="0" w:line="240" w:lineRule="auto"/>
     </w:pPr>
     <w:rPr>
-      <w:rFonts w:asciiTheme="majorHAnsi" w:eastAsiaTheme="majorEastAsia" w:hAnsiTheme="majorHAnsi" w:cstheme="majorBidi"/>
+      <w:rFonts w:asciiTheme="majorHAnsi" w:hAnsiTheme="majorHAnsi" w:eastAsiaTheme="majorEastAsia" w:cstheme="majorBidi"/>
       <w:color w:val="000000" w:themeColor="text1"/>
     </w:rPr>
     <w:tblPr>
@@ -8445,12 +8463,12 @@
       <w:tblStyleColBandSize w:val="1"/>
       <w:tblInd w:w="0" w:type="dxa"/>
       <w:tblBorders>
-        <w:top w:val="single" w:sz="8" w:space="0" w:color="000000" w:themeColor="text1"/>
-        <w:left w:val="single" w:sz="8" w:space="0" w:color="000000" w:themeColor="text1"/>
-        <w:bottom w:val="single" w:sz="8" w:space="0" w:color="000000" w:themeColor="text1"/>
-        <w:right w:val="single" w:sz="8" w:space="0" w:color="000000" w:themeColor="text1"/>
-        <w:insideH w:val="single" w:sz="8" w:space="0" w:color="000000" w:themeColor="text1"/>
-        <w:insideV w:val="single" w:sz="8" w:space="0" w:color="000000" w:themeColor="text1"/>
+        <w:top w:val="single" w:color="000000" w:themeColor="text1" w:sz="8" w:space="0"/>
+        <w:left w:val="single" w:color="000000" w:themeColor="text1" w:sz="8" w:space="0"/>
+        <w:bottom w:val="single" w:color="000000" w:themeColor="text1" w:sz="8" w:space="0"/>
+        <w:right w:val="single" w:color="000000" w:themeColor="text1" w:sz="8" w:space="0"/>
+        <w:insideH w:val="single" w:color="000000" w:themeColor="text1" w:sz="8" w:space="0"/>
+        <w:insideV w:val="single" w:color="000000" w:themeColor="text1" w:sz="8" w:space="0"/>
       </w:tblBorders>
       <w:tblCellMar>
         <w:top w:w="0" w:type="dxa"/>
@@ -8482,7 +8500,7 @@
       <w:tblPr/>
       <w:tcPr>
         <w:tcBorders>
-          <w:top w:val="single" w:sz="12" w:space="0" w:color="000000" w:themeColor="text1"/>
+          <w:top w:val="single" w:color="000000" w:themeColor="text1" w:sz="12" w:space="0"/>
           <w:left w:val="nil"/>
           <w:bottom w:val="nil"/>
           <w:right w:val="nil"/>
@@ -8540,8 +8558,8 @@
       <w:tblPr/>
       <w:tcPr>
         <w:tcBorders>
-          <w:insideH w:val="single" w:sz="6" w:space="0" w:color="000000" w:themeColor="text1"/>
-          <w:insideV w:val="single" w:sz="6" w:space="0" w:color="000000" w:themeColor="text1"/>
+          <w:insideH w:val="single" w:color="000000" w:themeColor="text1" w:sz="6" w:space="0"/>
+          <w:insideV w:val="single" w:color="000000" w:themeColor="text1" w:sz="6" w:space="0"/>
         </w:tcBorders>
         <w:shd w:val="clear" w:color="auto" w:fill="808080" w:themeFill="text1" w:themeFillTint="7F"/>
       </w:tcPr>
@@ -8562,7 +8580,7 @@
       <w:spacing w:after="0" w:line="240" w:lineRule="auto"/>
     </w:pPr>
     <w:rPr>
-      <w:rFonts w:asciiTheme="majorHAnsi" w:eastAsiaTheme="majorEastAsia" w:hAnsiTheme="majorHAnsi" w:cstheme="majorBidi"/>
+      <w:rFonts w:asciiTheme="majorHAnsi" w:hAnsiTheme="majorHAnsi" w:eastAsiaTheme="majorEastAsia" w:cstheme="majorBidi"/>
       <w:color w:val="000000" w:themeColor="text1"/>
     </w:rPr>
     <w:tblPr>
@@ -8570,12 +8588,12 @@
       <w:tblStyleColBandSize w:val="1"/>
       <w:tblInd w:w="0" w:type="dxa"/>
       <w:tblBorders>
-        <w:top w:val="single" w:sz="8" w:space="0" w:color="4F81BD" w:themeColor="accent1"/>
-        <w:left w:val="single" w:sz="8" w:space="0" w:color="4F81BD" w:themeColor="accent1"/>
-        <w:bottom w:val="single" w:sz="8" w:space="0" w:color="4F81BD" w:themeColor="accent1"/>
-        <w:right w:val="single" w:sz="8" w:space="0" w:color="4F81BD" w:themeColor="accent1"/>
-        <w:insideH w:val="single" w:sz="8" w:space="0" w:color="4F81BD" w:themeColor="accent1"/>
-        <w:insideV w:val="single" w:sz="8" w:space="0" w:color="4F81BD" w:themeColor="accent1"/>
+        <w:top w:val="single" w:color="4F81BD" w:themeColor="accent1" w:sz="8" w:space="0"/>
+        <w:left w:val="single" w:color="4F81BD" w:themeColor="accent1" w:sz="8" w:space="0"/>
+        <w:bottom w:val="single" w:color="4F81BD" w:themeColor="accent1" w:sz="8" w:space="0"/>
+        <w:right w:val="single" w:color="4F81BD" w:themeColor="accent1" w:sz="8" w:space="0"/>
+        <w:insideH w:val="single" w:color="4F81BD" w:themeColor="accent1" w:sz="8" w:space="0"/>
+        <w:insideV w:val="single" w:color="4F81BD" w:themeColor="accent1" w:sz="8" w:space="0"/>
       </w:tblBorders>
       <w:tblCellMar>
         <w:top w:w="0" w:type="dxa"/>
@@ -8607,7 +8625,7 @@
       <w:tblPr/>
       <w:tcPr>
         <w:tcBorders>
-          <w:top w:val="single" w:sz="12" w:space="0" w:color="000000" w:themeColor="text1"/>
+          <w:top w:val="single" w:color="000000" w:themeColor="text1" w:sz="12" w:space="0"/>
           <w:left w:val="nil"/>
           <w:bottom w:val="nil"/>
           <w:right w:val="nil"/>
@@ -8665,8 +8683,8 @@
       <w:tblPr/>
       <w:tcPr>
         <w:tcBorders>
-          <w:insideH w:val="single" w:sz="6" w:space="0" w:color="4F81BD" w:themeColor="accent1"/>
-          <w:insideV w:val="single" w:sz="6" w:space="0" w:color="4F81BD" w:themeColor="accent1"/>
+          <w:insideH w:val="single" w:color="4F81BD" w:themeColor="accent1" w:sz="6" w:space="0"/>
+          <w:insideV w:val="single" w:color="4F81BD" w:themeColor="accent1" w:sz="6" w:space="0"/>
         </w:tcBorders>
         <w:shd w:val="clear" w:color="auto" w:fill="A7BFDE" w:themeFill="accent1" w:themeFillTint="7F"/>
       </w:tcPr>
@@ -8687,7 +8705,7 @@
       <w:spacing w:after="0" w:line="240" w:lineRule="auto"/>
     </w:pPr>
     <w:rPr>
-      <w:rFonts w:asciiTheme="majorHAnsi" w:eastAsiaTheme="majorEastAsia" w:hAnsiTheme="majorHAnsi" w:cstheme="majorBidi"/>
+      <w:rFonts w:asciiTheme="majorHAnsi" w:hAnsiTheme="majorHAnsi" w:eastAsiaTheme="majorEastAsia" w:cstheme="majorBidi"/>
       <w:color w:val="000000" w:themeColor="text1"/>
     </w:rPr>
     <w:tblPr>
@@ -8695,12 +8713,12 @@
       <w:tblStyleColBandSize w:val="1"/>
       <w:tblInd w:w="0" w:type="dxa"/>
       <w:tblBorders>
-        <w:top w:val="single" w:sz="8" w:space="0" w:color="C0504D" w:themeColor="accent2"/>
-        <w:left w:val="single" w:sz="8" w:space="0" w:color="C0504D" w:themeColor="accent2"/>
-        <w:bottom w:val="single" w:sz="8" w:space="0" w:color="C0504D" w:themeColor="accent2"/>
-        <w:right w:val="single" w:sz="8" w:space="0" w:color="C0504D" w:themeColor="accent2"/>
-        <w:insideH w:val="single" w:sz="8" w:space="0" w:color="C0504D" w:themeColor="accent2"/>
-        <w:insideV w:val="single" w:sz="8" w:space="0" w:color="C0504D" w:themeColor="accent2"/>
+        <w:top w:val="single" w:color="C0504D" w:themeColor="accent2" w:sz="8" w:space="0"/>
+        <w:left w:val="single" w:color="C0504D" w:themeColor="accent2" w:sz="8" w:space="0"/>
+        <w:bottom w:val="single" w:color="C0504D" w:themeColor="accent2" w:sz="8" w:space="0"/>
+        <w:right w:val="single" w:color="C0504D" w:themeColor="accent2" w:sz="8" w:space="0"/>
+        <w:insideH w:val="single" w:color="C0504D" w:themeColor="accent2" w:sz="8" w:space="0"/>
+        <w:insideV w:val="single" w:color="C0504D" w:themeColor="accent2" w:sz="8" w:space="0"/>
       </w:tblBorders>
       <w:tblCellMar>
         <w:top w:w="0" w:type="dxa"/>
@@ -8732,7 +8750,7 @@
       <w:tblPr/>
       <w:tcPr>
         <w:tcBorders>
-          <w:top w:val="single" w:sz="12" w:space="0" w:color="000000" w:themeColor="text1"/>
+          <w:top w:val="single" w:color="000000" w:themeColor="text1" w:sz="12" w:space="0"/>
           <w:left w:val="nil"/>
           <w:bottom w:val="nil"/>
           <w:right w:val="nil"/>
@@ -8790,8 +8808,8 @@
       <w:tblPr/>
       <w:tcPr>
         <w:tcBorders>
-          <w:insideH w:val="single" w:sz="6" w:space="0" w:color="C0504D" w:themeColor="accent2"/>
-          <w:insideV w:val="single" w:sz="6" w:space="0" w:color="C0504D" w:themeColor="accent2"/>
+          <w:insideH w:val="single" w:color="C0504D" w:themeColor="accent2" w:sz="6" w:space="0"/>
+          <w:insideV w:val="single" w:color="C0504D" w:themeColor="accent2" w:sz="6" w:space="0"/>
         </w:tcBorders>
         <w:shd w:val="clear" w:color="auto" w:fill="DFA7A6" w:themeFill="accent2" w:themeFillTint="7F"/>
       </w:tcPr>
@@ -8812,7 +8830,7 @@
       <w:spacing w:after="0" w:line="240" w:lineRule="auto"/>
     </w:pPr>
     <w:rPr>
-      <w:rFonts w:asciiTheme="majorHAnsi" w:eastAsiaTheme="majorEastAsia" w:hAnsiTheme="majorHAnsi" w:cstheme="majorBidi"/>
+      <w:rFonts w:asciiTheme="majorHAnsi" w:hAnsiTheme="majorHAnsi" w:eastAsiaTheme="majorEastAsia" w:cstheme="majorBidi"/>
       <w:color w:val="000000" w:themeColor="text1"/>
     </w:rPr>
     <w:tblPr>
@@ -8820,12 +8838,12 @@
       <w:tblStyleColBandSize w:val="1"/>
       <w:tblInd w:w="0" w:type="dxa"/>
       <w:tblBorders>
-        <w:top w:val="single" w:sz="8" w:space="0" w:color="9BBB59" w:themeColor="accent3"/>
-        <w:left w:val="single" w:sz="8" w:space="0" w:color="9BBB59" w:themeColor="accent3"/>
-        <w:bottom w:val="single" w:sz="8" w:space="0" w:color="9BBB59" w:themeColor="accent3"/>
-        <w:right w:val="single" w:sz="8" w:space="0" w:color="9BBB59" w:themeColor="accent3"/>
-        <w:insideH w:val="single" w:sz="8" w:space="0" w:color="9BBB59" w:themeColor="accent3"/>
-        <w:insideV w:val="single" w:sz="8" w:space="0" w:color="9BBB59" w:themeColor="accent3"/>
+        <w:top w:val="single" w:color="9BBB59" w:themeColor="accent3" w:sz="8" w:space="0"/>
+        <w:left w:val="single" w:color="9BBB59" w:themeColor="accent3" w:sz="8" w:space="0"/>
+        <w:bottom w:val="single" w:color="9BBB59" w:themeColor="accent3" w:sz="8" w:space="0"/>
+        <w:right w:val="single" w:color="9BBB59" w:themeColor="accent3" w:sz="8" w:space="0"/>
+        <w:insideH w:val="single" w:color="9BBB59" w:themeColor="accent3" w:sz="8" w:space="0"/>
+        <w:insideV w:val="single" w:color="9BBB59" w:themeColor="accent3" w:sz="8" w:space="0"/>
       </w:tblBorders>
       <w:tblCellMar>
         <w:top w:w="0" w:type="dxa"/>
@@ -8857,7 +8875,7 @@
       <w:tblPr/>
       <w:tcPr>
         <w:tcBorders>
-          <w:top w:val="single" w:sz="12" w:space="0" w:color="000000" w:themeColor="text1"/>
+          <w:top w:val="single" w:color="000000" w:themeColor="text1" w:sz="12" w:space="0"/>
           <w:left w:val="nil"/>
           <w:bottom w:val="nil"/>
           <w:right w:val="nil"/>
@@ -8915,8 +8933,8 @@
       <w:tblPr/>
       <w:tcPr>
         <w:tcBorders>
-          <w:insideH w:val="single" w:sz="6" w:space="0" w:color="9BBB59" w:themeColor="accent3"/>
-          <w:insideV w:val="single" w:sz="6" w:space="0" w:color="9BBB59" w:themeColor="accent3"/>
+          <w:insideH w:val="single" w:color="9BBB59" w:themeColor="accent3" w:sz="6" w:space="0"/>
+          <w:insideV w:val="single" w:color="9BBB59" w:themeColor="accent3" w:sz="6" w:space="0"/>
         </w:tcBorders>
         <w:shd w:val="clear" w:color="auto" w:fill="CDDDAC" w:themeFill="accent3" w:themeFillTint="7F"/>
       </w:tcPr>
@@ -8937,7 +8955,7 @@
       <w:spacing w:after="0" w:line="240" w:lineRule="auto"/>
     </w:pPr>
     <w:rPr>
-      <w:rFonts w:asciiTheme="majorHAnsi" w:eastAsiaTheme="majorEastAsia" w:hAnsiTheme="majorHAnsi" w:cstheme="majorBidi"/>
+      <w:rFonts w:asciiTheme="majorHAnsi" w:hAnsiTheme="majorHAnsi" w:eastAsiaTheme="majorEastAsia" w:cstheme="majorBidi"/>
       <w:color w:val="000000" w:themeColor="text1"/>
     </w:rPr>
     <w:tblPr>
@@ -8945,12 +8963,12 @@
       <w:tblStyleColBandSize w:val="1"/>
       <w:tblInd w:w="0" w:type="dxa"/>
       <w:tblBorders>
-        <w:top w:val="single" w:sz="8" w:space="0" w:color="8064A2" w:themeColor="accent4"/>
-        <w:left w:val="single" w:sz="8" w:space="0" w:color="8064A2" w:themeColor="accent4"/>
-        <w:bottom w:val="single" w:sz="8" w:space="0" w:color="8064A2" w:themeColor="accent4"/>
-        <w:right w:val="single" w:sz="8" w:space="0" w:color="8064A2" w:themeColor="accent4"/>
-        <w:insideH w:val="single" w:sz="8" w:space="0" w:color="8064A2" w:themeColor="accent4"/>
-        <w:insideV w:val="single" w:sz="8" w:space="0" w:color="8064A2" w:themeColor="accent4"/>
+        <w:top w:val="single" w:color="8064A2" w:themeColor="accent4" w:sz="8" w:space="0"/>
+        <w:left w:val="single" w:color="8064A2" w:themeColor="accent4" w:sz="8" w:space="0"/>
+        <w:bottom w:val="single" w:color="8064A2" w:themeColor="accent4" w:sz="8" w:space="0"/>
+        <w:right w:val="single" w:color="8064A2" w:themeColor="accent4" w:sz="8" w:space="0"/>
+        <w:insideH w:val="single" w:color="8064A2" w:themeColor="accent4" w:sz="8" w:space="0"/>
+        <w:insideV w:val="single" w:color="8064A2" w:themeColor="accent4" w:sz="8" w:space="0"/>
       </w:tblBorders>
       <w:tblCellMar>
         <w:top w:w="0" w:type="dxa"/>
@@ -8982,7 +9000,7 @@
       <w:tblPr/>
       <w:tcPr>
         <w:tcBorders>
-          <w:top w:val="single" w:sz="12" w:space="0" w:color="000000" w:themeColor="text1"/>
+          <w:top w:val="single" w:color="000000" w:themeColor="text1" w:sz="12" w:space="0"/>
           <w:left w:val="nil"/>
           <w:bottom w:val="nil"/>
           <w:right w:val="nil"/>
@@ -9040,8 +9058,8 @@
       <w:tblPr/>
       <w:tcPr>
         <w:tcBorders>
-          <w:insideH w:val="single" w:sz="6" w:space="0" w:color="8064A2" w:themeColor="accent4"/>
-          <w:insideV w:val="single" w:sz="6" w:space="0" w:color="8064A2" w:themeColor="accent4"/>
+          <w:insideH w:val="single" w:color="8064A2" w:themeColor="accent4" w:sz="6" w:space="0"/>
+          <w:insideV w:val="single" w:color="8064A2" w:themeColor="accent4" w:sz="6" w:space="0"/>
         </w:tcBorders>
         <w:shd w:val="clear" w:color="auto" w:fill="BFB1D0" w:themeFill="accent4" w:themeFillTint="7F"/>
       </w:tcPr>
@@ -9062,7 +9080,7 @@
       <w:spacing w:after="0" w:line="240" w:lineRule="auto"/>
     </w:pPr>
     <w:rPr>
-      <w:rFonts w:asciiTheme="majorHAnsi" w:eastAsiaTheme="majorEastAsia" w:hAnsiTheme="majorHAnsi" w:cstheme="majorBidi"/>
+      <w:rFonts w:asciiTheme="majorHAnsi" w:hAnsiTheme="majorHAnsi" w:eastAsiaTheme="majorEastAsia" w:cstheme="majorBidi"/>
       <w:color w:val="000000" w:themeColor="text1"/>
     </w:rPr>
     <w:tblPr>
@@ -9070,12 +9088,12 @@
       <w:tblStyleColBandSize w:val="1"/>
       <w:tblInd w:w="0" w:type="dxa"/>
       <w:tblBorders>
-        <w:top w:val="single" w:sz="8" w:space="0" w:color="4BACC6" w:themeColor="accent5"/>
-        <w:left w:val="single" w:sz="8" w:space="0" w:color="4BACC6" w:themeColor="accent5"/>
-        <w:bottom w:val="single" w:sz="8" w:space="0" w:color="4BACC6" w:themeColor="accent5"/>
-        <w:right w:val="single" w:sz="8" w:space="0" w:color="4BACC6" w:themeColor="accent5"/>
-        <w:insideH w:val="single" w:sz="8" w:space="0" w:color="4BACC6" w:themeColor="accent5"/>
-        <w:insideV w:val="single" w:sz="8" w:space="0" w:color="4BACC6" w:themeColor="accent5"/>
+        <w:top w:val="single" w:color="4BACC6" w:themeColor="accent5" w:sz="8" w:space="0"/>
+        <w:left w:val="single" w:color="4BACC6" w:themeColor="accent5" w:sz="8" w:space="0"/>
+        <w:bottom w:val="single" w:color="4BACC6" w:themeColor="accent5" w:sz="8" w:space="0"/>
+        <w:right w:val="single" w:color="4BACC6" w:themeColor="accent5" w:sz="8" w:space="0"/>
+        <w:insideH w:val="single" w:color="4BACC6" w:themeColor="accent5" w:sz="8" w:space="0"/>
+        <w:insideV w:val="single" w:color="4BACC6" w:themeColor="accent5" w:sz="8" w:space="0"/>
       </w:tblBorders>
       <w:tblCellMar>
         <w:top w:w="0" w:type="dxa"/>
@@ -9107,7 +9125,7 @@
       <w:tblPr/>
       <w:tcPr>
         <w:tcBorders>
-          <w:top w:val="single" w:sz="12" w:space="0" w:color="000000" w:themeColor="text1"/>
+          <w:top w:val="single" w:color="000000" w:themeColor="text1" w:sz="12" w:space="0"/>
           <w:left w:val="nil"/>
           <w:bottom w:val="nil"/>
           <w:right w:val="nil"/>
@@ -9165,8 +9183,8 @@
       <w:tblPr/>
       <w:tcPr>
         <w:tcBorders>
-          <w:insideH w:val="single" w:sz="6" w:space="0" w:color="4BACC6" w:themeColor="accent5"/>
-          <w:insideV w:val="single" w:sz="6" w:space="0" w:color="4BACC6" w:themeColor="accent5"/>
+          <w:insideH w:val="single" w:color="4BACC6" w:themeColor="accent5" w:sz="6" w:space="0"/>
+          <w:insideV w:val="single" w:color="4BACC6" w:themeColor="accent5" w:sz="6" w:space="0"/>
         </w:tcBorders>
         <w:shd w:val="clear" w:color="auto" w:fill="A5D5E2" w:themeFill="accent5" w:themeFillTint="7F"/>
       </w:tcPr>
@@ -9187,7 +9205,7 @@
       <w:spacing w:after="0" w:line="240" w:lineRule="auto"/>
     </w:pPr>
     <w:rPr>
-      <w:rFonts w:asciiTheme="majorHAnsi" w:eastAsiaTheme="majorEastAsia" w:hAnsiTheme="majorHAnsi" w:cstheme="majorBidi"/>
+      <w:rFonts w:asciiTheme="majorHAnsi" w:hAnsiTheme="majorHAnsi" w:eastAsiaTheme="majorEastAsia" w:cstheme="majorBidi"/>
       <w:color w:val="000000" w:themeColor="text1"/>
     </w:rPr>
     <w:tblPr>
@@ -9195,12 +9213,12 @@
       <w:tblStyleColBandSize w:val="1"/>
       <w:tblInd w:w="0" w:type="dxa"/>
       <w:tblBorders>
-        <w:top w:val="single" w:sz="8" w:space="0" w:color="F79646" w:themeColor="accent6"/>
-        <w:left w:val="single" w:sz="8" w:space="0" w:color="F79646" w:themeColor="accent6"/>
-        <w:bottom w:val="single" w:sz="8" w:space="0" w:color="F79646" w:themeColor="accent6"/>
-        <w:right w:val="single" w:sz="8" w:space="0" w:color="F79646" w:themeColor="accent6"/>
-        <w:insideH w:val="single" w:sz="8" w:space="0" w:color="F79646" w:themeColor="accent6"/>
-        <w:insideV w:val="single" w:sz="8" w:space="0" w:color="F79646" w:themeColor="accent6"/>
+        <w:top w:val="single" w:color="F79646" w:themeColor="accent6" w:sz="8" w:space="0"/>
+        <w:left w:val="single" w:color="F79646" w:themeColor="accent6" w:sz="8" w:space="0"/>
+        <w:bottom w:val="single" w:color="F79646" w:themeColor="accent6" w:sz="8" w:space="0"/>
+        <w:right w:val="single" w:color="F79646" w:themeColor="accent6" w:sz="8" w:space="0"/>
+        <w:insideH w:val="single" w:color="F79646" w:themeColor="accent6" w:sz="8" w:space="0"/>
+        <w:insideV w:val="single" w:color="F79646" w:themeColor="accent6" w:sz="8" w:space="0"/>
       </w:tblBorders>
       <w:tblCellMar>
         <w:top w:w="0" w:type="dxa"/>
@@ -9232,7 +9250,7 @@
       <w:tblPr/>
       <w:tcPr>
         <w:tcBorders>
-          <w:top w:val="single" w:sz="12" w:space="0" w:color="000000" w:themeColor="text1"/>
+          <w:top w:val="single" w:color="000000" w:themeColor="text1" w:sz="12" w:space="0"/>
           <w:left w:val="nil"/>
           <w:bottom w:val="nil"/>
           <w:right w:val="nil"/>
@@ -9290,8 +9308,8 @@
       <w:tblPr/>
       <w:tcPr>
         <w:tcBorders>
-          <w:insideH w:val="single" w:sz="6" w:space="0" w:color="F79646" w:themeColor="accent6"/>
-          <w:insideV w:val="single" w:sz="6" w:space="0" w:color="F79646" w:themeColor="accent6"/>
+          <w:insideH w:val="single" w:color="F79646" w:themeColor="accent6" w:sz="6" w:space="0"/>
+          <w:insideV w:val="single" w:color="F79646" w:themeColor="accent6" w:sz="6" w:space="0"/>
         </w:tcBorders>
         <w:shd w:val="clear" w:color="auto" w:fill="FBCAA2" w:themeFill="accent6" w:themeFillTint="7F"/>
       </w:tcPr>
@@ -9316,12 +9334,12 @@
       <w:tblStyleColBandSize w:val="1"/>
       <w:tblInd w:w="0" w:type="dxa"/>
       <w:tblBorders>
-        <w:top w:val="single" w:sz="8" w:space="0" w:color="FFFFFF" w:themeColor="background1"/>
-        <w:left w:val="single" w:sz="8" w:space="0" w:color="FFFFFF" w:themeColor="background1"/>
-        <w:bottom w:val="single" w:sz="8" w:space="0" w:color="FFFFFF" w:themeColor="background1"/>
-        <w:right w:val="single" w:sz="8" w:space="0" w:color="FFFFFF" w:themeColor="background1"/>
-        <w:insideH w:val="single" w:sz="6" w:space="0" w:color="FFFFFF" w:themeColor="background1"/>
-        <w:insideV w:val="single" w:sz="6" w:space="0" w:color="FFFFFF" w:themeColor="background1"/>
+        <w:top w:val="single" w:color="FFFFFF" w:themeColor="background1" w:sz="8" w:space="0"/>
+        <w:left w:val="single" w:color="FFFFFF" w:themeColor="background1" w:sz="8" w:space="0"/>
+        <w:bottom w:val="single" w:color="FFFFFF" w:themeColor="background1" w:sz="8" w:space="0"/>
+        <w:right w:val="single" w:color="FFFFFF" w:themeColor="background1" w:sz="8" w:space="0"/>
+        <w:insideH w:val="single" w:color="FFFFFF" w:themeColor="background1" w:sz="6" w:space="0"/>
+        <w:insideV w:val="single" w:color="FFFFFF" w:themeColor="background1" w:sz="6" w:space="0"/>
       </w:tblBorders>
       <w:tblCellMar>
         <w:top w:w="0" w:type="dxa"/>
@@ -9344,12 +9362,12 @@
       <w:tblPr/>
       <w:tcPr>
         <w:tcBorders>
-          <w:top w:val="single" w:sz="8" w:space="0" w:color="FFFFFF" w:themeColor="background1"/>
-          <w:left w:val="single" w:sz="8" w:space="0" w:color="FFFFFF" w:themeColor="background1"/>
-          <w:bottom w:val="single" w:sz="24" w:space="0" w:color="FFFFFF" w:themeColor="background1"/>
-          <w:right w:val="single" w:sz="8" w:space="0" w:color="FFFFFF" w:themeColor="background1"/>
-          <w:insideH w:val="nil"/>
-          <w:insideV w:val="single" w:sz="8" w:space="0" w:color="FFFFFF" w:themeColor="background1"/>
+          <w:top w:val="single" w:color="FFFFFF" w:themeColor="background1" w:sz="8" w:space="0"/>
+          <w:left w:val="single" w:color="FFFFFF" w:themeColor="background1" w:sz="8" w:space="0"/>
+          <w:bottom w:val="single" w:color="FFFFFF" w:themeColor="background1" w:sz="24" w:space="0"/>
+          <w:right w:val="single" w:color="FFFFFF" w:themeColor="background1" w:sz="8" w:space="0"/>
+          <w:insideH w:val="nil"/>
+          <w:insideV w:val="single" w:color="FFFFFF" w:themeColor="background1" w:sz="8" w:space="0"/>
         </w:tcBorders>
         <w:shd w:val="clear" w:color="auto" w:fill="000000" w:themeFill="text1"/>
       </w:tcPr>
@@ -9365,12 +9383,12 @@
       <w:tblPr/>
       <w:tcPr>
         <w:tcBorders>
-          <w:top w:val="single" w:sz="24" w:space="0" w:color="FFFFFF" w:themeColor="background1"/>
-          <w:left w:val="single" w:sz="8" w:space="0" w:color="FFFFFF" w:themeColor="background1"/>
-          <w:bottom w:val="single" w:sz="8" w:space="0" w:color="FFFFFF" w:themeColor="background1"/>
-          <w:right w:val="single" w:sz="8" w:space="0" w:color="FFFFFF" w:themeColor="background1"/>
-          <w:insideH w:val="nil"/>
-          <w:insideV w:val="single" w:sz="8" w:space="0" w:color="FFFFFF" w:themeColor="background1"/>
+          <w:top w:val="single" w:color="FFFFFF" w:themeColor="background1" w:sz="24" w:space="0"/>
+          <w:left w:val="single" w:color="FFFFFF" w:themeColor="background1" w:sz="8" w:space="0"/>
+          <w:bottom w:val="single" w:color="FFFFFF" w:themeColor="background1" w:sz="8" w:space="0"/>
+          <w:right w:val="single" w:color="FFFFFF" w:themeColor="background1" w:sz="8" w:space="0"/>
+          <w:insideH w:val="nil"/>
+          <w:insideV w:val="single" w:color="FFFFFF" w:themeColor="background1" w:sz="8" w:space="0"/>
         </w:tcBorders>
         <w:shd w:val="clear" w:color="auto" w:fill="000000" w:themeFill="text1"/>
       </w:tcPr>
@@ -9386,8 +9404,8 @@
       <w:tblPr/>
       <w:tcPr>
         <w:tcBorders>
-          <w:left w:val="single" w:sz="8" w:space="0" w:color="FFFFFF" w:themeColor="background1"/>
-          <w:right w:val="single" w:sz="24" w:space="0" w:color="FFFFFF" w:themeColor="background1"/>
+          <w:left w:val="single" w:color="FFFFFF" w:themeColor="background1" w:sz="8" w:space="0"/>
+          <w:right w:val="single" w:color="FFFFFF" w:themeColor="background1" w:sz="24" w:space="0"/>
           <w:insideH w:val="nil"/>
           <w:insideV w:val="nil"/>
         </w:tcBorders>
@@ -9406,7 +9424,7 @@
       <w:tcPr>
         <w:tcBorders>
           <w:top w:val="nil"/>
-          <w:left w:val="single" w:sz="24" w:space="0" w:color="FFFFFF" w:themeColor="background1"/>
+          <w:left w:val="single" w:color="FFFFFF" w:themeColor="background1" w:sz="24" w:space="0"/>
           <w:bottom w:val="nil"/>
           <w:right w:val="nil"/>
           <w:insideH w:val="nil"/>
@@ -9419,10 +9437,10 @@
       <w:tblPr/>
       <w:tcPr>
         <w:tcBorders>
-          <w:top w:val="single" w:sz="8" w:space="0" w:color="FFFFFF" w:themeColor="background1"/>
-          <w:left w:val="single" w:sz="8" w:space="0" w:color="FFFFFF" w:themeColor="background1"/>
-          <w:bottom w:val="single" w:sz="8" w:space="0" w:color="FFFFFF" w:themeColor="background1"/>
-          <w:right w:val="single" w:sz="8" w:space="0" w:color="FFFFFF" w:themeColor="background1"/>
+          <w:top w:val="single" w:color="FFFFFF" w:themeColor="background1" w:sz="8" w:space="0"/>
+          <w:left w:val="single" w:color="FFFFFF" w:themeColor="background1" w:sz="8" w:space="0"/>
+          <w:bottom w:val="single" w:color="FFFFFF" w:themeColor="background1" w:sz="8" w:space="0"/>
+          <w:right w:val="single" w:color="FFFFFF" w:themeColor="background1" w:sz="8" w:space="0"/>
           <w:insideH w:val="nil"/>
           <w:insideV w:val="nil"/>
         </w:tcBorders>
@@ -9433,12 +9451,12 @@
       <w:tblPr/>
       <w:tcPr>
         <w:tcBorders>
-          <w:top w:val="single" w:sz="8" w:space="0" w:color="FFFFFF" w:themeColor="background1"/>
-          <w:left w:val="single" w:sz="8" w:space="0" w:color="FFFFFF" w:themeColor="background1"/>
-          <w:bottom w:val="single" w:sz="8" w:space="0" w:color="FFFFFF" w:themeColor="background1"/>
-          <w:right w:val="single" w:sz="8" w:space="0" w:color="FFFFFF" w:themeColor="background1"/>
-          <w:insideH w:val="single" w:sz="8" w:space="0" w:color="FFFFFF" w:themeColor="background1"/>
-          <w:insideV w:val="single" w:sz="8" w:space="0" w:color="FFFFFF" w:themeColor="background1"/>
+          <w:top w:val="single" w:color="FFFFFF" w:themeColor="background1" w:sz="8" w:space="0"/>
+          <w:left w:val="single" w:color="FFFFFF" w:themeColor="background1" w:sz="8" w:space="0"/>
+          <w:bottom w:val="single" w:color="FFFFFF" w:themeColor="background1" w:sz="8" w:space="0"/>
+          <w:right w:val="single" w:color="FFFFFF" w:themeColor="background1" w:sz="8" w:space="0"/>
+          <w:insideH w:val="single" w:color="FFFFFF" w:themeColor="background1" w:sz="8" w:space="0"/>
+          <w:insideV w:val="single" w:color="FFFFFF" w:themeColor="background1" w:sz="8" w:space="0"/>
         </w:tcBorders>
         <w:shd w:val="clear" w:color="auto" w:fill="808080" w:themeFill="text1" w:themeFillTint="7F"/>
       </w:tcPr>
@@ -9457,12 +9475,12 @@
       <w:tblStyleColBandSize w:val="1"/>
       <w:tblInd w:w="0" w:type="dxa"/>
       <w:tblBorders>
-        <w:top w:val="single" w:sz="8" w:space="0" w:color="FFFFFF" w:themeColor="background1"/>
-        <w:left w:val="single" w:sz="8" w:space="0" w:color="FFFFFF" w:themeColor="background1"/>
-        <w:bottom w:val="single" w:sz="8" w:space="0" w:color="FFFFFF" w:themeColor="background1"/>
-        <w:right w:val="single" w:sz="8" w:space="0" w:color="FFFFFF" w:themeColor="background1"/>
-        <w:insideH w:val="single" w:sz="6" w:space="0" w:color="FFFFFF" w:themeColor="background1"/>
-        <w:insideV w:val="single" w:sz="6" w:space="0" w:color="FFFFFF" w:themeColor="background1"/>
+        <w:top w:val="single" w:color="FFFFFF" w:themeColor="background1" w:sz="8" w:space="0"/>
+        <w:left w:val="single" w:color="FFFFFF" w:themeColor="background1" w:sz="8" w:space="0"/>
+        <w:bottom w:val="single" w:color="FFFFFF" w:themeColor="background1" w:sz="8" w:space="0"/>
+        <w:right w:val="single" w:color="FFFFFF" w:themeColor="background1" w:sz="8" w:space="0"/>
+        <w:insideH w:val="single" w:color="FFFFFF" w:themeColor="background1" w:sz="6" w:space="0"/>
+        <w:insideV w:val="single" w:color="FFFFFF" w:themeColor="background1" w:sz="6" w:space="0"/>
       </w:tblBorders>
       <w:tblCellMar>
         <w:top w:w="0" w:type="dxa"/>
@@ -9485,12 +9503,12 @@
       <w:tblPr/>
       <w:tcPr>
         <w:tcBorders>
-          <w:top w:val="single" w:sz="8" w:space="0" w:color="FFFFFF" w:themeColor="background1"/>
-          <w:left w:val="single" w:sz="8" w:space="0" w:color="FFFFFF" w:themeColor="background1"/>
-          <w:bottom w:val="single" w:sz="24" w:space="0" w:color="FFFFFF" w:themeColor="background1"/>
-          <w:right w:val="single" w:sz="8" w:space="0" w:color="FFFFFF" w:themeColor="background1"/>
-          <w:insideH w:val="nil"/>
-          <w:insideV w:val="single" w:sz="8" w:space="0" w:color="FFFFFF" w:themeColor="background1"/>
+          <w:top w:val="single" w:color="FFFFFF" w:themeColor="background1" w:sz="8" w:space="0"/>
+          <w:left w:val="single" w:color="FFFFFF" w:themeColor="background1" w:sz="8" w:space="0"/>
+          <w:bottom w:val="single" w:color="FFFFFF" w:themeColor="background1" w:sz="24" w:space="0"/>
+          <w:right w:val="single" w:color="FFFFFF" w:themeColor="background1" w:sz="8" w:space="0"/>
+          <w:insideH w:val="nil"/>
+          <w:insideV w:val="single" w:color="FFFFFF" w:themeColor="background1" w:sz="8" w:space="0"/>
         </w:tcBorders>
         <w:shd w:val="clear" w:color="auto" w:fill="4F81BD" w:themeFill="accent1"/>
       </w:tcPr>
@@ -9506,12 +9524,12 @@
       <w:tblPr/>
       <w:tcPr>
         <w:tcBorders>
-          <w:top w:val="single" w:sz="24" w:space="0" w:color="FFFFFF" w:themeColor="background1"/>
-          <w:left w:val="single" w:sz="8" w:space="0" w:color="FFFFFF" w:themeColor="background1"/>
-          <w:bottom w:val="single" w:sz="8" w:space="0" w:color="FFFFFF" w:themeColor="background1"/>
-          <w:right w:val="single" w:sz="8" w:space="0" w:color="FFFFFF" w:themeColor="background1"/>
-          <w:insideH w:val="nil"/>
-          <w:insideV w:val="single" w:sz="8" w:space="0" w:color="FFFFFF" w:themeColor="background1"/>
+          <w:top w:val="single" w:color="FFFFFF" w:themeColor="background1" w:sz="24" w:space="0"/>
+          <w:left w:val="single" w:color="FFFFFF" w:themeColor="background1" w:sz="8" w:space="0"/>
+          <w:bottom w:val="single" w:color="FFFFFF" w:themeColor="background1" w:sz="8" w:space="0"/>
+          <w:right w:val="single" w:color="FFFFFF" w:themeColor="background1" w:sz="8" w:space="0"/>
+          <w:insideH w:val="nil"/>
+          <w:insideV w:val="single" w:color="FFFFFF" w:themeColor="background1" w:sz="8" w:space="0"/>
         </w:tcBorders>
         <w:shd w:val="clear" w:color="auto" w:fill="4F81BD" w:themeFill="accent1"/>
       </w:tcPr>
@@ -9527,8 +9545,8 @@
       <w:tblPr/>
       <w:tcPr>
         <w:tcBorders>
-          <w:left w:val="single" w:sz="8" w:space="0" w:color="FFFFFF" w:themeColor="background1"/>
-          <w:right w:val="single" w:sz="24" w:space="0" w:color="FFFFFF" w:themeColor="background1"/>
+          <w:left w:val="single" w:color="FFFFFF" w:themeColor="background1" w:sz="8" w:space="0"/>
+          <w:right w:val="single" w:color="FFFFFF" w:themeColor="background1" w:sz="24" w:space="0"/>
           <w:insideH w:val="nil"/>
           <w:insideV w:val="nil"/>
         </w:tcBorders>
@@ -9547,7 +9565,7 @@
       <w:tcPr>
         <w:tcBorders>
           <w:top w:val="nil"/>
-          <w:left w:val="single" w:sz="24" w:space="0" w:color="FFFFFF" w:themeColor="background1"/>
+          <w:left w:val="single" w:color="FFFFFF" w:themeColor="background1" w:sz="24" w:space="0"/>
           <w:bottom w:val="nil"/>
           <w:right w:val="nil"/>
           <w:insideH w:val="nil"/>
@@ -9560,10 +9578,10 @@
       <w:tblPr/>
       <w:tcPr>
         <w:tcBorders>
-          <w:top w:val="single" w:sz="8" w:space="0" w:color="FFFFFF" w:themeColor="background1"/>
-          <w:left w:val="single" w:sz="8" w:space="0" w:color="FFFFFF" w:themeColor="background1"/>
-          <w:bottom w:val="single" w:sz="8" w:space="0" w:color="FFFFFF" w:themeColor="background1"/>
-          <w:right w:val="single" w:sz="8" w:space="0" w:color="FFFFFF" w:themeColor="background1"/>
+          <w:top w:val="single" w:color="FFFFFF" w:themeColor="background1" w:sz="8" w:space="0"/>
+          <w:left w:val="single" w:color="FFFFFF" w:themeColor="background1" w:sz="8" w:space="0"/>
+          <w:bottom w:val="single" w:color="FFFFFF" w:themeColor="background1" w:sz="8" w:space="0"/>
+          <w:right w:val="single" w:color="FFFFFF" w:themeColor="background1" w:sz="8" w:space="0"/>
           <w:insideH w:val="nil"/>
           <w:insideV w:val="nil"/>
         </w:tcBorders>
@@ -9574,12 +9592,12 @@
       <w:tblPr/>
       <w:tcPr>
         <w:tcBorders>
-          <w:top w:val="single" w:sz="8" w:space="0" w:color="FFFFFF" w:themeColor="background1"/>
-          <w:left w:val="single" w:sz="8" w:space="0" w:color="FFFFFF" w:themeColor="background1"/>
-          <w:bottom w:val="single" w:sz="8" w:space="0" w:color="FFFFFF" w:themeColor="background1"/>
-          <w:right w:val="single" w:sz="8" w:space="0" w:color="FFFFFF" w:themeColor="background1"/>
-          <w:insideH w:val="single" w:sz="8" w:space="0" w:color="FFFFFF" w:themeColor="background1"/>
-          <w:insideV w:val="single" w:sz="8" w:space="0" w:color="FFFFFF" w:themeColor="background1"/>
+          <w:top w:val="single" w:color="FFFFFF" w:themeColor="background1" w:sz="8" w:space="0"/>
+          <w:left w:val="single" w:color="FFFFFF" w:themeColor="background1" w:sz="8" w:space="0"/>
+          <w:bottom w:val="single" w:color="FFFFFF" w:themeColor="background1" w:sz="8" w:space="0"/>
+          <w:right w:val="single" w:color="FFFFFF" w:themeColor="background1" w:sz="8" w:space="0"/>
+          <w:insideH w:val="single" w:color="FFFFFF" w:themeColor="background1" w:sz="8" w:space="0"/>
+          <w:insideV w:val="single" w:color="FFFFFF" w:themeColor="background1" w:sz="8" w:space="0"/>
         </w:tcBorders>
         <w:shd w:val="clear" w:color="auto" w:fill="A7BFDE" w:themeFill="accent1" w:themeFillTint="7F"/>
       </w:tcPr>
@@ -9598,12 +9616,12 @@
       <w:tblStyleColBandSize w:val="1"/>
       <w:tblInd w:w="0" w:type="dxa"/>
       <w:tblBorders>
-        <w:top w:val="single" w:sz="8" w:space="0" w:color="FFFFFF" w:themeColor="background1"/>
-        <w:left w:val="single" w:sz="8" w:space="0" w:color="FFFFFF" w:themeColor="background1"/>
-        <w:bottom w:val="single" w:sz="8" w:space="0" w:color="FFFFFF" w:themeColor="background1"/>
-        <w:right w:val="single" w:sz="8" w:space="0" w:color="FFFFFF" w:themeColor="background1"/>
-        <w:insideH w:val="single" w:sz="6" w:space="0" w:color="FFFFFF" w:themeColor="background1"/>
-        <w:insideV w:val="single" w:sz="6" w:space="0" w:color="FFFFFF" w:themeColor="background1"/>
+        <w:top w:val="single" w:color="FFFFFF" w:themeColor="background1" w:sz="8" w:space="0"/>
+        <w:left w:val="single" w:color="FFFFFF" w:themeColor="background1" w:sz="8" w:space="0"/>
+        <w:bottom w:val="single" w:color="FFFFFF" w:themeColor="background1" w:sz="8" w:space="0"/>
+        <w:right w:val="single" w:color="FFFFFF" w:themeColor="background1" w:sz="8" w:space="0"/>
+        <w:insideH w:val="single" w:color="FFFFFF" w:themeColor="background1" w:sz="6" w:space="0"/>
+        <w:insideV w:val="single" w:color="FFFFFF" w:themeColor="background1" w:sz="6" w:space="0"/>
       </w:tblBorders>
       <w:tblCellMar>
         <w:top w:w="0" w:type="dxa"/>
@@ -9626,12 +9644,12 @@
       <w:tblPr/>
       <w:tcPr>
         <w:tcBorders>
-          <w:top w:val="single" w:sz="8" w:space="0" w:color="FFFFFF" w:themeColor="background1"/>
-          <w:left w:val="single" w:sz="8" w:space="0" w:color="FFFFFF" w:themeColor="background1"/>
-          <w:bottom w:val="single" w:sz="24" w:space="0" w:color="FFFFFF" w:themeColor="background1"/>
-          <w:right w:val="single" w:sz="8" w:space="0" w:color="FFFFFF" w:themeColor="background1"/>
-          <w:insideH w:val="nil"/>
-          <w:insideV w:val="single" w:sz="8" w:space="0" w:color="FFFFFF" w:themeColor="background1"/>
+          <w:top w:val="single" w:color="FFFFFF" w:themeColor="background1" w:sz="8" w:space="0"/>
+          <w:left w:val="single" w:color="FFFFFF" w:themeColor="background1" w:sz="8" w:space="0"/>
+          <w:bottom w:val="single" w:color="FFFFFF" w:themeColor="background1" w:sz="24" w:space="0"/>
+          <w:right w:val="single" w:color="FFFFFF" w:themeColor="background1" w:sz="8" w:space="0"/>
+          <w:insideH w:val="nil"/>
+          <w:insideV w:val="single" w:color="FFFFFF" w:themeColor="background1" w:sz="8" w:space="0"/>
         </w:tcBorders>
         <w:shd w:val="clear" w:color="auto" w:fill="C0504D" w:themeFill="accent2"/>
       </w:tcPr>
@@ -9647,12 +9665,12 @@
       <w:tblPr/>
       <w:tcPr>
         <w:tcBorders>
-          <w:top w:val="single" w:sz="24" w:space="0" w:color="FFFFFF" w:themeColor="background1"/>
-          <w:left w:val="single" w:sz="8" w:space="0" w:color="FFFFFF" w:themeColor="background1"/>
-          <w:bottom w:val="single" w:sz="8" w:space="0" w:color="FFFFFF" w:themeColor="background1"/>
-          <w:right w:val="single" w:sz="8" w:space="0" w:color="FFFFFF" w:themeColor="background1"/>
-          <w:insideH w:val="nil"/>
-          <w:insideV w:val="single" w:sz="8" w:space="0" w:color="FFFFFF" w:themeColor="background1"/>
+          <w:top w:val="single" w:color="FFFFFF" w:themeColor="background1" w:sz="24" w:space="0"/>
+          <w:left w:val="single" w:color="FFFFFF" w:themeColor="background1" w:sz="8" w:space="0"/>
+          <w:bottom w:val="single" w:color="FFFFFF" w:themeColor="background1" w:sz="8" w:space="0"/>
+          <w:right w:val="single" w:color="FFFFFF" w:themeColor="background1" w:sz="8" w:space="0"/>
+          <w:insideH w:val="nil"/>
+          <w:insideV w:val="single" w:color="FFFFFF" w:themeColor="background1" w:sz="8" w:space="0"/>
         </w:tcBorders>
         <w:shd w:val="clear" w:color="auto" w:fill="C0504D" w:themeFill="accent2"/>
       </w:tcPr>
@@ -9668,8 +9686,8 @@
       <w:tblPr/>
       <w:tcPr>
         <w:tcBorders>
-          <w:left w:val="single" w:sz="8" w:space="0" w:color="FFFFFF" w:themeColor="background1"/>
-          <w:right w:val="single" w:sz="24" w:space="0" w:color="FFFFFF" w:themeColor="background1"/>
+          <w:left w:val="single" w:color="FFFFFF" w:themeColor="background1" w:sz="8" w:space="0"/>
+          <w:right w:val="single" w:color="FFFFFF" w:themeColor="background1" w:sz="24" w:space="0"/>
           <w:insideH w:val="nil"/>
           <w:insideV w:val="nil"/>
         </w:tcBorders>
@@ -9688,7 +9706,7 @@
       <w:tcPr>
         <w:tcBorders>
           <w:top w:val="nil"/>
-          <w:left w:val="single" w:sz="24" w:space="0" w:color="FFFFFF" w:themeColor="background1"/>
+          <w:left w:val="single" w:color="FFFFFF" w:themeColor="background1" w:sz="24" w:space="0"/>
           <w:bottom w:val="nil"/>
           <w:right w:val="nil"/>
           <w:insideH w:val="nil"/>
@@ -9701,10 +9719,10 @@
       <w:tblPr/>
       <w:tcPr>
         <w:tcBorders>
-          <w:top w:val="single" w:sz="8" w:space="0" w:color="FFFFFF" w:themeColor="background1"/>
-          <w:left w:val="single" w:sz="8" w:space="0" w:color="FFFFFF" w:themeColor="background1"/>
-          <w:bottom w:val="single" w:sz="8" w:space="0" w:color="FFFFFF" w:themeColor="background1"/>
-          <w:right w:val="single" w:sz="8" w:space="0" w:color="FFFFFF" w:themeColor="background1"/>
+          <w:top w:val="single" w:color="FFFFFF" w:themeColor="background1" w:sz="8" w:space="0"/>
+          <w:left w:val="single" w:color="FFFFFF" w:themeColor="background1" w:sz="8" w:space="0"/>
+          <w:bottom w:val="single" w:color="FFFFFF" w:themeColor="background1" w:sz="8" w:space="0"/>
+          <w:right w:val="single" w:color="FFFFFF" w:themeColor="background1" w:sz="8" w:space="0"/>
           <w:insideH w:val="nil"/>
           <w:insideV w:val="nil"/>
         </w:tcBorders>
@@ -9715,12 +9733,12 @@
       <w:tblPr/>
       <w:tcPr>
         <w:tcBorders>
-          <w:top w:val="single" w:sz="8" w:space="0" w:color="FFFFFF" w:themeColor="background1"/>
-          <w:left w:val="single" w:sz="8" w:space="0" w:color="FFFFFF" w:themeColor="background1"/>
-          <w:bottom w:val="single" w:sz="8" w:space="0" w:color="FFFFFF" w:themeColor="background1"/>
-          <w:right w:val="single" w:sz="8" w:space="0" w:color="FFFFFF" w:themeColor="background1"/>
-          <w:insideH w:val="single" w:sz="8" w:space="0" w:color="FFFFFF" w:themeColor="background1"/>
-          <w:insideV w:val="single" w:sz="8" w:space="0" w:color="FFFFFF" w:themeColor="background1"/>
+          <w:top w:val="single" w:color="FFFFFF" w:themeColor="background1" w:sz="8" w:space="0"/>
+          <w:left w:val="single" w:color="FFFFFF" w:themeColor="background1" w:sz="8" w:space="0"/>
+          <w:bottom w:val="single" w:color="FFFFFF" w:themeColor="background1" w:sz="8" w:space="0"/>
+          <w:right w:val="single" w:color="FFFFFF" w:themeColor="background1" w:sz="8" w:space="0"/>
+          <w:insideH w:val="single" w:color="FFFFFF" w:themeColor="background1" w:sz="8" w:space="0"/>
+          <w:insideV w:val="single" w:color="FFFFFF" w:themeColor="background1" w:sz="8" w:space="0"/>
         </w:tcBorders>
         <w:shd w:val="clear" w:color="auto" w:fill="DFA7A6" w:themeFill="accent2" w:themeFillTint="7F"/>
       </w:tcPr>
@@ -9739,12 +9757,12 @@
       <w:tblStyleColBandSize w:val="1"/>
       <w:tblInd w:w="0" w:type="dxa"/>
       <w:tblBorders>
-        <w:top w:val="single" w:sz="8" w:space="0" w:color="FFFFFF" w:themeColor="background1"/>
-        <w:left w:val="single" w:sz="8" w:space="0" w:color="FFFFFF" w:themeColor="background1"/>
-        <w:bottom w:val="single" w:sz="8" w:space="0" w:color="FFFFFF" w:themeColor="background1"/>
-        <w:right w:val="single" w:sz="8" w:space="0" w:color="FFFFFF" w:themeColor="background1"/>
-        <w:insideH w:val="single" w:sz="6" w:space="0" w:color="FFFFFF" w:themeColor="background1"/>
-        <w:insideV w:val="single" w:sz="6" w:space="0" w:color="FFFFFF" w:themeColor="background1"/>
+        <w:top w:val="single" w:color="FFFFFF" w:themeColor="background1" w:sz="8" w:space="0"/>
+        <w:left w:val="single" w:color="FFFFFF" w:themeColor="background1" w:sz="8" w:space="0"/>
+        <w:bottom w:val="single" w:color="FFFFFF" w:themeColor="background1" w:sz="8" w:space="0"/>
+        <w:right w:val="single" w:color="FFFFFF" w:themeColor="background1" w:sz="8" w:space="0"/>
+        <w:insideH w:val="single" w:color="FFFFFF" w:themeColor="background1" w:sz="6" w:space="0"/>
+        <w:insideV w:val="single" w:color="FFFFFF" w:themeColor="background1" w:sz="6" w:space="0"/>
       </w:tblBorders>
       <w:tblCellMar>
         <w:top w:w="0" w:type="dxa"/>
@@ -9767,12 +9785,12 @@
       <w:tblPr/>
       <w:tcPr>
         <w:tcBorders>
-          <w:top w:val="single" w:sz="8" w:space="0" w:color="FFFFFF" w:themeColor="background1"/>
-          <w:left w:val="single" w:sz="8" w:space="0" w:color="FFFFFF" w:themeColor="background1"/>
-          <w:bottom w:val="single" w:sz="24" w:space="0" w:color="FFFFFF" w:themeColor="background1"/>
-          <w:right w:val="single" w:sz="8" w:space="0" w:color="FFFFFF" w:themeColor="background1"/>
-          <w:insideH w:val="nil"/>
-          <w:insideV w:val="single" w:sz="8" w:space="0" w:color="FFFFFF" w:themeColor="background1"/>
+          <w:top w:val="single" w:color="FFFFFF" w:themeColor="background1" w:sz="8" w:space="0"/>
+          <w:left w:val="single" w:color="FFFFFF" w:themeColor="background1" w:sz="8" w:space="0"/>
+          <w:bottom w:val="single" w:color="FFFFFF" w:themeColor="background1" w:sz="24" w:space="0"/>
+          <w:right w:val="single" w:color="FFFFFF" w:themeColor="background1" w:sz="8" w:space="0"/>
+          <w:insideH w:val="nil"/>
+          <w:insideV w:val="single" w:color="FFFFFF" w:themeColor="background1" w:sz="8" w:space="0"/>
         </w:tcBorders>
         <w:shd w:val="clear" w:color="auto" w:fill="9BBB59" w:themeFill="accent3"/>
       </w:tcPr>
@@ -9788,12 +9806,12 @@
       <w:tblPr/>
       <w:tcPr>
         <w:tcBorders>
-          <w:top w:val="single" w:sz="24" w:space="0" w:color="FFFFFF" w:themeColor="background1"/>
-          <w:left w:val="single" w:sz="8" w:space="0" w:color="FFFFFF" w:themeColor="background1"/>
-          <w:bottom w:val="single" w:sz="8" w:space="0" w:color="FFFFFF" w:themeColor="background1"/>
-          <w:right w:val="single" w:sz="8" w:space="0" w:color="FFFFFF" w:themeColor="background1"/>
-          <w:insideH w:val="nil"/>
-          <w:insideV w:val="single" w:sz="8" w:space="0" w:color="FFFFFF" w:themeColor="background1"/>
+          <w:top w:val="single" w:color="FFFFFF" w:themeColor="background1" w:sz="24" w:space="0"/>
+          <w:left w:val="single" w:color="FFFFFF" w:themeColor="background1" w:sz="8" w:space="0"/>
+          <w:bottom w:val="single" w:color="FFFFFF" w:themeColor="background1" w:sz="8" w:space="0"/>
+          <w:right w:val="single" w:color="FFFFFF" w:themeColor="background1" w:sz="8" w:space="0"/>
+          <w:insideH w:val="nil"/>
+          <w:insideV w:val="single" w:color="FFFFFF" w:themeColor="background1" w:sz="8" w:space="0"/>
         </w:tcBorders>
         <w:shd w:val="clear" w:color="auto" w:fill="9BBB59" w:themeFill="accent3"/>
       </w:tcPr>
@@ -9809,8 +9827,8 @@
       <w:tblPr/>
       <w:tcPr>
         <w:tcBorders>
-          <w:left w:val="single" w:sz="8" w:space="0" w:color="FFFFFF" w:themeColor="background1"/>
-          <w:right w:val="single" w:sz="24" w:space="0" w:color="FFFFFF" w:themeColor="background1"/>
+          <w:left w:val="single" w:color="FFFFFF" w:themeColor="background1" w:sz="8" w:space="0"/>
+          <w:right w:val="single" w:color="FFFFFF" w:themeColor="background1" w:sz="24" w:space="0"/>
           <w:insideH w:val="nil"/>
           <w:insideV w:val="nil"/>
         </w:tcBorders>
@@ -9829,7 +9847,7 @@
       <w:tcPr>
         <w:tcBorders>
           <w:top w:val="nil"/>
-          <w:left w:val="single" w:sz="24" w:space="0" w:color="FFFFFF" w:themeColor="background1"/>
+          <w:left w:val="single" w:color="FFFFFF" w:themeColor="background1" w:sz="24" w:space="0"/>
           <w:bottom w:val="nil"/>
           <w:right w:val="nil"/>
           <w:insideH w:val="nil"/>
@@ -9842,10 +9860,10 @@
       <w:tblPr/>
       <w:tcPr>
         <w:tcBorders>
-          <w:top w:val="single" w:sz="8" w:space="0" w:color="FFFFFF" w:themeColor="background1"/>
-          <w:left w:val="single" w:sz="8" w:space="0" w:color="FFFFFF" w:themeColor="background1"/>
-          <w:bottom w:val="single" w:sz="8" w:space="0" w:color="FFFFFF" w:themeColor="background1"/>
-          <w:right w:val="single" w:sz="8" w:space="0" w:color="FFFFFF" w:themeColor="background1"/>
+          <w:top w:val="single" w:color="FFFFFF" w:themeColor="background1" w:sz="8" w:space="0"/>
+          <w:left w:val="single" w:color="FFFFFF" w:themeColor="background1" w:sz="8" w:space="0"/>
+          <w:bottom w:val="single" w:color="FFFFFF" w:themeColor="background1" w:sz="8" w:space="0"/>
+          <w:right w:val="single" w:color="FFFFFF" w:themeColor="background1" w:sz="8" w:space="0"/>
           <w:insideH w:val="nil"/>
           <w:insideV w:val="nil"/>
         </w:tcBorders>
@@ -9856,12 +9874,12 @@
       <w:tblPr/>
       <w:tcPr>
         <w:tcBorders>
-          <w:top w:val="single" w:sz="8" w:space="0" w:color="FFFFFF" w:themeColor="background1"/>
-          <w:left w:val="single" w:sz="8" w:space="0" w:color="FFFFFF" w:themeColor="background1"/>
-          <w:bottom w:val="single" w:sz="8" w:space="0" w:color="FFFFFF" w:themeColor="background1"/>
-          <w:right w:val="single" w:sz="8" w:space="0" w:color="FFFFFF" w:themeColor="background1"/>
-          <w:insideH w:val="single" w:sz="8" w:space="0" w:color="FFFFFF" w:themeColor="background1"/>
-          <w:insideV w:val="single" w:sz="8" w:space="0" w:color="FFFFFF" w:themeColor="background1"/>
+          <w:top w:val="single" w:color="FFFFFF" w:themeColor="background1" w:sz="8" w:space="0"/>
+          <w:left w:val="single" w:color="FFFFFF" w:themeColor="background1" w:sz="8" w:space="0"/>
+          <w:bottom w:val="single" w:color="FFFFFF" w:themeColor="background1" w:sz="8" w:space="0"/>
+          <w:right w:val="single" w:color="FFFFFF" w:themeColor="background1" w:sz="8" w:space="0"/>
+          <w:insideH w:val="single" w:color="FFFFFF" w:themeColor="background1" w:sz="8" w:space="0"/>
+          <w:insideV w:val="single" w:color="FFFFFF" w:themeColor="background1" w:sz="8" w:space="0"/>
         </w:tcBorders>
         <w:shd w:val="clear" w:color="auto" w:fill="CDDDAC" w:themeFill="accent3" w:themeFillTint="7F"/>
       </w:tcPr>
@@ -9880,12 +9898,12 @@
       <w:tblStyleColBandSize w:val="1"/>
       <w:tblInd w:w="0" w:type="dxa"/>
       <w:tblBorders>
-        <w:top w:val="single" w:sz="8" w:space="0" w:color="FFFFFF" w:themeColor="background1"/>
-        <w:left w:val="single" w:sz="8" w:space="0" w:color="FFFFFF" w:themeColor="background1"/>
-        <w:bottom w:val="single" w:sz="8" w:space="0" w:color="FFFFFF" w:themeColor="background1"/>
-        <w:right w:val="single" w:sz="8" w:space="0" w:color="FFFFFF" w:themeColor="background1"/>
-        <w:insideH w:val="single" w:sz="6" w:space="0" w:color="FFFFFF" w:themeColor="background1"/>
-        <w:insideV w:val="single" w:sz="6" w:space="0" w:color="FFFFFF" w:themeColor="background1"/>
+        <w:top w:val="single" w:color="FFFFFF" w:themeColor="background1" w:sz="8" w:space="0"/>
+        <w:left w:val="single" w:color="FFFFFF" w:themeColor="background1" w:sz="8" w:space="0"/>
+        <w:bottom w:val="single" w:color="FFFFFF" w:themeColor="background1" w:sz="8" w:space="0"/>
+        <w:right w:val="single" w:color="FFFFFF" w:themeColor="background1" w:sz="8" w:space="0"/>
+        <w:insideH w:val="single" w:color="FFFFFF" w:themeColor="background1" w:sz="6" w:space="0"/>
+        <w:insideV w:val="single" w:color="FFFFFF" w:themeColor="background1" w:sz="6" w:space="0"/>
       </w:tblBorders>
       <w:tblCellMar>
         <w:top w:w="0" w:type="dxa"/>
@@ -9908,12 +9926,12 @@
       <w:tblPr/>
       <w:tcPr>
         <w:tcBorders>
-          <w:top w:val="single" w:sz="8" w:space="0" w:color="FFFFFF" w:themeColor="background1"/>
-          <w:left w:val="single" w:sz="8" w:space="0" w:color="FFFFFF" w:themeColor="background1"/>
-          <w:bottom w:val="single" w:sz="24" w:space="0" w:color="FFFFFF" w:themeColor="background1"/>
-          <w:right w:val="single" w:sz="8" w:space="0" w:color="FFFFFF" w:themeColor="background1"/>
-          <w:insideH w:val="nil"/>
-          <w:insideV w:val="single" w:sz="8" w:space="0" w:color="FFFFFF" w:themeColor="background1"/>
+          <w:top w:val="single" w:color="FFFFFF" w:themeColor="background1" w:sz="8" w:space="0"/>
+          <w:left w:val="single" w:color="FFFFFF" w:themeColor="background1" w:sz="8" w:space="0"/>
+          <w:bottom w:val="single" w:color="FFFFFF" w:themeColor="background1" w:sz="24" w:space="0"/>
+          <w:right w:val="single" w:color="FFFFFF" w:themeColor="background1" w:sz="8" w:space="0"/>
+          <w:insideH w:val="nil"/>
+          <w:insideV w:val="single" w:color="FFFFFF" w:themeColor="background1" w:sz="8" w:space="0"/>
         </w:tcBorders>
         <w:shd w:val="clear" w:color="auto" w:fill="8064A2" w:themeFill="accent4"/>
       </w:tcPr>
@@ -9929,12 +9947,12 @@
       <w:tblPr/>
       <w:tcPr>
         <w:tcBorders>
-          <w:top w:val="single" w:sz="24" w:space="0" w:color="FFFFFF" w:themeColor="background1"/>
-          <w:left w:val="single" w:sz="8" w:space="0" w:color="FFFFFF" w:themeColor="background1"/>
-          <w:bottom w:val="single" w:sz="8" w:space="0" w:color="FFFFFF" w:themeColor="background1"/>
-          <w:right w:val="single" w:sz="8" w:space="0" w:color="FFFFFF" w:themeColor="background1"/>
-          <w:insideH w:val="nil"/>
-          <w:insideV w:val="single" w:sz="8" w:space="0" w:color="FFFFFF" w:themeColor="background1"/>
+          <w:top w:val="single" w:color="FFFFFF" w:themeColor="background1" w:sz="24" w:space="0"/>
+          <w:left w:val="single" w:color="FFFFFF" w:themeColor="background1" w:sz="8" w:space="0"/>
+          <w:bottom w:val="single" w:color="FFFFFF" w:themeColor="background1" w:sz="8" w:space="0"/>
+          <w:right w:val="single" w:color="FFFFFF" w:themeColor="background1" w:sz="8" w:space="0"/>
+          <w:insideH w:val="nil"/>
+          <w:insideV w:val="single" w:color="FFFFFF" w:themeColor="background1" w:sz="8" w:space="0"/>
         </w:tcBorders>
         <w:shd w:val="clear" w:color="auto" w:fill="8064A2" w:themeFill="accent4"/>
       </w:tcPr>
@@ -9950,8 +9968,8 @@
       <w:tblPr/>
       <w:tcPr>
         <w:tcBorders>
-          <w:left w:val="single" w:sz="8" w:space="0" w:color="FFFFFF" w:themeColor="background1"/>
-          <w:right w:val="single" w:sz="24" w:space="0" w:color="FFFFFF" w:themeColor="background1"/>
+          <w:left w:val="single" w:color="FFFFFF" w:themeColor="background1" w:sz="8" w:space="0"/>
+          <w:right w:val="single" w:color="FFFFFF" w:themeColor="background1" w:sz="24" w:space="0"/>
           <w:insideH w:val="nil"/>
           <w:insideV w:val="nil"/>
         </w:tcBorders>
@@ -9970,7 +9988,7 @@
       <w:tcPr>
         <w:tcBorders>
           <w:top w:val="nil"/>
-          <w:left w:val="single" w:sz="24" w:space="0" w:color="FFFFFF" w:themeColor="background1"/>
+          <w:left w:val="single" w:color="FFFFFF" w:themeColor="background1" w:sz="24" w:space="0"/>
           <w:bottom w:val="nil"/>
           <w:right w:val="nil"/>
           <w:insideH w:val="nil"/>
@@ -9983,10 +10001,10 @@
       <w:tblPr/>
       <w:tcPr>
         <w:tcBorders>
-          <w:top w:val="single" w:sz="8" w:space="0" w:color="FFFFFF" w:themeColor="background1"/>
-          <w:left w:val="single" w:sz="8" w:space="0" w:color="FFFFFF" w:themeColor="background1"/>
-          <w:bottom w:val="single" w:sz="8" w:space="0" w:color="FFFFFF" w:themeColor="background1"/>
-          <w:right w:val="single" w:sz="8" w:space="0" w:color="FFFFFF" w:themeColor="background1"/>
+          <w:top w:val="single" w:color="FFFFFF" w:themeColor="background1" w:sz="8" w:space="0"/>
+          <w:left w:val="single" w:color="FFFFFF" w:themeColor="background1" w:sz="8" w:space="0"/>
+          <w:bottom w:val="single" w:color="FFFFFF" w:themeColor="background1" w:sz="8" w:space="0"/>
+          <w:right w:val="single" w:color="FFFFFF" w:themeColor="background1" w:sz="8" w:space="0"/>
           <w:insideH w:val="nil"/>
           <w:insideV w:val="nil"/>
         </w:tcBorders>
@@ -9997,12 +10015,12 @@
       <w:tblPr/>
       <w:tcPr>
         <w:tcBorders>
-          <w:top w:val="single" w:sz="8" w:space="0" w:color="FFFFFF" w:themeColor="background1"/>
-          <w:left w:val="single" w:sz="8" w:space="0" w:color="FFFFFF" w:themeColor="background1"/>
-          <w:bottom w:val="single" w:sz="8" w:space="0" w:color="FFFFFF" w:themeColor="background1"/>
-          <w:right w:val="single" w:sz="8" w:space="0" w:color="FFFFFF" w:themeColor="background1"/>
-          <w:insideH w:val="single" w:sz="8" w:space="0" w:color="FFFFFF" w:themeColor="background1"/>
-          <w:insideV w:val="single" w:sz="8" w:space="0" w:color="FFFFFF" w:themeColor="background1"/>
+          <w:top w:val="single" w:color="FFFFFF" w:themeColor="background1" w:sz="8" w:space="0"/>
+          <w:left w:val="single" w:color="FFFFFF" w:themeColor="background1" w:sz="8" w:space="0"/>
+          <w:bottom w:val="single" w:color="FFFFFF" w:themeColor="background1" w:sz="8" w:space="0"/>
+          <w:right w:val="single" w:color="FFFFFF" w:themeColor="background1" w:sz="8" w:space="0"/>
+          <w:insideH w:val="single" w:color="FFFFFF" w:themeColor="background1" w:sz="8" w:space="0"/>
+          <w:insideV w:val="single" w:color="FFFFFF" w:themeColor="background1" w:sz="8" w:space="0"/>
         </w:tcBorders>
         <w:shd w:val="clear" w:color="auto" w:fill="BFB1D0" w:themeFill="accent4" w:themeFillTint="7F"/>
       </w:tcPr>
@@ -10021,12 +10039,12 @@
       <w:tblStyleColBandSize w:val="1"/>
       <w:tblInd w:w="0" w:type="dxa"/>
       <w:tblBorders>
-        <w:top w:val="single" w:sz="8" w:space="0" w:color="FFFFFF" w:themeColor="background1"/>
-        <w:left w:val="single" w:sz="8" w:space="0" w:color="FFFFFF" w:themeColor="background1"/>
-        <w:bottom w:val="single" w:sz="8" w:space="0" w:color="FFFFFF" w:themeColor="background1"/>
-        <w:right w:val="single" w:sz="8" w:space="0" w:color="FFFFFF" w:themeColor="background1"/>
-        <w:insideH w:val="single" w:sz="6" w:space="0" w:color="FFFFFF" w:themeColor="background1"/>
-        <w:insideV w:val="single" w:sz="6" w:space="0" w:color="FFFFFF" w:themeColor="background1"/>
+        <w:top w:val="single" w:color="FFFFFF" w:themeColor="background1" w:sz="8" w:space="0"/>
+        <w:left w:val="single" w:color="FFFFFF" w:themeColor="background1" w:sz="8" w:space="0"/>
+        <w:bottom w:val="single" w:color="FFFFFF" w:themeColor="background1" w:sz="8" w:space="0"/>
+        <w:right w:val="single" w:color="FFFFFF" w:themeColor="background1" w:sz="8" w:space="0"/>
+        <w:insideH w:val="single" w:color="FFFFFF" w:themeColor="background1" w:sz="6" w:space="0"/>
+        <w:insideV w:val="single" w:color="FFFFFF" w:themeColor="background1" w:sz="6" w:space="0"/>
       </w:tblBorders>
       <w:tblCellMar>
         <w:top w:w="0" w:type="dxa"/>
@@ -10049,12 +10067,12 @@
       <w:tblPr/>
       <w:tcPr>
         <w:tcBorders>
-          <w:top w:val="single" w:sz="8" w:space="0" w:color="FFFFFF" w:themeColor="background1"/>
-          <w:left w:val="single" w:sz="8" w:space="0" w:color="FFFFFF" w:themeColor="background1"/>
-          <w:bottom w:val="single" w:sz="24" w:space="0" w:color="FFFFFF" w:themeColor="background1"/>
-          <w:right w:val="single" w:sz="8" w:space="0" w:color="FFFFFF" w:themeColor="background1"/>
-          <w:insideH w:val="nil"/>
-          <w:insideV w:val="single" w:sz="8" w:space="0" w:color="FFFFFF" w:themeColor="background1"/>
+          <w:top w:val="single" w:color="FFFFFF" w:themeColor="background1" w:sz="8" w:space="0"/>
+          <w:left w:val="single" w:color="FFFFFF" w:themeColor="background1" w:sz="8" w:space="0"/>
+          <w:bottom w:val="single" w:color="FFFFFF" w:themeColor="background1" w:sz="24" w:space="0"/>
+          <w:right w:val="single" w:color="FFFFFF" w:themeColor="background1" w:sz="8" w:space="0"/>
+          <w:insideH w:val="nil"/>
+          <w:insideV w:val="single" w:color="FFFFFF" w:themeColor="background1" w:sz="8" w:space="0"/>
         </w:tcBorders>
         <w:shd w:val="clear" w:color="auto" w:fill="4BACC6" w:themeFill="accent5"/>
       </w:tcPr>
@@ -10070,12 +10088,12 @@
       <w:tblPr/>
       <w:tcPr>
         <w:tcBorders>
-          <w:top w:val="single" w:sz="24" w:space="0" w:color="FFFFFF" w:themeColor="background1"/>
-          <w:left w:val="single" w:sz="8" w:space="0" w:color="FFFFFF" w:themeColor="background1"/>
-          <w:bottom w:val="single" w:sz="8" w:space="0" w:color="FFFFFF" w:themeColor="background1"/>
-          <w:right w:val="single" w:sz="8" w:space="0" w:color="FFFFFF" w:themeColor="background1"/>
-          <w:insideH w:val="nil"/>
-          <w:insideV w:val="single" w:sz="8" w:space="0" w:color="FFFFFF" w:themeColor="background1"/>
+          <w:top w:val="single" w:color="FFFFFF" w:themeColor="background1" w:sz="24" w:space="0"/>
+          <w:left w:val="single" w:color="FFFFFF" w:themeColor="background1" w:sz="8" w:space="0"/>
+          <w:bottom w:val="single" w:color="FFFFFF" w:themeColor="background1" w:sz="8" w:space="0"/>
+          <w:right w:val="single" w:color="FFFFFF" w:themeColor="background1" w:sz="8" w:space="0"/>
+          <w:insideH w:val="nil"/>
+          <w:insideV w:val="single" w:color="FFFFFF" w:themeColor="background1" w:sz="8" w:space="0"/>
         </w:tcBorders>
         <w:shd w:val="clear" w:color="auto" w:fill="4BACC6" w:themeFill="accent5"/>
       </w:tcPr>
@@ -10091,8 +10109,8 @@
       <w:tblPr/>
       <w:tcPr>
         <w:tcBorders>
-          <w:left w:val="single" w:sz="8" w:space="0" w:color="FFFFFF" w:themeColor="background1"/>
-          <w:right w:val="single" w:sz="24" w:space="0" w:color="FFFFFF" w:themeColor="background1"/>
+          <w:left w:val="single" w:color="FFFFFF" w:themeColor="background1" w:sz="8" w:space="0"/>
+          <w:right w:val="single" w:color="FFFFFF" w:themeColor="background1" w:sz="24" w:space="0"/>
           <w:insideH w:val="nil"/>
           <w:insideV w:val="nil"/>
         </w:tcBorders>
@@ -10111,7 +10129,7 @@
       <w:tcPr>
         <w:tcBorders>
           <w:top w:val="nil"/>
-          <w:left w:val="single" w:sz="24" w:space="0" w:color="FFFFFF" w:themeColor="background1"/>
+          <w:left w:val="single" w:color="FFFFFF" w:themeColor="background1" w:sz="24" w:space="0"/>
           <w:bottom w:val="nil"/>
           <w:right w:val="nil"/>
           <w:insideH w:val="nil"/>
@@ -10124,10 +10142,10 @@
       <w:tblPr/>
       <w:tcPr>
         <w:tcBorders>
-          <w:top w:val="single" w:sz="8" w:space="0" w:color="FFFFFF" w:themeColor="background1"/>
-          <w:left w:val="single" w:sz="8" w:space="0" w:color="FFFFFF" w:themeColor="background1"/>
-          <w:bottom w:val="single" w:sz="8" w:space="0" w:color="FFFFFF" w:themeColor="background1"/>
-          <w:right w:val="single" w:sz="8" w:space="0" w:color="FFFFFF" w:themeColor="background1"/>
+          <w:top w:val="single" w:color="FFFFFF" w:themeColor="background1" w:sz="8" w:space="0"/>
+          <w:left w:val="single" w:color="FFFFFF" w:themeColor="background1" w:sz="8" w:space="0"/>
+          <w:bottom w:val="single" w:color="FFFFFF" w:themeColor="background1" w:sz="8" w:space="0"/>
+          <w:right w:val="single" w:color="FFFFFF" w:themeColor="background1" w:sz="8" w:space="0"/>
           <w:insideH w:val="nil"/>
           <w:insideV w:val="nil"/>
         </w:tcBorders>
@@ -10138,12 +10156,12 @@
       <w:tblPr/>
       <w:tcPr>
         <w:tcBorders>
-          <w:top w:val="single" w:sz="8" w:space="0" w:color="FFFFFF" w:themeColor="background1"/>
-          <w:left w:val="single" w:sz="8" w:space="0" w:color="FFFFFF" w:themeColor="background1"/>
-          <w:bottom w:val="single" w:sz="8" w:space="0" w:color="FFFFFF" w:themeColor="background1"/>
-          <w:right w:val="single" w:sz="8" w:space="0" w:color="FFFFFF" w:themeColor="background1"/>
-          <w:insideH w:val="single" w:sz="8" w:space="0" w:color="FFFFFF" w:themeColor="background1"/>
-          <w:insideV w:val="single" w:sz="8" w:space="0" w:color="FFFFFF" w:themeColor="background1"/>
+          <w:top w:val="single" w:color="FFFFFF" w:themeColor="background1" w:sz="8" w:space="0"/>
+          <w:left w:val="single" w:color="FFFFFF" w:themeColor="background1" w:sz="8" w:space="0"/>
+          <w:bottom w:val="single" w:color="FFFFFF" w:themeColor="background1" w:sz="8" w:space="0"/>
+          <w:right w:val="single" w:color="FFFFFF" w:themeColor="background1" w:sz="8" w:space="0"/>
+          <w:insideH w:val="single" w:color="FFFFFF" w:themeColor="background1" w:sz="8" w:space="0"/>
+          <w:insideV w:val="single" w:color="FFFFFF" w:themeColor="background1" w:sz="8" w:space="0"/>
         </w:tcBorders>
         <w:shd w:val="clear" w:color="auto" w:fill="A5D5E2" w:themeFill="accent5" w:themeFillTint="7F"/>
       </w:tcPr>
@@ -10162,12 +10180,12 @@
       <w:tblStyleColBandSize w:val="1"/>
       <w:tblInd w:w="0" w:type="dxa"/>
       <w:tblBorders>
-        <w:top w:val="single" w:sz="8" w:space="0" w:color="FFFFFF" w:themeColor="background1"/>
-        <w:left w:val="single" w:sz="8" w:space="0" w:color="FFFFFF" w:themeColor="background1"/>
-        <w:bottom w:val="single" w:sz="8" w:space="0" w:color="FFFFFF" w:themeColor="background1"/>
-        <w:right w:val="single" w:sz="8" w:space="0" w:color="FFFFFF" w:themeColor="background1"/>
-        <w:insideH w:val="single" w:sz="6" w:space="0" w:color="FFFFFF" w:themeColor="background1"/>
-        <w:insideV w:val="single" w:sz="6" w:space="0" w:color="FFFFFF" w:themeColor="background1"/>
+        <w:top w:val="single" w:color="FFFFFF" w:themeColor="background1" w:sz="8" w:space="0"/>
+        <w:left w:val="single" w:color="FFFFFF" w:themeColor="background1" w:sz="8" w:space="0"/>
+        <w:bottom w:val="single" w:color="FFFFFF" w:themeColor="background1" w:sz="8" w:space="0"/>
+        <w:right w:val="single" w:color="FFFFFF" w:themeColor="background1" w:sz="8" w:space="0"/>
+        <w:insideH w:val="single" w:color="FFFFFF" w:themeColor="background1" w:sz="6" w:space="0"/>
+        <w:insideV w:val="single" w:color="FFFFFF" w:themeColor="background1" w:sz="6" w:space="0"/>
       </w:tblBorders>
       <w:tblCellMar>
         <w:top w:w="0" w:type="dxa"/>
@@ -10190,12 +10208,12 @@
       <w:tblPr/>
       <w:tcPr>
         <w:tcBorders>
-          <w:top w:val="single" w:sz="8" w:space="0" w:color="FFFFFF" w:themeColor="background1"/>
-          <w:left w:val="single" w:sz="8" w:space="0" w:color="FFFFFF" w:themeColor="background1"/>
-          <w:bottom w:val="single" w:sz="24" w:space="0" w:color="FFFFFF" w:themeColor="background1"/>
-          <w:right w:val="single" w:sz="8" w:space="0" w:color="FFFFFF" w:themeColor="background1"/>
-          <w:insideH w:val="nil"/>
-          <w:insideV w:val="single" w:sz="8" w:space="0" w:color="FFFFFF" w:themeColor="background1"/>
+          <w:top w:val="single" w:color="FFFFFF" w:themeColor="background1" w:sz="8" w:space="0"/>
+          <w:left w:val="single" w:color="FFFFFF" w:themeColor="background1" w:sz="8" w:space="0"/>
+          <w:bottom w:val="single" w:color="FFFFFF" w:themeColor="background1" w:sz="24" w:space="0"/>
+          <w:right w:val="single" w:color="FFFFFF" w:themeColor="background1" w:sz="8" w:space="0"/>
+          <w:insideH w:val="nil"/>
+          <w:insideV w:val="single" w:color="FFFFFF" w:themeColor="background1" w:sz="8" w:space="0"/>
         </w:tcBorders>
         <w:shd w:val="clear" w:color="auto" w:fill="F79646" w:themeFill="accent6"/>
       </w:tcPr>
@@ -10211,12 +10229,12 @@
       <w:tblPr/>
       <w:tcPr>
         <w:tcBorders>
-          <w:top w:val="single" w:sz="24" w:space="0" w:color="FFFFFF" w:themeColor="background1"/>
-          <w:left w:val="single" w:sz="8" w:space="0" w:color="FFFFFF" w:themeColor="background1"/>
-          <w:bottom w:val="single" w:sz="8" w:space="0" w:color="FFFFFF" w:themeColor="background1"/>
-          <w:right w:val="single" w:sz="8" w:space="0" w:color="FFFFFF" w:themeColor="background1"/>
-          <w:insideH w:val="nil"/>
-          <w:insideV w:val="single" w:sz="8" w:space="0" w:color="FFFFFF" w:themeColor="background1"/>
+          <w:top w:val="single" w:color="FFFFFF" w:themeColor="background1" w:sz="24" w:space="0"/>
+          <w:left w:val="single" w:color="FFFFFF" w:themeColor="background1" w:sz="8" w:space="0"/>
+          <w:bottom w:val="single" w:color="FFFFFF" w:themeColor="background1" w:sz="8" w:space="0"/>
+          <w:right w:val="single" w:color="FFFFFF" w:themeColor="background1" w:sz="8" w:space="0"/>
+          <w:insideH w:val="nil"/>
+          <w:insideV w:val="single" w:color="FFFFFF" w:themeColor="background1" w:sz="8" w:space="0"/>
         </w:tcBorders>
         <w:shd w:val="clear" w:color="auto" w:fill="F79646" w:themeFill="accent6"/>
       </w:tcPr>
@@ -10232,8 +10250,8 @@
       <w:tblPr/>
       <w:tcPr>
         <w:tcBorders>
-          <w:left w:val="single" w:sz="8" w:space="0" w:color="FFFFFF" w:themeColor="background1"/>
-          <w:right w:val="single" w:sz="24" w:space="0" w:color="FFFFFF" w:themeColor="background1"/>
+          <w:left w:val="single" w:color="FFFFFF" w:themeColor="background1" w:sz="8" w:space="0"/>
+          <w:right w:val="single" w:color="FFFFFF" w:themeColor="background1" w:sz="24" w:space="0"/>
           <w:insideH w:val="nil"/>
           <w:insideV w:val="nil"/>
         </w:tcBorders>
@@ -10252,7 +10270,7 @@
       <w:tcPr>
         <w:tcBorders>
           <w:top w:val="nil"/>
-          <w:left w:val="single" w:sz="24" w:space="0" w:color="FFFFFF" w:themeColor="background1"/>
+          <w:left w:val="single" w:color="FFFFFF" w:themeColor="background1" w:sz="24" w:space="0"/>
           <w:bottom w:val="nil"/>
           <w:right w:val="nil"/>
           <w:insideH w:val="nil"/>
@@ -10265,10 +10283,10 @@
       <w:tblPr/>
       <w:tcPr>
         <w:tcBorders>
-          <w:top w:val="single" w:sz="8" w:space="0" w:color="FFFFFF" w:themeColor="background1"/>
-          <w:left w:val="single" w:sz="8" w:space="0" w:color="FFFFFF" w:themeColor="background1"/>
-          <w:bottom w:val="single" w:sz="8" w:space="0" w:color="FFFFFF" w:themeColor="background1"/>
-          <w:right w:val="single" w:sz="8" w:space="0" w:color="FFFFFF" w:themeColor="background1"/>
+          <w:top w:val="single" w:color="FFFFFF" w:themeColor="background1" w:sz="8" w:space="0"/>
+          <w:left w:val="single" w:color="FFFFFF" w:themeColor="background1" w:sz="8" w:space="0"/>
+          <w:bottom w:val="single" w:color="FFFFFF" w:themeColor="background1" w:sz="8" w:space="0"/>
+          <w:right w:val="single" w:color="FFFFFF" w:themeColor="background1" w:sz="8" w:space="0"/>
           <w:insideH w:val="nil"/>
           <w:insideV w:val="nil"/>
         </w:tcBorders>
@@ -10279,12 +10297,12 @@
       <w:tblPr/>
       <w:tcPr>
         <w:tcBorders>
-          <w:top w:val="single" w:sz="8" w:space="0" w:color="FFFFFF" w:themeColor="background1"/>
-          <w:left w:val="single" w:sz="8" w:space="0" w:color="FFFFFF" w:themeColor="background1"/>
-          <w:bottom w:val="single" w:sz="8" w:space="0" w:color="FFFFFF" w:themeColor="background1"/>
-          <w:right w:val="single" w:sz="8" w:space="0" w:color="FFFFFF" w:themeColor="background1"/>
-          <w:insideH w:val="single" w:sz="8" w:space="0" w:color="FFFFFF" w:themeColor="background1"/>
-          <w:insideV w:val="single" w:sz="8" w:space="0" w:color="FFFFFF" w:themeColor="background1"/>
+          <w:top w:val="single" w:color="FFFFFF" w:themeColor="background1" w:sz="8" w:space="0"/>
+          <w:left w:val="single" w:color="FFFFFF" w:themeColor="background1" w:sz="8" w:space="0"/>
+          <w:bottom w:val="single" w:color="FFFFFF" w:themeColor="background1" w:sz="8" w:space="0"/>
+          <w:right w:val="single" w:color="FFFFFF" w:themeColor="background1" w:sz="8" w:space="0"/>
+          <w:insideH w:val="single" w:color="FFFFFF" w:themeColor="background1" w:sz="8" w:space="0"/>
+          <w:insideV w:val="single" w:color="FFFFFF" w:themeColor="background1" w:sz="8" w:space="0"/>
         </w:tcBorders>
         <w:shd w:val="clear" w:color="auto" w:fill="FBCAA2" w:themeFill="accent6" w:themeFillTint="7F"/>
       </w:tcPr>
@@ -10325,7 +10343,7 @@
         <w:tcBorders>
           <w:top w:val="nil"/>
           <w:left w:val="nil"/>
-          <w:bottom w:val="single" w:sz="18" w:space="0" w:color="FFFFFF" w:themeColor="background1"/>
+          <w:bottom w:val="single" w:color="FFFFFF" w:themeColor="background1" w:sz="18" w:space="0"/>
           <w:right w:val="nil"/>
           <w:insideH w:val="nil"/>
           <w:insideV w:val="nil"/>
@@ -10337,7 +10355,7 @@
       <w:tblPr/>
       <w:tcPr>
         <w:tcBorders>
-          <w:top w:val="single" w:sz="18" w:space="0" w:color="FFFFFF" w:themeColor="background1"/>
+          <w:top w:val="single" w:color="FFFFFF" w:themeColor="background1" w:sz="18" w:space="0"/>
           <w:left w:val="nil"/>
           <w:bottom w:val="nil"/>
           <w:right w:val="nil"/>
@@ -10354,7 +10372,7 @@
           <w:top w:val="nil"/>
           <w:left w:val="nil"/>
           <w:bottom w:val="nil"/>
-          <w:right w:val="single" w:sz="18" w:space="0" w:color="FFFFFF" w:themeColor="background1"/>
+          <w:right w:val="single" w:color="FFFFFF" w:themeColor="background1" w:sz="18" w:space="0"/>
           <w:insideH w:val="nil"/>
           <w:insideV w:val="nil"/>
         </w:tcBorders>
@@ -10366,7 +10384,7 @@
       <w:tcPr>
         <w:tcBorders>
           <w:top w:val="nil"/>
-          <w:left w:val="single" w:sz="18" w:space="0" w:color="FFFFFF" w:themeColor="background1"/>
+          <w:left w:val="single" w:color="FFFFFF" w:themeColor="background1" w:sz="18" w:space="0"/>
           <w:bottom w:val="nil"/>
           <w:right w:val="nil"/>
           <w:insideH w:val="nil"/>
@@ -10439,7 +10457,7 @@
         <w:tcBorders>
           <w:top w:val="nil"/>
           <w:left w:val="nil"/>
-          <w:bottom w:val="single" w:sz="18" w:space="0" w:color="FFFFFF" w:themeColor="background1"/>
+          <w:bottom w:val="single" w:color="FFFFFF" w:themeColor="background1" w:sz="18" w:space="0"/>
           <w:right w:val="nil"/>
           <w:insideH w:val="nil"/>
           <w:insideV w:val="nil"/>
@@ -10451,7 +10469,7 @@
       <w:tblPr/>
       <w:tcPr>
         <w:tcBorders>
-          <w:top w:val="single" w:sz="18" w:space="0" w:color="FFFFFF" w:themeColor="background1"/>
+          <w:top w:val="single" w:color="FFFFFF" w:themeColor="background1" w:sz="18" w:space="0"/>
           <w:left w:val="nil"/>
           <w:bottom w:val="nil"/>
           <w:right w:val="nil"/>
@@ -10468,7 +10486,7 @@
           <w:top w:val="nil"/>
           <w:left w:val="nil"/>
           <w:bottom w:val="nil"/>
-          <w:right w:val="single" w:sz="18" w:space="0" w:color="FFFFFF" w:themeColor="background1"/>
+          <w:right w:val="single" w:color="FFFFFF" w:themeColor="background1" w:sz="18" w:space="0"/>
           <w:insideH w:val="nil"/>
           <w:insideV w:val="nil"/>
         </w:tcBorders>
@@ -10480,7 +10498,7 @@
       <w:tcPr>
         <w:tcBorders>
           <w:top w:val="nil"/>
-          <w:left w:val="single" w:sz="18" w:space="0" w:color="FFFFFF" w:themeColor="background1"/>
+          <w:left w:val="single" w:color="FFFFFF" w:themeColor="background1" w:sz="18" w:space="0"/>
           <w:bottom w:val="nil"/>
           <w:right w:val="nil"/>
           <w:insideH w:val="nil"/>
@@ -10553,7 +10571,7 @@
         <w:tcBorders>
           <w:top w:val="nil"/>
           <w:left w:val="nil"/>
-          <w:bottom w:val="single" w:sz="18" w:space="0" w:color="FFFFFF" w:themeColor="background1"/>
+          <w:bottom w:val="single" w:color="FFFFFF" w:themeColor="background1" w:sz="18" w:space="0"/>
           <w:right w:val="nil"/>
           <w:insideH w:val="nil"/>
           <w:insideV w:val="nil"/>
@@ -10565,7 +10583,7 @@
       <w:tblPr/>
       <w:tcPr>
         <w:tcBorders>
-          <w:top w:val="single" w:sz="18" w:space="0" w:color="FFFFFF" w:themeColor="background1"/>
+          <w:top w:val="single" w:color="FFFFFF" w:themeColor="background1" w:sz="18" w:space="0"/>
           <w:left w:val="nil"/>
           <w:bottom w:val="nil"/>
           <w:right w:val="nil"/>
@@ -10582,7 +10600,7 @@
           <w:top w:val="nil"/>
           <w:left w:val="nil"/>
           <w:bottom w:val="nil"/>
-          <w:right w:val="single" w:sz="18" w:space="0" w:color="FFFFFF" w:themeColor="background1"/>
+          <w:right w:val="single" w:color="FFFFFF" w:themeColor="background1" w:sz="18" w:space="0"/>
           <w:insideH w:val="nil"/>
           <w:insideV w:val="nil"/>
         </w:tcBorders>
@@ -10594,7 +10612,7 @@
       <w:tcPr>
         <w:tcBorders>
           <w:top w:val="nil"/>
-          <w:left w:val="single" w:sz="18" w:space="0" w:color="FFFFFF" w:themeColor="background1"/>
+          <w:left w:val="single" w:color="FFFFFF" w:themeColor="background1" w:sz="18" w:space="0"/>
           <w:bottom w:val="nil"/>
           <w:right w:val="nil"/>
           <w:insideH w:val="nil"/>
@@ -10667,7 +10685,7 @@
         <w:tcBorders>
           <w:top w:val="nil"/>
           <w:left w:val="nil"/>
-          <w:bottom w:val="single" w:sz="18" w:space="0" w:color="FFFFFF" w:themeColor="background1"/>
+          <w:bottom w:val="single" w:color="FFFFFF" w:themeColor="background1" w:sz="18" w:space="0"/>
           <w:right w:val="nil"/>
           <w:insideH w:val="nil"/>
           <w:insideV w:val="nil"/>
@@ -10679,7 +10697,7 @@
       <w:tblPr/>
       <w:tcPr>
         <w:tcBorders>
-          <w:top w:val="single" w:sz="18" w:space="0" w:color="FFFFFF" w:themeColor="background1"/>
+          <w:top w:val="single" w:color="FFFFFF" w:themeColor="background1" w:sz="18" w:space="0"/>
           <w:left w:val="nil"/>
           <w:bottom w:val="nil"/>
           <w:right w:val="nil"/>
@@ -10696,7 +10714,7 @@
           <w:top w:val="nil"/>
           <w:left w:val="nil"/>
           <w:bottom w:val="nil"/>
-          <w:right w:val="single" w:sz="18" w:space="0" w:color="FFFFFF" w:themeColor="background1"/>
+          <w:right w:val="single" w:color="FFFFFF" w:themeColor="background1" w:sz="18" w:space="0"/>
           <w:insideH w:val="nil"/>
           <w:insideV w:val="nil"/>
         </w:tcBorders>
@@ -10708,7 +10726,7 @@
       <w:tcPr>
         <w:tcBorders>
           <w:top w:val="nil"/>
-          <w:left w:val="single" w:sz="18" w:space="0" w:color="FFFFFF" w:themeColor="background1"/>
+          <w:left w:val="single" w:color="FFFFFF" w:themeColor="background1" w:sz="18" w:space="0"/>
           <w:bottom w:val="nil"/>
           <w:right w:val="nil"/>
           <w:insideH w:val="nil"/>
@@ -10781,7 +10799,7 @@
         <w:tcBorders>
           <w:top w:val="nil"/>
           <w:left w:val="nil"/>
-          <w:bottom w:val="single" w:sz="18" w:space="0" w:color="FFFFFF" w:themeColor="background1"/>
+          <w:bottom w:val="single" w:color="FFFFFF" w:themeColor="background1" w:sz="18" w:space="0"/>
           <w:right w:val="nil"/>
           <w:insideH w:val="nil"/>
           <w:insideV w:val="nil"/>
@@ -10793,7 +10811,7 @@
       <w:tblPr/>
       <w:tcPr>
         <w:tcBorders>
-          <w:top w:val="single" w:sz="18" w:space="0" w:color="FFFFFF" w:themeColor="background1"/>
+          <w:top w:val="single" w:color="FFFFFF" w:themeColor="background1" w:sz="18" w:space="0"/>
           <w:left w:val="nil"/>
           <w:bottom w:val="nil"/>
           <w:right w:val="nil"/>
@@ -10810,7 +10828,7 @@
           <w:top w:val="nil"/>
           <w:left w:val="nil"/>
           <w:bottom w:val="nil"/>
-          <w:right w:val="single" w:sz="18" w:space="0" w:color="FFFFFF" w:themeColor="background1"/>
+          <w:right w:val="single" w:color="FFFFFF" w:themeColor="background1" w:sz="18" w:space="0"/>
           <w:insideH w:val="nil"/>
           <w:insideV w:val="nil"/>
         </w:tcBorders>
@@ -10822,7 +10840,7 @@
       <w:tcPr>
         <w:tcBorders>
           <w:top w:val="nil"/>
-          <w:left w:val="single" w:sz="18" w:space="0" w:color="FFFFFF" w:themeColor="background1"/>
+          <w:left w:val="single" w:color="FFFFFF" w:themeColor="background1" w:sz="18" w:space="0"/>
           <w:bottom w:val="nil"/>
           <w:right w:val="nil"/>
           <w:insideH w:val="nil"/>
@@ -10895,7 +10913,7 @@
         <w:tcBorders>
           <w:top w:val="nil"/>
           <w:left w:val="nil"/>
-          <w:bottom w:val="single" w:sz="18" w:space="0" w:color="FFFFFF" w:themeColor="background1"/>
+          <w:bottom w:val="single" w:color="FFFFFF" w:themeColor="background1" w:sz="18" w:space="0"/>
           <w:right w:val="nil"/>
           <w:insideH w:val="nil"/>
           <w:insideV w:val="nil"/>
@@ -10907,7 +10925,7 @@
       <w:tblPr/>
       <w:tcPr>
         <w:tcBorders>
-          <w:top w:val="single" w:sz="18" w:space="0" w:color="FFFFFF" w:themeColor="background1"/>
+          <w:top w:val="single" w:color="FFFFFF" w:themeColor="background1" w:sz="18" w:space="0"/>
           <w:left w:val="nil"/>
           <w:bottom w:val="nil"/>
           <w:right w:val="nil"/>
@@ -10924,7 +10942,7 @@
           <w:top w:val="nil"/>
           <w:left w:val="nil"/>
           <w:bottom w:val="nil"/>
-          <w:right w:val="single" w:sz="18" w:space="0" w:color="FFFFFF" w:themeColor="background1"/>
+          <w:right w:val="single" w:color="FFFFFF" w:themeColor="background1" w:sz="18" w:space="0"/>
           <w:insideH w:val="nil"/>
           <w:insideV w:val="nil"/>
         </w:tcBorders>
@@ -10936,7 +10954,7 @@
       <w:tcPr>
         <w:tcBorders>
           <w:top w:val="nil"/>
-          <w:left w:val="single" w:sz="18" w:space="0" w:color="FFFFFF" w:themeColor="background1"/>
+          <w:left w:val="single" w:color="FFFFFF" w:themeColor="background1" w:sz="18" w:space="0"/>
           <w:bottom w:val="nil"/>
           <w:right w:val="nil"/>
           <w:insideH w:val="nil"/>
@@ -11009,7 +11027,7 @@
         <w:tcBorders>
           <w:top w:val="nil"/>
           <w:left w:val="nil"/>
-          <w:bottom w:val="single" w:sz="18" w:space="0" w:color="FFFFFF" w:themeColor="background1"/>
+          <w:bottom w:val="single" w:color="FFFFFF" w:themeColor="background1" w:sz="18" w:space="0"/>
           <w:right w:val="nil"/>
           <w:insideH w:val="nil"/>
           <w:insideV w:val="nil"/>
@@ -11021,7 +11039,7 @@
       <w:tblPr/>
       <w:tcPr>
         <w:tcBorders>
-          <w:top w:val="single" w:sz="18" w:space="0" w:color="FFFFFF" w:themeColor="background1"/>
+          <w:top w:val="single" w:color="FFFFFF" w:themeColor="background1" w:sz="18" w:space="0"/>
           <w:left w:val="nil"/>
           <w:bottom w:val="nil"/>
           <w:right w:val="nil"/>
@@ -11038,7 +11056,7 @@
           <w:top w:val="nil"/>
           <w:left w:val="nil"/>
           <w:bottom w:val="nil"/>
-          <w:right w:val="single" w:sz="18" w:space="0" w:color="FFFFFF" w:themeColor="background1"/>
+          <w:right w:val="single" w:color="FFFFFF" w:themeColor="background1" w:sz="18" w:space="0"/>
           <w:insideH w:val="nil"/>
           <w:insideV w:val="nil"/>
         </w:tcBorders>
@@ -11050,7 +11068,7 @@
       <w:tcPr>
         <w:tcBorders>
           <w:top w:val="nil"/>
-          <w:left w:val="single" w:sz="18" w:space="0" w:color="FFFFFF" w:themeColor="background1"/>
+          <w:left w:val="single" w:color="FFFFFF" w:themeColor="background1" w:sz="18" w:space="0"/>
           <w:bottom w:val="nil"/>
           <w:right w:val="nil"/>
           <w:insideH w:val="nil"/>
@@ -11104,12 +11122,12 @@
       <w:tblStyleColBandSize w:val="1"/>
       <w:tblInd w:w="0" w:type="dxa"/>
       <w:tblBorders>
-        <w:top w:val="single" w:sz="24" w:space="0" w:color="C0504D" w:themeColor="accent2"/>
-        <w:left w:val="single" w:sz="4" w:space="0" w:color="000000" w:themeColor="text1"/>
-        <w:bottom w:val="single" w:sz="4" w:space="0" w:color="000000" w:themeColor="text1"/>
-        <w:right w:val="single" w:sz="4" w:space="0" w:color="000000" w:themeColor="text1"/>
-        <w:insideH w:val="single" w:sz="4" w:space="0" w:color="FFFFFF" w:themeColor="background1"/>
-        <w:insideV w:val="single" w:sz="4" w:space="0" w:color="FFFFFF" w:themeColor="background1"/>
+        <w:top w:val="single" w:color="C0504D" w:themeColor="accent2" w:sz="24" w:space="0"/>
+        <w:left w:val="single" w:color="000000" w:themeColor="text1" w:sz="4" w:space="0"/>
+        <w:bottom w:val="single" w:color="000000" w:themeColor="text1" w:sz="4" w:space="0"/>
+        <w:right w:val="single" w:color="000000" w:themeColor="text1" w:sz="4" w:space="0"/>
+        <w:insideH w:val="single" w:color="FFFFFF" w:themeColor="background1" w:sz="4" w:space="0"/>
+        <w:insideV w:val="single" w:color="FFFFFF" w:themeColor="background1" w:sz="4" w:space="0"/>
       </w:tblBorders>
       <w:tblCellMar>
         <w:top w:w="0" w:type="dxa"/>
@@ -11131,7 +11149,7 @@
         <w:tcBorders>
           <w:top w:val="nil"/>
           <w:left w:val="nil"/>
-          <w:bottom w:val="single" w:sz="24" w:space="0" w:color="C0504D" w:themeColor="accent2"/>
+          <w:bottom w:val="single" w:color="C0504D" w:themeColor="accent2" w:sz="24" w:space="0"/>
           <w:right w:val="nil"/>
           <w:insideH w:val="nil"/>
           <w:insideV w:val="nil"/>
@@ -11148,7 +11166,7 @@
       <w:tblPr/>
       <w:tcPr>
         <w:tcBorders>
-          <w:top w:val="single" w:sz="6" w:space="0" w:color="FFFFFF" w:themeColor="background1"/>
+          <w:top w:val="single" w:color="FFFFFF" w:themeColor="background1" w:sz="6" w:space="0"/>
         </w:tcBorders>
         <w:shd w:val="clear" w:color="auto" w:fill="000000" w:themeFill="text1" w:themeFillShade="99"/>
       </w:tcPr>
@@ -11164,7 +11182,7 @@
           <w:left w:val="nil"/>
           <w:bottom w:val="nil"/>
           <w:right w:val="nil"/>
-          <w:insideH w:val="single" w:sz="4" w:space="0" w:color="000000" w:themeColor="text1" w:themeShade="99"/>
+          <w:insideH w:val="single" w:color="000000" w:themeColor="text1" w:themeShade="99" w:sz="4" w:space="0"/>
           <w:insideV w:val="nil"/>
         </w:tcBorders>
         <w:shd w:val="clear" w:color="auto" w:fill="000000" w:themeFill="text1" w:themeFillShade="99"/>
@@ -11226,12 +11244,12 @@
       <w:tblStyleColBandSize w:val="1"/>
       <w:tblInd w:w="0" w:type="dxa"/>
       <w:tblBorders>
-        <w:top w:val="single" w:sz="24" w:space="0" w:color="C0504D" w:themeColor="accent2"/>
-        <w:left w:val="single" w:sz="4" w:space="0" w:color="4F81BD" w:themeColor="accent1"/>
-        <w:bottom w:val="single" w:sz="4" w:space="0" w:color="4F81BD" w:themeColor="accent1"/>
-        <w:right w:val="single" w:sz="4" w:space="0" w:color="4F81BD" w:themeColor="accent1"/>
-        <w:insideH w:val="single" w:sz="4" w:space="0" w:color="FFFFFF" w:themeColor="background1"/>
-        <w:insideV w:val="single" w:sz="4" w:space="0" w:color="FFFFFF" w:themeColor="background1"/>
+        <w:top w:val="single" w:color="C0504D" w:themeColor="accent2" w:sz="24" w:space="0"/>
+        <w:left w:val="single" w:color="4F81BD" w:themeColor="accent1" w:sz="4" w:space="0"/>
+        <w:bottom w:val="single" w:color="4F81BD" w:themeColor="accent1" w:sz="4" w:space="0"/>
+        <w:right w:val="single" w:color="4F81BD" w:themeColor="accent1" w:sz="4" w:space="0"/>
+        <w:insideH w:val="single" w:color="FFFFFF" w:themeColor="background1" w:sz="4" w:space="0"/>
+        <w:insideV w:val="single" w:color="FFFFFF" w:themeColor="background1" w:sz="4" w:space="0"/>
       </w:tblBorders>
       <w:tblCellMar>
         <w:top w:w="0" w:type="dxa"/>
@@ -11253,7 +11271,7 @@
         <w:tcBorders>
           <w:top w:val="nil"/>
           <w:left w:val="nil"/>
-          <w:bottom w:val="single" w:sz="24" w:space="0" w:color="C0504D" w:themeColor="accent2"/>
+          <w:bottom w:val="single" w:color="C0504D" w:themeColor="accent2" w:sz="24" w:space="0"/>
           <w:right w:val="nil"/>
           <w:insideH w:val="nil"/>
           <w:insideV w:val="nil"/>
@@ -11270,7 +11288,7 @@
       <w:tblPr/>
       <w:tcPr>
         <w:tcBorders>
-          <w:top w:val="single" w:sz="6" w:space="0" w:color="FFFFFF" w:themeColor="background1"/>
+          <w:top w:val="single" w:color="FFFFFF" w:themeColor="background1" w:sz="6" w:space="0"/>
         </w:tcBorders>
         <w:shd w:val="clear" w:color="auto" w:fill="2C4C74" w:themeFill="accent1" w:themeFillShade="99"/>
       </w:tcPr>
@@ -11286,7 +11304,7 @@
           <w:left w:val="nil"/>
           <w:bottom w:val="nil"/>
           <w:right w:val="nil"/>
-          <w:insideH w:val="single" w:sz="4" w:space="0" w:color="2C4C74" w:themeColor="accent1" w:themeShade="99"/>
+          <w:insideH w:val="single" w:color="2C4C74" w:themeColor="accent1" w:themeShade="99" w:sz="4" w:space="0"/>
           <w:insideV w:val="nil"/>
         </w:tcBorders>
         <w:shd w:val="clear" w:color="auto" w:fill="2C4C74" w:themeFill="accent1" w:themeFillShade="99"/>
@@ -11348,12 +11366,12 @@
       <w:tblStyleColBandSize w:val="1"/>
       <w:tblInd w:w="0" w:type="dxa"/>
       <w:tblBorders>
-        <w:top w:val="single" w:sz="24" w:space="0" w:color="C0504D" w:themeColor="accent2"/>
-        <w:left w:val="single" w:sz="4" w:space="0" w:color="C0504D" w:themeColor="accent2"/>
-        <w:bottom w:val="single" w:sz="4" w:space="0" w:color="C0504D" w:themeColor="accent2"/>
-        <w:right w:val="single" w:sz="4" w:space="0" w:color="C0504D" w:themeColor="accent2"/>
-        <w:insideH w:val="single" w:sz="4" w:space="0" w:color="FFFFFF" w:themeColor="background1"/>
-        <w:insideV w:val="single" w:sz="4" w:space="0" w:color="FFFFFF" w:themeColor="background1"/>
+        <w:top w:val="single" w:color="C0504D" w:themeColor="accent2" w:sz="24" w:space="0"/>
+        <w:left w:val="single" w:color="C0504D" w:themeColor="accent2" w:sz="4" w:space="0"/>
+        <w:bottom w:val="single" w:color="C0504D" w:themeColor="accent2" w:sz="4" w:space="0"/>
+        <w:right w:val="single" w:color="C0504D" w:themeColor="accent2" w:sz="4" w:space="0"/>
+        <w:insideH w:val="single" w:color="FFFFFF" w:themeColor="background1" w:sz="4" w:space="0"/>
+        <w:insideV w:val="single" w:color="FFFFFF" w:themeColor="background1" w:sz="4" w:space="0"/>
       </w:tblBorders>
       <w:tblCellMar>
         <w:top w:w="0" w:type="dxa"/>
@@ -11375,7 +11393,7 @@
         <w:tcBorders>
           <w:top w:val="nil"/>
           <w:left w:val="nil"/>
-          <w:bottom w:val="single" w:sz="24" w:space="0" w:color="C0504D" w:themeColor="accent2"/>
+          <w:bottom w:val="single" w:color="C0504D" w:themeColor="accent2" w:sz="24" w:space="0"/>
           <w:right w:val="nil"/>
           <w:insideH w:val="nil"/>
           <w:insideV w:val="nil"/>
@@ -11392,7 +11410,7 @@
       <w:tblPr/>
       <w:tcPr>
         <w:tcBorders>
-          <w:top w:val="single" w:sz="6" w:space="0" w:color="FFFFFF" w:themeColor="background1"/>
+          <w:top w:val="single" w:color="FFFFFF" w:themeColor="background1" w:sz="6" w:space="0"/>
         </w:tcBorders>
         <w:shd w:val="clear" w:color="auto" w:fill="772C2A" w:themeFill="accent2" w:themeFillShade="99"/>
       </w:tcPr>
@@ -11408,7 +11426,7 @@
           <w:left w:val="nil"/>
           <w:bottom w:val="nil"/>
           <w:right w:val="nil"/>
-          <w:insideH w:val="single" w:sz="4" w:space="0" w:color="772C2A" w:themeColor="accent2" w:themeShade="99"/>
+          <w:insideH w:val="single" w:color="772C2A" w:themeColor="accent2" w:themeShade="99" w:sz="4" w:space="0"/>
           <w:insideV w:val="nil"/>
         </w:tcBorders>
         <w:shd w:val="clear" w:color="auto" w:fill="772C2A" w:themeFill="accent2" w:themeFillShade="99"/>
@@ -11470,12 +11488,12 @@
       <w:tblStyleColBandSize w:val="1"/>
       <w:tblInd w:w="0" w:type="dxa"/>
       <w:tblBorders>
-        <w:top w:val="single" w:sz="24" w:space="0" w:color="8064A2" w:themeColor="accent4"/>
-        <w:left w:val="single" w:sz="4" w:space="0" w:color="9BBB59" w:themeColor="accent3"/>
-        <w:bottom w:val="single" w:sz="4" w:space="0" w:color="9BBB59" w:themeColor="accent3"/>
-        <w:right w:val="single" w:sz="4" w:space="0" w:color="9BBB59" w:themeColor="accent3"/>
-        <w:insideH w:val="single" w:sz="4" w:space="0" w:color="FFFFFF" w:themeColor="background1"/>
-        <w:insideV w:val="single" w:sz="4" w:space="0" w:color="FFFFFF" w:themeColor="background1"/>
+        <w:top w:val="single" w:color="8064A2" w:themeColor="accent4" w:sz="24" w:space="0"/>
+        <w:left w:val="single" w:color="9BBB59" w:themeColor="accent3" w:sz="4" w:space="0"/>
+        <w:bottom w:val="single" w:color="9BBB59" w:themeColor="accent3" w:sz="4" w:space="0"/>
+        <w:right w:val="single" w:color="9BBB59" w:themeColor="accent3" w:sz="4" w:space="0"/>
+        <w:insideH w:val="single" w:color="FFFFFF" w:themeColor="background1" w:sz="4" w:space="0"/>
+        <w:insideV w:val="single" w:color="FFFFFF" w:themeColor="background1" w:sz="4" w:space="0"/>
       </w:tblBorders>
       <w:tblCellMar>
         <w:top w:w="0" w:type="dxa"/>
@@ -11497,7 +11515,7 @@
         <w:tcBorders>
           <w:top w:val="nil"/>
           <w:left w:val="nil"/>
-          <w:bottom w:val="single" w:sz="24" w:space="0" w:color="8064A2" w:themeColor="accent4"/>
+          <w:bottom w:val="single" w:color="8064A2" w:themeColor="accent4" w:sz="24" w:space="0"/>
           <w:right w:val="nil"/>
           <w:insideH w:val="nil"/>
           <w:insideV w:val="nil"/>
@@ -11514,7 +11532,7 @@
       <w:tblPr/>
       <w:tcPr>
         <w:tcBorders>
-          <w:top w:val="single" w:sz="6" w:space="0" w:color="FFFFFF" w:themeColor="background1"/>
+          <w:top w:val="single" w:color="FFFFFF" w:themeColor="background1" w:sz="6" w:space="0"/>
         </w:tcBorders>
         <w:shd w:val="clear" w:color="auto" w:fill="5E7530" w:themeFill="accent3" w:themeFillShade="99"/>
       </w:tcPr>
@@ -11530,7 +11548,7 @@
           <w:left w:val="nil"/>
           <w:bottom w:val="nil"/>
           <w:right w:val="nil"/>
-          <w:insideH w:val="single" w:sz="4" w:space="0" w:color="5E7530" w:themeColor="accent3" w:themeShade="99"/>
+          <w:insideH w:val="single" w:color="5E7530" w:themeColor="accent3" w:themeShade="99" w:sz="4" w:space="0"/>
           <w:insideV w:val="nil"/>
         </w:tcBorders>
         <w:shd w:val="clear" w:color="auto" w:fill="5E7530" w:themeFill="accent3" w:themeFillShade="99"/>
@@ -11582,12 +11600,12 @@
       <w:tblStyleColBandSize w:val="1"/>
       <w:tblInd w:w="0" w:type="dxa"/>
       <w:tblBorders>
-        <w:top w:val="single" w:sz="24" w:space="0" w:color="9BBB59" w:themeColor="accent3"/>
-        <w:left w:val="single" w:sz="4" w:space="0" w:color="8064A2" w:themeColor="accent4"/>
-        <w:bottom w:val="single" w:sz="4" w:space="0" w:color="8064A2" w:themeColor="accent4"/>
-        <w:right w:val="single" w:sz="4" w:space="0" w:color="8064A2" w:themeColor="accent4"/>
-        <w:insideH w:val="single" w:sz="4" w:space="0" w:color="FFFFFF" w:themeColor="background1"/>
-        <w:insideV w:val="single" w:sz="4" w:space="0" w:color="FFFFFF" w:themeColor="background1"/>
+        <w:top w:val="single" w:color="9BBB59" w:themeColor="accent3" w:sz="24" w:space="0"/>
+        <w:left w:val="single" w:color="8064A2" w:themeColor="accent4" w:sz="4" w:space="0"/>
+        <w:bottom w:val="single" w:color="8064A2" w:themeColor="accent4" w:sz="4" w:space="0"/>
+        <w:right w:val="single" w:color="8064A2" w:themeColor="accent4" w:sz="4" w:space="0"/>
+        <w:insideH w:val="single" w:color="FFFFFF" w:themeColor="background1" w:sz="4" w:space="0"/>
+        <w:insideV w:val="single" w:color="FFFFFF" w:themeColor="background1" w:sz="4" w:space="0"/>
       </w:tblBorders>
       <w:tblCellMar>
         <w:top w:w="0" w:type="dxa"/>
@@ -11609,7 +11627,7 @@
         <w:tcBorders>
           <w:top w:val="nil"/>
           <w:left w:val="nil"/>
-          <w:bottom w:val="single" w:sz="24" w:space="0" w:color="9BBB59" w:themeColor="accent3"/>
+          <w:bottom w:val="single" w:color="9BBB59" w:themeColor="accent3" w:sz="24" w:space="0"/>
           <w:right w:val="nil"/>
           <w:insideH w:val="nil"/>
           <w:insideV w:val="nil"/>
@@ -11626,7 +11644,7 @@
       <w:tblPr/>
       <w:tcPr>
         <w:tcBorders>
-          <w:top w:val="single" w:sz="6" w:space="0" w:color="FFFFFF" w:themeColor="background1"/>
+          <w:top w:val="single" w:color="FFFFFF" w:themeColor="background1" w:sz="6" w:space="0"/>
         </w:tcBorders>
         <w:shd w:val="clear" w:color="auto" w:fill="4C3B62" w:themeFill="accent4" w:themeFillShade="99"/>
       </w:tcPr>
@@ -11642,7 +11660,7 @@
           <w:left w:val="nil"/>
           <w:bottom w:val="nil"/>
           <w:right w:val="nil"/>
-          <w:insideH w:val="single" w:sz="4" w:space="0" w:color="4C3B62" w:themeColor="accent4" w:themeShade="99"/>
+          <w:insideH w:val="single" w:color="4C3B62" w:themeColor="accent4" w:themeShade="99" w:sz="4" w:space="0"/>
           <w:insideV w:val="nil"/>
         </w:tcBorders>
         <w:shd w:val="clear" w:color="auto" w:fill="4C3B62" w:themeFill="accent4" w:themeFillShade="99"/>
@@ -11704,12 +11722,12 @@
       <w:tblStyleColBandSize w:val="1"/>
       <w:tblInd w:w="0" w:type="dxa"/>
       <w:tblBorders>
-        <w:top w:val="single" w:sz="24" w:space="0" w:color="F79646" w:themeColor="accent6"/>
-        <w:left w:val="single" w:sz="4" w:space="0" w:color="4BACC6" w:themeColor="accent5"/>
-        <w:bottom w:val="single" w:sz="4" w:space="0" w:color="4BACC6" w:themeColor="accent5"/>
-        <w:right w:val="single" w:sz="4" w:space="0" w:color="4BACC6" w:themeColor="accent5"/>
-        <w:insideH w:val="single" w:sz="4" w:space="0" w:color="FFFFFF" w:themeColor="background1"/>
-        <w:insideV w:val="single" w:sz="4" w:space="0" w:color="FFFFFF" w:themeColor="background1"/>
+        <w:top w:val="single" w:color="F79646" w:themeColor="accent6" w:sz="24" w:space="0"/>
+        <w:left w:val="single" w:color="4BACC6" w:themeColor="accent5" w:sz="4" w:space="0"/>
+        <w:bottom w:val="single" w:color="4BACC6" w:themeColor="accent5" w:sz="4" w:space="0"/>
+        <w:right w:val="single" w:color="4BACC6" w:themeColor="accent5" w:sz="4" w:space="0"/>
+        <w:insideH w:val="single" w:color="FFFFFF" w:themeColor="background1" w:sz="4" w:space="0"/>
+        <w:insideV w:val="single" w:color="FFFFFF" w:themeColor="background1" w:sz="4" w:space="0"/>
       </w:tblBorders>
       <w:tblCellMar>
         <w:top w:w="0" w:type="dxa"/>
@@ -11731,7 +11749,7 @@
         <w:tcBorders>
           <w:top w:val="nil"/>
           <w:left w:val="nil"/>
-          <w:bottom w:val="single" w:sz="24" w:space="0" w:color="F79646" w:themeColor="accent6"/>
+          <w:bottom w:val="single" w:color="F79646" w:themeColor="accent6" w:sz="24" w:space="0"/>
           <w:right w:val="nil"/>
           <w:insideH w:val="nil"/>
           <w:insideV w:val="nil"/>
@@ -11748,7 +11766,7 @@
       <w:tblPr/>
       <w:tcPr>
         <w:tcBorders>
-          <w:top w:val="single" w:sz="6" w:space="0" w:color="FFFFFF" w:themeColor="background1"/>
+          <w:top w:val="single" w:color="FFFFFF" w:themeColor="background1" w:sz="6" w:space="0"/>
         </w:tcBorders>
         <w:shd w:val="clear" w:color="auto" w:fill="276A7C" w:themeFill="accent5" w:themeFillShade="99"/>
       </w:tcPr>
@@ -11764,7 +11782,7 @@
           <w:left w:val="nil"/>
           <w:bottom w:val="nil"/>
           <w:right w:val="nil"/>
-          <w:insideH w:val="single" w:sz="4" w:space="0" w:color="276A7C" w:themeColor="accent5" w:themeShade="99"/>
+          <w:insideH w:val="single" w:color="276A7C" w:themeColor="accent5" w:themeShade="99" w:sz="4" w:space="0"/>
           <w:insideV w:val="nil"/>
         </w:tcBorders>
         <w:shd w:val="clear" w:color="auto" w:fill="276A7C" w:themeFill="accent5" w:themeFillShade="99"/>
@@ -11826,12 +11844,12 @@
       <w:tblStyleColBandSize w:val="1"/>
       <w:tblInd w:w="0" w:type="dxa"/>
       <w:tblBorders>
-        <w:top w:val="single" w:sz="24" w:space="0" w:color="4BACC6" w:themeColor="accent5"/>
-        <w:left w:val="single" w:sz="4" w:space="0" w:color="F79646" w:themeColor="accent6"/>
-        <w:bottom w:val="single" w:sz="4" w:space="0" w:color="F79646" w:themeColor="accent6"/>
-        <w:right w:val="single" w:sz="4" w:space="0" w:color="F79646" w:themeColor="accent6"/>
-        <w:insideH w:val="single" w:sz="4" w:space="0" w:color="FFFFFF" w:themeColor="background1"/>
-        <w:insideV w:val="single" w:sz="4" w:space="0" w:color="FFFFFF" w:themeColor="background1"/>
+        <w:top w:val="single" w:color="4BACC6" w:themeColor="accent5" w:sz="24" w:space="0"/>
+        <w:left w:val="single" w:color="F79646" w:themeColor="accent6" w:sz="4" w:space="0"/>
+        <w:bottom w:val="single" w:color="F79646" w:themeColor="accent6" w:sz="4" w:space="0"/>
+        <w:right w:val="single" w:color="F79646" w:themeColor="accent6" w:sz="4" w:space="0"/>
+        <w:insideH w:val="single" w:color="FFFFFF" w:themeColor="background1" w:sz="4" w:space="0"/>
+        <w:insideV w:val="single" w:color="FFFFFF" w:themeColor="background1" w:sz="4" w:space="0"/>
       </w:tblBorders>
       <w:tblCellMar>
         <w:top w:w="0" w:type="dxa"/>
@@ -11853,7 +11871,7 @@
         <w:tcBorders>
           <w:top w:val="nil"/>
           <w:left w:val="nil"/>
-          <w:bottom w:val="single" w:sz="24" w:space="0" w:color="4BACC6" w:themeColor="accent5"/>
+          <w:bottom w:val="single" w:color="4BACC6" w:themeColor="accent5" w:sz="24" w:space="0"/>
           <w:right w:val="nil"/>
           <w:insideH w:val="nil"/>
           <w:insideV w:val="nil"/>
@@ -11870,7 +11888,7 @@
       <w:tblPr/>
       <w:tcPr>
         <w:tcBorders>
-          <w:top w:val="single" w:sz="6" w:space="0" w:color="FFFFFF" w:themeColor="background1"/>
+          <w:top w:val="single" w:color="FFFFFF" w:themeColor="background1" w:sz="6" w:space="0"/>
         </w:tcBorders>
         <w:shd w:val="clear" w:color="auto" w:fill="B65608" w:themeFill="accent6" w:themeFillShade="99"/>
       </w:tcPr>
@@ -11886,7 +11904,7 @@
           <w:left w:val="nil"/>
           <w:bottom w:val="nil"/>
           <w:right w:val="nil"/>
-          <w:insideH w:val="single" w:sz="4" w:space="0" w:color="B65608" w:themeColor="accent6" w:themeShade="99"/>
+          <w:insideH w:val="single" w:color="B65608" w:themeColor="accent6" w:themeShade="99" w:sz="4" w:space="0"/>
           <w:insideV w:val="nil"/>
         </w:tcBorders>
         <w:shd w:val="clear" w:color="auto" w:fill="B65608" w:themeFill="accent6" w:themeFillShade="99"/>
@@ -11966,7 +11984,7 @@
       <w:tblPr/>
       <w:tcPr>
         <w:tcBorders>
-          <w:bottom w:val="single" w:sz="12" w:space="0" w:color="FFFFFF" w:themeColor="background1"/>
+          <w:bottom w:val="single" w:color="FFFFFF" w:themeColor="background1" w:sz="12" w:space="0"/>
         </w:tcBorders>
         <w:shd w:val="clear" w:color="auto" w:fill="9E3A38" w:themeFill="accent2" w:themeFillShade="CC"/>
       </w:tcPr>
@@ -11980,7 +11998,7 @@
       <w:tblPr/>
       <w:tcPr>
         <w:tcBorders>
-          <w:top w:val="single" w:sz="12" w:space="0" w:color="000000" w:themeColor="text1"/>
+          <w:top w:val="single" w:color="000000" w:themeColor="text1" w:sz="12" w:space="0"/>
         </w:tcBorders>
         <w:shd w:val="clear" w:color="auto" w:fill="FFFFFF" w:themeFill="background1"/>
       </w:tcPr>
@@ -12052,7 +12070,7 @@
       <w:tblPr/>
       <w:tcPr>
         <w:tcBorders>
-          <w:bottom w:val="single" w:sz="12" w:space="0" w:color="FFFFFF" w:themeColor="background1"/>
+          <w:bottom w:val="single" w:color="FFFFFF" w:themeColor="background1" w:sz="12" w:space="0"/>
         </w:tcBorders>
         <w:shd w:val="clear" w:color="auto" w:fill="9E3A38" w:themeFill="accent2" w:themeFillShade="CC"/>
       </w:tcPr>
@@ -12066,7 +12084,7 @@
       <w:tblPr/>
       <w:tcPr>
         <w:tcBorders>
-          <w:top w:val="single" w:sz="12" w:space="0" w:color="000000" w:themeColor="text1"/>
+          <w:top w:val="single" w:color="000000" w:themeColor="text1" w:sz="12" w:space="0"/>
         </w:tcBorders>
         <w:shd w:val="clear" w:color="auto" w:fill="FFFFFF" w:themeFill="background1"/>
       </w:tcPr>
@@ -12138,7 +12156,7 @@
       <w:tblPr/>
       <w:tcPr>
         <w:tcBorders>
-          <w:bottom w:val="single" w:sz="12" w:space="0" w:color="FFFFFF" w:themeColor="background1"/>
+          <w:bottom w:val="single" w:color="FFFFFF" w:themeColor="background1" w:sz="12" w:space="0"/>
         </w:tcBorders>
         <w:shd w:val="clear" w:color="auto" w:fill="9E3A38" w:themeFill="accent2" w:themeFillShade="CC"/>
       </w:tcPr>
@@ -12152,7 +12170,7 @@
       <w:tblPr/>
       <w:tcPr>
         <w:tcBorders>
-          <w:top w:val="single" w:sz="12" w:space="0" w:color="000000" w:themeColor="text1"/>
+          <w:top w:val="single" w:color="000000" w:themeColor="text1" w:sz="12" w:space="0"/>
         </w:tcBorders>
         <w:shd w:val="clear" w:color="auto" w:fill="FFFFFF" w:themeFill="background1"/>
       </w:tcPr>
@@ -12224,7 +12242,7 @@
       <w:tblPr/>
       <w:tcPr>
         <w:tcBorders>
-          <w:bottom w:val="single" w:sz="12" w:space="0" w:color="FFFFFF" w:themeColor="background1"/>
+          <w:bottom w:val="single" w:color="FFFFFF" w:themeColor="background1" w:sz="12" w:space="0"/>
         </w:tcBorders>
         <w:shd w:val="clear" w:color="auto" w:fill="664E82" w:themeFill="accent4" w:themeFillShade="CC"/>
       </w:tcPr>
@@ -12238,7 +12256,7 @@
       <w:tblPr/>
       <w:tcPr>
         <w:tcBorders>
-          <w:top w:val="single" w:sz="12" w:space="0" w:color="000000" w:themeColor="text1"/>
+          <w:top w:val="single" w:color="000000" w:themeColor="text1" w:sz="12" w:space="0"/>
         </w:tcBorders>
         <w:shd w:val="clear" w:color="auto" w:fill="FFFFFF" w:themeFill="background1"/>
       </w:tcPr>
@@ -12310,7 +12328,7 @@
       <w:tblPr/>
       <w:tcPr>
         <w:tcBorders>
-          <w:bottom w:val="single" w:sz="12" w:space="0" w:color="FFFFFF" w:themeColor="background1"/>
+          <w:bottom w:val="single" w:color="FFFFFF" w:themeColor="background1" w:sz="12" w:space="0"/>
         </w:tcBorders>
         <w:shd w:val="clear" w:color="auto" w:fill="7E9C40" w:themeFill="accent3" w:themeFillShade="CC"/>
       </w:tcPr>
@@ -12324,7 +12342,7 @@
       <w:tblPr/>
       <w:tcPr>
         <w:tcBorders>
-          <w:top w:val="single" w:sz="12" w:space="0" w:color="000000" w:themeColor="text1"/>
+          <w:top w:val="single" w:color="000000" w:themeColor="text1" w:sz="12" w:space="0"/>
         </w:tcBorders>
         <w:shd w:val="clear" w:color="auto" w:fill="FFFFFF" w:themeFill="background1"/>
       </w:tcPr>
@@ -12396,7 +12414,7 @@
       <w:tblPr/>
       <w:tcPr>
         <w:tcBorders>
-          <w:bottom w:val="single" w:sz="12" w:space="0" w:color="FFFFFF" w:themeColor="background1"/>
+          <w:bottom w:val="single" w:color="FFFFFF" w:themeColor="background1" w:sz="12" w:space="0"/>
         </w:tcBorders>
         <w:shd w:val="clear" w:color="auto" w:fill="F2730A" w:themeFill="accent6" w:themeFillShade="CC"/>
       </w:tcPr>
@@ -12410,7 +12428,7 @@
       <w:tblPr/>
       <w:tcPr>
         <w:tcBorders>
-          <w:top w:val="single" w:sz="12" w:space="0" w:color="000000" w:themeColor="text1"/>
+          <w:top w:val="single" w:color="000000" w:themeColor="text1" w:sz="12" w:space="0"/>
         </w:tcBorders>
         <w:shd w:val="clear" w:color="auto" w:fill="FFFFFF" w:themeFill="background1"/>
       </w:tcPr>
@@ -12482,7 +12500,7 @@
       <w:tblPr/>
       <w:tcPr>
         <w:tcBorders>
-          <w:bottom w:val="single" w:sz="12" w:space="0" w:color="FFFFFF" w:themeColor="background1"/>
+          <w:bottom w:val="single" w:color="FFFFFF" w:themeColor="background1" w:sz="12" w:space="0"/>
         </w:tcBorders>
         <w:shd w:val="clear" w:color="auto" w:fill="348DA5" w:themeFill="accent5" w:themeFillShade="CC"/>
       </w:tcPr>
@@ -12496,7 +12514,7 @@
       <w:tblPr/>
       <w:tcPr>
         <w:tcBorders>
-          <w:top w:val="single" w:sz="12" w:space="0" w:color="000000" w:themeColor="text1"/>
+          <w:top w:val="single" w:color="000000" w:themeColor="text1" w:sz="12" w:space="0"/>
         </w:tcBorders>
         <w:shd w:val="clear" w:color="auto" w:fill="FFFFFF" w:themeFill="background1"/>
       </w:tcPr>
@@ -12550,7 +12568,7 @@
       <w:tblStyleColBandSize w:val="1"/>
       <w:tblInd w:w="0" w:type="dxa"/>
       <w:tblBorders>
-        <w:insideH w:val="single" w:sz="4" w:space="0" w:color="FFFFFF" w:themeColor="background1"/>
+        <w:insideH w:val="single" w:color="FFFFFF" w:themeColor="background1" w:sz="4" w:space="0"/>
       </w:tblBorders>
       <w:tblCellMar>
         <w:top w:w="0" w:type="dxa"/>
@@ -12630,7 +12648,7 @@
       <w:tblStyleColBandSize w:val="1"/>
       <w:tblInd w:w="0" w:type="dxa"/>
       <w:tblBorders>
-        <w:insideH w:val="single" w:sz="4" w:space="0" w:color="FFFFFF" w:themeColor="background1"/>
+        <w:insideH w:val="single" w:color="FFFFFF" w:themeColor="background1" w:sz="4" w:space="0"/>
       </w:tblBorders>
       <w:tblCellMar>
         <w:top w:w="0" w:type="dxa"/>
@@ -12710,7 +12728,7 @@
       <w:tblStyleColBandSize w:val="1"/>
       <w:tblInd w:w="0" w:type="dxa"/>
       <w:tblBorders>
-        <w:insideH w:val="single" w:sz="4" w:space="0" w:color="FFFFFF" w:themeColor="background1"/>
+        <w:insideH w:val="single" w:color="FFFFFF" w:themeColor="background1" w:sz="4" w:space="0"/>
       </w:tblBorders>
       <w:tblCellMar>
         <w:top w:w="0" w:type="dxa"/>
@@ -12790,7 +12808,7 @@
       <w:tblStyleColBandSize w:val="1"/>
       <w:tblInd w:w="0" w:type="dxa"/>
       <w:tblBorders>
-        <w:insideH w:val="single" w:sz="4" w:space="0" w:color="FFFFFF" w:themeColor="background1"/>
+        <w:insideH w:val="single" w:color="FFFFFF" w:themeColor="background1" w:sz="4" w:space="0"/>
       </w:tblBorders>
       <w:tblCellMar>
         <w:top w:w="0" w:type="dxa"/>
@@ -12870,7 +12888,7 @@
       <w:tblStyleColBandSize w:val="1"/>
       <w:tblInd w:w="0" w:type="dxa"/>
       <w:tblBorders>
-        <w:insideH w:val="single" w:sz="4" w:space="0" w:color="FFFFFF" w:themeColor="background1"/>
+        <w:insideH w:val="single" w:color="FFFFFF" w:themeColor="background1" w:sz="4" w:space="0"/>
       </w:tblBorders>
       <w:tblCellMar>
         <w:top w:w="0" w:type="dxa"/>
@@ -12950,7 +12968,7 @@
       <w:tblStyleColBandSize w:val="1"/>
       <w:tblInd w:w="0" w:type="dxa"/>
       <w:tblBorders>
-        <w:insideH w:val="single" w:sz="4" w:space="0" w:color="FFFFFF" w:themeColor="background1"/>
+        <w:insideH w:val="single" w:color="FFFFFF" w:themeColor="background1" w:sz="4" w:space="0"/>
       </w:tblBorders>
       <w:tblCellMar>
         <w:top w:w="0" w:type="dxa"/>
@@ -13030,7 +13048,7 @@
       <w:tblStyleColBandSize w:val="1"/>
       <w:tblInd w:w="0" w:type="dxa"/>
       <w:tblBorders>
-        <w:insideH w:val="single" w:sz="4" w:space="0" w:color="FFFFFF" w:themeColor="background1"/>
+        <w:insideH w:val="single" w:color="FFFFFF" w:themeColor="background1" w:sz="4" w:space="0"/>
       </w:tblBorders>
       <w:tblCellMar>
         <w:top w:w="0" w:type="dxa"/>
